--- a/por/docx/23.content.docx
+++ b/por/docx/23.content.docx
@@ -214,7 +214,7 @@
         <w:rPr>
           <w:lang w:val="pt_PT" w:bidi="pt_PT"/>
         </w:rPr>
-        <w:t xml:space="preserve"> Esta é a revelação que Isaías, filho de Amoz, recebeu sobre Judá e Jerusalém, nos dias em que Uzias, Jotão, Acaz e Ezequias governavam Judá.</w:t>
+        <w:t xml:space="preserve"> Esta é a visão que Isaías, filho de Amoz, recebeu do SENHOR a respeito de Judá e Jerusalém, durante os reinados de Uzias, Jotão, Acaz e Ezequias, reis de Judá.</w:t>
       </w:r>
     </w:p>
     <w:p>
@@ -235,7 +235,7 @@
         <w:rPr>
           <w:lang w:val="pt_PT" w:bidi="pt_PT"/>
         </w:rPr>
-        <w:t xml:space="preserve"> Ouçam, céus, e dê atenção, terra, pois o SENHOR falou: "Criei filhos e os fiz crescer, mas eles se revoltaram contra mim".</w:t>
+        <w:t xml:space="preserve"> Ouçam, céus, e dê atenção, terra, pois o SENHOR falou: “Criei filhos e os fiz crescer, mas eles se revoltaram contra mim.</w:t>
       </w:r>
     </w:p>
     <w:p>
@@ -256,7 +256,7 @@
         <w:rPr>
           <w:lang w:val="pt_PT" w:bidi="pt_PT"/>
         </w:rPr>
-        <w:t xml:space="preserve"> O boi sabe quem é seu dono, e o jumento, onde é alimentado, mas o meu povo, Israel, não sabe, não entende".</w:t>
+        <w:t xml:space="preserve"> O boi sabe quem é seu dono, e o jumento, onde é alimentado, mas o meu povo, Israel, não sabe, não entende”.</w:t>
       </w:r>
     </w:p>
     <w:p>
@@ -298,7 +298,7 @@
         <w:rPr>
           <w:lang w:val="pt_PT" w:bidi="pt_PT"/>
         </w:rPr>
-        <w:t xml:space="preserve"> Por que ainda receber mais golpes? Por que continuar na rebeldia? A cabeça inteira está ferida, o coração está fraco.</w:t>
+        <w:t xml:space="preserve"> Por que vocês querem continuar a ser castigados? Por que insistem na rebeldia? A cabeça inteira está ferida, e o coração está enfraquecido.</w:t>
       </w:r>
     </w:p>
     <w:p>
@@ -340,7 +340,7 @@
         <w:rPr>
           <w:lang w:val="pt_PT" w:bidi="pt_PT"/>
         </w:rPr>
-        <w:t xml:space="preserve"> A terra de vocês virou desolação, as cidades foram queimadas; estrangeiros devoram os campos diante de vocês e deixam tudo arruinado.</w:t>
+        <w:t xml:space="preserve"> A terra de vocês está devastada; as cidades foram queimadas pelo fogo. Estrangeiros devoram os campos diante dos seus olhos e deixam tudo em ruínas.</w:t>
       </w:r>
     </w:p>
     <w:p>
@@ -361,7 +361,7 @@
         <w:rPr>
           <w:lang w:val="pt_PT" w:bidi="pt_PT"/>
         </w:rPr>
-        <w:t xml:space="preserve"> Sião foi deixada como cabana na vinha, como abrigo em plantação de pepinos, como cidade sitiada.</w:t>
+        <w:t xml:space="preserve"> Sião foi deixada como uma cabana numa vinha, como um abrigo isolado numa plantação de pepinos, como uma cidade cercada por inimigos.</w:t>
       </w:r>
     </w:p>
     <w:p>
@@ -403,7 +403,7 @@
         <w:rPr>
           <w:lang w:val="pt_PT" w:bidi="pt_PT"/>
         </w:rPr>
-        <w:t xml:space="preserve"> Ouçam a palavra do SENHOR, governantes de "Sodoma"; deem atenção ao ensino do nosso Deus, povo de "Gomorra":</w:t>
+        <w:t xml:space="preserve"> Ouçam a palavra do SENHOR, governantes de “Sodoma”; deem atenção ao ensino do nosso Deus, povo de “Gomorra”:</w:t>
       </w:r>
     </w:p>
     <w:p>
@@ -424,7 +424,7 @@
         <w:rPr>
           <w:lang w:val="pt_PT" w:bidi="pt_PT"/>
         </w:rPr>
-        <w:t xml:space="preserve"> "De que me adianta receber tantos sacrifícios?", declara o SENHOR. "Já estou cansado de ofertas queimadas de carneiros e da gordura de animais gordos. Não me agrada o sangue de bois, cordeiros e bodes.</w:t>
+        <w:t xml:space="preserve"> "De que me adianta receber tantos sacrifícios?”, declara o SENHOR. “Já estou cansado de ofertas queimadas de carneiros e da gordura de animais gordos. Não me agrada o sangue de bois, cordeiros e bodes.</w:t>
       </w:r>
     </w:p>
     <w:p>
@@ -445,7 +445,7 @@
         <w:rPr>
           <w:lang w:val="pt_PT" w:bidi="pt_PT"/>
         </w:rPr>
-        <w:t xml:space="preserve"> Quando vocês entram na minha presença, quem pediu que pisassem nos meus átrios?</w:t>
+        <w:t xml:space="preserve"> Quando vocês vêm ao meu templo para ficar diante de mim, quem foi que pediu que vocês só ficassem entrando e pisando nos meus átrios?</w:t>
       </w:r>
     </w:p>
     <w:p>
@@ -487,7 +487,7 @@
         <w:rPr>
           <w:lang w:val="pt_PT" w:bidi="pt_PT"/>
         </w:rPr>
-        <w:t xml:space="preserve"> Suas datas festivas são pesadas para mim; tornaram-se um fardo que não quero mais levar.</w:t>
+        <w:t xml:space="preserve"> Odeio as suas festas e celebrações; elas se tornaram um peso para mim, e estou cansado de suportá-las.</w:t>
       </w:r>
     </w:p>
     <w:p>
@@ -508,7 +508,7 @@
         <w:rPr>
           <w:lang w:val="pt_PT" w:bidi="pt_PT"/>
         </w:rPr>
-        <w:t xml:space="preserve"> Quando vocês erguem as mãos, eu desvio os olhos; ainda que suas orações multipliquem, não darei ouvidos, pois suas mãos estão manchadas de violência.</w:t>
+        <w:t xml:space="preserve"> Quando vocês erguem as mãos, eu desvio os olhos de vocês; ainda que multipliquem as suas orações, não darei ouvidos, pois suas mãos estão manchadas de violência.</w:t>
       </w:r>
     </w:p>
     <w:p>
@@ -571,7 +571,7 @@
         <w:rPr>
           <w:lang w:val="pt_PT" w:bidi="pt_PT"/>
         </w:rPr>
-        <w:t xml:space="preserve"> "Venham, e vamos resolver esta questão", diz o SENHOR. "Ainda que os seus pecados sejam como escarlate, ficarão brancos como a neve; ainda que sejam vermelhos como carmesim, ficarão como a lã.</w:t>
+        <w:t xml:space="preserve"> Venham, vamos acertar esta situação”, diz o SENHOR. “Ainda que os seus pecados sejam como escarlate, ficarão brancos como a neve; ainda que sejam vermelhos como carmesim, ficarão como a lã.</w:t>
       </w:r>
     </w:p>
     <w:p>
@@ -613,7 +613,7 @@
         <w:rPr>
           <w:lang w:val="pt_PT" w:bidi="pt_PT"/>
         </w:rPr>
-        <w:t xml:space="preserve"> mas, se recusarem e se revoltarem, serão consumidos pela espada". Pois o SENHOR falou.</w:t>
+        <w:t xml:space="preserve"> mas, se recusarem e se revoltarem, serão consumidos pela espada”. Pois o SENHOR falou.</w:t>
       </w:r>
     </w:p>
     <w:p>
@@ -697,7 +697,7 @@
         <w:rPr>
           <w:lang w:val="pt_PT" w:bidi="pt_PT"/>
         </w:rPr>
-        <w:t xml:space="preserve"> Por isso declara o Soberano, o SENHOR dos Exércitos, o Poderoso de Israel: "Ah! Tomarei satisfação dos meus adversários e me vingarei dos meus inimigos.</w:t>
+        <w:t xml:space="preserve"> Por isso declara o Soberano, o SENHOR dos Exércitos, o Poderoso de Israel: “Ah! Tomarei satisfação dos meus adversários e me vingarei dos meus inimigos.</w:t>
       </w:r>
     </w:p>
     <w:p>
@@ -718,7 +718,7 @@
         <w:rPr>
           <w:lang w:val="pt_PT" w:bidi="pt_PT"/>
         </w:rPr>
-        <w:t xml:space="preserve"> Voltarei minha mão contra você; purificarei suas impurezas e tirarei toda a sua escória.</w:t>
+        <w:t xml:space="preserve"> Voltarei a minha mão contra você; removerei suas impurezas como quem refina um metal e tirarei toda a sua escória.</w:t>
       </w:r>
     </w:p>
     <w:p>
@@ -739,7 +739,7 @@
         <w:rPr>
           <w:lang w:val="pt_PT" w:bidi="pt_PT"/>
         </w:rPr>
-        <w:t xml:space="preserve"> Restaurarei seus juízes como antes e seus conselheiros como no início. Então você será chamada cidade da justiça, cidade fiel".</w:t>
+        <w:t xml:space="preserve"> Restaurarei seus juízes como antes e seus conselheiros como no início. Então você será chamada cidade da justiça, cidade fiel”.</w:t>
       </w:r>
     </w:p>
     <w:p>
@@ -760,7 +760,7 @@
         <w:rPr>
           <w:lang w:val="pt_PT" w:bidi="pt_PT"/>
         </w:rPr>
-        <w:t xml:space="preserve"> Sião será restaurada por meio da justiça, e aqueles que retornarem a ela, por meio da retidão.</w:t>
+        <w:t xml:space="preserve"> Sião será restaurada por meio da justiça, e os que voltarem para Deus, por meio da retidão.</w:t>
       </w:r>
     </w:p>
     <w:p>
@@ -844,7 +844,7 @@
         <w:rPr>
           <w:lang w:val="pt_PT" w:bidi="pt_PT"/>
         </w:rPr>
-        <w:t xml:space="preserve"> O homem forte será como palha seca, e sua obra como centelha; os dois se consumirão juntos,e ninguém apagará o fogo.</w:t>
+        <w:t xml:space="preserve"> O homem forte será como palha seca, e suas obras como uma centelha; os dois se consumirão juntos, e ninguém apagará o fogo.</w:t>
       </w:r>
     </w:p>
     <w:p>
@@ -881,7 +881,7 @@
         <w:rPr>
           <w:lang w:val="pt_PT" w:bidi="pt_PT"/>
         </w:rPr>
-        <w:t xml:space="preserve"> Esta é a revelação que Isaías, filho de Amoz, contemplou sobre Judá e Jerusalém:</w:t>
+        <w:t xml:space="preserve"> Esta é a revelação que Isaías, filho de Amoz, recebeu sobre Judá e Jerusalém:</w:t>
       </w:r>
     </w:p>
     <w:p>
@@ -902,7 +902,7 @@
         <w:rPr>
           <w:lang w:val="pt_PT" w:bidi="pt_PT"/>
         </w:rPr>
-        <w:t xml:space="preserve"> Nos últimos dias, o monte da casa do SENHOR será estabelecido como o mais elevado dos montes; ficará acima das colinas, e todas as nações irão até ele.</w:t>
+        <w:t xml:space="preserve"> Nos últimos dias, o monte do templo do SENHOR será firmado acima de todos os montes; será exaltado acima das colinas, e todas as nações irão até ele.</w:t>
       </w:r>
     </w:p>
     <w:p>
@@ -923,7 +923,7 @@
         <w:rPr>
           <w:lang w:val="pt_PT" w:bidi="pt_PT"/>
         </w:rPr>
-        <w:t xml:space="preserve"> Muitos grupos virão e dirão: "Venham, subamos ao monte do SENHOR, à casa do Deus de Jacó; ele nos ensinará os seus caminhos, e nós andaremos nas suas veredas". Pois a instrução sairá de Sião, e a palavra do SENHOR virá de Jerusalém.</w:t>
+        <w:t xml:space="preserve"> Muitos povos virão e dirão: “Venham, subamos ao monte do SENHOR, ao templo do Deus de Jacó. Ele nos ensinará os seus caminhos, e andaremos nas suas veredas”. Pois a instrução sairá de Sião, e a palavra do SENHOR virá de Jerusalém.</w:t>
       </w:r>
     </w:p>
     <w:p>
@@ -986,7 +986,7 @@
         <w:rPr>
           <w:lang w:val="pt_PT" w:bidi="pt_PT"/>
         </w:rPr>
-        <w:t xml:space="preserve"> Pois tu, SENHOR, abandonaste o teu povo, a casa de Jacó, porque estão cheios de práticas do Oriente; praticam adivinhações como os filisteus e fazem acordos com estrangeiros.</w:t>
+        <w:t xml:space="preserve"> Pois tu, SENHOR, abandonaste o teu povo, a família de Jacó, porque eles estão cheios de costumes vindos do Oriente; praticam adivinhações como os filisteus e fazem alianças com estrangeiros.</w:t>
       </w:r>
     </w:p>
     <w:p>
@@ -1007,7 +1007,7 @@
         <w:rPr>
           <w:lang w:val="pt_PT" w:bidi="pt_PT"/>
         </w:rPr>
-        <w:t xml:space="preserve"> Sua terra está cheia de prata e ouro, e seus tesouros não têm fim; está cheia de cavalos, e seus carros são incontáveis.</w:t>
+        <w:t xml:space="preserve"> A terra do teu povo está cheia de prata e ouro, e seus tesouros não têm fim; está cheia de cavalos, e seus carros são incontáveis.</w:t>
       </w:r>
     </w:p>
     <w:p>
@@ -1028,7 +1028,7 @@
         <w:rPr>
           <w:lang w:val="pt_PT" w:bidi="pt_PT"/>
         </w:rPr>
-        <w:t xml:space="preserve"> Sua terra também se encheu de ídolos; o povo se curva diante da obra de suas mãos, diante do que seus próprios dedos fizeram.</w:t>
+        <w:t xml:space="preserve"> A terra está cheia de ídolos; eles se prostram diante de imagens que eles mesmos fizeram!</w:t>
       </w:r>
     </w:p>
     <w:p>
@@ -1049,7 +1049,7 @@
         <w:rPr>
           <w:lang w:val="pt_PT" w:bidi="pt_PT"/>
         </w:rPr>
-        <w:t xml:space="preserve"> Assim, o homem será abatido, e o ser humano será humilhado — não os perdoes!</w:t>
+        <w:t xml:space="preserve"> Assim, as pessoas serão abatidas e humilhadas — não as perdoes!</w:t>
       </w:r>
     </w:p>
     <w:p>
@@ -1112,7 +1112,7 @@
         <w:rPr>
           <w:lang w:val="pt_PT" w:bidi="pt_PT"/>
         </w:rPr>
-        <w:t xml:space="preserve"> Porque o SENHOR dos Exércitos tem um dia contra tudo que é soberbo e elevado, contra tudo que se exalta, para que seja humilhado:</w:t>
+        <w:t xml:space="preserve"> Porque o SENHOR dos Exércitos reservou um dia para julgar tudo o que é soberbo e arrogante, tudo o que se exalta, para que seja humilhado:</w:t>
       </w:r>
     </w:p>
     <w:p>
@@ -1196,7 +1196,7 @@
         <w:rPr>
           <w:lang w:val="pt_PT" w:bidi="pt_PT"/>
         </w:rPr>
-        <w:t xml:space="preserve"> contra todos os navios de Társis e contra tudo o que é belo à vista.</w:t>
+        <w:t xml:space="preserve"> contra todos os navios de Társis e contra tudo o que exibe riqueza e beleza.</w:t>
       </w:r>
     </w:p>
     <w:p>
@@ -1259,7 +1259,7 @@
         <w:rPr>
           <w:lang w:val="pt_PT" w:bidi="pt_PT"/>
         </w:rPr>
-        <w:t xml:space="preserve"> Os homens se esconderão em cavernas nas rochas e em buracos no chão, por causa do terror do SENHOR e da majestade de seu esplendor, quando ele se levantar para abalar a terra.</w:t>
+        <w:t xml:space="preserve"> Os homens se esconderão em cavernas nas rochas e em buracos no chão, por causa do terror do SENHOR e da majestade de seu esplendor, quando ele se levantar para fazer a terra tremer.</w:t>
       </w:r>
     </w:p>
     <w:p>
@@ -1301,7 +1301,7 @@
         <w:rPr>
           <w:lang w:val="pt_PT" w:bidi="pt_PT"/>
         </w:rPr>
-        <w:t xml:space="preserve"> e entrarão nas fendas das rochas e nas cavernas dos penhascos, por causa do terror do SENHOR e da majestade de seu esplendor, quando ele se levantar para abalar a terra.</w:t>
+        <w:t xml:space="preserve"> e entrarão nas fendas das rochas e nas cavernas dos penhascos, por causa do terror do SENHOR e da majestade de seu esplendor, quando ele se levantar para fazer a terra tremer.</w:t>
       </w:r>
     </w:p>
     <w:p>
@@ -1322,7 +1322,7 @@
         <w:rPr>
           <w:lang w:val="pt_PT" w:bidi="pt_PT"/>
         </w:rPr>
-        <w:t xml:space="preserve"> Deixem de confiar no ser humano, cujo fôlego está apenas no nariz; que valor ele realmente tem?</w:t>
+        <w:t xml:space="preserve"> Deixem de confiar no ser humano, cuja vida está apenas em seu fôlego; que valor ele realmente tem?</w:t>
       </w:r>
     </w:p>
     <w:p>
@@ -1422,7 +1422,7 @@
         <w:rPr>
           <w:lang w:val="pt_PT" w:bidi="pt_PT"/>
         </w:rPr>
-        <w:t xml:space="preserve"> Farei com que jovens governem vocês, e crianças dominarão sobre vocês.</w:t>
+        <w:t xml:space="preserve"> Farei com que jovens governem vocês, e líderes inexperientes dominem sobre vocês.</w:t>
       </w:r>
     </w:p>
     <w:p>
@@ -1464,7 +1464,7 @@
         <w:rPr>
           <w:lang w:val="pt_PT" w:bidi="pt_PT"/>
         </w:rPr>
-        <w:t xml:space="preserve"> Naquele tempo, alguém segurará seu parente e dirá: "Você ainda tem roupa; venha governar para nós e cuide destas ruínas".</w:t>
+        <w:t xml:space="preserve"> Naquele tempo, alguém segurará seu parente e dirá: “Você ainda tem uma capa; venha governar sobre nós e assuma o controle destas ruínas”.</w:t>
       </w:r>
     </w:p>
     <w:p>
@@ -1485,7 +1485,7 @@
         <w:rPr>
           <w:lang w:val="pt_PT" w:bidi="pt_PT"/>
         </w:rPr>
-        <w:t xml:space="preserve"> No entanto, ele responderá: "Não posso resolver isso; não tenho comida nem roupas em casa. Não me coloquem como líder".</w:t>
+        <w:t xml:space="preserve"> No entanto, ele responderá: “Não posso assumir essa responsabilidade; não tenho comida nem roupas em casa. Não me coloquem como líder do povo”.</w:t>
       </w:r>
     </w:p>
     <w:p>
@@ -1527,7 +1527,7 @@
         <w:rPr>
           <w:lang w:val="pt_PT" w:bidi="pt_PT"/>
         </w:rPr>
-        <w:t xml:space="preserve"> O semblante deles revela sua culpa; eles exibem o pecado como o povo de Sodoma e não tentam ocultar. Ai deles, pois causaram sua própria desgraça.</w:t>
+        <w:t xml:space="preserve"> A expressão do rosto deles revela sua culpa; eles exibem seu pecado como o povo de Sodoma e nem tentam escondê-lo. Ai deles, pois trouxeram desgraça sobre si mesmos.</w:t>
       </w:r>
     </w:p>
     <w:p>
@@ -1548,7 +1548,7 @@
         <w:rPr>
           <w:lang w:val="pt_PT" w:bidi="pt_PT"/>
         </w:rPr>
-        <w:t xml:space="preserve"> Digam ao justo: "Tudo irá bem para você, porque desfrutará do resultado de suas ações".</w:t>
+        <w:t xml:space="preserve"> Digam ao justo: “Tudo irá bem para você, porque desfrutará do resultado de suas ações”.</w:t>
       </w:r>
     </w:p>
     <w:p>
@@ -1569,7 +1569,7 @@
         <w:rPr>
           <w:lang w:val="pt_PT" w:bidi="pt_PT"/>
         </w:rPr>
-        <w:t xml:space="preserve"> Mas digam ao ímpio: "Tudo irá mal para ele, pois receberá de volta o que fez".</w:t>
+        <w:t xml:space="preserve"> Mas digam ao ímpio: “Tudo irá mal para ele, pois receberá de volta o que fez”.</w:t>
       </w:r>
     </w:p>
     <w:p>
@@ -1590,7 +1590,7 @@
         <w:rPr>
           <w:lang w:val="pt_PT" w:bidi="pt_PT"/>
         </w:rPr>
-        <w:t xml:space="preserve"> Meu povo — crianças o oprimem, e mulheres governam sobre ele. Meu povo, os que o guiam o enganam e confundem o caminho que você deve seguir.</w:t>
+        <w:t xml:space="preserve"> Meu povo, são crianças que o oprimem, e mulheres que mandam nele. Meu povo, os seus líderes enganam vocês e acabam levando-os pelo caminho da destruição.</w:t>
       </w:r>
     </w:p>
     <w:p>
@@ -1611,7 +1611,7 @@
         <w:rPr>
           <w:lang w:val="pt_PT" w:bidi="pt_PT"/>
         </w:rPr>
-        <w:t xml:space="preserve"> O SENHOR se levanta para acusar; ele se põe de pé para julgar os povos.</w:t>
+        <w:t xml:space="preserve"> O SENHOR se levanta para acusar; ele se põe em pé para julgar os povos.</w:t>
       </w:r>
     </w:p>
     <w:p>
@@ -1632,7 +1632,7 @@
         <w:rPr>
           <w:lang w:val="pt_PT" w:bidi="pt_PT"/>
         </w:rPr>
-        <w:t xml:space="preserve"> O SENHOR entra em julgamento contra as autoridades e os líderes de seu povo: "Vocês destruíram a minha vinha; o que tomaram dos pobres está guardado em suas casas.</w:t>
+        <w:t xml:space="preserve"> O SENHOR entra em julgamento contra as autoridades e os líderes de seu povo: “Vocês destruíram a minha vinha; o que tomaram dos pobres está guardado em suas casas.</w:t>
       </w:r>
     </w:p>
     <w:p>
@@ -1653,7 +1653,7 @@
         <w:rPr>
           <w:lang w:val="pt_PT" w:bidi="pt_PT"/>
         </w:rPr>
-        <w:t xml:space="preserve"> Por que vocês esmagam meu povo e oprimem os necessitados?", declara o Soberano, o SENHOR dos Exércitos.</w:t>
+        <w:t xml:space="preserve"> Por que vocês esmagam meu povo e oprimem os necessitados?”, declara o Soberano, o SENHOR dos Exércitos.</w:t>
       </w:r>
     </w:p>
     <w:p>
@@ -1674,7 +1674,7 @@
         <w:rPr>
           <w:lang w:val="pt_PT" w:bidi="pt_PT"/>
         </w:rPr>
-        <w:t xml:space="preserve"> O SENHOR diz: "Por causa da arrogância das mulheres de Sião, que andam com altivez, lançando olhares insinuantes, caminhando com passos estudados e fazendo tilintar seus adornos,</w:t>
+        <w:t xml:space="preserve"> O SENHOR diz: “Por causa da arrogância das mulheres de Sião, que andam com altivez, lançando olhares insinuantes, caminhando com passos estudados e fazendo tilintar seus adornos,</w:t>
       </w:r>
     </w:p>
     <w:p>
@@ -1695,7 +1695,7 @@
         <w:rPr>
           <w:lang w:val="pt_PT" w:bidi="pt_PT"/>
         </w:rPr>
-        <w:t xml:space="preserve"> o SENHOR fará feridas na cabeça das mulheres de Sião e exporá sua nudez".</w:t>
+        <w:t xml:space="preserve"> o SENHOR fará surgir feridas na cabeça das mulheres de Sião e as humilhará publicamente”.</w:t>
       </w:r>
     </w:p>
     <w:p>
@@ -1842,7 +1842,7 @@
         <w:rPr>
           <w:lang w:val="pt_PT" w:bidi="pt_PT"/>
         </w:rPr>
-        <w:t xml:space="preserve"> Em vez de perfume haverá mau cheiro; em vez de cinto, corda; em vez de penteado, cabeça raspada; em vez de roupas finas, pano de saco; em vez de beleza, marca de vergonha.</w:t>
+        <w:t xml:space="preserve"> Em vez de perfume haverá mau cheiro; em vez de cinto, corda; em vez de penteado, cabeça raspada; em vez de roupas finas, pano de saco; em vez de beleza, cicatrizes de humilhação.</w:t>
       </w:r>
     </w:p>
     <w:p>
@@ -1884,7 +1884,7 @@
         <w:rPr>
           <w:lang w:val="pt_PT" w:bidi="pt_PT"/>
         </w:rPr>
-        <w:t xml:space="preserve"> As entradas da cidade gemerão e chorarão; e ela, abandonada, ficará sentada no chão.</w:t>
+        <w:t xml:space="preserve"> As entradas da cidade gemerão e chorarão; e a cidade, abandonada, ficará sentada no chão.</w:t>
       </w:r>
     </w:p>
     <w:p>
@@ -1921,7 +1921,7 @@
         <w:rPr>
           <w:lang w:val="pt_PT" w:bidi="pt_PT"/>
         </w:rPr>
-        <w:t xml:space="preserve"> Nesse tempo, sete mulheres se agarrarão a um homem e dirão: "Nós mesmas cuidaremos da nossa comida e das nossas roupas; apenas deixe que levemos o seu nome, para tirar nossa vergonha".</w:t>
+        <w:t xml:space="preserve"> Nesse tempo, sete mulheres se agarrarão a um homem e dirão: “Nós mesmas cuidaremos da nossa comida e das nossas roupas; apenas permita que sejamos chamadas pelo seu nome, para tirar nossa vergonha”.</w:t>
       </w:r>
     </w:p>
     <w:p>
@@ -1984,7 +1984,7 @@
         <w:rPr>
           <w:lang w:val="pt_PT" w:bidi="pt_PT"/>
         </w:rPr>
-        <w:t xml:space="preserve"> Quando o SENHOR tiver removido a impureza das filhas de Sião e purificado Jerusalém da culpa do sangue derramado, por meio de um espírito de juízo e de um sopro purificador,</w:t>
+        <w:t xml:space="preserve"> Quando o SENHOR tiver removido a impureza das filhas de Sião e purificado Jerusalém da culpa do sangue derramado, por meio de um espírito de juízo e de um espírito que purifica,</w:t>
       </w:r>
     </w:p>
     <w:p>
@@ -2005,7 +2005,7 @@
         <w:rPr>
           <w:lang w:val="pt_PT" w:bidi="pt_PT"/>
         </w:rPr>
-        <w:t xml:space="preserve"> então o SENHOR criará, sobre todo o monte Sião e sobre os que ali se reúnem, uma nuvem de dia e um brilho de fogo flamejante à noite; sobre toda a glória haverá um dossel de proteção.</w:t>
+        <w:t xml:space="preserve"> então o SENHOR criará, sobre todo o monte Sião e sobre os que ali se reúnem, uma nuvem de dia e um brilho de fogo flamejante à noite; sobre toda essa glória haverá uma cobertura de proteção.</w:t>
       </w:r>
     </w:p>
     <w:p>
@@ -2084,7 +2084,7 @@
         <w:rPr>
           <w:lang w:val="pt_PT" w:bidi="pt_PT"/>
         </w:rPr>
-        <w:t xml:space="preserve"> Lavrou o solo, removeu as pedras e plantou as melhores videiras. No centro ergueu uma torre e construiu um lagar. Esperava uvas doces, mas só brotaram uvas amargas.</w:t>
+        <w:t xml:space="preserve"> Lavrou o solo, removeu as pedras e plantou as melhores videiras. No centro ergueu uma torre e construiu um lagar. Esperava uma colheita de uvas boas, mas só produziu uvas ruins.</w:t>
       </w:r>
     </w:p>
     <w:p>
@@ -2126,7 +2126,7 @@
         <w:rPr>
           <w:lang w:val="pt_PT" w:bidi="pt_PT"/>
         </w:rPr>
-        <w:t xml:space="preserve"> O que mais eu poderia ter feito à minha vinha para que produzisse frutos bons? Por que só deu uvas amargas?</w:t>
+        <w:t xml:space="preserve"> O que mais eu poderia ter feito à minha vinha que ainda não fiz? Eu esperava uma colheita de uvas boas; por que ela produziu apenas uvas ruins?</w:t>
       </w:r>
     </w:p>
     <w:p>
@@ -2147,7 +2147,7 @@
         <w:rPr>
           <w:lang w:val="pt_PT" w:bidi="pt_PT"/>
         </w:rPr>
-        <w:t xml:space="preserve"> Eis o que farei: derrubarei a cerca e deixarei que o gado invada; o muro cairá, a vinha será pisoteada;</w:t>
+        <w:t xml:space="preserve"> Vejam o que farei: derrubarei a cerca e deixarei que o gado invada; o muro cairá, a vinha será pisoteada;</w:t>
       </w:r>
     </w:p>
     <w:p>
@@ -2168,7 +2168,7 @@
         <w:rPr>
           <w:lang w:val="pt_PT" w:bidi="pt_PT"/>
         </w:rPr>
-        <w:t xml:space="preserve"> o terreno ficará abandonado, sem cuidado; espinheiros e ervas crescerão, e darei ordem às nuvens para não chover sobre ela."</w:t>
+        <w:t xml:space="preserve"> o terreno ficará abandonado, sem cuidado; espinheiros e ervas crescerão, e darei ordem às nuvens para não chover sobre ela”.</w:t>
       </w:r>
     </w:p>
     <w:p>
@@ -2189,7 +2189,7 @@
         <w:rPr>
           <w:lang w:val="pt_PT" w:bidi="pt_PT"/>
         </w:rPr>
-        <w:t xml:space="preserve"> A vinha do SENHOR dos Exércitos é Israel, e o povo de Judá, sua querida plantação. Ele esperava justiça, mas encontrou opressão; retidão, mas ouviu gritos de sofrimento.</w:t>
+        <w:t xml:space="preserve"> A vinha do SENHOR dos Exércitos é Israel, e o povo de Judá, sua querida plantação. Ele esperava justiça, mas encontrou violência; esperava retidão, mas ouviu gritos de sofrimento.</w:t>
       </w:r>
     </w:p>
     <w:p>
@@ -2231,7 +2231,7 @@
         <w:rPr>
           <w:lang w:val="pt_PT" w:bidi="pt_PT"/>
         </w:rPr>
-        <w:t xml:space="preserve"> O SENHOR dos Exércitos disse: "Muitas casas ficarão vazias, inclusive as mais belas mansões.</w:t>
+        <w:t xml:space="preserve"> O SENHOR dos Exércitos disse: “Muitas casas ficarão vazias, inclusive as mais belas mansões.</w:t>
       </w:r>
     </w:p>
     <w:p>
@@ -2252,7 +2252,7 @@
         <w:rPr>
           <w:lang w:val="pt_PT" w:bidi="pt_PT"/>
         </w:rPr>
-        <w:t xml:space="preserve"> Uma vinha de dez jeiras não dará mais que vinte litros de vinho; dez cestos de grãos plantados só darão um cesto de cereais".</w:t>
+        <w:t xml:space="preserve"> Uma vinha de dez jeiras não dará mais que vinte litros de vinho; uma grande quantidade de sementes produzirá apenas uma pequena colheita”.</w:t>
       </w:r>
     </w:p>
     <w:p>
@@ -2273,7 +2273,7 @@
         <w:rPr>
           <w:lang w:val="pt_PT" w:bidi="pt_PT"/>
         </w:rPr>
-        <w:t xml:space="preserve"> Ai dos que passam o dia e a noite embriagados!</w:t>
+        <w:t xml:space="preserve"> Ai dos que começam o dia procurando bebida e passam a noite entregues ao vinho!</w:t>
       </w:r>
     </w:p>
     <w:p>
@@ -2315,7 +2315,7 @@
         <w:rPr>
           <w:lang w:val="pt_PT" w:bidi="pt_PT"/>
         </w:rPr>
-        <w:t xml:space="preserve"> Por isso meu povo será levado ao exílio; nobres morrerão de fome, a multidão, de sede.</w:t>
+        <w:t xml:space="preserve"> Por isso meu povo será levado ao exílio por falta de entendimento; seus líderes passarão fome, e a multidão sofrerá com a sede.</w:t>
       </w:r>
     </w:p>
     <w:p>
@@ -2336,7 +2336,7 @@
         <w:rPr>
           <w:lang w:val="pt_PT" w:bidi="pt_PT"/>
         </w:rPr>
-        <w:t xml:space="preserve"> A sepultura abrirá a boca, devorando riqueza, barulho e prazeres.</w:t>
+        <w:t xml:space="preserve"> Por isso a sepultura abre bem a sua boca e engole a multidão, seus líderes, seu povo barulhento e todos os que vivem em festas.</w:t>
       </w:r>
     </w:p>
     <w:p>
@@ -2399,7 +2399,7 @@
         <w:rPr>
           <w:lang w:val="pt_PT" w:bidi="pt_PT"/>
         </w:rPr>
-        <w:t xml:space="preserve"> Ovelhas e cabritos pastarão nas ruínas dos ricos.</w:t>
+        <w:t xml:space="preserve"> Então os cordeiros pastarão livremente, e os rebanhos se alimentarão entre as ruínas deixadas pelos ricos.</w:t>
       </w:r>
     </w:p>
     <w:p>
@@ -2441,7 +2441,7 @@
         <w:rPr>
           <w:lang w:val="pt_PT" w:bidi="pt_PT"/>
         </w:rPr>
-        <w:t xml:space="preserve"> E clamam: "Vai logo, SENHOR, para que vejamos tua obra".</w:t>
+        <w:t xml:space="preserve"> Eles dizem: “Que o SENHOR se apresse! Que faça logo a sua obra, para que possamos vê-la!”.</w:t>
       </w:r>
     </w:p>
     <w:p>
@@ -2525,7 +2525,7 @@
         <w:rPr>
           <w:lang w:val="pt_PT" w:bidi="pt_PT"/>
         </w:rPr>
-        <w:t xml:space="preserve"> Aceitam subornos dos perversos e negam justiça aos inocentes!</w:t>
+        <w:t xml:space="preserve"> Aceitam subornos para favorecer os culpados e negam justiça aos inocentes!</w:t>
       </w:r>
     </w:p>
     <w:p>
@@ -2567,7 +2567,7 @@
         <w:rPr>
           <w:lang w:val="pt_PT" w:bidi="pt_PT"/>
         </w:rPr>
-        <w:t xml:space="preserve"> A ira do SENHOR se acende; sua mão permanece erguida para esmagar o seu povo. Montanhas tremem, os mortos jazem nas ruas, mas a justiça divina ainda não se satisfez.</w:t>
+        <w:t xml:space="preserve"> Por isso a ira do SENHOR se acendeu contra o seu povo. Ele levantou a mão para castigá-lo. As montanhas tremeram, e os cadáveres ficaram espalhados pelas ruas. Mesmo assim, sua ira não se afastou, e sua mão continua estendida.</w:t>
       </w:r>
     </w:p>
     <w:p>
@@ -2609,7 +2609,7 @@
         <w:rPr>
           <w:lang w:val="pt_PT" w:bidi="pt_PT"/>
         </w:rPr>
-        <w:t xml:space="preserve"> Ninguém se cansa ou tropeça, ninguém cochila ou dorme; uniformes e sandálias estão intactos.</w:t>
+        <w:t xml:space="preserve"> Ninguém se cansa nem tropeça; ninguém cochila nem dorme. Seus cintos não se afrouxam, e as correias de suas sandálias não se rompem.</w:t>
       </w:r>
     </w:p>
     <w:p>
@@ -2630,7 +2630,7 @@
         <w:rPr>
           <w:lang w:val="pt_PT" w:bidi="pt_PT"/>
         </w:rPr>
-        <w:t xml:space="preserve"> Flechas afiadas, arcos prontos; cavalos e carros como redemoinhos.</w:t>
+        <w:t xml:space="preserve"> Suas flechas estão afiadas, e todos os seus arcos estão prontos para o combate. Os cascos de seus cavalos parecem pedra, e as rodas de seus carros giram como redemoinhos.</w:t>
       </w:r>
     </w:p>
     <w:p>
@@ -2672,7 +2672,7 @@
         <w:rPr>
           <w:lang w:val="pt_PT" w:bidi="pt_PT"/>
         </w:rPr>
-        <w:t xml:space="preserve"> Naquele dia, rugirão sobre Judá como o mar; trevas e aflição cobrirão a terra, e a luz do dia será obscurecida pelas nuvens.</w:t>
+        <w:t xml:space="preserve"> Naquele dia, rugirão contra o povo como o mar agitado. Quem olhar para a terra verá apenas escuridão e aflição; até a luz ficará escurecida pelas nuvens.</w:t>
       </w:r>
     </w:p>
     <w:p>
@@ -2709,7 +2709,7 @@
         <w:rPr>
           <w:lang w:val="pt_PT" w:bidi="pt_PT"/>
         </w:rPr>
-        <w:t xml:space="preserve"> No ano da morte do rei Uzias, tive uma visão do Senhor: ele estava sentado num trono muito alto, e a barra de sua veste enchia todo o templo.</w:t>
+        <w:t xml:space="preserve"> No ano da morte do rei Uzias, tive uma visão do Senhor: ele estava sentado num trono muito alto, e a parte inferior de sua veste enchia todo o templo.</w:t>
       </w:r>
     </w:p>
     <w:p>
@@ -2730,7 +2730,7 @@
         <w:rPr>
           <w:lang w:val="pt_PT" w:bidi="pt_PT"/>
         </w:rPr>
-        <w:t xml:space="preserve"> Havia serafins acima dele; cada um tinha seis asas: duas cobriam o rosto, duas cobriam os pés e duas voavam.</w:t>
+        <w:t xml:space="preserve"> Havia serafins acima dele; cada um tinha seis asas: duas cobriam o rosto, duas cobriam os pés e com duas voavam.</w:t>
       </w:r>
     </w:p>
     <w:p>
@@ -2751,7 +2751,7 @@
         <w:rPr>
           <w:lang w:val="pt_PT" w:bidi="pt_PT"/>
         </w:rPr>
-        <w:t xml:space="preserve"> Eles proclamavam uns aos outros: "Santo, santo, santo é o SENHOR dos Exércitos; a terra inteira se enche da sua glória".</w:t>
+        <w:t xml:space="preserve"> Eles proclamavam uns aos outros: “Santo, santo, santo é o SENHOR dos Exércitos; a terra inteira se enche da sua glória”.</w:t>
       </w:r>
     </w:p>
     <w:p>
@@ -2793,7 +2793,7 @@
         <w:rPr>
           <w:lang w:val="pt_PT" w:bidi="pt_PT"/>
         </w:rPr>
-        <w:t xml:space="preserve"> Em seguida, eu disse: "Ai de mim! Estou acabado! Sou alguém de lábios impuros e vivo no meio de um povo também de lábios impuros; ainda assim, meus olhos viram o Rei, o SENHOR dos Exércitos!".</w:t>
+        <w:t xml:space="preserve"> Em seguida, eu disse: “Ai de mim! Estou perdido! Sou alguém de lábios impuros e vivo no meio de um povo também de lábios impuros; mesmo assim, meus olhos viram o Rei, o SENHOR dos Exércitos!”.</w:t>
       </w:r>
     </w:p>
     <w:p>
@@ -2835,7 +2835,7 @@
         <w:rPr>
           <w:lang w:val="pt_PT" w:bidi="pt_PT"/>
         </w:rPr>
-        <w:t xml:space="preserve"> Encostou a brasa em minha boca e disse: "Esta brasa tocou seus lábios; sua culpa foi removida, e o seu pecado foi perdoado".</w:t>
+        <w:t xml:space="preserve"> Encostou a brasa em minha boca e disse: “Esta brasa tocou seus lábios; sua culpa foi tirada, e seu pecado foi apagado”.</w:t>
       </w:r>
     </w:p>
     <w:p>
@@ -2856,7 +2856,7 @@
         <w:rPr>
           <w:lang w:val="pt_PT" w:bidi="pt_PT"/>
         </w:rPr>
-        <w:t xml:space="preserve"> Depois disso, ouvi a voz do Senhor: "A quem enviarei? Quem irá por nós?". Eu respondi: "Estou aqui. Envia-me".</w:t>
+        <w:t xml:space="preserve"> Depois disso, ouvi a voz do Senhor: “A quem enviarei? Quem irá por nós?”. Eu respondi: “Estou aqui. Envia-me”.</w:t>
       </w:r>
     </w:p>
     <w:p>
@@ -2877,7 +2877,7 @@
         <w:rPr>
           <w:lang w:val="pt_PT" w:bidi="pt_PT"/>
         </w:rPr>
-        <w:t xml:space="preserve"> Então ele disse: "Vá e diga o seguinte a este povo: 'Vocês escutam repetidas vezes, mas não entendem; observam muitas vezes, mas não percebem'.</w:t>
+        <w:t xml:space="preserve"> Então ele disse: “Vá e diga a este povo: ‘Vocês ouvirão muitas vezes, mas não entenderão; verão muitas vezes, mas não perceberão’.</w:t>
       </w:r>
     </w:p>
     <w:p>
@@ -2898,7 +2898,7 @@
         <w:rPr>
           <w:lang w:val="pt_PT" w:bidi="pt_PT"/>
         </w:rPr>
-        <w:t xml:space="preserve"> Torne insensível o coração deste povo; torne pesados os seus ouvidos e feche os seus olhos, para que eles não vejam com os olhos, nem ouçam com os ouvidos, nem compreendam com o coração, nem se convertam e sejam curados".</w:t>
+        <w:t xml:space="preserve"> Torne insensível o coração deste povo; deixe seus ouvidos pesados e seus olhos fechados, para que eles não vejam, não ouçam, não compreendam com o coração, não voltem para mim e não sejam curados”.</w:t>
       </w:r>
     </w:p>
     <w:p>
@@ -2919,7 +2919,7 @@
         <w:rPr>
           <w:lang w:val="pt_PT" w:bidi="pt_PT"/>
         </w:rPr>
-        <w:t xml:space="preserve"> Com isso, perguntei: "Até quando, Senhor?". E ele respondeu: "Até que as cidades estejam arruinadas e sem moradores, as casas fiquem sem gente e a terra se torne completa devastação;</w:t>
+        <w:t xml:space="preserve"> Então perguntei: “Até quando, Senhor?”. E ele respondeu: “Até que as cidades fiquem destruídas e sem moradores, as casas fiquem vazias e a terra esteja completamente devastada;</w:t>
       </w:r>
     </w:p>
     <w:p>
@@ -2940,7 +2940,7 @@
         <w:rPr>
           <w:lang w:val="pt_PT" w:bidi="pt_PT"/>
         </w:rPr>
-        <w:t xml:space="preserve"> até que o SENHOR leve o povo para longe, e a terra esteja desamparada.</w:t>
+        <w:t xml:space="preserve"> até que o SENHOR leve o povo para uma terra distante, e a terra fique completamente abandonada.</w:t>
       </w:r>
     </w:p>
     <w:p>
@@ -2961,7 +2961,7 @@
         <w:rPr>
           <w:lang w:val="pt_PT" w:bidi="pt_PT"/>
         </w:rPr>
-        <w:t xml:space="preserve"> E, ainda que reste uma décima parte, ela também será queimada. Mas, como o terebinto e o carvalho, que ao serem cortados deixam um toco, assim a semente santa será esse toco que permanece".</w:t>
+        <w:t xml:space="preserve"> E, mesmo que reste uma décima parte, ela também passará pelo fogo. Mas, como o terebinto e o carvalho deixam um toco quando são cortados, assim a semente santa será o toco que permanece”.</w:t>
       </w:r>
     </w:p>
     <w:p>
@@ -3019,7 +3019,7 @@
         <w:rPr>
           <w:lang w:val="pt_PT" w:bidi="pt_PT"/>
         </w:rPr>
-        <w:t xml:space="preserve"> Chegou esta notícia à casa de Davi: "A Síria fez aliança com Efraim".1 Então o coração do rei e do povo se abalou, como árvores do bosque quando são sacudidas pelo vento.</w:t>
+        <w:t xml:space="preserve"> Chegou esta notícia à casa de Davi: “A Síria se uniu a Efraim”. Então o coração do rei e do povo ficou abalado, como árvores da floresta agitadas pelo vento.</w:t>
       </w:r>
     </w:p>
     <w:p>
@@ -3040,7 +3040,7 @@
         <w:rPr>
           <w:lang w:val="pt_PT" w:bidi="pt_PT"/>
         </w:rPr>
-        <w:t xml:space="preserve"> Então o SENHOR ordenou a Isaías: "Vá ao encontro de Acaz, levando com você seu filho Sear-Jasube. Você o encontrará junto ao final do canal do reservatório superior, no caminho do campo do lavandeiro.</w:t>
+        <w:t xml:space="preserve"> Então o SENHOR ordenou a Isaías: “Vá ao encontro de Acaz, levando com você seu filho Sear-Jasube. Você o encontrará junto ao final do canal do reservatório superior, no caminho do campo do lavandeiro.</w:t>
       </w:r>
     </w:p>
     <w:p>
@@ -3061,7 +3061,7 @@
         <w:rPr>
           <w:lang w:val="pt_PT" w:bidi="pt_PT"/>
         </w:rPr>
-        <w:t xml:space="preserve"> Diga a ele: 'Fique atento e permaneça tranquilo. Não tenha medo, nem se desespere por causa da fúria desses dois pedaços de lenha que apenas fumegam: Rezim e o filho de Remalias.</w:t>
+        <w:t xml:space="preserve"> Diga a ele: Tenha cuidado e fique tranquilo. Não tenha medo, nem desanime por causa desses dois pedaços de madeira que soltam fumaça: Rezim e o filho de Remalias.</w:t>
       </w:r>
     </w:p>
     <w:p>
@@ -3103,7 +3103,7 @@
         <w:rPr>
           <w:lang w:val="pt_PT" w:bidi="pt_PT"/>
         </w:rPr>
-        <w:t xml:space="preserve"> Vamos atacar Judá, abrir brecha em seus muros, reparti-la entre nós e estabelecer como rei o filho de Tabeal'".</w:t>
+        <w:t xml:space="preserve"> Vamos atacar Judá, abrir brecha em seus muros, reparti-la entre nós e estabelecer como rei o filho de Tabeal’”.</w:t>
       </w:r>
     </w:p>
     <w:p>
@@ -3124,7 +3124,7 @@
         <w:rPr>
           <w:lang w:val="pt_PT" w:bidi="pt_PT"/>
         </w:rPr>
-        <w:t xml:space="preserve"> Mas o SENHOR Deus declara o seguinte: "Isso não vingará, não acontecerá.</w:t>
+        <w:t xml:space="preserve"> Mas o SENHOR Deus declara o seguinte: “Isso não vingará, não acontecerá.</w:t>
       </w:r>
     </w:p>
     <w:p>
@@ -3145,7 +3145,7 @@
         <w:rPr>
           <w:lang w:val="pt_PT" w:bidi="pt_PT"/>
         </w:rPr>
-        <w:t xml:space="preserve"> Porque Damasco é a cabeça da Síria, e Rezim é a cabeça de Damasco; e dentro de 65 anos Efraim será quebrado e deixará de ser povo.</w:t>
+        <w:t xml:space="preserve"> Porque Damasco é a capital da Síria, e Rezim governa Damasco; dentro de 65 anos, Efraim será destruído e deixará de existir como povo.</w:t>
       </w:r>
     </w:p>
     <w:p>
@@ -3166,7 +3166,7 @@
         <w:rPr>
           <w:lang w:val="pt_PT" w:bidi="pt_PT"/>
         </w:rPr>
-        <w:t xml:space="preserve"> Samaria será a cabeça de Efraim, e o filho de Remalias será a cabeça de Samaria. Se vocês não crerem, de modo algum permanecerão firmes".</w:t>
+        <w:t xml:space="preserve"> Samaria é a capital de Efraim, e o filho de Remalias governa Samaria. Se vocês não crerem, não permanecerão em pé”.</w:t>
       </w:r>
     </w:p>
     <w:p>
@@ -3208,7 +3208,7 @@
         <w:rPr>
           <w:lang w:val="pt_PT" w:bidi="pt_PT"/>
         </w:rPr>
-        <w:t xml:space="preserve"> "Peça um sinal ao SENHOR, seu Deus; peça algo, seja nas profundezas ou nas alturas".</w:t>
+        <w:t xml:space="preserve"> "Peça um sinal ao SENHOR, seu Deus; peça um sinal, seja nas profundezas ou nas alturas”.</w:t>
       </w:r>
     </w:p>
     <w:p>
@@ -3229,7 +3229,7 @@
         <w:rPr>
           <w:lang w:val="pt_PT" w:bidi="pt_PT"/>
         </w:rPr>
-        <w:t xml:space="preserve"> Mas Acaz respondeu: "Não pedirei nada; não colocarei o SENHOR à prova".</w:t>
+        <w:t xml:space="preserve"> Mas Acaz respondeu: “Não pedirei nada; não colocarei o SENHOR à prova”.</w:t>
       </w:r>
     </w:p>
     <w:p>
@@ -3250,7 +3250,7 @@
         <w:rPr>
           <w:lang w:val="pt_PT" w:bidi="pt_PT"/>
         </w:rPr>
-        <w:t xml:space="preserve"> Então o profeta Isaías disse: "Ouçam, descendentes de Davi! Não basta cansarem a paciência dos homens? Também querem cansar a paciência do meu Deus?</w:t>
+        <w:t xml:space="preserve"> Então Isaías disse: “Ouçam, descendentes de Davi! Não basta vocês cansarem a paciência dos homens? Também querem cansar a paciência do meu Deus?</w:t>
       </w:r>
     </w:p>
     <w:p>
@@ -3271,7 +3271,7 @@
         <w:rPr>
           <w:lang w:val="pt_PT" w:bidi="pt_PT"/>
         </w:rPr>
-        <w:t xml:space="preserve"> Por isso, o próprio Senhor lhes dará um sinal: a virgem ficará grávida e dará à luz um filho, que será chamado Emanuel.2</w:t>
+        <w:t xml:space="preserve"> Por isso, o próprio Senhor lhes dará um sinal: uma virgem ficará grávida e dará à luz um filho, que será chamado Emanuel.</w:t>
       </w:r>
     </w:p>
     <w:p>
@@ -3292,7 +3292,7 @@
         <w:rPr>
           <w:lang w:val="pt_PT" w:bidi="pt_PT"/>
         </w:rPr>
-        <w:t xml:space="preserve"> Ele comerá coalhada e mel até saber rejeitar o mal e escolher o bem.</w:t>
+        <w:t xml:space="preserve"> Ele comerá coalhada e mel até chegar à idade em que saberá rejeitar o mal e escolher o bem.</w:t>
       </w:r>
     </w:p>
     <w:p>
@@ -3313,7 +3313,7 @@
         <w:rPr>
           <w:lang w:val="pt_PT" w:bidi="pt_PT"/>
         </w:rPr>
-        <w:t xml:space="preserve"> Pois, antes que ele saiba rejeitar o mal e escolher o bem, a terra dos dois reis que você teme ficará abandonada.</w:t>
+        <w:t xml:space="preserve"> Pois antes que essa criança saiba rejeitar o mal e escolher o bem, as terras dos dois reis que você teme serão abandonadas.</w:t>
       </w:r>
     </w:p>
     <w:p>
@@ -3334,7 +3334,7 @@
         <w:rPr>
           <w:lang w:val="pt_PT" w:bidi="pt_PT"/>
         </w:rPr>
-        <w:t xml:space="preserve"> O SENHOR fará vir sobre você, seu povo e a casa de seu pai dias que nunca aconteceram desde a separação de Efraim e Judá: virá o rei da Assíria".</w:t>
+        <w:t xml:space="preserve"> O SENHOR fará vir sobre você, seu povo e a casa de seu pai dias que nunca aconteceram desde a separação de Efraim e Judá: virá o rei da Assíria”.</w:t>
       </w:r>
     </w:p>
     <w:p>
@@ -3397,7 +3397,7 @@
         <w:rPr>
           <w:lang w:val="pt_PT" w:bidi="pt_PT"/>
         </w:rPr>
-        <w:t xml:space="preserve"> Naquele dia, o SENHOR usará uma navalha tomada de além do rio — isto é, o rei da Assíria — para raspar sua cabeça, os pelos de suas pernas e também sua barba.</w:t>
+        <w:t xml:space="preserve"> Naquele dia, o SENHOR usará como navalha o rei da Assíria, vindo do outro lado do rio, para raspar sua cabeça, os pelos de suas pernas e também sua barba.</w:t>
       </w:r>
     </w:p>
     <w:p>
@@ -3439,7 +3439,7 @@
         <w:rPr>
           <w:lang w:val="pt_PT" w:bidi="pt_PT"/>
         </w:rPr>
-        <w:t xml:space="preserve"> terá leite suficiente, e comerá coalhada; e todos os que restarem na terra se alimentarão de coalhada e mel.</w:t>
+        <w:t xml:space="preserve"> terá leite suficiente, e comerá coalhada; todos os que restarem na terra comerão coalhada e mel.</w:t>
       </w:r>
     </w:p>
     <w:p>
@@ -3460,7 +3460,7 @@
         <w:rPr>
           <w:lang w:val="pt_PT" w:bidi="pt_PT"/>
         </w:rPr>
-        <w:t xml:space="preserve"> Naquele dia, todo lugar onde houver mil videiras, valendo aproximadamente doze quilos de prata, se tornará terreno de espinhos e mato.</w:t>
+        <w:t xml:space="preserve"> Naquele dia, todo lugar onde antes havia mil videiras no valor de doze quilos de prata se tornará terreno cheio de espinhos e mato.</w:t>
       </w:r>
     </w:p>
     <w:p>
@@ -3539,7 +3539,7 @@
         <w:rPr>
           <w:lang w:val="pt_PT" w:bidi="pt_PT"/>
         </w:rPr>
-        <w:t xml:space="preserve"> Então o SENHOR me disse: "Tome uma tábua grande e registre nela, com escrita comum: 'Maher-Shalal-Hash-Baz'".1</w:t>
+        <w:t xml:space="preserve"> Então o SENHOR me disse: “Tome uma tábua grande e registre nela, com escrita comum: ‘Maher-Shalal-Hash-Baz’”.</w:t>
       </w:r>
     </w:p>
     <w:p>
@@ -3560,7 +3560,7 @@
         <w:rPr>
           <w:lang w:val="pt_PT" w:bidi="pt_PT"/>
         </w:rPr>
-        <w:t xml:space="preserve"> Chamei o sacerdote Urias e Zacarias, filho de Jeberequias, para servirem como testemunhas dignas de confiança.</w:t>
+        <w:t xml:space="preserve"> Chamei o sacerdote Urias e Zacarias, filho de Jeberequias, para serem testemunhas confiáveis.</w:t>
       </w:r>
     </w:p>
     <w:p>
@@ -3581,7 +3581,7 @@
         <w:rPr>
           <w:lang w:val="pt_PT" w:bidi="pt_PT"/>
         </w:rPr>
-        <w:t xml:space="preserve"> Depois me uni à profetisa, minha esposa, e ela concebeu e deu à luz um filho. O SENHOR me ordenou: "Chame-o Maher-Shalal-Hash-Baz.</w:t>
+        <w:t xml:space="preserve"> Depois me deitei com a profetisa, minha esposa, e ela engravidou e deu à luz um filho. O SENHOR me ordenou: “Chame-o Maher-Shalal-Hash-Baz.</w:t>
       </w:r>
     </w:p>
     <w:p>
@@ -3602,7 +3602,7 @@
         <w:rPr>
           <w:lang w:val="pt_PT" w:bidi="pt_PT"/>
         </w:rPr>
-        <w:t xml:space="preserve"> Pois, antes que ele aprenda a dizer 'pai' ou 'mãe', as riquezas de Damasco e os bens de Samaria serão levados ao rei da Assíria".</w:t>
+        <w:t xml:space="preserve"> Pois, antes que ele aprenda a dizer ‘pai’ ou ‘mãe’, as riquezas de Damasco e os bens de Samaria serão levados ao rei da Assíria”.</w:t>
       </w:r>
     </w:p>
     <w:p>
@@ -3644,7 +3644,7 @@
         <w:rPr>
           <w:lang w:val="pt_PT" w:bidi="pt_PT"/>
         </w:rPr>
-        <w:t xml:space="preserve"> "Visto que este povo desprezou as águas tranquilas de Siloé e se alegrou com Rezim e com o filho de Remalias,</w:t>
+        <w:t xml:space="preserve"> "Visto que este povo rejeitou as águas tranquilas de Siloé e confiou em Rezim e no filho de Remalias,</w:t>
       </w:r>
     </w:p>
     <w:p>
@@ -3665,7 +3665,7 @@
         <w:rPr>
           <w:lang w:val="pt_PT" w:bidi="pt_PT"/>
         </w:rPr>
-        <w:t xml:space="preserve"> o Senhor trará sobre eles as águas impetuosas do Eufrates — o rei da Assíria com todo o seu poder. Elas invadirão todos os leitos, transbordarão por todas as margens,</w:t>
+        <w:t xml:space="preserve"> o Senhor trará sobre eles as águas fortes do Eufrates — o rei da Assíria com todo o seu poder. Elas transbordarão por todos os canais e passarão por todas as margens,</w:t>
       </w:r>
     </w:p>
     <w:p>
@@ -3686,7 +3686,7 @@
         <w:rPr>
           <w:lang w:val="pt_PT" w:bidi="pt_PT"/>
         </w:rPr>
-        <w:t xml:space="preserve"> avançarão por Judá, subindo até o pescoço. E, com suas asas abertas, cobrirão toda a extensão da tua terra, ó Emanuel".</w:t>
+        <w:t xml:space="preserve"> avançarão por Judá até chegar ao pescoço. Suas asas abertas cobrirão toda a extensão da sua terra, ó Emanuel”.</w:t>
       </w:r>
     </w:p>
     <w:p>
@@ -3707,7 +3707,7 @@
         <w:rPr>
           <w:lang w:val="pt_PT" w:bidi="pt_PT"/>
         </w:rPr>
-        <w:t xml:space="preserve"> Agitem-se, ó nações, mas vocês serão despedaçadas! Ouçam, todos os povos distantes: preparem-se para o combate, mas serão arruinados! Sim, armem-se, e ainda assim serão destruídos!</w:t>
+        <w:t xml:space="preserve"> Reúnam-se, nações, mas serão derrotadas! Ouçam, povos distantes: preparem-se para a guerra, mas serão destruídos! Sim, preparem-se, e ainda assim serão vencidos!</w:t>
       </w:r>
     </w:p>
     <w:p>
@@ -3770,7 +3770,7 @@
         <w:rPr>
           <w:lang w:val="pt_PT" w:bidi="pt_PT"/>
         </w:rPr>
-        <w:t xml:space="preserve"> "Não chamem de conspiração tudo o que este povo chama de conspiração; não temam o que eles temem, nem se deixem dominar pelo pavor.</w:t>
+        <w:t xml:space="preserve"> "Não chamem de conspiração tudo o que este povo chama de conspiração; não tenham medo do que eles temem, nem deixem que isso assuste vocês.</w:t>
       </w:r>
     </w:p>
     <w:p>
@@ -3812,7 +3812,7 @@
         <w:rPr>
           <w:lang w:val="pt_PT" w:bidi="pt_PT"/>
         </w:rPr>
-        <w:t xml:space="preserve"> Ele será santuário, mas também pedra de tropeço e rocha de queda para as duas casas de Israel; será armadilha e laço para os moradores de Jerusalém.</w:t>
+        <w:t xml:space="preserve"> Ele será um lugar de proteção, mas também uma pedra que faz tropeçar e uma rocha que derruba as duas casas de Israel; será uma armadilha e um laço para os moradores de Jerusalém.</w:t>
       </w:r>
     </w:p>
     <w:p>
@@ -3833,7 +3833,7 @@
         <w:rPr>
           <w:lang w:val="pt_PT" w:bidi="pt_PT"/>
         </w:rPr>
-        <w:t xml:space="preserve"> Muitos tropeçarão, cairão e se despedaçarão; ficarão enlaçados e presos".</w:t>
+        <w:t xml:space="preserve"> Muitos tropeçarão, cairão e se despedaçarão; ficarão enlaçados e presos”.</w:t>
       </w:r>
     </w:p>
     <w:p>
@@ -3854,7 +3854,7 @@
         <w:rPr>
           <w:lang w:val="pt_PT" w:bidi="pt_PT"/>
         </w:rPr>
-        <w:t xml:space="preserve"> Guarde o testemunho e sele a instrução entre os meus discípulos.</w:t>
+        <w:t xml:space="preserve"> Guarde esta mensagem e preserve esta instrução entre os meus discípulos.</w:t>
       </w:r>
     </w:p>
     <w:p>
@@ -3917,7 +3917,7 @@
         <w:rPr>
           <w:lang w:val="pt_PT" w:bidi="pt_PT"/>
         </w:rPr>
-        <w:t xml:space="preserve"> Quando disserem a vocês: "Consultem os que evocam espíritos e os adivinhos que sussurram e murmuram; um povo não deve consultar o seu Deus? Não deve consultar os mortos em favor dos vivos?".</w:t>
+        <w:t xml:space="preserve"> Quando disserem a vocês: “Consultem os médiuns e os adivinhos, que falam baixinho e murmuram! Um povo não deveria consultar seus deuses, os mortos em favor dos vivos?”.</w:t>
       </w:r>
     </w:p>
     <w:p>
@@ -3938,7 +3938,7 @@
         <w:rPr>
           <w:lang w:val="pt_PT" w:bidi="pt_PT"/>
         </w:rPr>
-        <w:t xml:space="preserve"> Respondam: "Consultem a instrução e o testemunho!". Se não falarem conforme esta palavra, não haverá luz para eles.</w:t>
+        <w:t xml:space="preserve"> Respondam: “Consultem a instrução e o testemunho!”. Se não falarem de acordo com esta palavra, é porque não há luz neles.</w:t>
       </w:r>
     </w:p>
     <w:p>
@@ -3959,7 +3959,7 @@
         <w:rPr>
           <w:lang w:val="pt_PT" w:bidi="pt_PT"/>
         </w:rPr>
-        <w:t xml:space="preserve"> Aflitos e famintos andarão sem rumo pela terra; na fome, se enfurecerão e, com os olhos voltados para o céu, amaldiçoarão o seu rei e o seu Deus.</w:t>
+        <w:t xml:space="preserve"> Andarão pela terra aflitos e famintos; quando estiverem com fome, ficarão furiosos e olharão para o alto amaldiçoando seu rei e seu Deus.</w:t>
       </w:r>
     </w:p>
     <w:p>
@@ -3980,7 +3980,7 @@
         <w:rPr>
           <w:lang w:val="pt_PT" w:bidi="pt_PT"/>
         </w:rPr>
-        <w:t xml:space="preserve"> Depois voltarão o olhar para a terra, e verão apenas angústia, escuridão e desespero; e serão lançados em densas trevas.</w:t>
+        <w:t xml:space="preserve"> Depois olharão para a terra e verão apenas sofrimento, escuridão e desespero; serão mergulhados em completa escuridão.</w:t>
       </w:r>
     </w:p>
     <w:p>
@@ -4017,7 +4017,7 @@
         <w:rPr>
           <w:lang w:val="pt_PT" w:bidi="pt_PT"/>
         </w:rPr>
-        <w:t xml:space="preserve"> Apesar da aflição, não haverá escuridão para a terra que estava angustiada. No passado, ele humilhou a terra de Zebulom e a terra de Naftali, mas no futuro tornará glorioso o caminho do mar, além do Jordão, a Galileia dos gentios.</w:t>
+        <w:t xml:space="preserve"> Apesar da aflição, não haverá mais escuridão para a terra que estava angustiada. No passado, ele humilhou a terra de Zebulom e a terra de Naftali, mas no futuro honrará o caminho do mar, a região além do Jordão, a Galileia dos gentios.</w:t>
       </w:r>
     </w:p>
     <w:p>
@@ -4059,7 +4059,7 @@
         <w:rPr>
           <w:lang w:val="pt_PT" w:bidi="pt_PT"/>
         </w:rPr>
-        <w:t xml:space="preserve"> Tu fizeste crescer esse povo e o encheste de alegria; eles se alegram como lavradores na colheita ou como guerreiros que repartem os despojos depois de vencer uma batalha.</w:t>
+        <w:t xml:space="preserve"> Tu multiplicaste esse povo e aumentaste sua alegria; eles se alegram como os que colhem uma grande colheita ou como guerreiros que dividem os despojos depois da vitória.</w:t>
       </w:r>
     </w:p>
     <w:p>
@@ -4080,7 +4080,7 @@
         <w:rPr>
           <w:lang w:val="pt_PT" w:bidi="pt_PT"/>
         </w:rPr>
-        <w:t xml:space="preserve"> Quebraste o jugo que pesava sobre eles e destruíste a vara do opressor, assim como fizeste quando derrotaste os midianitas.</w:t>
+        <w:t xml:space="preserve"> Quebraste o jugo que pesava sobre eles e destruíste a vara do opressor, como no dia da vitória sobre Midiã.</w:t>
       </w:r>
     </w:p>
     <w:p>
@@ -4122,7 +4122,7 @@
         <w:rPr>
           <w:lang w:val="pt_PT" w:bidi="pt_PT"/>
         </w:rPr>
-        <w:t xml:space="preserve"> Pois um menino nos nasceu, um filho nos foi dado; o governo está sobre os seus ombros, e o seu nome será: Maravilhoso Conselheiro, Deus Forte, Pai Eterno, Príncipe da Paz.</w:t>
+        <w:t xml:space="preserve"> Pois uma criança nasceu para nós, um filho nos foi dado; ele carregará o governo sobre seus ombros. Seu nome será: Maravilhoso Conselheiro, Deus Forte, Pai Eterno, Príncipe da Paz.</w:t>
       </w:r>
     </w:p>
     <w:p>
@@ -4143,7 +4143,7 @@
         <w:rPr>
           <w:lang w:val="pt_PT" w:bidi="pt_PT"/>
         </w:rPr>
-        <w:t xml:space="preserve"> O aumento do seu domínio e da paz não terá fim, sobre o trono de Davi e sobre o seu reino, para firmá-lo e sustentá-lo com juízo e justiça, desde agora e para sempre. O zelo do SENHOR dos Exércitos fará isso.</w:t>
+        <w:t xml:space="preserve"> Seu reino crescerá, e sua paz nunca terá fim. Ele governará no trono de Davi e sobre seu reino, firmando-o e sustentando-o com justiça e retidão, agora e para sempre. O zelo do SENHOR dos Exércitos fará isso.</w:t>
       </w:r>
     </w:p>
     <w:p>
@@ -4206,7 +4206,7 @@
         <w:rPr>
           <w:lang w:val="pt_PT" w:bidi="pt_PT"/>
         </w:rPr>
-        <w:t xml:space="preserve"> "As casas de tijolos caíram, mas vamos reconstruí-las com pedras trabalhadas; as figueiras-bravas foram cortadas, mas plantaremos cedros em seu lugar".</w:t>
+        <w:t xml:space="preserve"> "As casas de tijolos caíram, mas nós as reconstruiremos com pedras cortadas; as figueiras-bravas foram derrubadas, mas plantaremos cedros no lugar delas”.</w:t>
       </w:r>
     </w:p>
     <w:p>
@@ -4248,7 +4248,7 @@
         <w:rPr>
           <w:lang w:val="pt_PT" w:bidi="pt_PT"/>
         </w:rPr>
-        <w:t xml:space="preserve"> Os sírios do leste e os filisteus do oeste devoram Israel de boca aberta. Ainda assim, a ira do SENHOR não se acalmou; sua mão permanece levantada para punir.</w:t>
+        <w:t xml:space="preserve"> Os sírios do leste e os filisteus do oeste devoram Israel. Mesmo assim, a ira do SENHOR não se afastou; sua mão continua estendida para castigar.</w:t>
       </w:r>
     </w:p>
     <w:p>
@@ -4290,7 +4290,7 @@
         <w:rPr>
           <w:lang w:val="pt_PT" w:bidi="pt_PT"/>
         </w:rPr>
-        <w:t xml:space="preserve"> Por isso, num único dia, o SENHOR destruirá a cabeça e a cauda, o ramo da palmeira e o junco.</w:t>
+        <w:t xml:space="preserve"> Por isso, num único dia, o SENHOR destruirá a cabeça e a cauda, o ramo mais alto e a planta mais baixa.</w:t>
       </w:r>
     </w:p>
     <w:p>
@@ -4353,7 +4353,7 @@
         <w:rPr>
           <w:lang w:val="pt_PT" w:bidi="pt_PT"/>
         </w:rPr>
-        <w:t xml:space="preserve"> Por isso, o Senhor não terá compaixão dos jovens, nem dos órfãos ou viúvas; todos são falsos e perversos, e toda boca fala insensatez. Ainda assim, a mão de Deus permanece erguida.</w:t>
+        <w:t xml:space="preserve"> Por isso o Senhor não terá compaixão dos jovens, nem dos órfãos ou viúvas, porque todos são culpados e perversos; toda boca fala coisas sem sentido. Mesmo assim, sua mão continua levantada.</w:t>
       </w:r>
     </w:p>
     <w:p>
@@ -4374,7 +4374,7 @@
         <w:rPr>
           <w:lang w:val="pt_PT" w:bidi="pt_PT"/>
         </w:rPr>
-        <w:t xml:space="preserve"> A maldade do povo queima como fogo; devora espinheiros, matos e árvores da floresta, levantando fumaça pelo céu.</w:t>
+        <w:t xml:space="preserve"> A maldade do povo queima como fogo; devora espinheiros e mato, até incendiar a floresta, e a fumaça sobe.</w:t>
       </w:r>
     </w:p>
     <w:p>
@@ -4416,7 +4416,7 @@
         <w:rPr>
           <w:lang w:val="pt_PT" w:bidi="pt_PT"/>
         </w:rPr>
-        <w:t xml:space="preserve"> Cortarão à direita e ainda terão fome; devorarão à esquerda e não se fartarão; cada um comerá a carne de seus próprios braços.</w:t>
+        <w:t xml:space="preserve"> Cortarão alimento de um lado e ainda terão fome; comerão do outro lado e não ficarão satisfeitos. Cada um comerá a carne do seu próprio braço.</w:t>
       </w:r>
     </w:p>
     <w:p>
@@ -4537,7 +4537,7 @@
         <w:rPr>
           <w:lang w:val="pt_PT" w:bidi="pt_PT"/>
         </w:rPr>
-        <w:t xml:space="preserve"> Nada resta senão curvar-se entre os prisioneiros ou cair entre os mortos. Mesmo assim, a indignação do SENHOR não se afasta; sua mão continua erguida.</w:t>
+        <w:t xml:space="preserve"> Nada restará senão ficar entre os prisioneiros ou cair entre os mortos. Mesmo assim, a indignação do SENHOR não se afastará; sua mão continua levantada.</w:t>
       </w:r>
     </w:p>
     <w:p>
@@ -4579,7 +4579,7 @@
         <w:rPr>
           <w:lang w:val="pt_PT" w:bidi="pt_PT"/>
         </w:rPr>
-        <w:t xml:space="preserve"> Eu a envio contra uma nação ímpia, contra o povo da minha indignação, para tomar despojos, saqueá-lo e pisá-lo como lama nas ruas.</w:t>
+        <w:t xml:space="preserve"> Eu a envio contra uma nação ímpia, contra o povo da minha indignação, para tomar seus bens, saquear tudo e pisá-lo como barro nas ruas.</w:t>
       </w:r>
     </w:p>
     <w:p>
@@ -4600,7 +4600,7 @@
         <w:rPr>
           <w:lang w:val="pt_PT" w:bidi="pt_PT"/>
         </w:rPr>
-        <w:t xml:space="preserve"> Porém, não é isso que ela entende, nem esse é o plano do seu coração; o seu objetivo é destruir e eliminar muitas nações.</w:t>
+        <w:t xml:space="preserve"> A Assíria, no entanto, não pensa assim; no coração, ela só quer destruir e acabar com muitas nações.</w:t>
       </w:r>
     </w:p>
     <w:p>
@@ -4621,7 +4621,7 @@
         <w:rPr>
           <w:lang w:val="pt_PT" w:bidi="pt_PT"/>
         </w:rPr>
-        <w:t xml:space="preserve"> O rei da Assíria diz: 'Nossos chefes não são todos como reis?</w:t>
+        <w:t xml:space="preserve"> O rei da Assíria diz: ‘Nossos chefes não são todos como reis?</w:t>
       </w:r>
     </w:p>
     <w:p>
@@ -4684,7 +4684,7 @@
         <w:rPr>
           <w:lang w:val="pt_PT" w:bidi="pt_PT"/>
         </w:rPr>
-        <w:t xml:space="preserve"> farei o mesmo com Jerusalém e seus ídolos, como fiz com Samaria'".</w:t>
+        <w:t xml:space="preserve"> farei o mesmo com Jerusalém e seus ídolos, como fiz com Samaria’”.</w:t>
       </w:r>
     </w:p>
     <w:p>
@@ -4705,7 +4705,7 @@
         <w:rPr>
           <w:lang w:val="pt_PT" w:bidi="pt_PT"/>
         </w:rPr>
-        <w:t xml:space="preserve"> Quando o SENHOR concluir sua obra no monte Sião e em Jerusalém, dirá: "Eu punirei o rei da Assíria pelo orgulho do seu coração e pela altivez do seu olhar.</w:t>
+        <w:t xml:space="preserve"> Quando o SENHOR terminar tudo o que fará no monte Sião e em Jerusalém, dirá: “Eu punirei o rei da Assíria pelo orgulho do seu coração e pela arrogância dos seus olhos.</w:t>
       </w:r>
     </w:p>
     <w:p>
@@ -4726,7 +4726,7 @@
         <w:rPr>
           <w:lang w:val="pt_PT" w:bidi="pt_PT"/>
         </w:rPr>
-        <w:t xml:space="preserve"> Pois ele afirma: 'Realizei tudo com a força da minha mão e com a minha sabedoria, porque tenho entendimento. Alterei limites de povos, tomei seus tesouros e derrubei seus habitantes como alguém poderoso.</w:t>
+        <w:t xml:space="preserve"> Pois ele diz: ‘Fiz tudo pela força da minha mão e pela minha sabedoria, porque sou inteligente. Mudei as fronteiras dos povos, peguei seus tesouros e derrubei seus habitantes como um guerreiro poderoso.</w:t>
       </w:r>
     </w:p>
     <w:p>
@@ -4747,7 +4747,7 @@
         <w:rPr>
           <w:lang w:val="pt_PT" w:bidi="pt_PT"/>
         </w:rPr>
-        <w:t xml:space="preserve"> Estendi a mão às riquezas das nações como quem alcança um ninho; como se recolhem ovos abandonados, assim reuni toda a terra, e ninguém bateu asas nem abriu a boca'".</w:t>
+        <w:t xml:space="preserve"> Estendi minha mão sobre as riquezas das nações como alguém que alcança um ninho; como quem recolhe ovos deixados sozinhos, assim juntei as riquezas dos povos, e ninguém bateu asas nem abriu a boca’”.</w:t>
       </w:r>
     </w:p>
     <w:p>
@@ -4768,7 +4768,7 @@
         <w:rPr>
           <w:lang w:val="pt_PT" w:bidi="pt_PT"/>
         </w:rPr>
-        <w:t xml:space="preserve"> O machado pode se engrandecer contra quem o usa? Ou a serra se exaltar contra quem a conduz? Como se um bastão levantasse quem o ergue, ou um pedaço de madeira levantasse quem não é madeira.</w:t>
+        <w:t xml:space="preserve"> O machado pode se orgulhar contra quem o usa? Ou a serra pode se exaltar contra quem a segura? Como se um bastão controlasse quem o levanta, ou um pedaço de madeira comandasse quem não é madeira.</w:t>
       </w:r>
     </w:p>
     <w:p>
@@ -4789,7 +4789,7 @@
         <w:rPr>
           <w:lang w:val="pt_PT" w:bidi="pt_PT"/>
         </w:rPr>
-        <w:t xml:space="preserve"> Por isso, o Soberano, o SENHOR dos Exércitos, fará definhar seus guerreiros robustos; debaixo da sua glória surgirá um fogo intenso.</w:t>
+        <w:t xml:space="preserve"> Por isso, o Soberano, o SENHOR dos Exércitos, fará definhar seus guerreiros robustos da Assíria; debaixo da sua glória surgirá um fogo intenso.</w:t>
       </w:r>
     </w:p>
     <w:p>
@@ -4810,7 +4810,7 @@
         <w:rPr>
           <w:lang w:val="pt_PT" w:bidi="pt_PT"/>
         </w:rPr>
-        <w:t xml:space="preserve"> A Luz de Israel se tornará fogo, o seu Santo será a chama; num só dia queimará espinhos e mato.</w:t>
+        <w:t xml:space="preserve"> A Luz de Israel será como fogo, e o seu Santo será como uma chama; num só dia queimará espinheiros e mato.</w:t>
       </w:r>
     </w:p>
     <w:p>
@@ -4831,7 +4831,7 @@
         <w:rPr>
           <w:lang w:val="pt_PT" w:bidi="pt_PT"/>
         </w:rPr>
-        <w:t xml:space="preserve"> A beleza das suas florestas e dos seus campos férteis será consumida completamente, como quando um enfermo definha.</w:t>
+        <w:t xml:space="preserve"> A beleza de suas florestas e de seus campos férteis será totalmente destruída, como um homem que perde suas forças.</w:t>
       </w:r>
     </w:p>
     <w:p>
@@ -4873,7 +4873,7 @@
         <w:rPr>
           <w:lang w:val="pt_PT" w:bidi="pt_PT"/>
         </w:rPr>
-        <w:t xml:space="preserve"> Naquele dia, o restante de Israel e os sobreviventes da casa de Jacó não confiarão mais em quem os feriu; antes, confiarão com fidelidade no SENHOR, o Santo de Israel.</w:t>
+        <w:t xml:space="preserve"> Naquele dia, o restante de Israel e os sobreviventes da casa de Jacó não confiarão mais naquele que os atacou; confiarão fielmente no SENHOR, o Santo de Israel.</w:t>
       </w:r>
     </w:p>
     <w:p>
@@ -4915,7 +4915,7 @@
         <w:rPr>
           <w:lang w:val="pt_PT" w:bidi="pt_PT"/>
         </w:rPr>
-        <w:t xml:space="preserve"> Ainda que o seu povo, ó Israel, seja como os grãos de areia do mar, somente um remanescente voltará. A destruição está determinada, cheia de justiça.</w:t>
+        <w:t xml:space="preserve"> Ainda que o seu povo, ó Israel, seja como a areia do mar, apenas um remanescente voltará. A destruição foi determinada e virá com justiça.</w:t>
       </w:r>
     </w:p>
     <w:p>
@@ -4957,7 +4957,7 @@
         <w:rPr>
           <w:lang w:val="pt_PT" w:bidi="pt_PT"/>
         </w:rPr>
-        <w:t xml:space="preserve"> Portanto, o Soberano, o SENHOR dos Exércitos, diz o seguinte: "Meu povo que vive em Sião, não tenha medo da Assíria quando ela o ferir com vara e levantar o bastão contra você, como fez o Egito.</w:t>
+        <w:t xml:space="preserve"> Portanto, o Soberano, o SENHOR dos Exércitos, diz o seguinte: “Meu povo que vive em Sião, não tenha medo da Assíria quando ela o ferir com vara e levantar o bastão contra você, como fez o Egito.</w:t>
       </w:r>
     </w:p>
     <w:p>
@@ -4978,7 +4978,7 @@
         <w:rPr>
           <w:lang w:val="pt_PT" w:bidi="pt_PT"/>
         </w:rPr>
-        <w:t xml:space="preserve"> Pois logo a minha indignação passará, e a minha ira se voltará contra ela para destruí-la".</w:t>
+        <w:t xml:space="preserve"> Pois logo a minha indignação passará, e a minha ira se voltará contra ela para destruí-la”.</w:t>
       </w:r>
     </w:p>
     <w:p>
@@ -5020,7 +5020,7 @@
         <w:rPr>
           <w:lang w:val="pt_PT" w:bidi="pt_PT"/>
         </w:rPr>
-        <w:t xml:space="preserve"> Naquele dia, o peso será retirado dos seus ombros, e o jugo, do seu pescoço; o jugo será quebrado por causa da unção.</w:t>
+        <w:t xml:space="preserve"> Naquele dia, o peso será tirado dos seus ombros, e o jugo será removido do seu pescoço; o jugo se romperá porque vocês estarão muito gordos!</w:t>
       </w:r>
     </w:p>
     <w:p>
@@ -5062,7 +5062,7 @@
         <w:rPr>
           <w:lang w:val="pt_PT" w:bidi="pt_PT"/>
         </w:rPr>
-        <w:t xml:space="preserve"> Cruzam o desfiladeiro e passam a noite em Geba. Ramá treme; Gibeá, cidade natal de Saul foge.</w:t>
+        <w:t xml:space="preserve"> Cruzam o desfiladeiro e passam a noite em Geba. Ramá treme; os moradores de Gibeá, cidade de Saul, fogem.</w:t>
       </w:r>
     </w:p>
     <w:p>
@@ -5146,7 +5146,7 @@
         <w:rPr>
           <w:lang w:val="pt_PT" w:bidi="pt_PT"/>
         </w:rPr>
-        <w:t xml:space="preserve"> Vejam! O Soberano, o SENHOR dos Exércitos, cortará os ramos com força; as árvores altas serão derrubadas, as elevadas cairão por terra.</w:t>
+        <w:t xml:space="preserve"> Vejam! O Soberano, o SENHOR dos Exércitos, cortará os ramos com poder; as árvores altas serão derrubadas, e as árvores elevadas cairão por terra.</w:t>
       </w:r>
     </w:p>
     <w:p>
@@ -5225,7 +5225,7 @@
         <w:rPr>
           <w:lang w:val="pt_PT" w:bidi="pt_PT"/>
         </w:rPr>
-        <w:t xml:space="preserve"> Sobre ele descansará o Espírito do SENHOR: Espírito de sabedoria e entendimento, Espírito de direção e força, Espírito de conhecimento e temor do SENHOR.</w:t>
+        <w:t xml:space="preserve"> Sobre ele descansará o Espírito do SENHOR: Espírito de sabedoria e entendimento, Espírito de conselho e poder, Espírito de conhecimento e temor do SENHOR.</w:t>
       </w:r>
     </w:p>
     <w:p>
@@ -5246,7 +5246,7 @@
         <w:rPr>
           <w:lang w:val="pt_PT" w:bidi="pt_PT"/>
         </w:rPr>
-        <w:t xml:space="preserve"> Ele terá prazer no temor do SENHOR. Não julgará pelo que vê nem decidirá apenas pelo que ouve;</w:t>
+        <w:t xml:space="preserve"> Ele terá prazer em honrar o SENHOR. Não julgará pelo que seus olhos veem nem decidirá apenas pelo que seus ouvidos ouvem;</w:t>
       </w:r>
     </w:p>
     <w:p>
@@ -5267,7 +5267,7 @@
         <w:rPr>
           <w:lang w:val="pt_PT" w:bidi="pt_PT"/>
         </w:rPr>
-        <w:t xml:space="preserve"> ao contrário, fará justiça aos necessitados e defenderá os humildes da terra. Com a vara da sua boca ferirá a terra, e com o sopro dos seus lábios matará o perverso.</w:t>
+        <w:t xml:space="preserve"> ao contrário, fará justiça aos necessitados e defenderá os humildes da terra. Com a palavra da sua boca julgará a terra, e com o sopro dos seus lábios destruirá o perverso.</w:t>
       </w:r>
     </w:p>
     <w:p>
@@ -5288,7 +5288,7 @@
         <w:rPr>
           <w:lang w:val="pt_PT" w:bidi="pt_PT"/>
         </w:rPr>
-        <w:t xml:space="preserve"> A justiça o envolverá como um cinto, e a verdade como uma cinta em seus quadris.</w:t>
+        <w:t xml:space="preserve"> A justiça será o seu cinto, e a fidelidade será a faixa ao redor da sua cintura.</w:t>
       </w:r>
     </w:p>
     <w:p>
@@ -5309,7 +5309,7 @@
         <w:rPr>
           <w:lang w:val="pt_PT" w:bidi="pt_PT"/>
         </w:rPr>
-        <w:t xml:space="preserve"> Nesse tempo, o lobo viverá junto ao cordeiro, e o leopardo descansará com o cabrito; o bezerro, o leão jovem e o animal cevado andarão juntos, guiados por uma criança pequena.</w:t>
+        <w:t xml:space="preserve"> Nesse tempo, o lobo viverá junto ao cordeiro, e o leopardo descansará com o cabrito; o bezerro, o leão jovem e o animal bem alimentado andarão juntos, guiados por uma criança.</w:t>
       </w:r>
     </w:p>
     <w:p>
@@ -5372,7 +5372,7 @@
         <w:rPr>
           <w:lang w:val="pt_PT" w:bidi="pt_PT"/>
         </w:rPr>
-        <w:t xml:space="preserve"> Nenhum mal nem destruição ocorrerá em todo o meu monte santo, pois, assim como as águas cobrem o mar, a terra estará cheia do conhecimento do SENHOR.</w:t>
+        <w:t xml:space="preserve"> Nenhum mal nem destruição acontecerá em todo o meu monte santo, porque a terra estará cheia do conhecimento do SENHOR, assim como o mar está cheio de água.</w:t>
       </w:r>
     </w:p>
     <w:p>
@@ -5393,7 +5393,7 @@
         <w:rPr>
           <w:lang w:val="pt_PT" w:bidi="pt_PT"/>
         </w:rPr>
-        <w:t xml:space="preserve"> Naquele dia, a raiz de Jessé se levantará como um sinal para os povos; as nações a buscarão, e o seu lugar de descanso será glorioso.</w:t>
+        <w:t xml:space="preserve"> Naquele dia, a raiz de Jessé será levantada como sinal para os povos; as nações irão buscá-la, e sua morada será cheia de glória.</w:t>
       </w:r>
     </w:p>
     <w:p>
@@ -5414,7 +5414,7 @@
         <w:rPr>
           <w:lang w:val="pt_PT" w:bidi="pt_PT"/>
         </w:rPr>
-        <w:t xml:space="preserve"> O Senhor voltará a agir para reunir o restante do seu povo que ficou na Assíria, no Egito, em Patros, na Etiópia,1 em Elão, na Babilônia,2 em Hamate e nas regiões costeiras.</w:t>
+        <w:t xml:space="preserve"> Naquele dia, o Senhor estenderá novamente sua mão para reunir o restante do seu povo que ficou na Assíria, no Egito, em Patros, na Etiópia, em Elão, na Babilônia, em Hamate e nas regiões costeiras.</w:t>
       </w:r>
     </w:p>
     <w:p>
@@ -5477,7 +5477,7 @@
         <w:rPr>
           <w:lang w:val="pt_PT" w:bidi="pt_PT"/>
         </w:rPr>
-        <w:t xml:space="preserve"> Unidos, eles voarão sobre os ombros dos filisteus a oeste e estenderão a mão sobre Edom, Moabe e Amom a leste.</w:t>
+        <w:t xml:space="preserve"> Unidos, eles atacarão os filisteus no oeste e dominarão Edom, Moabe e Amom no leste.</w:t>
       </w:r>
     </w:p>
     <w:p>
@@ -5498,7 +5498,7 @@
         <w:rPr>
           <w:lang w:val="pt_PT" w:bidi="pt_PT"/>
         </w:rPr>
-        <w:t xml:space="preserve"> O SENHOR secará o braço do mar Vermelho e levantará a mão contra o rio Eufrates, com o seu vento abrasador; ele o dividirá em sete braços, de modo que se possa atravessar com sandálias.</w:t>
+        <w:t xml:space="preserve"> O SENHOR secará o golfo do mar Vermelho e levantará sua mão contra o Eufrates com seu vento forte; dividirá o rio em sete canais, para que seja possível atravessá-lo de sandálias.</w:t>
       </w:r>
     </w:p>
     <w:p>
@@ -5556,7 +5556,7 @@
         <w:rPr>
           <w:lang w:val="pt_PT" w:bidi="pt_PT"/>
         </w:rPr>
-        <w:t xml:space="preserve"> Naquele dia você dirá: "Eu te louvo, SENHOR, pois estiveste irado comigo, mas a tua ira se afastou, e tu me trazes consolo.</w:t>
+        <w:t xml:space="preserve"> Naquele dia você dirá: “Eu te louvo, SENHOR, porque ficaste irado comigo, mas tua ira passou, e tu me consolaste.</w:t>
       </w:r>
     </w:p>
     <w:p>
@@ -5577,7 +5577,7 @@
         <w:rPr>
           <w:lang w:val="pt_PT" w:bidi="pt_PT"/>
         </w:rPr>
-        <w:t xml:space="preserve"> É Deus que me salva; confio nele e não temerei, porque o SENHOR é a minha força e a minha canção; ele se tornou a minha salvação".</w:t>
+        <w:t xml:space="preserve"> Deus é quem me salva; confio nele e não terei medo, porque o SENHOR é minha força e meu louvor; ele se tornou a minha salvação”.</w:t>
       </w:r>
     </w:p>
     <w:p>
@@ -5598,7 +5598,7 @@
         <w:rPr>
           <w:lang w:val="pt_PT" w:bidi="pt_PT"/>
         </w:rPr>
-        <w:t xml:space="preserve"> Alegres, vocês retirarão água das fontes da salvação.</w:t>
+        <w:t xml:space="preserve"> Com alegria, vocês beberão água das fontes da salvação.</w:t>
       </w:r>
     </w:p>
     <w:p>
@@ -5619,7 +5619,7 @@
         <w:rPr>
           <w:lang w:val="pt_PT" w:bidi="pt_PT"/>
         </w:rPr>
-        <w:t xml:space="preserve"> Naquele dia, vocês dirão: "Agradeçam ao SENHOR, chamem pelo seu nome; divulguem entre as nações o que ele fez e anunciem que o seu nome é sublime.</w:t>
+        <w:t xml:space="preserve"> Naquele dia, vocês dirão: “Agradeçam ao SENHOR, invoquem o seu nome; contem às nações o que ele fez e anunciem que o seu nome é grandioso.</w:t>
       </w:r>
     </w:p>
     <w:p>
@@ -5661,7 +5661,7 @@
         <w:rPr>
           <w:lang w:val="pt_PT" w:bidi="pt_PT"/>
         </w:rPr>
-        <w:t xml:space="preserve"> Celebrem com alegria e cantem em voz alta, moradores de Sião, pois o Santo de Israel, que está presente no meio de vocês, é grande".</w:t>
+        <w:t xml:space="preserve"> Celebrem com alegria e cantem em voz alta, moradores de Sião, pois o Santo de Israel, que vive no meio de vocês, é grande”.</w:t>
       </w:r>
     </w:p>
     <w:p>
@@ -5740,7 +5740,7 @@
         <w:rPr>
           <w:lang w:val="pt_PT" w:bidi="pt_PT"/>
         </w:rPr>
-        <w:t xml:space="preserve"> Eu mesmo dei ordem aos meus consagrados; chamei meus guerreiros valentes para executar a minha ira, os que exultam na minha exaltação.</w:t>
+        <w:t xml:space="preserve"> Eu mesmo dei ordem aos meus escolhidos; chamei meus guerreiros valentes para executar minha ira, aqueles que se alegram com a minha vitória”.</w:t>
       </w:r>
     </w:p>
     <w:p>
@@ -5782,7 +5782,7 @@
         <w:rPr>
           <w:lang w:val="pt_PT" w:bidi="pt_PT"/>
         </w:rPr>
-        <w:t xml:space="preserve"> Eles vêm de uma terra distante, dos confins do céu; o SENHOR e os instrumentos da sua indignação vêm para devastar a terra.</w:t>
+        <w:t xml:space="preserve"> Eles vêm de uma terra distante, de lugares muito longe; o SENHOR e os instrumentos da sua ira vêm para destruir a terra.</w:t>
       </w:r>
     </w:p>
     <w:p>
@@ -5803,7 +5803,7 @@
         <w:rPr>
           <w:lang w:val="pt_PT" w:bidi="pt_PT"/>
         </w:rPr>
-        <w:t xml:space="preserve"> Gritem de pavor, pois o dia do SENHOR está próximo; vem como devastação do Todo-poderoso.</w:t>
+        <w:t xml:space="preserve"> Gritem de medo, pois o dia do SENHOR está perto; ele virá como uma destruição enviada pelo Todo-poderoso.</w:t>
       </w:r>
     </w:p>
     <w:p>
@@ -5845,7 +5845,7 @@
         <w:rPr>
           <w:lang w:val="pt_PT" w:bidi="pt_PT"/>
         </w:rPr>
-        <w:t xml:space="preserve"> Ficarão tomados de pavor; dores e aflições os dominarão; se contorcerão como mulher em parto; olharão uns para os outros espantados; o rosto deles arderá.</w:t>
+        <w:t xml:space="preserve"> Ficarão cheios de pavor; dores e aflições os dominarão. Eles se contorcerão como mulher em trabalho de parto. Olharão uns para os outros assustados, com o rosto tomado pelo medo.</w:t>
       </w:r>
     </w:p>
     <w:p>
@@ -5866,7 +5866,7 @@
         <w:rPr>
           <w:lang w:val="pt_PT" w:bidi="pt_PT"/>
         </w:rPr>
-        <w:t xml:space="preserve"> Vejam! O dia do SENHOR vem, dia duro, com ira e furor intenso, para reduzir a terra à desolação e eliminar dela os pecadores.</w:t>
+        <w:t xml:space="preserve"> Vejam! O dia do SENHOR vem, um dia cruel, com ira e grande furor, para deixar a terra devastada e eliminar dela os pecadores.</w:t>
       </w:r>
     </w:p>
     <w:p>
@@ -5887,7 +5887,7 @@
         <w:rPr>
           <w:lang w:val="pt_PT" w:bidi="pt_PT"/>
         </w:rPr>
-        <w:t xml:space="preserve"> As estrelas do céu e suas constelações não darão sua luz; o sol ficará escuro ao nascer, e a luz da lua não resplandecerá.</w:t>
+        <w:t xml:space="preserve"> As estrelas do céu não brilharão, e suas constelações perderão a luz; o sol ficará escuro ao nascer, e a lua não iluminará.</w:t>
       </w:r>
     </w:p>
     <w:p>
@@ -5929,7 +5929,7 @@
         <w:rPr>
           <w:lang w:val="pt_PT" w:bidi="pt_PT"/>
         </w:rPr>
-        <w:t xml:space="preserve"> Tornarei o ser humano mais raro que o ouro refinado, mais escasso que o ouro de Ofir.</w:t>
+        <w:t xml:space="preserve"> Tornarei os seres humanos mais raros do que o ouro puro, mais escassos do que o ouro de Ofir.</w:t>
       </w:r>
     </w:p>
     <w:p>
@@ -5950,7 +5950,7 @@
         <w:rPr>
           <w:lang w:val="pt_PT" w:bidi="pt_PT"/>
         </w:rPr>
-        <w:t xml:space="preserve"> Por isso abalarei os céus, e a terra será deslocada do seu lugar, pela fúria do SENHOR dos Exércitos, no dia do ardor de sua ira.</w:t>
+        <w:t xml:space="preserve"> Por isso abalarei os céus, e a terra tremerá diante da fúria do SENHOR dos Exércitos, no dia da sua ira ardente”.</w:t>
       </w:r>
     </w:p>
     <w:p>
@@ -5971,7 +5971,7 @@
         <w:rPr>
           <w:lang w:val="pt_PT" w:bidi="pt_PT"/>
         </w:rPr>
-        <w:t xml:space="preserve"> Cada um fugirá como gazela caçada, como rebanho sem pastor; cada um voltará ao seu povo, cada um correrá para sua terra.</w:t>
+        <w:t xml:space="preserve"> Cada um fugirá como gazela perseguida, como rebanho sem pastor; cada um voltará ao seu povo, cada um correrá para sua terra.</w:t>
       </w:r>
     </w:p>
     <w:p>
@@ -6013,7 +6013,7 @@
         <w:rPr>
           <w:lang w:val="pt_PT" w:bidi="pt_PT"/>
         </w:rPr>
-        <w:t xml:space="preserve"> Seus filhos serão esmagados diante deles; suas casas serão saqueadas e suas mulheres serão violentadas.</w:t>
+        <w:t xml:space="preserve"> Seus filhos serão esmagados diante deles; suas casas serão saqueadas, e suas mulheres serão violentadas pelos invasores.</w:t>
       </w:r>
     </w:p>
     <w:p>
@@ -6034,7 +6034,7 @@
         <w:rPr>
           <w:lang w:val="pt_PT" w:bidi="pt_PT"/>
         </w:rPr>
-        <w:t xml:space="preserve"> "Vejam, incitarei contra eles os medos, um povo que não dá valor à prata nem se agrada do ouro.</w:t>
+        <w:t xml:space="preserve"> "Vejam, levantarei contra eles os medos, um povo que não se interessa por prata e não deseja ouro.</w:t>
       </w:r>
     </w:p>
     <w:p>
@@ -6055,7 +6055,7 @@
         <w:rPr>
           <w:lang w:val="pt_PT" w:bidi="pt_PT"/>
         </w:rPr>
-        <w:t xml:space="preserve"> Seus arcos abaterão os jovens; não terão compaixão do fruto do ventre, nem pouparão os filhos.</w:t>
+        <w:t xml:space="preserve"> Seus arcos abaterão os jovens; não terão compaixão do fruto do ventre, nem pouparão os filhos”.</w:t>
       </w:r>
     </w:p>
     <w:p>
@@ -6076,7 +6076,7 @@
         <w:rPr>
           <w:lang w:val="pt_PT" w:bidi="pt_PT"/>
         </w:rPr>
-        <w:t xml:space="preserve"> Babilônia, beleza dos reinos, orgulho glorioso dos caldeus, será como Sodoma e Gomorra quando Deus as arrasou.</w:t>
+        <w:t xml:space="preserve"> A Babilônia, beleza dos reinos, orgulho glorioso dos caldeus, será como Sodoma e Gomorra quando Deus as arrasou.</w:t>
       </w:r>
     </w:p>
     <w:p>
@@ -6097,7 +6097,7 @@
         <w:rPr>
           <w:lang w:val="pt_PT" w:bidi="pt_PT"/>
         </w:rPr>
-        <w:t xml:space="preserve"> Nunca mais será habitada, nem terá moradores ao longo das gerações; o árabe não armará sua tenda nela, nem o pastor fará ali descansar o rebanho.</w:t>
+        <w:t xml:space="preserve"> Nunca mais será habitada, nem terá moradores por muitas gerações; os povos nômades não montarão suas tendas ali, nem os pastores levarão seus rebanhos para descansar naquele lugar.</w:t>
       </w:r>
     </w:p>
     <w:p>
@@ -6118,7 +6118,7 @@
         <w:rPr>
           <w:lang w:val="pt_PT" w:bidi="pt_PT"/>
         </w:rPr>
-        <w:t xml:space="preserve"> Mas animais do deserto habitarão ali; suas casas se encherão de animais horríveis; ali avestruzes viverão e bodes selvagens saltarão.</w:t>
+        <w:t xml:space="preserve"> Mas animais do deserto viverão ali; suas casas ficarão cheias de criaturas selvagens. Ali viverão aves do deserto, e bodes selvagens saltarão.</w:t>
       </w:r>
     </w:p>
     <w:p>
@@ -6139,7 +6139,7 @@
         <w:rPr>
           <w:lang w:val="pt_PT" w:bidi="pt_PT"/>
         </w:rPr>
-        <w:t xml:space="preserve"> Hienas uivarão em suas fortalezas, e chacais, em seus palácios de prazer. Seu tempo está próximo, e seus dias não se prolongarão".</w:t>
+        <w:t xml:space="preserve"> Hienas uivarão em suas fortalezas, e chacais, em seus palácios. Seu tempo está próximo, e seus dias não durarão muito.</w:t>
       </w:r>
     </w:p>
     <w:p>
@@ -6197,7 +6197,7 @@
         <w:rPr>
           <w:lang w:val="pt_PT" w:bidi="pt_PT"/>
         </w:rPr>
-        <w:t xml:space="preserve"> Nações os conduzirão de volta ao seu lugar, e a casa de Israel tomará posse delas como servos e servas na terra do SENHOR. Eles sujeitarão os que os escravizaram e governarão sobre seus antigos opressores.</w:t>
+        <w:t xml:space="preserve"> Nações os levarão de volta ao seu lugar, e a casa de Israel governará sobre elas na terra do SENHOR. Eles dominarão os que antes os escravizaram e terão autoridade sobre seus antigos opressores.</w:t>
       </w:r>
     </w:p>
     <w:p>
@@ -6239,7 +6239,7 @@
         <w:rPr>
           <w:lang w:val="pt_PT" w:bidi="pt_PT"/>
         </w:rPr>
-        <w:t xml:space="preserve"> você dirá esta canção contra o rei da Babilônia: "Como cessou o tirano! Como acabou o domínio arrogante!</w:t>
+        <w:t xml:space="preserve"> você dirá esta canção contra o rei da Babilônia: “Como acabou o opressor! Como terminou seu poder arrogante!</w:t>
       </w:r>
     </w:p>
     <w:p>
@@ -6281,7 +6281,7 @@
         <w:rPr>
           <w:lang w:val="pt_PT" w:bidi="pt_PT"/>
         </w:rPr>
-        <w:t xml:space="preserve"> aquele que feria povos com ira incessante e dominava nações com furor implacável.</w:t>
+        <w:t xml:space="preserve"> aqueles que atacavam os povos com ira sem parar e governavam as nações com crueldade.</w:t>
       </w:r>
     </w:p>
     <w:p>
@@ -6323,7 +6323,7 @@
         <w:rPr>
           <w:lang w:val="pt_PT" w:bidi="pt_PT"/>
         </w:rPr>
-        <w:t xml:space="preserve"> Até os ciprestes e os cedros do Líbano se alegram por sua queda e dizem: 'Desde que você foi derrubado, ninguém mais vem nos cortar'.</w:t>
+        <w:t xml:space="preserve"> Até os ciprestes e os cedros do Líbano se alegram por sua queda e dizem: ‘Desde que você foi derrubado, ninguém mais vem nos cortar’.</w:t>
       </w:r>
     </w:p>
     <w:p>
@@ -6344,7 +6344,7 @@
         <w:rPr>
           <w:lang w:val="pt_PT" w:bidi="pt_PT"/>
         </w:rPr>
-        <w:t xml:space="preserve"> O inferno, lá embaixo, se agita para recebê-lo na sua chegada; por sua causa ele desperta as sombras dos mortos — todos os líderes da terra; faz levantar de seus tronos todos os reis das nações.</w:t>
+        <w:t xml:space="preserve"> O mundo dos mortos, lá embaixo, se agita para receber você quando chega; por sua causa ele desperta os mortos, todos os líderes da terra, e levanta dos seus tronos os reis das nações.</w:t>
       </w:r>
     </w:p>
     <w:p>
@@ -6365,7 +6365,7 @@
         <w:rPr>
           <w:lang w:val="pt_PT" w:bidi="pt_PT"/>
         </w:rPr>
-        <w:t xml:space="preserve"> Todos dirão: 'Você também ficou fraco como nós; tornou-se igual a nós'.</w:t>
+        <w:t xml:space="preserve"> Todos dirão: ‘Você também ficou fraco como nós; tornou-se igual a nós.</w:t>
       </w:r>
     </w:p>
     <w:p>
@@ -6386,7 +6386,7 @@
         <w:rPr>
           <w:lang w:val="pt_PT" w:bidi="pt_PT"/>
         </w:rPr>
-        <w:t xml:space="preserve"> Sua grandeza desceu ao inferno, junto com o som de suas harpas; vermes serão sua cama, e larvas o cobrirão.</w:t>
+        <w:t xml:space="preserve"> Seu orgulho desceu ao mundo dos mortos, junto com o som das suas harpas; vermes serão sua cama, e larvas o cobrirão’.</w:t>
       </w:r>
     </w:p>
     <w:p>
@@ -6407,7 +6407,7 @@
         <w:rPr>
           <w:lang w:val="pt_PT" w:bidi="pt_PT"/>
         </w:rPr>
-        <w:t xml:space="preserve"> Como você caiu do céu, ó estrela da manhã, filho da aurora! Como foi lançado por terra, você que prostrava as nações!</w:t>
+        <w:t xml:space="preserve"> Como você caiu do céu, estrela brilhante da manhã! Como foi lançado por terra, você que derrubava as nações!</w:t>
       </w:r>
     </w:p>
     <w:p>
@@ -6428,7 +6428,7 @@
         <w:rPr>
           <w:lang w:val="pt_PT" w:bidi="pt_PT"/>
         </w:rPr>
-        <w:t xml:space="preserve"> Você dizia para si mesmo: 'Subirei aos céus; colocarei meu trono acima das estrelas de Deus; vou me assentar no monte da congregação, no extremo norte.</w:t>
+        <w:t xml:space="preserve"> Você dizia: ‘Subirei aos céus; colocarei meu trono acima das estrelas de Deus. Sentarei no monte onde os deuses se reúnem, no extremo norte.</w:t>
       </w:r>
     </w:p>
     <w:p>
@@ -6449,7 +6449,7 @@
         <w:rPr>
           <w:lang w:val="pt_PT" w:bidi="pt_PT"/>
         </w:rPr>
-        <w:t xml:space="preserve"> Subirei acima das nuvens mais altas; serei como o Altíssimo'.</w:t>
+        <w:t xml:space="preserve"> Subirei acima das nuvens mais altas; serei como o Altíssimo’.</w:t>
       </w:r>
     </w:p>
     <w:p>
@@ -6491,7 +6491,7 @@
         <w:rPr>
           <w:lang w:val="pt_PT" w:bidi="pt_PT"/>
         </w:rPr>
-        <w:t xml:space="preserve"> Os que olharem para você observarão com atenção e pensarão: 'Este é o homem que fazia a terra tremer e abalava os reinos?</w:t>
+        <w:t xml:space="preserve"> Os que olharem para você observarão com atenção e pensarão: ‘Este é o homem que fazia a terra tremer e abalava os reinos?</w:t>
       </w:r>
     </w:p>
     <w:p>
@@ -6512,7 +6512,7 @@
         <w:rPr>
           <w:lang w:val="pt_PT" w:bidi="pt_PT"/>
         </w:rPr>
-        <w:t xml:space="preserve"> Que tornava o mundo um deserto, destruía cidades e não deixava seus prisioneiros voltarem para casa?'.</w:t>
+        <w:t xml:space="preserve"> Que transformava o mundo em deserto, destruía cidades e não libertava os seus prisioneiros?’.</w:t>
       </w:r>
     </w:p>
     <w:p>
@@ -6554,7 +6554,7 @@
         <w:rPr>
           <w:lang w:val="pt_PT" w:bidi="pt_PT"/>
         </w:rPr>
-        <w:t xml:space="preserve"> Mas você é lançado para longe de sua sepultura, como um ramo rejeitado, como roupa de mortos traspassados pela espada, como os que descem às pedras da cova, como um cadáver espezinhado.</w:t>
+        <w:t xml:space="preserve"> Mas você foi jogado para longe da sua sepultura, como um ramo rejeitado, como um corpo coberto de mortos feridos pela espada, como aqueles que descem às pedras da cova, como um cadáver pisado.</w:t>
       </w:r>
     </w:p>
     <w:p>
@@ -6596,7 +6596,7 @@
         <w:rPr>
           <w:lang w:val="pt_PT" w:bidi="pt_PT"/>
         </w:rPr>
-        <w:t xml:space="preserve"> Matem os filhos desse perverso, por causa da culpa de seus antepassados, para que não se levantem, nem tomem posse da terra, nem encham o mundo de cidades".</w:t>
+        <w:t xml:space="preserve"> Preparem a morte dos filhos desse perverso por causa da culpa de seus antepassados, para que não se levantem, não dominem a terra e não encham o mundo com suas cidades.</w:t>
       </w:r>
     </w:p>
     <w:p>
@@ -6617,7 +6617,7 @@
         <w:rPr>
           <w:lang w:val="pt_PT" w:bidi="pt_PT"/>
         </w:rPr>
-        <w:t xml:space="preserve"> "Eu me levantarei contra eles", declara o SENHOR dos Exércitos, "e eliminarei da Babilônia o nome e o restante, seus descendentes e sua posteridade", declara o SENHOR.</w:t>
+        <w:t xml:space="preserve"> Eu me levantarei contra eles”, declara o SENHOR dos Exércitos, “e eliminarei da Babilônia o nome e o restante, seus descendentes e sua posteridade”, declara o SENHOR.</w:t>
       </w:r>
     </w:p>
     <w:p>
@@ -6638,7 +6638,7 @@
         <w:rPr>
           <w:lang w:val="pt_PT" w:bidi="pt_PT"/>
         </w:rPr>
-        <w:t xml:space="preserve"> "Farei dela um lugar de corujas e um terreno de pântanos; vou varrê-la com a vassoura da destruição”, declara o SENHOR dos Exércitos.</w:t>
+        <w:t xml:space="preserve"> "Farei dela um lugar de animais do deserto e um terreno de pântanos; vou varrê-la com a vassoura da destruição”, declara o SENHOR dos Exércitos.</w:t>
       </w:r>
     </w:p>
     <w:p>
@@ -6659,7 +6659,7 @@
         <w:rPr>
           <w:lang w:val="pt_PT" w:bidi="pt_PT"/>
         </w:rPr>
-        <w:t xml:space="preserve"> O SENHOR dos Exércitos fez este juramento: "Assim como planejei, assim acontecerá; como decidi, assim se cumprirá.</w:t>
+        <w:t xml:space="preserve"> O SENHOR dos Exércitos fez este juramento: “Assim como planejei, assim acontecerá; como decidi, assim se cumprirá.</w:t>
       </w:r>
     </w:p>
     <w:p>
@@ -6680,7 +6680,7 @@
         <w:rPr>
           <w:lang w:val="pt_PT" w:bidi="pt_PT"/>
         </w:rPr>
-        <w:t xml:space="preserve"> Destruirei a Assíria em minha terra e a esmagarei sobre os meus montes; seu jugo será retirado do meu povo, e seu peso será tirado dos seus ombros".</w:t>
+        <w:t xml:space="preserve"> Vou destruir a Assíria aqui na minha terra e vou esmagá-la nos meus montes. Assim, o jugo da Assíria será tirado do meu povo, e o peso dela será removido dos seus ombros”.</w:t>
       </w:r>
     </w:p>
     <w:p>
@@ -6764,7 +6764,7 @@
         <w:rPr>
           <w:lang w:val="pt_PT" w:bidi="pt_PT"/>
         </w:rPr>
-        <w:t xml:space="preserve"> Todos vocês, filisteus, não se alegrem, porque a vara que os feria foi quebrada; da raiz da serpente sairá uma víbora, e seu fruto será uma serpente voadora.</w:t>
+        <w:t xml:space="preserve"> Não se alegrem, filisteus, porque a vara que os feria foi quebrada; da raiz da serpente surgirá uma víbora, e seu descendente será uma serpente venenosa que voa.</w:t>
       </w:r>
     </w:p>
     <w:p>
@@ -6806,7 +6806,7 @@
         <w:rPr>
           <w:lang w:val="pt_PT" w:bidi="pt_PT"/>
         </w:rPr>
-        <w:t xml:space="preserve"> Lamentem, ó portas! Grite, ó cidade! Derretam-se de medo, todos vocês, filisteus! Vem do norte uma fumaça, e não há retardatário em suas fileiras.</w:t>
+        <w:t xml:space="preserve"> Lamentem, ó portas! Grite, ó cidade! Tremam de medo, todos vocês, filisteus! Vem do norte uma fumaça, e nenhum soldado fica para trás no exército inimigo.</w:t>
       </w:r>
     </w:p>
     <w:p>
@@ -6827,7 +6827,7 @@
         <w:rPr>
           <w:lang w:val="pt_PT" w:bidi="pt_PT"/>
         </w:rPr>
-        <w:t xml:space="preserve"> Que resposta será dada aos mensageiros daquela nação? Esta: "O SENHOR fundou Sião, e nela os aflitos do seu povo encontrarão refúgio".</w:t>
+        <w:t xml:space="preserve"> Que resposta será dada aos mensageiros daquela nação? Esta: “O SENHOR fundou Sião, e nela os aflitos do seu povo encontrarão refúgio”.</w:t>
       </w:r>
     </w:p>
     <w:p>
@@ -6864,7 +6864,7 @@
         <w:rPr>
           <w:lang w:val="pt_PT" w:bidi="pt_PT"/>
         </w:rPr>
-        <w:t xml:space="preserve"> Mensagem a respeito de Moabe: numa só noite, Ar de Moabe é arrasada; numa só noite, Quir de Moabe cai em ruína.</w:t>
+        <w:t xml:space="preserve"> Mensagem sobre Moabe: numa só noite Ar de Moabe foi destruída; numa só noite, Quir de Moabe ficou em ruínas.</w:t>
       </w:r>
     </w:p>
     <w:p>
@@ -6885,7 +6885,7 @@
         <w:rPr>
           <w:lang w:val="pt_PT" w:bidi="pt_PT"/>
         </w:rPr>
-        <w:t xml:space="preserve"> O povo sobe a Dibom, aos lugares altos, para lamentar; por Nebo e Medeba, Moabe chorará. Raspam-se as cabeças e cortam-se as barbas.</w:t>
+        <w:t xml:space="preserve"> O povo sobe a Dibom, aos lugares altos, para chorar; por Nebo e Medeba, Moabe lamenta. Todos raspam a cabeça e cortam a barba em sinal de tristeza.</w:t>
       </w:r>
     </w:p>
     <w:p>
@@ -6927,7 +6927,7 @@
         <w:rPr>
           <w:lang w:val="pt_PT" w:bidi="pt_PT"/>
         </w:rPr>
-        <w:t xml:space="preserve"> Hesbom e Eleale levantam gritos; suas vozes chegam até Jaaz. Por isso, até os combatentes de Moabe gritam, e sua alma treme no íntimo.</w:t>
+        <w:t xml:space="preserve"> Hesbom e Eleale gritam; suas vozes chegam até Jaaz. Por isso, até os soldados de Moabe gritam, e seu coração fica cheio de medo.</w:t>
       </w:r>
     </w:p>
     <w:p>
@@ -6948,7 +6948,7 @@
         <w:rPr>
           <w:lang w:val="pt_PT" w:bidi="pt_PT"/>
         </w:rPr>
-        <w:t xml:space="preserve"> Meu coração clama por Moabe; seus fugitivos vão até Zoar, até Eglate-Selisia. Sobem chorando pela subida de Luíte, e no caminho de Horonaim levantam gritos por causa da destruição.</w:t>
+        <w:t xml:space="preserve"> Meu coração sofre por Moabe; seus fugitivos fogem até Zoar, até Eglate-Selisia. Eles sobem chorando pelo caminho de Luíte, e na estrada para Horonaim levantam gritos por causa da destruição.</w:t>
       </w:r>
     </w:p>
     <w:p>
@@ -6969,7 +6969,7 @@
         <w:rPr>
           <w:lang w:val="pt_PT" w:bidi="pt_PT"/>
         </w:rPr>
-        <w:t xml:space="preserve"> As águas de Ninrim desapareceram, os campos secaram, a vegetação morreu; não há mais verde algum.</w:t>
+        <w:t xml:space="preserve"> As águas de Ninrim secaram; os campos ficaram secos, a vegetação morreu, e não existe mais nenhuma planta verde.</w:t>
       </w:r>
     </w:p>
     <w:p>
@@ -6990,7 +6990,7 @@
         <w:rPr>
           <w:lang w:val="pt_PT" w:bidi="pt_PT"/>
         </w:rPr>
-        <w:t xml:space="preserve"> Por isso, o que ajuntaram e guardaram, levam consigo para além do riacho dos Salgueiros.</w:t>
+        <w:t xml:space="preserve"> Por isso, eles levam consigo tudo o que juntaram e guardaram para além do riacho dos Salgueiros.</w:t>
       </w:r>
     </w:p>
     <w:p>
@@ -7032,7 +7032,7 @@
         <w:rPr>
           <w:lang w:val="pt_PT" w:bidi="pt_PT"/>
         </w:rPr>
-        <w:t xml:space="preserve"> As águas de Dibom se enchem de sangue; ainda acrescentarei mais desgraças a Dibom: leões virão contra os fugitivos de Moabe e contra os que restam na terra.</w:t>
+        <w:t xml:space="preserve"> As águas de Dibom estão cheias de sangue; ainda trarei mais destruição sobre Dibom. Leões atacarão os fugitivos de Moabe e os que permanecerem na terra.</w:t>
       </w:r>
     </w:p>
     <w:p>
@@ -7069,7 +7069,7 @@
         <w:rPr>
           <w:lang w:val="pt_PT" w:bidi="pt_PT"/>
         </w:rPr>
-        <w:t xml:space="preserve"> Enviem cordeiros ao governante da terra, desde Selá, pelo deserto, até o monte de Sião.</w:t>
+        <w:t xml:space="preserve"> Enviem cordeiros ao governante da terra, desde Selá, pelo deserto, até o monte Sião.</w:t>
       </w:r>
     </w:p>
     <w:p>
@@ -7090,7 +7090,7 @@
         <w:rPr>
           <w:lang w:val="pt_PT" w:bidi="pt_PT"/>
         </w:rPr>
-        <w:t xml:space="preserve"> Os moabitas são como pássaros em fuga, expulsos do ninho, junto aos pontos de travessia do Arnom.</w:t>
+        <w:t xml:space="preserve"> Os moabitas são como aves fugindo, espalhadas e sem abrigo, junto aos pontos de travessia do Arnom.</w:t>
       </w:r>
     </w:p>
     <w:p>
@@ -7111,7 +7111,7 @@
         <w:rPr>
           <w:lang w:val="pt_PT" w:bidi="pt_PT"/>
         </w:rPr>
-        <w:t xml:space="preserve"> Tomem uma decisão e deem orientação; façam a sua sombra ficar escura como a noite em pleno dia; protejam os que fogem e não revelem onde eles estão.</w:t>
+        <w:t xml:space="preserve"> Tomem uma decisão e deem conselho; ofereçam proteção como uma sombra escura no calor do dia; escondam os fugitivos e não os entreguem.</w:t>
       </w:r>
     </w:p>
     <w:p>
@@ -7132,7 +7132,7 @@
         <w:rPr>
           <w:lang w:val="pt_PT" w:bidi="pt_PT"/>
         </w:rPr>
-        <w:t xml:space="preserve"> Recebam os refugiados de Moabe; sejam para eles um abrigo diante daquele que destrói. Quando a opressão chegar ao fim, a devastação cessar e o invasor desaparecer da terra,</w:t>
+        <w:t xml:space="preserve"> Recebam os refugiados de Moabe; sejam para eles um abrigo contra o destruidor. Quando a opressão acabar, a destruição terminar e o invasor desaparecer da terra,</w:t>
       </w:r>
     </w:p>
     <w:p>
@@ -7153,7 +7153,7 @@
         <w:rPr>
           <w:lang w:val="pt_PT" w:bidi="pt_PT"/>
         </w:rPr>
-        <w:t xml:space="preserve"> então será estabelecido um trono firmado em lealdade; nele se sentará, com firmeza, alguém da casa de Davi, que pratica o direito e age com rapidez para fazer o que é justo.</w:t>
+        <w:t xml:space="preserve"> então será estabelecido um trono firme em fidelidade; nele se sentará alguém da casa de Davi, julgando com justiça e buscando o que é correto.</w:t>
       </w:r>
     </w:p>
     <w:p>
@@ -7195,7 +7195,7 @@
         <w:rPr>
           <w:lang w:val="pt_PT" w:bidi="pt_PT"/>
         </w:rPr>
-        <w:t xml:space="preserve"> Por isso, Moabe lamenta por si mesmo; todos choram. Eles se entristecem profundamente pelos bolos de passas de Quir-Haresete.</w:t>
+        <w:t xml:space="preserve"> Por isso, Moabe lamenta; todos choram. Eles se entristecem profundamente pelos bolos de passas de Quir-Haresete.</w:t>
       </w:r>
     </w:p>
     <w:p>
@@ -7216,7 +7216,7 @@
         <w:rPr>
           <w:lang w:val="pt_PT" w:bidi="pt_PT"/>
         </w:rPr>
-        <w:t xml:space="preserve"> Os campos de Hesbom secaram, e as vinhas de Sibma perderam sua força; os senhores das nações derrubaram suas melhores plantas, que antes alcançavam Jazar e se espalhavam pelo deserto; seus ramos iam até o mar.</w:t>
+        <w:t xml:space="preserve"> Os campos de Hesbom secaram, e as vinhas de Sibma perderam sua força; os invasores destruíram suas melhores plantas, que antes chegavam até Jazar e se espalhavam pelo deserto; seus ramos alcançavam o mar.</w:t>
       </w:r>
     </w:p>
     <w:p>
@@ -7258,7 +7258,7 @@
         <w:rPr>
           <w:lang w:val="pt_PT" w:bidi="pt_PT"/>
         </w:rPr>
-        <w:t xml:space="preserve"> A alegria acabou nos campos; não há mais canto nas vinhas, nem vozes de festa; ninguém pisa uvas nos lagares, porque eu acabei com os gritos de alegria.</w:t>
+        <w:t xml:space="preserve"> A alegria desapareceu dos campos; não há mais canto nas vinhas, nem vozes de festa. Ninguém pisa uvas nos lagares, porque eu fiz cessar os gritos de alegria.</w:t>
       </w:r>
     </w:p>
     <w:p>
@@ -7279,7 +7279,7 @@
         <w:rPr>
           <w:lang w:val="pt_PT" w:bidi="pt_PT"/>
         </w:rPr>
-        <w:t xml:space="preserve"> Por isso, o meu interior chora por Moabe como uma harpa; dentro de mim há dor por Quir-Haresete.</w:t>
+        <w:t xml:space="preserve"> Por isso, meu coração sofre por Moabe como uma harpa; dentro de mim há tristeza por Quir-Haresete.</w:t>
       </w:r>
     </w:p>
     <w:p>
@@ -7300,7 +7300,7 @@
         <w:rPr>
           <w:lang w:val="pt_PT" w:bidi="pt_PT"/>
         </w:rPr>
-        <w:t xml:space="preserve"> Quando Moabe estiver cansado de subir aos lugares altos e entrar em seu santuário para orar, nada obterá.</w:t>
+        <w:t xml:space="preserve"> Quando o povo de Moabe subir aos lugares altos e entrar em seu santuário para orar, eles vão se cansar, mas não vão receber ajuda nenhuma.</w:t>
       </w:r>
     </w:p>
     <w:p>
@@ -7342,7 +7342,7 @@
         <w:rPr>
           <w:lang w:val="pt_PT" w:bidi="pt_PT"/>
         </w:rPr>
-        <w:t xml:space="preserve"> Agora, porém, o SENHOR declara: "Dentro de três anos, contados com exatidão, a glória de Moabe será rebaixada, com toda a sua grande população; e seus sobreviventes serão poucos e impotentes".</w:t>
+        <w:t xml:space="preserve"> Agora, porém, o SENHOR declara: “Dentro de três anos, contados exatamente como anos de trabalhador contratado, a glória de Moabe será diminuída, junto com toda a sua grande população; e os que restarem serão poucos e fracos”.</w:t>
       </w:r>
     </w:p>
     <w:p>
@@ -7379,7 +7379,7 @@
         <w:rPr>
           <w:lang w:val="pt_PT" w:bidi="pt_PT"/>
         </w:rPr>
-        <w:t xml:space="preserve"> Esta é a advertência contra Damasco: "Vejam, Damasco deixará de existir; a cidade se transformará num monte de escombros.</w:t>
+        <w:t xml:space="preserve"> Esta é a advertência contra Damasco: “Vejam, Damasco deixará de existir; a cidade se transformará num monte de escombros.</w:t>
       </w:r>
     </w:p>
     <w:p>
@@ -7400,7 +7400,7 @@
         <w:rPr>
           <w:lang w:val="pt_PT" w:bidi="pt_PT"/>
         </w:rPr>
-        <w:t xml:space="preserve"> As cidades de Aroer ficarão vazias, e os rebanhos irão pastar e descansar nelas sem que ninguém os afaste.</w:t>
+        <w:t xml:space="preserve"> As cidades de Aroer ficarão vazias, e os rebanhos pastarão e descansarão nelas sem que ninguém os afaste.</w:t>
       </w:r>
     </w:p>
     <w:p>
@@ -7421,7 +7421,7 @@
         <w:rPr>
           <w:lang w:val="pt_PT" w:bidi="pt_PT"/>
         </w:rPr>
-        <w:t xml:space="preserve"> A fortaleza de Efraim deixará de existir, e o poder de Damasco será destruído. O que restar da Síria será como a glória de Israel", declara o SENHOR dos Exércitos.</w:t>
+        <w:t xml:space="preserve"> A fortaleza de Efraim deixará de existir, e o poder de Damasco será destruído. O que restar da Síria será como a glória de Israel”, declara o SENHOR dos Exércitos.</w:t>
       </w:r>
     </w:p>
     <w:p>
@@ -7463,7 +7463,7 @@
         <w:rPr>
           <w:lang w:val="pt_PT" w:bidi="pt_PT"/>
         </w:rPr>
-        <w:t xml:space="preserve"> A terra ficará como um campo depois que o ceifeiro colheu todo o trigo, ou como os feixes reunidos no vale de Refaim.</w:t>
+        <w:t xml:space="preserve"> A terra ficará como um campo depois da colheita, quando o ceifeiro recolhe os feixes; será como o vale de Refaim depois que tudo foi colhido.</w:t>
       </w:r>
     </w:p>
     <w:p>
@@ -7484,7 +7484,7 @@
         <w:rPr>
           <w:lang w:val="pt_PT" w:bidi="pt_PT"/>
         </w:rPr>
-        <w:t xml:space="preserve"> Ainda assim, poucos sobreviverão, como azeitonas que permanecem nos galhos mais altos depois que a árvore é sacudida: duas ou três nas pontas e quatro ou cinco nos ramos mais baixos", anuncia o SENHOR, o Deus de Israel.</w:t>
+        <w:t xml:space="preserve"> Ainda assim, alguns poucos permanecerão, como azeitonas que ficam na oliveira depois da colheita: duas ou três no topo dos galhos mais altos, e quatro ou cinco nos ramos carregados de fruto”, declara o SENHOR, o Deus de Israel.</w:t>
       </w:r>
     </w:p>
     <w:p>
@@ -7547,7 +7547,7 @@
         <w:rPr>
           <w:lang w:val="pt_PT" w:bidi="pt_PT"/>
         </w:rPr>
-        <w:t xml:space="preserve"> As cidades antes protegidas por muralhas ficarão desertas, como as terras abandonadas pelos povos antigos quando Israel entrou em Canaã; tudo ficará desolado.</w:t>
+        <w:t xml:space="preserve"> Naquele dia, suas cidades fortificadas ficarão abandonadas, como os lugares deixados desertos diante dos israelitas antigamente; tudo se tornará desolação.</w:t>
       </w:r>
     </w:p>
     <w:p>
@@ -7589,7 +7589,7 @@
         <w:rPr>
           <w:lang w:val="pt_PT" w:bidi="pt_PT"/>
         </w:rPr>
-        <w:t xml:space="preserve"> e que elas brotem, floresçam e deem fruto no mesmo dia, vocês não colherão nada quando chegar o tempo de tristeza e sofrimento.</w:t>
+        <w:t xml:space="preserve"> mesmo que as plantas cresçam rapidamente e floresçam logo depois de serem plantadas, a colheita desaparecerá no dia da aflição e da dor sem cura.</w:t>
       </w:r>
     </w:p>
     <w:p>
@@ -7631,7 +7631,7 @@
         <w:rPr>
           <w:lang w:val="pt_PT" w:bidi="pt_PT"/>
         </w:rPr>
-        <w:t xml:space="preserve"> Ainda que avancem como o mar agitado, Deus os repreenderá, e eles fugirão; serão como palha levada pelo vento ou folhas espalhadas por uma tempestade.</w:t>
+        <w:t xml:space="preserve"> Ainda que avancem como o mar agitado, Deus os repreenderá, e eles fugirão; serão como palha levada pelo vento nos montes, como poeira carregada pela tempestade.</w:t>
       </w:r>
     </w:p>
     <w:p>
@@ -7689,7 +7689,7 @@
         <w:rPr>
           <w:lang w:val="pt_PT" w:bidi="pt_PT"/>
         </w:rPr>
-        <w:t xml:space="preserve"> Ai da terra que está além dos rios da Etiópia, onde se ouve um zumbido de asas.</w:t>
+        <w:t xml:space="preserve"> Ai da terra além dos rios da Etiópia, terra de asas que fazem ruído!</w:t>
       </w:r>
     </w:p>
     <w:p>
@@ -7710,7 +7710,7 @@
         <w:rPr>
           <w:lang w:val="pt_PT" w:bidi="pt_PT"/>
         </w:rPr>
-        <w:t xml:space="preserve"> Ela envia mensageiros pelo mar em barcos leves feitos de junco sobre as águas. Vão, mensageiros velozes, a um povo alto e de pele lisa, a uma nação temida de perto e de longe, um povo poderoso e dominador, cujo território é recortado por rios.</w:t>
+        <w:t xml:space="preserve"> Ela envia mensageiros pelo mar em barcos de junco sobre as águas. Vão, mensageiros velozes, a um povo alto e de pele brilhante, a uma nação temida de perto e de longe, um povo forte e poderoso, cuja terra é dividida por rios.</w:t>
       </w:r>
     </w:p>
     <w:p>
@@ -7752,7 +7752,7 @@
         <w:rPr>
           <w:lang w:val="pt_PT" w:bidi="pt_PT"/>
         </w:rPr>
-        <w:t xml:space="preserve"> Pois o SENHOR diz o seguinte: "Da minha morada, observarei em silêncio, como o calor claro sob o sol, como a nuvem de orvalho no calor da colheita".</w:t>
+        <w:t xml:space="preserve"> Pois o SENHOR diz: “Da minha morada observarei em silêncio, tranquilo como o calor sob a luz do sol, como uma nuvem de orvalho no calor da colheita”.</w:t>
       </w:r>
     </w:p>
     <w:p>
@@ -7773,7 +7773,7 @@
         <w:rPr>
           <w:lang w:val="pt_PT" w:bidi="pt_PT"/>
         </w:rPr>
-        <w:t xml:space="preserve"> Pois, antes da colheita, quando a flor se transforma em fruto e as uvas começam a amadurecer, ele cortará os brotos com a podadeira e removerá os ramos que cresceram demais.</w:t>
+        <w:t xml:space="preserve"> Pois, antes da colheita, quando a flor se transforma em uva madura, ele cortará os brotos com a podadeira e removerá os ramos que se espalharam.</w:t>
       </w:r>
     </w:p>
     <w:p>
@@ -7794,7 +7794,7 @@
         <w:rPr>
           <w:lang w:val="pt_PT" w:bidi="pt_PT"/>
         </w:rPr>
-        <w:t xml:space="preserve"> Todos serão deixados para as aves das montanhas e para os animais selvagens; as aves ficarão sobre eles no verão, e os animais, durante o inverno.</w:t>
+        <w:t xml:space="preserve"> Os derrotados serão deixados para as aves das montanhas e para os animais selvagens; as aves se alimentarão deles durante o verão, e os animais, durante o inverno.</w:t>
       </w:r>
     </w:p>
     <w:p>
@@ -7815,7 +7815,7 @@
         <w:rPr>
           <w:lang w:val="pt_PT" w:bidi="pt_PT"/>
         </w:rPr>
-        <w:t xml:space="preserve"> Naquele tempo, um presente será levado ao SENHOR dos Exércitos por um povo alto e de pele lisa, por uma nação temida de perto e de longe, um povo poderoso e dominador, cujo território é recortado por rios. Esse presente será levado ao monte Sião, ao lugar onde está o nome do SENHOR dos Exércitos.</w:t>
+        <w:t xml:space="preserve"> Naquele tempo, um presente será levado ao SENHOR dos Exércitos por um povo alto e de pele brilhante, por uma nação temida de perto e de longe, um povo forte e poderoso, cuja terra é dividida por rios. Esse presente será levado ao monte Sião, ao local escolhido pelo SENHOR dos Exércitos para manifestar o seu nome.</w:t>
       </w:r>
     </w:p>
     <w:p>
@@ -7873,7 +7873,7 @@
         <w:rPr>
           <w:lang w:val="pt_PT" w:bidi="pt_PT"/>
         </w:rPr>
-        <w:t xml:space="preserve"> "Eu colocarei egípcio contra egípcio: cada um lutará contra seu irmão e contra quem vive perto; cidade se voltará contra cidade, e reino contra reino.</w:t>
+        <w:t xml:space="preserve"> "Eu colocarei egípcio contra egípcio: cada um lutará contra seu próprio irmão e contra quem vive perto; cidade se voltará contra cidade, e reino contra reino.</w:t>
       </w:r>
     </w:p>
     <w:p>
@@ -7894,7 +7894,7 @@
         <w:rPr>
           <w:lang w:val="pt_PT" w:bidi="pt_PT"/>
         </w:rPr>
-        <w:t xml:space="preserve"> A força do Egito se esvairá, e eu confundirei seus planos. Então consultarão os ídolos, os mortos, os necromantes e os adivinhos.</w:t>
+        <w:t xml:space="preserve"> A força do Egito se esvairá, e eu confundirei seus planos. Então consultarão os ídolos, os espíritos dos mortos, os necromantes e os adivinhos.</w:t>
       </w:r>
     </w:p>
     <w:p>
@@ -7915,7 +7915,7 @@
         <w:rPr>
           <w:lang w:val="pt_PT" w:bidi="pt_PT"/>
         </w:rPr>
-        <w:t xml:space="preserve"> Entregarei o Egito ao poder de um governante cruel; um rei violento os dominará", declara o Soberano, o SENHOR dos Exércitos.</w:t>
+        <w:t xml:space="preserve"> Entregarei o Egito ao poder de um governante cruel; um rei violento os dominará”, declara o Soberano, o SENHOR dos Exércitos.</w:t>
       </w:r>
     </w:p>
     <w:p>
@@ -8041,7 +8041,7 @@
         <w:rPr>
           <w:lang w:val="pt_PT" w:bidi="pt_PT"/>
         </w:rPr>
-        <w:t xml:space="preserve"> Seus pilares serão esmagados, e todos os trabalhadores assalariados ficarão aflitos.</w:t>
+        <w:t xml:space="preserve"> Os fundamentos do país serão abalados, e todos os trabalhadores assalariados ficarão aflitos.</w:t>
       </w:r>
     </w:p>
     <w:p>
@@ -8062,7 +8062,7 @@
         <w:rPr>
           <w:lang w:val="pt_PT" w:bidi="pt_PT"/>
         </w:rPr>
-        <w:t xml:space="preserve"> Os chefes de Zoã não têm discernimento; os conselheiros mais sábios do faraó dão orientações sem sentido. Como vocês dizem ao faraó: "Sou sábio, venho de antigos reis"?</w:t>
+        <w:t xml:space="preserve"> Os chefes de Zoã não têm discernimento; os conselheiros mais sábios do faraó dão orientações sem sentido. Como vocês dizem ao faraó: “Sou sábio, venho de antigos reis”?</w:t>
       </w:r>
     </w:p>
     <w:p>
@@ -8167,7 +8167,7 @@
         <w:rPr>
           <w:lang w:val="pt_PT" w:bidi="pt_PT"/>
         </w:rPr>
-        <w:t xml:space="preserve"> Naquele tempo, os egípcios ficarão frágeis como mulheres e tremerão de medo por causa da mão levantada do SENHOR dos Exércitos contra eles.</w:t>
+        <w:t xml:space="preserve"> Naquele tempo, os egípcios ficarão cheios de medo e tremerão por causa da mão levantada do SENHOR dos Exércitos contra eles.</w:t>
       </w:r>
     </w:p>
     <w:p>
@@ -8209,7 +8209,7 @@
         <w:rPr>
           <w:lang w:val="pt_PT" w:bidi="pt_PT"/>
         </w:rPr>
-        <w:t xml:space="preserve"> Naquele dia, cinco cidades do Egito falarão a língua de Canaã e farão juramento de fidelidade ao SENHOR dos Exércitos. Uma delas será chamada "Cidade do Sol" (ou "Cidade da Destruição").</w:t>
+        <w:t xml:space="preserve"> Naquele dia, cinco cidades do Egito falarão a língua de Canaã e jurarão fidelidade ao SENHOR dos Exércitos. Uma delas será chamada “Cidade do Sol”.</w:t>
       </w:r>
     </w:p>
     <w:p>
@@ -8251,7 +8251,7 @@
         <w:rPr>
           <w:lang w:val="pt_PT" w:bidi="pt_PT"/>
         </w:rPr>
-        <w:t xml:space="preserve"> Isso servirá como sinal e testemunho ao SENHOR dos Exércitos na terra do Egito. Quando clamarem ao SENHOR por causa dos opressores, ele lhes enviará um salvador e combatente que os libertará.</w:t>
+        <w:t xml:space="preserve"> Isso servirá como sinal e testemunho ao SENHOR dos Exércitos na terra do Egito. Quando clamarem ao SENHOR por causa dos opressores, ele lhes enviará um libertador que lutará por eles e os salvará.</w:t>
       </w:r>
     </w:p>
     <w:p>
@@ -8335,7 +8335,7 @@
         <w:rPr>
           <w:lang w:val="pt_PT" w:bidi="pt_PT"/>
         </w:rPr>
-        <w:t xml:space="preserve"> Naquele dia, ao lado do Egito e da Assíria estará o terceiro, Israel, uma bênção no meio da terra.</w:t>
+        <w:t xml:space="preserve"> Naquele dia, Israel se unirá ao Egito e à Assíria, e os três serão uma bênção no meio da terra.</w:t>
       </w:r>
     </w:p>
     <w:p>
@@ -8356,7 +8356,7 @@
         <w:rPr>
           <w:lang w:val="pt_PT" w:bidi="pt_PT"/>
         </w:rPr>
-        <w:t xml:space="preserve"> O SENHOR dos Exércitos os abençoará, dizendo: "Bendito seja o Egito, meu povo; a Assíria, a que criei com as minhas mãos; e Israel, minha herança".</w:t>
+        <w:t xml:space="preserve"> O SENHOR dos Exércitos os abençoará, dizendo: “Bendito seja o Egito, meu povo; a Assíria, a que criei com as minhas mãos; e Israel, minha herança”.</w:t>
       </w:r>
     </w:p>
     <w:p>
@@ -8414,7 +8414,7 @@
         <w:rPr>
           <w:lang w:val="pt_PT" w:bidi="pt_PT"/>
         </w:rPr>
-        <w:t xml:space="preserve"> o SENHOR falou a Isaías, filho de Amoz: "Tire o pano de saco que você está usando como roupa e as sandálias dos pés". Isaías obedeceu, andando nu e descalço.</w:t>
+        <w:t xml:space="preserve"> o SENHOR falou a Isaías, filho de Amoz: “Tire o pano de saco que você está usando como roupa e as sandálias dos pés”. Isaías obedeceu e passou a andar descalço e praticamente nu.</w:t>
       </w:r>
     </w:p>
     <w:p>
@@ -8435,7 +8435,7 @@
         <w:rPr>
           <w:lang w:val="pt_PT" w:bidi="pt_PT"/>
         </w:rPr>
-        <w:t xml:space="preserve"> Então o SENHOR explicou: "Assim como Isaías, meu servo, permaneceu nu e descalço durante três anos como sinal e advertência contra o Egito e a Etiópia,</w:t>
+        <w:t xml:space="preserve"> Então o SENHOR explicou: “Assim como Isaías, meu servo, permaneceu nu e descalço durante três anos como sinal e advertência contra o Egito e a Etiópia,</w:t>
       </w:r>
     </w:p>
     <w:p>
@@ -8456,7 +8456,7 @@
         <w:rPr>
           <w:lang w:val="pt_PT" w:bidi="pt_PT"/>
         </w:rPr>
-        <w:t xml:space="preserve"> assim o rei da Assíria levará cativos do Egito e da Etiópia, jovens e velhos, despidos e descalços, com as nádegas à vista, trazendo vergonha sobre o Egito.</w:t>
+        <w:t xml:space="preserve"> assim o rei da Assíria levará os cativos do Egito e da Etiópia, jovens e velhos, descalços e nus, expondo sua vergonha e trazendo humilhação ao Egito.</w:t>
       </w:r>
     </w:p>
     <w:p>
@@ -8498,7 +8498,7 @@
         <w:rPr>
           <w:lang w:val="pt_PT" w:bidi="pt_PT"/>
         </w:rPr>
-        <w:t xml:space="preserve"> Naquele dia, os povos que vivem nesta região costeira dirão: 'Vejam o que aconteceu com aqueles em quem confiávamos e a quem recorremos para escapar do rei da Assíria! Se isso aconteceu aos nossos aliados tão poderosos, o que será de nós?'".</w:t>
+        <w:t xml:space="preserve"> Naquele dia, os povos que vivem nesta região costeira dirão: ‘Vejam o que aconteceu com aqueles em quem confiávamos e a quem recorremos para escapar do rei da Assíria! Se isso aconteceu aos nossos aliados tão poderosos, o que será de nós?’”.</w:t>
       </w:r>
     </w:p>
     <w:p>
@@ -8556,7 +8556,7 @@
         <w:rPr>
           <w:lang w:val="pt_PT" w:bidi="pt_PT"/>
         </w:rPr>
-        <w:t xml:space="preserve"> Deus me deu uma visão terrível: a Babilônia tem praticado o mal e causado destruição, mas ela mesma será atacada pelos exércitos de Elão e Média. Assim, o sofrimento que causou a outras nações chegará ao fim.</w:t>
+        <w:t xml:space="preserve"> Deus me mostrou uma visão terrível: a traidora será traída, e a destruidora será destruída. Avancem, elamitas! Ataquem, medos! Farei cessar todo o sofrimento que ela causou.</w:t>
       </w:r>
     </w:p>
     <w:p>
@@ -8619,7 +8619,7 @@
         <w:rPr>
           <w:lang w:val="pt_PT" w:bidi="pt_PT"/>
         </w:rPr>
-        <w:t xml:space="preserve"> Vi então um grande banquete preparado na Babilônia, com tapetes estendidos, convidados comendo e bebendo. Mas de repente, alguém ordenou: "Levantem-se, príncipes e soldados! Corram e preparem seus escudos!".</w:t>
+        <w:t xml:space="preserve"> Vi então um grande banquete preparado na Babilônia, com tapetes estendidos, convidados comendo e bebendo. Mas de repente, alguém ordenou: “Levantem-se, príncipes e soldados! Corram e preparem seus escudos!”.</w:t>
       </w:r>
     </w:p>
     <w:p>
@@ -8640,7 +8640,7 @@
         <w:rPr>
           <w:lang w:val="pt_PT" w:bidi="pt_PT"/>
         </w:rPr>
-        <w:t xml:space="preserve"> Então o Senhor me disse: "Coloque um vigia no alto do muro da cidade, para anunciar tudo o que for possível.</w:t>
+        <w:t xml:space="preserve"> Então o Senhor me disse: “Coloque um vigia no alto do muro da cidade, para relatar tudo o que vir.</w:t>
       </w:r>
     </w:p>
     <w:p>
@@ -8661,7 +8661,7 @@
         <w:rPr>
           <w:lang w:val="pt_PT" w:bidi="pt_PT"/>
         </w:rPr>
-        <w:t xml:space="preserve"> Quando ele avistar homens montados em jumentos e camelos, ou carros de guerra puxados por cavalos em parelha, que fique alerta, atento a cada detalhe".</w:t>
+        <w:t xml:space="preserve"> Quando ele vir cavaleiros em pares, montados em jumentos e camelos, deverá prestar muita atenção”.</w:t>
       </w:r>
     </w:p>
     <w:p>
@@ -8682,7 +8682,7 @@
         <w:rPr>
           <w:lang w:val="pt_PT" w:bidi="pt_PT"/>
         </w:rPr>
-        <w:t xml:space="preserve"> Coloquei o vigia sobre o muro, e então ele gritou: "Senhor, eu fiquei vigiando dia e noite, durante muito tempo.</w:t>
+        <w:t xml:space="preserve"> Então o vigia gritou: “Meu senhor, permaneço de guarda dia após dia e fico em meu posto noite após noite.</w:t>
       </w:r>
     </w:p>
     <w:p>
@@ -8703,7 +8703,7 @@
         <w:rPr>
           <w:lang w:val="pt_PT" w:bidi="pt_PT"/>
         </w:rPr>
-        <w:t xml:space="preserve"> Agora lá vêm eles! Os cavaleiros em fila de dois!". Então anunciou: "Ela caiu! A Babilônia caiu! Todas as imagens de escultura dos seus falsos deuses estão quebradas e espalhadas pelo chão!".</w:t>
+        <w:t xml:space="preserve"> Agora vejo cavaleiros vindo em pares!”. Então ele anunciou: “Caiu! A Babilônia caiu! Todas as imagens dos seus deuses foram despedaçadas e lançadas ao chão!”.</w:t>
       </w:r>
     </w:p>
     <w:p>
@@ -8745,7 +8745,7 @@
         <w:rPr>
           <w:lang w:val="pt_PT" w:bidi="pt_PT"/>
         </w:rPr>
-        <w:t xml:space="preserve"> Esta é a sentença contra Edom: Alguém em Seir me pergunta: "Guarda, que horas da noite já são? Quanto tempo ainda falta?".</w:t>
+        <w:t xml:space="preserve"> Esta é a sentença contra Edom: Alguém me chama de Seir: “Guarda, que horas da noite já são? Guarda, quanto ainda resta da noite?”.</w:t>
       </w:r>
     </w:p>
     <w:p>
@@ -8766,7 +8766,7 @@
         <w:rPr>
           <w:lang w:val="pt_PT" w:bidi="pt_PT"/>
         </w:rPr>
-        <w:t xml:space="preserve"> O guarda responde: "A manhã já vem, e a noite também. Se quiserem perguntar novamente, voltem e perguntem".</w:t>
+        <w:t xml:space="preserve"> O guarda responde: “A manhã já vem, e a noite também. Se quiserem perguntar novamente, voltem e perguntem”.</w:t>
       </w:r>
     </w:p>
     <w:p>
@@ -8850,7 +8850,7 @@
         <w:rPr>
           <w:lang w:val="pt_PT" w:bidi="pt_PT"/>
         </w:rPr>
-        <w:t xml:space="preserve"> Assim o SENHOR me disse: "Daqui a exatamente um ano, toda a glória da tribo de Quedar chegará ao fim.</w:t>
+        <w:t xml:space="preserve"> Assim o Senhor me disse: “Dentro de um ano, contado com exatidão como o contrato de um trabalhador, toda a glória de Quedar chegará ao fim.</w:t>
       </w:r>
     </w:p>
     <w:p>
@@ -8871,7 +8871,7 @@
         <w:rPr>
           <w:lang w:val="pt_PT" w:bidi="pt_PT"/>
         </w:rPr>
-        <w:t xml:space="preserve"> Poucos sobreviverão entre os arqueiros valentes de Quedar. Eu, o SENHOR, o Deus de Israel, falei".</w:t>
+        <w:t xml:space="preserve"> Poucos sobreviverão entre os arqueiros valentes de Quedar. Eu, o SENHOR, o Deus de Israel, falei”.</w:t>
       </w:r>
     </w:p>
     <w:p>
@@ -8929,7 +8929,7 @@
         <w:rPr>
           <w:lang w:val="pt_PT" w:bidi="pt_PT"/>
         </w:rPr>
-        <w:t xml:space="preserve"> Você era cheia de aclamações, de turbulência, de alegria; mas seus mortos não caíram à espada, nem morreram em batalha.</w:t>
+        <w:t xml:space="preserve"> Você estava cheia de barulho, agitação e alegria; mas os seus mortos não foram mortos pela espada, nem morreram na guerra.</w:t>
       </w:r>
     </w:p>
     <w:p>
@@ -8950,7 +8950,7 @@
         <w:rPr>
           <w:lang w:val="pt_PT" w:bidi="pt_PT"/>
         </w:rPr>
-        <w:t xml:space="preserve"> Todos os seus líderes fugiram ao mesmo tempo e foram capturados pelos arqueiros; mesmo aqueles que tentaram escapar para longe foram presos.</w:t>
+        <w:t xml:space="preserve"> Todos os seus líderes fugiram juntos, mas foram presos sem resistência; até os que tentaram escapar para longe foram capturados.</w:t>
       </w:r>
     </w:p>
     <w:p>
@@ -8971,7 +8971,7 @@
         <w:rPr>
           <w:lang w:val="pt_PT" w:bidi="pt_PT"/>
         </w:rPr>
-        <w:t xml:space="preserve"> Por isso eu digo: "Não olhem para mim; deixem-me chorar amargamente. Não tentem mais me consolar por causa da destruição da filha do meu povo".</w:t>
+        <w:t xml:space="preserve"> Por isso eu digo: “Não olhem para mim; deixem-me chorar amargamente. Não tentem mais me consolar por causa da destruição da filha do meu povo”.</w:t>
       </w:r>
     </w:p>
     <w:p>
@@ -8992,7 +8992,7 @@
         <w:rPr>
           <w:lang w:val="pt_PT" w:bidi="pt_PT"/>
         </w:rPr>
-        <w:t xml:space="preserve"> Pois este é um dia de destroço, confusão e perplexidade da parte do Soberano, o SENHOR dos Exércitos, no vale da Visão: demolição de muralhas e clamor que ecoa pelos montes.</w:t>
+        <w:t xml:space="preserve"> Pois este é um dia de destruição, confusão e medo da parte do Soberano, o SENHOR dos Exércitos, no vale da Visão: as muralhas são derrubadas, e há gritos pelos montes.</w:t>
       </w:r>
     </w:p>
     <w:p>
@@ -9013,7 +9013,7 @@
         <w:rPr>
           <w:lang w:val="pt_PT" w:bidi="pt_PT"/>
         </w:rPr>
-        <w:t xml:space="preserve"> Pois os soldados de Elão avançam com carros de guerra e cavaleiros, e os de Quir se preparam com escudos.</w:t>
+        <w:t xml:space="preserve"> Pois Elão vem com carros de guerra e cavaleiros; Quir chega trazendo escudos.</w:t>
       </w:r>
     </w:p>
     <w:p>
@@ -9055,7 +9055,7 @@
         <w:rPr>
           <w:lang w:val="pt_PT" w:bidi="pt_PT"/>
         </w:rPr>
-        <w:t xml:space="preserve"> A proteção de Judá será removida; naquele dia, vocês olharão para as armas guardadas na casa do bosque.</w:t>
+        <w:t xml:space="preserve"> Naquele dia, a defesa de Judá será retirada. Vocês olharão para as armas guardadas no palácio da Floresta.</w:t>
       </w:r>
     </w:p>
     <w:p>
@@ -9118,7 +9118,7 @@
         <w:rPr>
           <w:lang w:val="pt_PT" w:bidi="pt_PT"/>
         </w:rPr>
-        <w:t xml:space="preserve"> Construíram também um reservatório entre os dois muros para guardar a água do tanque velho, mas não olharam para aquele que havia feito tudo isso, nem deram atenção àquele que há muito os formou.</w:t>
+        <w:t xml:space="preserve"> Vocês construíram também um reservatório entre os dois muros para guardar água do tanque antigo, mas não olharam para aquele que fez tudo isso, nem deram atenção àquele que planejou tudo há muito tempo.</w:t>
       </w:r>
     </w:p>
     <w:p>
@@ -9160,7 +9160,7 @@
         <w:rPr>
           <w:lang w:val="pt_PT" w:bidi="pt_PT"/>
         </w:rPr>
-        <w:t xml:space="preserve"> Mas vocês só veem festa e alegria: matam bois, degolam ovelhas, comem e bebem, dizendo: "Comamos e bebamos, pois amanhã estaremos mortos".</w:t>
+        <w:t xml:space="preserve"> Mas vocês só veem festa e alegria: matam bois, degolam ovelhas, comem e bebem, dizendo: “Comamos e bebamos, pois amanhã estaremos mortos”.</w:t>
       </w:r>
     </w:p>
     <w:p>
@@ -9181,7 +9181,7 @@
         <w:rPr>
           <w:lang w:val="pt_PT" w:bidi="pt_PT"/>
         </w:rPr>
-        <w:t xml:space="preserve"> Então o SENHOR dos Exércitos me falou: "Certamente, esta maldade só será perdoada quando vocês morrerem, declara o Soberano, o SENHOR dos Exércitos".</w:t>
+        <w:t xml:space="preserve"> Então o SENHOR dos Exércitos me disse: “Essa culpa não será perdoada enquanto vocês viverem”, declara o Soberano, o SENHOR dos Exércitos”.</w:t>
       </w:r>
     </w:p>
     <w:p>
@@ -9202,7 +9202,7 @@
         <w:rPr>
           <w:lang w:val="pt_PT" w:bidi="pt_PT"/>
         </w:rPr>
-        <w:t xml:space="preserve"> Assim diz o Soberano, o SENHOR dos Exércitos: "Vá falar com Sebna, administrador do palácio, e lhe pergunte:</w:t>
+        <w:t xml:space="preserve"> Assim diz o Soberano, o SENHOR dos Exércitos: “Vá falar com Sebna, administrador do palácio, e lhe pergunte:</w:t>
       </w:r>
     </w:p>
     <w:p>
@@ -9265,7 +9265,7 @@
         <w:rPr>
           <w:lang w:val="pt_PT" w:bidi="pt_PT"/>
         </w:rPr>
-        <w:t xml:space="preserve"> e o enrolará como uma bola, para lançá-lo em terra ampla e espaçosa. Ali você morrerá e os carros da sua glória acabarão. Você será a vergonha da casa do seu senhor.</w:t>
+        <w:t xml:space="preserve"> irá enrolá-lo como uma bola e o lançará para uma terra distante e aberta. Ali você morrerá, e ali ficarão os seus carros de glória. Você será uma vergonha para a casa do seu senhor.</w:t>
       </w:r>
     </w:p>
     <w:p>
@@ -9391,7 +9391,7 @@
         <w:rPr>
           <w:lang w:val="pt_PT" w:bidi="pt_PT"/>
         </w:rPr>
-        <w:t xml:space="preserve"> Toda a glória da casa de seu pai será pendurada nele: toda a descendência e os dependentes — todos os utensílios, desde as tigelas até todos os jarros.</w:t>
+        <w:t xml:space="preserve"> Toda a glória da casa de seu pai ficará pendurada nele: seus filhos e descendentes, todos os objetos pequenos e grandes, desde as tigelas até os jarros.</w:t>
       </w:r>
     </w:p>
     <w:p>
@@ -9412,7 +9412,7 @@
         <w:rPr>
           <w:lang w:val="pt_PT" w:bidi="pt_PT"/>
         </w:rPr>
-        <w:t xml:space="preserve"> "Naquele dia", diz o SENHOR dos Exércitos, "a estaca firmemente fixada será removida, será cortada e cairá; e a carga que estava sobre ela se desprenderá", porque assim o SENHOR declarou.</w:t>
+        <w:t xml:space="preserve"> Naquele dia”, diz o SENHOR dos Exércitos, “a estaca que parecia firme será retirada, cortada e cairá; e tudo o que estava pendurado nela cairá também”, porque o SENHOR falou.</w:t>
       </w:r>
     </w:p>
     <w:p>
@@ -9449,7 +9449,7 @@
         <w:rPr>
           <w:lang w:val="pt_PT" w:bidi="pt_PT"/>
         </w:rPr>
-        <w:t xml:space="preserve"> Esta é a profecia sobre Tiro: Lamentem em alta voz, navios de Társis, porque a cidade foi destruída; não há mais casa, não há mais entrada. Essa informação veio da região de Chipre.</w:t>
+        <w:t xml:space="preserve"> Esta é a profecia sobre Tiro: Lamentem, navios de Társis, porque a cidade foi destruída; não há mais casa, nem entrada. A notícia chegou da terra de Chipre.</w:t>
       </w:r>
     </w:p>
     <w:p>
@@ -9491,7 +9491,7 @@
         <w:rPr>
           <w:lang w:val="pt_PT" w:bidi="pt_PT"/>
         </w:rPr>
-        <w:t xml:space="preserve"> Pelas águas amplas chegavam os produtos de Sior; a colheita do Nilo era sua fonte de ganho; vocês se tornaram mercado para as nações.</w:t>
+        <w:t xml:space="preserve"> Pelas muitas águas vinham os produtos de Sior; a colheita do Nilo era sua riqueza. Tiro era o mercado das nações.</w:t>
       </w:r>
     </w:p>
     <w:p>
@@ -9512,7 +9512,7 @@
         <w:rPr>
           <w:lang w:val="pt_PT" w:bidi="pt_PT"/>
         </w:rPr>
-        <w:t xml:space="preserve"> Sinta-se envergonhada, Sidom, pois o mar, essa fortaleza marítima, declarou: "Não senti dores de parto, nem dei à luz; não criei filhos nem moças".</w:t>
+        <w:t xml:space="preserve"> Envergonhe-se, Sidom, pois o mar fala: “Não tive dores de parto, não dei à luz filhos, nem criei meninos e meninas”.</w:t>
       </w:r>
     </w:p>
     <w:p>
@@ -9575,7 +9575,7 @@
         <w:rPr>
           <w:lang w:val="pt_PT" w:bidi="pt_PT"/>
         </w:rPr>
-        <w:t xml:space="preserve"> Esta é a cidade tão alegre, de origem antiga, cujos próprios passos a levavam a viver em terras distantes?</w:t>
+        <w:t xml:space="preserve"> É essa a cidade alegre, antiga, que enviava seus habitantes para longe, para estabelecer colônias?</w:t>
       </w:r>
     </w:p>
     <w:p>
@@ -9596,7 +9596,7 @@
         <w:rPr>
           <w:lang w:val="pt_PT" w:bidi="pt_PT"/>
         </w:rPr>
-        <w:t xml:space="preserve"> Quem resolveu isso contra Tiro, a que concedia distinções, cujos comerciantes eram influentes e seus negociantes eram reconhecidos no mundo?</w:t>
+        <w:t xml:space="preserve"> Quem decidiu isso contra Tiro, a cidade que distribuía coroas, cujos comerciantes eram príncipes e seus negociantes eram respeitados na terra?</w:t>
       </w:r>
     </w:p>
     <w:p>
@@ -9638,7 +9638,7 @@
         <w:rPr>
           <w:lang w:val="pt_PT" w:bidi="pt_PT"/>
         </w:rPr>
-        <w:t xml:space="preserve"> Percorra livremente a sua terra, povo de Társis, como o Nilo que transborda; já não há controle.</w:t>
+        <w:t xml:space="preserve"> Atravesse sua terra como o Nilo transborda, ó povo de Társis; agora não há mais quem a controle.</w:t>
       </w:r>
     </w:p>
     <w:p>
@@ -9659,7 +9659,7 @@
         <w:rPr>
           <w:lang w:val="pt_PT" w:bidi="pt_PT"/>
         </w:rPr>
-        <w:t xml:space="preserve"> O SENHOR levantou a mão contra o mar e fez tremer os reinos; determinou contra a Fenícia que suas fortalezas fossem derrubadas.</w:t>
+        <w:t xml:space="preserve"> O SENHOR estendeu sua mão sobre o mar e fez tremer os reinos; deu ordem contra a Fenícia para destruir suas fortalezas.</w:t>
       </w:r>
     </w:p>
     <w:p>
@@ -9680,7 +9680,7 @@
         <w:rPr>
           <w:lang w:val="pt_PT" w:bidi="pt_PT"/>
         </w:rPr>
-        <w:t xml:space="preserve"> Ele disse: "Você não voltará a se alegrar, ó filha de Sidom, agora abatida. Levante-se, atravesse até Chipre, mas nem ali encontrará descanso".</w:t>
+        <w:t xml:space="preserve"> Ele disse: “Você não voltará a se alegrar, ó filha de Sidom, agora abatida. Levante-se, atravesse até Chipre, mas nem ali encontrará descanso”.</w:t>
       </w:r>
     </w:p>
     <w:p>
@@ -9701,7 +9701,7 @@
         <w:rPr>
           <w:lang w:val="pt_PT" w:bidi="pt_PT"/>
         </w:rPr>
-        <w:t xml:space="preserve"> Observem a terra dos babilônios1 — esse povo não era nada; a Assíria a destinou às feras do deserto; levantaram torres de cerco, arrasaram seus palácios e a reduziram a ruínas.</w:t>
+        <w:t xml:space="preserve"> Vejam a terra dos babilônios: esse povo não existia como grande nação; a Assíria entregou essa terra aos animais do deserto. Eles levantaram torres, destruíram seus palácios e a deixaram em ruínas.</w:t>
       </w:r>
     </w:p>
     <w:p>
@@ -9743,7 +9743,7 @@
         <w:rPr>
           <w:lang w:val="pt_PT" w:bidi="pt_PT"/>
         </w:rPr>
-        <w:t xml:space="preserve"> Naquele tempo, Tiro ficará esquecida por setenta anos, tempo comparável à vida de um rei. Depois disso, acontecerá com Tiro o que se canta na canção da prostituta:</w:t>
+        <w:t xml:space="preserve"> Naquele tempo, Tiro será esquecida por setenta anos, como os dias da vida de um rei. Depois disso, acontecerá com Tiro o que se canta na canção da prostituta:</w:t>
       </w:r>
     </w:p>
     <w:p>
@@ -9764,7 +9764,7 @@
         <w:rPr>
           <w:lang w:val="pt_PT" w:bidi="pt_PT"/>
         </w:rPr>
-        <w:t xml:space="preserve"> "Pegue a harpa e percorra a cidade, ó mulher esquecida; toque com habilidade e cante muitas vezes, para que voltem a se lembrar de você".</w:t>
+        <w:t xml:space="preserve"> "Pegue a harpa e percorra a cidade, ó mulher esquecida; toque com habilidade e cante muitas vezes, para que voltem a se lembrar de você”.</w:t>
       </w:r>
     </w:p>
     <w:p>
@@ -9785,7 +9785,7 @@
         <w:rPr>
           <w:lang w:val="pt_PT" w:bidi="pt_PT"/>
         </w:rPr>
-        <w:t xml:space="preserve"> Depois dos setenta anos, o SENHOR visitará Tiro, que retomará suas práticas e se oferecerá a todos os reinos da terra.</w:t>
+        <w:t xml:space="preserve"> Depois dos setenta anos, o SENHOR visitará Tiro. Ela voltará ao seu comércio e negociará com todos os reinos da terra.</w:t>
       </w:r>
     </w:p>
     <w:p>
@@ -9806,7 +9806,7 @@
         <w:rPr>
           <w:lang w:val="pt_PT" w:bidi="pt_PT"/>
         </w:rPr>
-        <w:t xml:space="preserve"> Mas o seu lucro e seu salário serão separados para o SENHOR; não serão acumulados nem guardados. Serão dados aos que vivem na presença do SENHOR, para que tenham alimento suficiente e roupas duráveis.</w:t>
+        <w:t xml:space="preserve"> Mas seu lucro será separado para o SENHOR; não será guardado nem acumulado. Será dado aos que vivem diante do SENHOR, para que tenham comida e roupas em abundância.</w:t>
       </w:r>
     </w:p>
     <w:p>
@@ -9843,7 +9843,7 @@
         <w:rPr>
           <w:lang w:val="pt_PT" w:bidi="pt_PT"/>
         </w:rPr>
-        <w:t xml:space="preserve"> Vejam, o SENHOR esvaziará a terra e a deixará em ruínas; ela ficará desfigurada, e seus habitantes serão espalhados.</w:t>
+        <w:t xml:space="preserve"> Vejam, o SENHOR vai deixar a terra vazia e destruída; ele mudará sua aparência, e seus habitantes serão espalhados.</w:t>
       </w:r>
     </w:p>
     <w:p>
@@ -9864,7 +9864,7 @@
         <w:rPr>
           <w:lang w:val="pt_PT" w:bidi="pt_PT"/>
         </w:rPr>
-        <w:t xml:space="preserve"> Todos terão o mesmo destino: o povo e o sacerdote, o servo e o seu senhor, a serva e a sua senhora, quem compra e quem vende, quem empresta e quem toma emprestado, o credor e o devedor.</w:t>
+        <w:t xml:space="preserve"> Todos terão o mesmo destino: o povo e o sacerdote, o servo e o senhor, a serva e a senhora, o comprador e o vendedor, quem empresta e quem toma emprestado, o credor e o devedor.</w:t>
       </w:r>
     </w:p>
     <w:p>
@@ -9927,7 +9927,7 @@
         <w:rPr>
           <w:lang w:val="pt_PT" w:bidi="pt_PT"/>
         </w:rPr>
-        <w:t xml:space="preserve"> A terra foi corrompida por seus habitantes, porque quebram as leis, mudam os decretos e rompem a aliança eterna.</w:t>
+        <w:t xml:space="preserve"> A terra foi contaminada pelos seus habitantes, porque eles desobedeceram às leis, rejeitaram os mandamentos e quebraram a aliança eterna.</w:t>
       </w:r>
     </w:p>
     <w:p>
@@ -9948,7 +9948,7 @@
         <w:rPr>
           <w:lang w:val="pt_PT" w:bidi="pt_PT"/>
         </w:rPr>
-        <w:t xml:space="preserve"> Por isso, a maldição devora a terra, e seus moradores sofrerão as consequências; por isso, serão destruídos, e poucos continuarão vivos.</w:t>
+        <w:t xml:space="preserve"> Por isso, uma maldição consome a terra, e seus habitantes serão castigados por sua culpa. Poucos sobreviverão.</w:t>
       </w:r>
     </w:p>
     <w:p>
@@ -9969,7 +9969,7 @@
         <w:rPr>
           <w:lang w:val="pt_PT" w:bidi="pt_PT"/>
         </w:rPr>
-        <w:t xml:space="preserve"> O vinho novo se entristece, a videira perde o vigor; todos os que eram alegres gemerão.</w:t>
+        <w:t xml:space="preserve"> O vinho novo acabou, a videira perdeu sua força, e todos os que estavam alegres agora gemem.</w:t>
       </w:r>
     </w:p>
     <w:p>
@@ -10095,7 +10095,7 @@
         <w:rPr>
           <w:lang w:val="pt_PT" w:bidi="pt_PT"/>
         </w:rPr>
-        <w:t xml:space="preserve"> Assim acontecerá no meio da terra, entre os povos: como quando se sacode a oliveira ou como o que sobra depois da colheita das uvas.</w:t>
+        <w:t xml:space="preserve"> Assim acontecerá entre os povos da terra: será como quando se sacode uma oliveira ou como quando termina a colheita das uvas.</w:t>
       </w:r>
     </w:p>
     <w:p>
@@ -10137,7 +10137,7 @@
         <w:rPr>
           <w:lang w:val="pt_PT" w:bidi="pt_PT"/>
         </w:rPr>
-        <w:t xml:space="preserve"> Por isso, glorifiquem o SENHOR no oriente e exaltem o nome do SENHOR, o Deus de Israel, nas regiões do mar.</w:t>
+        <w:t xml:space="preserve"> Por isso, glorifiquem o SENHOR no leste e exaltem o nome do SENHOR, o Deus de Israel, nas terras do mar.</w:t>
       </w:r>
     </w:p>
     <w:p>
@@ -10158,7 +10158,7 @@
         <w:rPr>
           <w:lang w:val="pt_PT" w:bidi="pt_PT"/>
         </w:rPr>
-        <w:t xml:space="preserve"> Dos extremos da terra ouvimos cânticos: "Glória ao Justo!". Mas eu digo: "Estou desfalecendo! Ai de mim! Os infiéis continuam a agir com falsidade".</w:t>
+        <w:t xml:space="preserve"> Dos lugares mais distantes da terra ouvimos cânticos: “Honra ao Justo!”. Mas eu digo: “Estou perdido! Ai de mim! Os traidores continuam a trair”.</w:t>
       </w:r>
     </w:p>
     <w:p>
@@ -10200,7 +10200,7 @@
         <w:rPr>
           <w:lang w:val="pt_PT" w:bidi="pt_PT"/>
         </w:rPr>
-        <w:t xml:space="preserve"> Quem fugir do som do medo cairá na cova; quem sair da cova será preso na armadilha. Pois as comportas dos céus se abriram, e os alicerces da terra tremem.</w:t>
+        <w:t xml:space="preserve"> Quem fugir apavorado do perigo cairá na cova; quem sair da cova será preso pela armadilha. Pois as janelas do céu se abrem, e os fundamentos da terra tremem.</w:t>
       </w:r>
     </w:p>
     <w:p>
@@ -10242,7 +10242,7 @@
         <w:rPr>
           <w:lang w:val="pt_PT" w:bidi="pt_PT"/>
         </w:rPr>
-        <w:t xml:space="preserve"> A terra vacilará como um bêbado e balançará como uma cabana frágil; seu pecado pesará sobre ela; ela cairá e não se levantará novamente.</w:t>
+        <w:t xml:space="preserve"> A terra cambaleia como um bêbado e balança como uma cabana ao vento. O peso da sua culpa cai sobre ela; ela cai e não consegue se levantar.</w:t>
       </w:r>
     </w:p>
     <w:p>
@@ -10263,7 +10263,7 @@
         <w:rPr>
           <w:lang w:val="pt_PT" w:bidi="pt_PT"/>
         </w:rPr>
-        <w:t xml:space="preserve"> Naquele dia, o SENHOR punirá os poderes do alto, nas alturas, e os reis da terra, aqui embaixo.</w:t>
+        <w:t xml:space="preserve"> Naquele dia, o SENHOR castigará os poderes que estão nos céus e os reis da terra.</w:t>
       </w:r>
     </w:p>
     <w:p>
@@ -10284,7 +10284,7 @@
         <w:rPr>
           <w:lang w:val="pt_PT" w:bidi="pt_PT"/>
         </w:rPr>
-        <w:t xml:space="preserve"> Eles serão ajuntados como prisioneiros num buraco; serão fechados num cárcere e, depois de muitos dias, serão castigados.</w:t>
+        <w:t xml:space="preserve"> Eles serão reunidos como prisioneiros numa prisão profunda; ficarão presos ali e, depois de muitos dias, serão julgados.</w:t>
       </w:r>
     </w:p>
     <w:p>
@@ -10305,7 +10305,7 @@
         <w:rPr>
           <w:lang w:val="pt_PT" w:bidi="pt_PT"/>
         </w:rPr>
-        <w:t xml:space="preserve"> A lua ficará envergonhada, e o sol perderá seu brilho, quando o SENHOR dos Exércitos reinar em Jerusalém, com seu trono no monte Sião; e diante das suas autoridades haverá glória.</w:t>
+        <w:t xml:space="preserve"> A lua ficará envergonhada, e o sol perderá seu brilho, quando o SENHOR dos Exércitos reinar no monte Sião, em Jerusalém, e sua glória aparecer diante dos seus líderes.</w:t>
       </w:r>
     </w:p>
     <w:p>
@@ -10342,7 +10342,7 @@
         <w:rPr>
           <w:lang w:val="pt_PT" w:bidi="pt_PT"/>
         </w:rPr>
-        <w:t xml:space="preserve"> Ó Senhor, és o meu Deus; eu celebrarei e honrarei teu nome, pois fizeste coisas extraordinárias, e teus planos antigos são confiáveis e verdadeiros.</w:t>
+        <w:t xml:space="preserve"> Ó SENHOR, tu és o meu Deus; eu te exaltarei e louvarei o teu nome, porque fizeste coisas maravilhosas. Teus planos de muito tempo atrás são fiéis e seguros.</w:t>
       </w:r>
     </w:p>
     <w:p>
@@ -10405,7 +10405,7 @@
         <w:rPr>
           <w:lang w:val="pt_PT" w:bidi="pt_PT"/>
         </w:rPr>
-        <w:t xml:space="preserve"> Foste refúgio para os pobres, fortaleza segura para os necessitados na aflição, abrigo durante a tempestade e sombra contra o calor; os ataques dos opressores se chocam como vento forte contra muralhas.</w:t>
+        <w:t xml:space="preserve"> Foste abrigo para os pobres e proteção para os necessitados na angústia. Foste refúgio contra a tempestade e sombra contra o calor, pois o sopro dos violentos é como uma tempestade contra um muro,</w:t>
       </w:r>
     </w:p>
     <w:p>
@@ -10426,7 +10426,7 @@
         <w:rPr>
           <w:lang w:val="pt_PT" w:bidi="pt_PT"/>
         </w:rPr>
-        <w:t xml:space="preserve"> Como a sombra de nuvens densas, assim tu alivias o calor e domas a soberba dos tiranos.</w:t>
+        <w:t xml:space="preserve"> como o calor em terra seca. Tu reduzes o orgulho dos estrangeiros; como a sombra de uma nuvem protege do calor, assim silencias o cântico dos violentos.</w:t>
       </w:r>
     </w:p>
     <w:p>
@@ -10447,7 +10447,7 @@
         <w:rPr>
           <w:lang w:val="pt_PT" w:bidi="pt_PT"/>
         </w:rPr>
-        <w:t xml:space="preserve"> Neste monte, o SENHOR dos Exércitos preparará um grande banquete para todos os povos: carne suculenta, tutanos ricos, e vinho puro e generoso.</w:t>
+        <w:t xml:space="preserve"> Neste monte, o SENHOR dos Exércitos preparará para todos os povos um grande banquete: comida da melhor qualidade e vinho puro e bem preparado.</w:t>
       </w:r>
     </w:p>
     <w:p>
@@ -10468,7 +10468,7 @@
         <w:rPr>
           <w:lang w:val="pt_PT" w:bidi="pt_PT"/>
         </w:rPr>
-        <w:t xml:space="preserve"> Ele removerá o véu que cobre as nações e tirará a máscara que esconde os povos.</w:t>
+        <w:t xml:space="preserve"> Ele removerá neste monte o véu que cobre todos os povos e a cobertura que está sobre todas as nações.</w:t>
       </w:r>
     </w:p>
     <w:p>
@@ -10489,7 +10489,7 @@
         <w:rPr>
           <w:lang w:val="pt_PT" w:bidi="pt_PT"/>
         </w:rPr>
-        <w:t xml:space="preserve"> Ele extinguirá a morte para sempre, secará as lágrimas de todo rosto e fará desaparecer a vergonha do seu povo; pois o SENHOR declarou.</w:t>
+        <w:t xml:space="preserve"> Ele acabará com a morte para sempre, enxugará as lágrimas de todos os rostos e tirará a vergonha do seu povo, porque o SENHOR falou.</w:t>
       </w:r>
     </w:p>
     <w:p>
@@ -10510,7 +10510,7 @@
         <w:rPr>
           <w:lang w:val="pt_PT" w:bidi="pt_PT"/>
         </w:rPr>
-        <w:t xml:space="preserve"> Naquele dia, todos dirão: "Este é o nosso Deus, em quem confiamos, e ele nos salvou; este é o SENHOR que esperávamos; exultemos e nos alegremos em sua salvação.</w:t>
+        <w:t xml:space="preserve"> Naquele dia, dirão: “Este é o nosso Deus! Esperamos nele, e ele nos salvou. Este é o SENHOR em quem confiamos; vamos celebrar a sua salvação”.</w:t>
       </w:r>
     </w:p>
     <w:p>
@@ -10531,7 +10531,7 @@
         <w:rPr>
           <w:lang w:val="pt_PT" w:bidi="pt_PT"/>
         </w:rPr>
-        <w:t xml:space="preserve"> Pois o SENHOR protegerá este monte com sua mão, mas Moabe será espezinhado como palha espalhada.</w:t>
+        <w:t xml:space="preserve"> Pois a mão do SENHOR repousará sobre este monte, mas Moabe será pisado como palha dentro de um monte de esterco.</w:t>
       </w:r>
     </w:p>
     <w:p>
@@ -10552,7 +10552,7 @@
         <w:rPr>
           <w:lang w:val="pt_PT" w:bidi="pt_PT"/>
         </w:rPr>
-        <w:t xml:space="preserve"> Os moabitas estenderão os braços, tal como um nadador ao nadar, mas o SENHOR humilhará sua altivez, apesar de toda a força e habilidade deles.</w:t>
+        <w:t xml:space="preserve"> Os moabitas estenderão as mãos como o nadador tenta nadar, mas o SENHOR derrubará seu orgulho, apesar dos esforços deles.</w:t>
       </w:r>
     </w:p>
     <w:p>
@@ -10573,7 +10573,7 @@
         <w:rPr>
           <w:lang w:val="pt_PT" w:bidi="pt_PT"/>
         </w:rPr>
-        <w:t xml:space="preserve"> Ele derrubará os muros altos de Moabe, reduzindo-os a pó e espalhando-os pela terra.</w:t>
+        <w:t xml:space="preserve"> Ele derrubará os muros altos e seguros de Moabe; ele os jogará por terra, até o pó.</w:t>
       </w:r>
     </w:p>
     <w:p>
@@ -10610,7 +10610,7 @@
         <w:rPr>
           <w:lang w:val="pt_PT" w:bidi="pt_PT"/>
         </w:rPr>
-        <w:t xml:space="preserve"> Naquele dia, Judá cantará: Nossa cidade é forte; Deus nos protege com muralhas e torres de defesa.</w:t>
+        <w:t xml:space="preserve"> Naquele dia, Judá cantará esta canção: “Temos uma cidade forte; Deus colocou a salvação como muralha e proteção”.</w:t>
       </w:r>
     </w:p>
     <w:p>
@@ -10652,7 +10652,7 @@
         <w:rPr>
           <w:lang w:val="pt_PT" w:bidi="pt_PT"/>
         </w:rPr>
-        <w:t xml:space="preserve"> Tu, SENHOR, conservarás em paz perfeita os que têm mente firme em ti, porque confiam em teu cuidado.</w:t>
+        <w:t xml:space="preserve"> Tu, SENHOR, guardarás em perfeita paz aquele que permanece firme em ti, porque confia em ti.</w:t>
       </w:r>
     </w:p>
     <w:p>
@@ -10694,7 +10694,7 @@
         <w:rPr>
           <w:lang w:val="pt_PT" w:bidi="pt_PT"/>
         </w:rPr>
-        <w:t xml:space="preserve"> Ele humilha os orgulhosos, derrubará as cidades altivas e as reduzirá ao pó.</w:t>
+        <w:t xml:space="preserve"> Ele derruba os que vivem no orgulho; derruba as cidades arrogantes e as transforma em pó.</w:t>
       </w:r>
     </w:p>
     <w:p>
@@ -10715,7 +10715,7 @@
         <w:rPr>
           <w:lang w:val="pt_PT" w:bidi="pt_PT"/>
         </w:rPr>
-        <w:t xml:space="preserve"> Os pobres caminharão sobre suas ruínas, e os aflitos pisarão seus escombros.</w:t>
+        <w:t xml:space="preserve"> Os pobres caminham sobre suas ruínas, e os aflitos pisam em seus escombros.</w:t>
       </w:r>
     </w:p>
     <w:p>
@@ -10736,7 +10736,7 @@
         <w:rPr>
           <w:lang w:val="pt_PT" w:bidi="pt_PT"/>
         </w:rPr>
-        <w:t xml:space="preserve"> O caminho do justo é reto; tu o guias e aplanas diante dele.</w:t>
+        <w:t xml:space="preserve"> O caminho do justo é seguro; tu, que és justo, preparas o caminho diante dele.</w:t>
       </w:r>
     </w:p>
     <w:p>
@@ -10778,7 +10778,7 @@
         <w:rPr>
           <w:lang w:val="pt_PT" w:bidi="pt_PT"/>
         </w:rPr>
-        <w:t xml:space="preserve"> Durante a noite te busco com todo o coração, pela manhã meu espírito anseia por ti; quando tu manifestas teu juízo sobre a terra, todos os habitantes aprendem o que é justiça</w:t>
+        <w:t xml:space="preserve"> Durante a noite eu te procuro com todo o meu ser; pela manhã, o meu espírito deseja encontrar-te. Quando teus julgamentos chegam à terra, os habitantes aprendem a viver com justiça.</w:t>
       </w:r>
     </w:p>
     <w:p>
@@ -10820,7 +10820,7 @@
         <w:rPr>
           <w:lang w:val="pt_PT" w:bidi="pt_PT"/>
         </w:rPr>
-        <w:t xml:space="preserve"> SENHOR, tua mão está levantada, mas eles não percebem. Quando virem teu zelo por teu povo, ficarão envergonhados, e o fogo consumirá teus inimigos.</w:t>
+        <w:t xml:space="preserve"> SENHOR, tua mão está levantada, mas eles não percebem. Quando virem teu cuidado pelo teu povo, ficarão envergonhados; o fogo consumirá teus inimigos.</w:t>
       </w:r>
     </w:p>
     <w:p>
@@ -10841,7 +10841,7 @@
         <w:rPr>
           <w:lang w:val="pt_PT" w:bidi="pt_PT"/>
         </w:rPr>
-        <w:t xml:space="preserve"> Tu nos concederás paz, SENHOR, pois tudo o que conquistamos vem de ti.</w:t>
+        <w:t xml:space="preserve"> Tu nos darás paz, SENHOR, porque tudo o que alcançamos foi feito por ti para nós.</w:t>
       </w:r>
     </w:p>
     <w:p>
@@ -10862,7 +10862,7 @@
         <w:rPr>
           <w:lang w:val="pt_PT" w:bidi="pt_PT"/>
         </w:rPr>
-        <w:t xml:space="preserve"> Outros senhores dominam-nos, ó SENHOR, nosso Deus, mas só a ti honramos e louvamos.</w:t>
+        <w:t xml:space="preserve"> Outros senhores nos dominam, ó SENHOR, nosso Deus, mas só a ti honramos e louvamos.</w:t>
       </w:r>
     </w:p>
     <w:p>
@@ -10883,7 +10883,7 @@
         <w:rPr>
           <w:lang w:val="pt_PT" w:bidi="pt_PT"/>
         </w:rPr>
-        <w:t xml:space="preserve"> Os que morreram não voltarão a viver; são sombras, não ressuscitarão. Tu os visitaste, destruíste e fizeste que caíssem no esquecimento.</w:t>
+        <w:t xml:space="preserve"> Os mortos não voltarão a viver; são sombras que não se levantarão. Tu os julgaste, destruíste e apagaste a memória deles.</w:t>
       </w:r>
     </w:p>
     <w:p>
@@ -10904,7 +10904,7 @@
         <w:rPr>
           <w:lang w:val="pt_PT" w:bidi="pt_PT"/>
         </w:rPr>
-        <w:t xml:space="preserve"> SENHOR, fortaleceste nosso povo, aumentaste nossa nação, tua glória se fez conhecida, e estendeste nossos limites sobre a terra.</w:t>
+        <w:t xml:space="preserve"> SENHOR, aumentaste o nosso povo; aumentaste a nossa nação e mostraste a tua glória, espalhando-nos por toda a terra.</w:t>
       </w:r>
     </w:p>
     <w:p>
@@ -10967,7 +10967,7 @@
         <w:rPr>
           <w:lang w:val="pt_PT" w:bidi="pt_PT"/>
         </w:rPr>
-        <w:t xml:space="preserve"> Sofremos dores de parto, mas o que geramos foi como vento; não trouxemos salvação à terra, nem aumentamos seus habitantes.</w:t>
+        <w:t xml:space="preserve"> Ficamos em dores de parto, mas produzimos apenas vento. Não trouxemos salvação à terra, nem demos vida aos seus habitantes.</w:t>
       </w:r>
     </w:p>
     <w:p>
@@ -10988,7 +10988,7 @@
         <w:rPr>
           <w:lang w:val="pt_PT" w:bidi="pt_PT"/>
         </w:rPr>
-        <w:t xml:space="preserve"> Mas os teus mortos voltarão a viver; o corpo deles ressuscitará. Levantem-se e alegrem-se, vocês que habitam no pó. Teu orvalho, ó Deus, dará vida à terra, e dela os mortos sairão vivos.</w:t>
+        <w:t xml:space="preserve"> Mas os teus mortos viverão; o corpo deles ressuscitará. Acordem e cantem de alegria, vocês que estão no pó! O teu orvalho traz vida, e a terra devolverá os mortos.</w:t>
       </w:r>
     </w:p>
     <w:p>
@@ -11030,7 +11030,7 @@
         <w:rPr>
           <w:lang w:val="pt_PT" w:bidi="pt_PT"/>
         </w:rPr>
-        <w:t xml:space="preserve"> Veja, o SENHOR sairá de sua morada para castigar os habitantes da terra por seus pecados; a terra mostrará o sangue derramado, não encobrindo mais os mortos.</w:t>
+        <w:t xml:space="preserve"> Veja! O SENHOR sairá do seu lugar para punir os moradores da terra por causa dos seus pecados. A terra revelará o sangue derramado e não esconderá mais os mortos.</w:t>
       </w:r>
     </w:p>
     <w:p>
@@ -11067,7 +11067,7 @@
         <w:rPr>
           <w:lang w:val="pt_PT" w:bidi="pt_PT"/>
         </w:rPr>
-        <w:t xml:space="preserve"> Naquele dia, o SENHOR usará sua espada dura, grande e forte para punir o Leviatã, a serpente veloz, o Leviatã, a serpente sinuosa; ele matará o monstro do mar.</w:t>
+        <w:t xml:space="preserve"> Naquele dia, o SENHOR usará sua espada forte, grande e poderosa para castigar o Leviatã, a serpente veloz, o Leviatã, a serpente enrolada; ele matará o dragão que vive no mar.</w:t>
       </w:r>
     </w:p>
     <w:p>
@@ -11088,7 +11088,7 @@
         <w:rPr>
           <w:lang w:val="pt_PT" w:bidi="pt_PT"/>
         </w:rPr>
-        <w:t xml:space="preserve"> Naquele dia se dirá: “Cantem sobre a vinha do vinho!</w:t>
+        <w:t xml:space="preserve"> Naquele dia se dirá: “Cantem sobre a vinha que produz vinho.</w:t>
       </w:r>
     </w:p>
     <w:p>
@@ -11130,7 +11130,7 @@
         <w:rPr>
           <w:lang w:val="pt_PT" w:bidi="pt_PT"/>
         </w:rPr>
-        <w:t xml:space="preserve"> Não há ira em mim. Se espinhos e ervas daninhas se levantarem contra mim, eu avançarei contra eles e os queimarei juntos.</w:t>
+        <w:t xml:space="preserve"> Não estou irado. Mas, se surgirem espinhos e ervas daninhas, eu lutarei contra eles e os queimarei completamente.</w:t>
       </w:r>
     </w:p>
     <w:p>
@@ -11151,7 +11151,7 @@
         <w:rPr>
           <w:lang w:val="pt_PT" w:bidi="pt_PT"/>
         </w:rPr>
-        <w:t xml:space="preserve"> Ou então que se apeguem à minha proteção e façam as pazes comigo; sim, que façam as pazes comigo".</w:t>
+        <w:t xml:space="preserve"> Ou então que busquem minha proteção e façam as pazes comigo; sim, que façam as pazes comigo”.</w:t>
       </w:r>
     </w:p>
     <w:p>
@@ -11172,7 +11172,7 @@
         <w:rPr>
           <w:lang w:val="pt_PT" w:bidi="pt_PT"/>
         </w:rPr>
-        <w:t xml:space="preserve"> Dias virão em que Jacó criará raízes, Israel brotará e florescerá, e seus frutos se espalharão por toda a terra.</w:t>
+        <w:t xml:space="preserve"> Nos dias que virão, Jacó criará raízes; Israel crescerá, florescerá e encherá toda a terra com seus frutos.</w:t>
       </w:r>
     </w:p>
     <w:p>
@@ -11214,7 +11214,7 @@
         <w:rPr>
           <w:lang w:val="pt_PT" w:bidi="pt_PT"/>
         </w:rPr>
-        <w:t xml:space="preserve"> Ele o castigou com medida, ao pleitear contra ele; expulsou-o com seu sopro forte, no dia do vento vindo do oriente.</w:t>
+        <w:t xml:space="preserve"> Ele castigou Israel com medida; mandou o povo para longe com seu vento forte, como no dia do vento do leste.</w:t>
       </w:r>
     </w:p>
     <w:p>
@@ -11235,7 +11235,7 @@
         <w:rPr>
           <w:lang w:val="pt_PT" w:bidi="pt_PT"/>
         </w:rPr>
-        <w:t xml:space="preserve"> Assim será expiada a culpa de Jacó, e este será todo o fruto da remoção de seu pecado: quando ele reduzir todas as pedras do altar a pedras de cal trituradas, e não permanecerem os postes sagrados nem os altares de incenso.</w:t>
+        <w:t xml:space="preserve"> Assim a culpa de Jacó será perdoada, e o resultado da remoção do seu pecado será este: ele destruirá completamente as pedras dos altares, e não ficarão postes sagrados nem altares de incenso.</w:t>
       </w:r>
     </w:p>
     <w:p>
@@ -11256,7 +11256,7 @@
         <w:rPr>
           <w:lang w:val="pt_PT" w:bidi="pt_PT"/>
         </w:rPr>
-        <w:t xml:space="preserve"> A cidade fortificada está isolada, abandonada e deixada como pastagem; ali os bezerros pastam, deitam-se e consomem seus ramos.</w:t>
+        <w:t xml:space="preserve"> A cidade fortificada ficará sozinha, abandonada e sem moradores; ali os bezerros pastarão, deitarão e comerão seus ramos.</w:t>
       </w:r>
     </w:p>
     <w:p>
@@ -11277,7 +11277,7 @@
         <w:rPr>
           <w:lang w:val="pt_PT" w:bidi="pt_PT"/>
         </w:rPr>
-        <w:t xml:space="preserve"> Quando os ramos secam e se partem, servem de lenha para o fogo; pois este povo não tem entendimento. Por isso aquele que o formou não se compadece, nem lhe concede misericórdia.</w:t>
+        <w:t xml:space="preserve"> Quando os galhos secam e se quebram, são usados como lenha. Esse povo não tem entendimento; por isso, aquele que o criou não terá misericórdia dele.</w:t>
       </w:r>
     </w:p>
     <w:p>
@@ -11298,7 +11298,7 @@
         <w:rPr>
           <w:lang w:val="pt_PT" w:bidi="pt_PT"/>
         </w:rPr>
-        <w:t xml:space="preserve"> Naquele dia, o SENHOR reunirá o seu povo desde o rio Eufrates até o ribeiro do Egito, e os israelitas serão recolhidos um a um.</w:t>
+        <w:t xml:space="preserve"> Naquele dia, o SENHOR recolherá o seu povo desde o rio Eufrates até o ribeiro do Egito; vocês serão reunidos um por um, ó israelitas.</w:t>
       </w:r>
     </w:p>
     <w:p>
@@ -11319,7 +11319,7 @@
         <w:rPr>
           <w:lang w:val="pt_PT" w:bidi="pt_PT"/>
         </w:rPr>
-        <w:t xml:space="preserve"> Naquele dia, uma grande trombeta será tocada. Os que pereciam na Assíria e os que estavam espalhados no Egito voltarão para Jerusalém e adorarão o SENHOR no monte santo.</w:t>
+        <w:t xml:space="preserve"> Naquele dia, uma grande trombeta será tocada. Os que estavam perdidos na Assíria e espalhados pelo Egito voltarão e adorarão o SENHOR no monte santo, em Jerusalém.</w:t>
       </w:r>
     </w:p>
     <w:p>
@@ -11356,7 +11356,7 @@
         <w:rPr>
           <w:lang w:val="pt_PT" w:bidi="pt_PT"/>
         </w:rPr>
-        <w:t xml:space="preserve"> Ai da coroa de orgulho dos bêbados de Efraim, situada no alto do vale fértil! Sua beleza está murchando como flor que perde o viço; é o ornamento glorioso dos vencidos pelo vinho.</w:t>
+        <w:t xml:space="preserve"> Ai da coroa de orgulho dos bêbados de Efraim, que fica sobre o vale fértil! Sua beleza está murchando como uma flor que perde a sua beleza; é o enfeite glorioso daqueles que foram dominados pelo vinho.</w:t>
       </w:r>
     </w:p>
     <w:p>
@@ -11377,7 +11377,7 @@
         <w:rPr>
           <w:lang w:val="pt_PT" w:bidi="pt_PT"/>
         </w:rPr>
-        <w:t xml:space="preserve"> Vejam, o Senhor tem alguém forte e poderoso; como tempestade de granizo e vento destruidor, como chuva torrencial que inunda, ele a lançará por terra com força.</w:t>
+        <w:t xml:space="preserve"> Vejam! O Senhor tem um poderoso instrumento de destruição: como uma tempestade de granizo e vento forte, como uma chuva que transborda, ele lançará tudo por terra com força.</w:t>
       </w:r>
     </w:p>
     <w:p>
@@ -11398,7 +11398,7 @@
         <w:rPr>
           <w:lang w:val="pt_PT" w:bidi="pt_PT"/>
         </w:rPr>
-        <w:t xml:space="preserve"> A coroa altiva dos bêbados de Efraim será espezinhada.</w:t>
+        <w:t xml:space="preserve"> A coroa de orgulho dos bêbados de Efraim vai cair no chão e será pisoteada.</w:t>
       </w:r>
     </w:p>
     <w:p>
@@ -11419,7 +11419,7 @@
         <w:rPr>
           <w:lang w:val="pt_PT" w:bidi="pt_PT"/>
         </w:rPr>
-        <w:t xml:space="preserve"> A beleza que está sobre o vale fértil será como figo precoce antes do verão: quem o vê, logo o colhe e o devora.</w:t>
+        <w:t xml:space="preserve"> A beleza sobre o vale fértil será como um figo maduro antes da colheita: quem o encontrar logo o pega e o come.</w:t>
       </w:r>
     </w:p>
     <w:p>
@@ -11461,7 +11461,7 @@
         <w:rPr>
           <w:lang w:val="pt_PT" w:bidi="pt_PT"/>
         </w:rPr>
-        <w:t xml:space="preserve"> Ele será espírito de justiça para quem julga e força para os que fazem recuar o ataque à porta.</w:t>
+        <w:t xml:space="preserve"> Ele dará espírito de justiça aos que julgam e força aos que defendem a cidade contra os ataques.</w:t>
       </w:r>
     </w:p>
     <w:p>
@@ -11482,7 +11482,7 @@
         <w:rPr>
           <w:lang w:val="pt_PT" w:bidi="pt_PT"/>
         </w:rPr>
-        <w:t xml:space="preserve"> Porém também estes se perdem por causa do vinho; andam inseguros por causa da bebida forte. Sacerdotes e profetas se confundem com o vinho; erram ao ver e falham ao decidir.</w:t>
+        <w:t xml:space="preserve"> Mas também estes se perdem por causa do vinho; ficam confusos por causa da bebida forte. Sacerdotes e profetas tropeçam por causa do vinho; ficam perdidos nas suas visões e erram nos seus julgamentos.</w:t>
       </w:r>
     </w:p>
     <w:p>
@@ -11503,7 +11503,7 @@
         <w:rPr>
           <w:lang w:val="pt_PT" w:bidi="pt_PT"/>
         </w:rPr>
-        <w:t xml:space="preserve"> Todas as mesas estão cheias de sujeira e vômito; não há espaço limpo.</w:t>
+        <w:t xml:space="preserve"> Todas as mesas estão cheias de sujeira e vômito; não existe nenhum lugar limpo.</w:t>
       </w:r>
     </w:p>
     <w:p>
@@ -11524,7 +11524,7 @@
         <w:rPr>
           <w:lang w:val="pt_PT" w:bidi="pt_PT"/>
         </w:rPr>
-        <w:t xml:space="preserve"> Eles dizem: “Quem ele pensa que está ensinando? A quem quer explicar a mensagem? A crianças desmamadas há pouco tempo?</w:t>
+        <w:t xml:space="preserve"> Eles dizem: “Quem ele pensa que está ensinando? Para quem ele está explicando a mensagem? Somos crianças pequenas que acabaram de deixar o leite?</w:t>
       </w:r>
     </w:p>
     <w:p>
@@ -11545,7 +11545,7 @@
         <w:rPr>
           <w:lang w:val="pt_PT" w:bidi="pt_PT"/>
         </w:rPr>
-        <w:t xml:space="preserve"> Pois ele fala assim: 'Ordem sobre ordem, ordem sobre ordem, linha sobre linha, linha sobre linha, um pouco aqui, um pouco ali'".</w:t>
+        <w:t xml:space="preserve"> Pois ele fala conosco assim: ‘Regra após regra, regra após regra; linha após linha, linha após linha; um pouco aqui, um pouco ali’”.</w:t>
       </w:r>
     </w:p>
     <w:p>
@@ -11566,7 +11566,7 @@
         <w:rPr>
           <w:lang w:val="pt_PT" w:bidi="pt_PT"/>
         </w:rPr>
-        <w:t xml:space="preserve"> Por meio de lábios estrangeiros e língua estranha, Deus falará a este povo,</w:t>
+        <w:t xml:space="preserve"> Por isso, Deus vai falar com este povo por meio de gente de lábios gaguejantes e por meio de outra língua,</w:t>
       </w:r>
     </w:p>
     <w:p>
@@ -11587,7 +11587,7 @@
         <w:rPr>
           <w:lang w:val="pt_PT" w:bidi="pt_PT"/>
         </w:rPr>
-        <w:t xml:space="preserve"> a quem havia dito: "Aqui está o descanso; deem alívio ao cansado; aqui é o lugar de repouso". Mas eles não quiseram ouvir.</w:t>
+        <w:t xml:space="preserve"> a quem tinha dito: “Aqui está o descanso; deem descanso ao cansado. Este é o lugar de repouso”. Mas eles não quiseram ouvir.</w:t>
       </w:r>
     </w:p>
     <w:p>
@@ -11608,7 +11608,7 @@
         <w:rPr>
           <w:lang w:val="pt_PT" w:bidi="pt_PT"/>
         </w:rPr>
-        <w:t xml:space="preserve"> Então a palavra do SENHOR será para eles: "Ordem sobre ordem, ordem sobre ordem, linha sobre linha, linha sobre linha, um pouco aqui, um pouco ali", para que avancem e caiam para trás, se machuquem, fiquem presos e sejam capturados.</w:t>
+        <w:t xml:space="preserve"> Então a palavra do SENHOR será para eles: “Regra após regra, regra após regra; linha após linha, linha após linha; um pouco aqui, um pouco ali”. Assim eles andarão e cairão para trás, ficarão feridos, presos e serão levados como prisioneiros.</w:t>
       </w:r>
     </w:p>
     <w:p>
@@ -11650,7 +11650,7 @@
         <w:rPr>
           <w:lang w:val="pt_PT" w:bidi="pt_PT"/>
         </w:rPr>
-        <w:t xml:space="preserve"> Vocês dizem: "Fizemos acordo com a morte; firmamos um pacto com o mundo dos mortos. Quando vier a destruição, não nos atingirá, pois usamos a mentira como abrigo e o engano como esconderijo".</w:t>
+        <w:t xml:space="preserve"> Vocês dizem: “Fizemos um acordo com a morte e um contrato com o mundo dos mortos. Quando a destruição vier, não nos atingirá, porque fizemos da mentira o nosso esconderijo e do engano a nossa proteção”.</w:t>
       </w:r>
     </w:p>
     <w:p>
@@ -11671,7 +11671,7 @@
         <w:rPr>
           <w:lang w:val="pt_PT" w:bidi="pt_PT"/>
         </w:rPr>
-        <w:t xml:space="preserve"> Por isso, o SENHOR Deus diz: "Coloco em Sião uma pedra, pedra provada, pedra preciosa de esquina, firme fundamento; quem crer não se apressará.</w:t>
+        <w:t xml:space="preserve"> Por isso, o SENHOR Deus diz: “Coloco em Sião uma pedra escolhida, uma pedra preciosa de fundamento. Quem confiar nela não será derrotado.</w:t>
       </w:r>
     </w:p>
     <w:p>
@@ -11692,7 +11692,7 @@
         <w:rPr>
           <w:lang w:val="pt_PT" w:bidi="pt_PT"/>
         </w:rPr>
-        <w:t xml:space="preserve"> Farei da justiça uma medida, e da retidão, um nível. A chuva de pedras levará o refúgio da mentira, e as águas carregarão o esconderijo.</w:t>
+        <w:t xml:space="preserve"> Farei da justiça a medida e da retidão o padrão. O granizo destruirá o abrigo da mentira, e as águas levarão embora o esconderijo.</w:t>
       </w:r>
     </w:p>
     <w:p>
@@ -11713,7 +11713,7 @@
         <w:rPr>
           <w:lang w:val="pt_PT" w:bidi="pt_PT"/>
         </w:rPr>
-        <w:t xml:space="preserve"> O acordo de vocês com a morte será cancelado, e o pacto com o mundo dos mortos não ficará em pé. Quando a destruição passar, vocês serão levados por ela.</w:t>
+        <w:t xml:space="preserve"> O acordo de vocês com a morte será desfeito, e o contrato com o mundo dos mortos não permanecerá. Quando a destruição passar, ela levará vocês.</w:t>
       </w:r>
     </w:p>
     <w:p>
@@ -11734,7 +11734,7 @@
         <w:rPr>
           <w:lang w:val="pt_PT" w:bidi="pt_PT"/>
         </w:rPr>
-        <w:t xml:space="preserve"> Cada vez que passar, ela os atingirá; passará manhã após manhã, de dia e de noite". Só de ouvir a mensagem haverá terror.</w:t>
+        <w:t xml:space="preserve"> Cada vez que ela passar, atingirá vocês; passará manhã após manhã, dia e noite”. Apenas ouvir essa mensagem causará medo.</w:t>
       </w:r>
     </w:p>
     <w:p>
@@ -11755,7 +11755,7 @@
         <w:rPr>
           <w:lang w:val="pt_PT" w:bidi="pt_PT"/>
         </w:rPr>
-        <w:t xml:space="preserve"> A cama é curta para se deitar, e o cobertor não cobre o suficiente.</w:t>
+        <w:t xml:space="preserve"> A cama será curta demais para se deitar, e o cobertor, estreito demais para se cobrir.</w:t>
       </w:r>
     </w:p>
     <w:p>
@@ -11776,7 +11776,7 @@
         <w:rPr>
           <w:lang w:val="pt_PT" w:bidi="pt_PT"/>
         </w:rPr>
-        <w:t xml:space="preserve"> O SENHOR se levantará como no monte Perazim e agirá com ira como no vale de Gibeão, para realizar sua obra — uma obra incomum — e cumprir sua ação — uma ação fora do comum.</w:t>
+        <w:t xml:space="preserve"> O SENHOR se levantará como no monte Perazim e lutará como no vale de Gibeão, para realizar sua obra — uma obra estranha — e cumprir seu plano — um plano incomum.</w:t>
       </w:r>
     </w:p>
     <w:p>
@@ -11797,7 +11797,7 @@
         <w:rPr>
           <w:lang w:val="pt_PT" w:bidi="pt_PT"/>
         </w:rPr>
-        <w:t xml:space="preserve"> Agora, parem de zombar, para que suas correntes não fiquem mais pesadas; pois ouvi do SENHOR dos Exércitos uma destruição decidida para toda a terra.</w:t>
+        <w:t xml:space="preserve"> Agora parem de zombar, para que suas prisões não fiquem ainda mais fortes; pois ouvi do SENHOR dos Exércitos que uma destruição já foi decidida sobre toda a terra.</w:t>
       </w:r>
     </w:p>
     <w:p>
@@ -11818,7 +11818,7 @@
         <w:rPr>
           <w:lang w:val="pt_PT" w:bidi="pt_PT"/>
         </w:rPr>
-        <w:t xml:space="preserve"> Prestem atenção e ouçam minha voz.</w:t>
+        <w:t xml:space="preserve"> Ouçam com atenção e escutem o que estou dizendo.</w:t>
       </w:r>
     </w:p>
     <w:p>
@@ -11860,7 +11860,7 @@
         <w:rPr>
           <w:lang w:val="pt_PT" w:bidi="pt_PT"/>
         </w:rPr>
-        <w:t xml:space="preserve"> Depois de nivelar o solo, ele não espalha o endro, semeia o cominho, dispõe o trigo em fileiras, a cevada em seu lugar e a espelta na sua área?</w:t>
+        <w:t xml:space="preserve"> Depois de preparar o solo, ele não semeia o endro e espalha o cominho? Não planta o trigo em fileiras, a cevada no lugar apropriado e o centeio nas bordas?</w:t>
       </w:r>
     </w:p>
     <w:p>
@@ -11902,7 +11902,7 @@
         <w:rPr>
           <w:lang w:val="pt_PT" w:bidi="pt_PT"/>
         </w:rPr>
-        <w:t xml:space="preserve"> O endro não é esmagado com instrumento pesado, nem o cominho é triturado com roda; um se bate com vara, o outro com golpes leves.</w:t>
+        <w:t xml:space="preserve"> O endro não é debulhado com uma ferramenta pesada, nem o cominho é esmagado com uma roda. Um é batido com uma vara, o outro com golpes leves.</w:t>
       </w:r>
     </w:p>
     <w:p>
@@ -11923,7 +11923,7 @@
         <w:rPr>
           <w:lang w:val="pt_PT" w:bidi="pt_PT"/>
         </w:rPr>
-        <w:t xml:space="preserve"> O grão é moído para pão, mas não é triturado continuamente; ainda que a roda do carro e seus cavalos passem sobre ele, não o reduzem a pó.</w:t>
+        <w:t xml:space="preserve"> O trigo é moído para fazer pão, mas não é esmagado sem parar. Mesmo que a roda do carro passe sobre ele, o grão não vira pó.</w:t>
       </w:r>
     </w:p>
     <w:p>
@@ -11944,7 +11944,7 @@
         <w:rPr>
           <w:lang w:val="pt_PT" w:bidi="pt_PT"/>
         </w:rPr>
-        <w:t xml:space="preserve"> Isso também vem do SENHOR dos Exércitos, excelente em conselho e grande em sabedoria.</w:t>
+        <w:t xml:space="preserve"> Isso também vem do SENHOR dos Exércitos, que tem grande sabedoria e sabe dar os melhores conselhos.</w:t>
       </w:r>
     </w:p>
     <w:p>
@@ -11981,7 +11981,7 @@
         <w:rPr>
           <w:lang w:val="pt_PT" w:bidi="pt_PT"/>
         </w:rPr>
-        <w:t xml:space="preserve"> Ai de Ariel, Ariel, cidade onde Davi acampou! Ano após ano as festas se repetem.</w:t>
+        <w:t xml:space="preserve"> Ai de Ariel, Ariel, a cidade onde Davi montou acampamento! Continuem celebrando ano após ano as suas festas.</w:t>
       </w:r>
     </w:p>
     <w:p>
@@ -12002,7 +12002,7 @@
         <w:rPr>
           <w:lang w:val="pt_PT" w:bidi="pt_PT"/>
         </w:rPr>
-        <w:t xml:space="preserve"> Virá sobre você um tempo de angústia e sofrimento; você será para mim como um altar em fogo.</w:t>
+        <w:t xml:space="preserve"> Eu trarei sofrimento e tristeza sobre você; você será para mim como um altar onde haverá lamento.</w:t>
       </w:r>
     </w:p>
     <w:p>
@@ -12023,7 +12023,7 @@
         <w:rPr>
           <w:lang w:val="pt_PT" w:bidi="pt_PT"/>
         </w:rPr>
-        <w:t xml:space="preserve"> Cercarei seus muros, levantarei rampas e obras de ataque.</w:t>
+        <w:t xml:space="preserve"> Cercarei seus muros, construirei rampas de ataque e prepararei máquinas de guerra contra você.</w:t>
       </w:r>
     </w:p>
     <w:p>
@@ -12044,7 +12044,7 @@
         <w:rPr>
           <w:lang w:val="pt_PT" w:bidi="pt_PT"/>
         </w:rPr>
-        <w:t xml:space="preserve"> Você será derrubada, e sua voz será contida no chão, como sussurros de espíritos que vêm do pó.</w:t>
+        <w:t xml:space="preserve"> Você será humilhada; sua voz virá do chão, como um sussurro vindo do pó.</w:t>
       </w:r>
     </w:p>
     <w:p>
@@ -12065,7 +12065,7 @@
         <w:rPr>
           <w:lang w:val="pt_PT" w:bidi="pt_PT"/>
         </w:rPr>
-        <w:t xml:space="preserve"> Seus inimigos serão dispersos como poeira leve, e os violentos desaparecerão como palha levada pelo vento. Tudo acontecerá de repente, num instante.</w:t>
+        <w:t xml:space="preserve"> Seus inimigos serão espalhados como poeira fina, e os cruéis desaparecerão como palha levada pelo vento. Tudo acontecerá de repente.</w:t>
       </w:r>
     </w:p>
     <w:p>
@@ -12086,7 +12086,7 @@
         <w:rPr>
           <w:lang w:val="pt_PT" w:bidi="pt_PT"/>
         </w:rPr>
-        <w:t xml:space="preserve"> O SENHOR dos Exércitos virá com grande estrondo: trovões, terremotos, ventos fortes, tempestade e fogo que devora.</w:t>
+        <w:t xml:space="preserve"> O SENHOR dos Exércitos virá com grande poder: trovões, terremotos, vento forte, tempestade e chamas de fogo.</w:t>
       </w:r>
     </w:p>
     <w:p>
@@ -12107,7 +12107,7 @@
         <w:rPr>
           <w:lang w:val="pt_PT" w:bidi="pt_PT"/>
         </w:rPr>
-        <w:t xml:space="preserve"> Todas as nações que atacarem Ariel e cercarem sua fortaleza desaparecerão como sonhos passageiros durante a noite.</w:t>
+        <w:t xml:space="preserve"> Todas as nações que lutarem contra Ariel, que atacarem e cercarem a cidade, serão como um sonho que passa durante a noite.</w:t>
       </w:r>
     </w:p>
     <w:p>
@@ -12128,7 +12128,7 @@
         <w:rPr>
           <w:lang w:val="pt_PT" w:bidi="pt_PT"/>
         </w:rPr>
-        <w:t xml:space="preserve"> Será como o faminto que sonha que está comendo, mas acorda ainda com fome; ou como o sedento que sonha que está bebendo, mas desperta fraco, sem se saciar. Assim acontecerá com os que sonharem vitória sobre o monte Sião.</w:t>
+        <w:t xml:space="preserve"> Será como o faminto que sonha que está comendo, mas acorda ainda com fome; ou como o sedento que sonha que está bebendo, mas desperta fraco, sem se saciar. Assim será com todos os que lutarem contra o monte Sião: seus planos serão como um sonho que não se realiza.</w:t>
       </w:r>
     </w:p>
     <w:p>
@@ -12149,7 +12149,7 @@
         <w:rPr>
           <w:lang w:val="pt_PT" w:bidi="pt_PT"/>
         </w:rPr>
-        <w:t xml:space="preserve"> Fiquem maravilhados, mas continuem sem enxergar! Estão como bêbados, mas não pelo vinho; tropeçam, mas não por bebida forte.</w:t>
+        <w:t xml:space="preserve"> Fiquem espantados e maravilhados! Fiquem cegos e sem entender! Estão como bêbados, mas não por causa do vinho; cambaleiam, mas não por causa da bebida forte.</w:t>
       </w:r>
     </w:p>
     <w:p>
@@ -12170,7 +12170,7 @@
         <w:rPr>
           <w:lang w:val="pt_PT" w:bidi="pt_PT"/>
         </w:rPr>
-        <w:t xml:space="preserve"> Pois o SENHOR lançou sobre vocês um sono pesado; os profetas e os que têm visões ficaram com os olhos fechados.</w:t>
+        <w:t xml:space="preserve"> Pois o SENHOR derramou sobre vocês um profundo sono; ele fechou os olhos dos profetas e cobriu a visão dos que têm visões.</w:t>
       </w:r>
     </w:p>
     <w:p>
@@ -12191,7 +12191,7 @@
         <w:rPr>
           <w:lang w:val="pt_PT" w:bidi="pt_PT"/>
         </w:rPr>
-        <w:t xml:space="preserve"> Toda revelação se tornou para vocês como um livro fechado. Se alguém que sabe ler recebe o livro e é chamado a ler, responde: "Não posso; está selado".</w:t>
+        <w:t xml:space="preserve"> Toda esta visão será para vocês como palavras de um livro fechado. Se alguém que sabe ler receber o livro e disserem: “Leia”, ele responderá: “Não posso, porque está selado”.</w:t>
       </w:r>
     </w:p>
     <w:p>
@@ -12212,7 +12212,7 @@
         <w:rPr>
           <w:lang w:val="pt_PT" w:bidi="pt_PT"/>
         </w:rPr>
-        <w:t xml:space="preserve"> Se quem não sabe ler recebe o livro, diz: "Não sei ler".</w:t>
+        <w:t xml:space="preserve"> E se derem o livro a alguém que não sabe ler e disserem: “Leia”, ele responderá: “Não sei ler”.</w:t>
       </w:r>
     </w:p>
     <w:p>
@@ -12233,7 +12233,7 @@
         <w:rPr>
           <w:lang w:val="pt_PT" w:bidi="pt_PT"/>
         </w:rPr>
-        <w:t xml:space="preserve"> O SENHOR declara: "Este povo se aproxima de mim com palavras, me honra com os lábios, mas o coração está distante; sua adoração é apenas o cumprimento de regras humanas.</w:t>
+        <w:t xml:space="preserve"> O SENHOR declara: “Este povo se aproxima de mim com palavras e me honra com os lábios, mas seu coração está longe de mim. Sua adoração é baseada apenas em mandamentos ensinados por pessoas.</w:t>
       </w:r>
     </w:p>
     <w:p>
@@ -12254,7 +12254,7 @@
         <w:rPr>
           <w:lang w:val="pt_PT" w:bidi="pt_PT"/>
         </w:rPr>
-        <w:t xml:space="preserve"> Por isso realizarei maravilhas admiráveis e obras surpreendentes; a sabedoria dos sábios se apagará, e o entendimento dos inteligentes será encoberto".</w:t>
+        <w:t xml:space="preserve"> Por isso farei coisas maravilhosas e espantosas entre este povo. A sabedoria dos sábios desaparecerá, e o entendimento dos inteligentes ficará escondido”.</w:t>
       </w:r>
     </w:p>
     <w:p>
@@ -12275,7 +12275,7 @@
         <w:rPr>
           <w:lang w:val="pt_PT" w:bidi="pt_PT"/>
         </w:rPr>
-        <w:t xml:space="preserve"> Ai de quem esconde seus planos do SENHOR, agindo às sombras e pensando: "Quem nos vê? Quem saberá?"</w:t>
+        <w:t xml:space="preserve"> Ai de quem esconde seus planos do SENHOR, agindo às sombras e pensando: “Quem nos vê? Quem saberá?”.</w:t>
       </w:r>
     </w:p>
     <w:p>
@@ -12296,7 +12296,7 @@
         <w:rPr>
           <w:lang w:val="pt_PT" w:bidi="pt_PT"/>
         </w:rPr>
-        <w:t xml:space="preserve"> Vocês se enganam! O oleiro é maior que o barro, e o vaso não pode dizer ao que o fez: "Você não me fez"; nem o vaso ao oleiro: "Você não entende o que faz".</w:t>
+        <w:t xml:space="preserve"> Vocês estão invertendo as coisas! Será que o barro pode dizer ao oleiro: “Você não me fez”? Ou uma obra pode dizer ao seu criador: “Você não entende nada”?</w:t>
       </w:r>
     </w:p>
     <w:p>
@@ -12317,7 +12317,7 @@
         <w:rPr>
           <w:lang w:val="pt_PT" w:bidi="pt_PT"/>
         </w:rPr>
-        <w:t xml:space="preserve"> Em breve, o Líbano será transformado em campo cultivado, e o campo será reconhecido como fértil.</w:t>
+        <w:t xml:space="preserve"> Em pouco tempo, o Líbano se tornará uma terra cultivada, e a terra cultivada parecerá uma floresta.</w:t>
       </w:r>
     </w:p>
     <w:p>
@@ -12338,7 +12338,7 @@
         <w:rPr>
           <w:lang w:val="pt_PT" w:bidi="pt_PT"/>
         </w:rPr>
-        <w:t xml:space="preserve"> Naquele dia, os surdos ouvirão, e os cegos verão, livres da escuridão.</w:t>
+        <w:t xml:space="preserve"> Naquele dia, os surdos ouvirão as palavras de um livro, e os olhos dos cegos verão, livres da escuridão e da tristeza.</w:t>
       </w:r>
     </w:p>
     <w:p>
@@ -12380,7 +12380,7 @@
         <w:rPr>
           <w:lang w:val="pt_PT" w:bidi="pt_PT"/>
         </w:rPr>
-        <w:t xml:space="preserve"> Os opressores chegarão ao fim, os arrogantes desaparecerão, e todos que tramam mal serão eliminados.</w:t>
+        <w:t xml:space="preserve"> Os opressores acabarão, os arrogantes desaparecerão, e todos os que planejam fazer o mal serão destruídos.</w:t>
       </w:r>
     </w:p>
     <w:p>
@@ -12401,7 +12401,7 @@
         <w:rPr>
           <w:lang w:val="pt_PT" w:bidi="pt_PT"/>
         </w:rPr>
-        <w:t xml:space="preserve"> Os que acusam falsamente os inocentes, armam armadilhas em julgamentos e negam justiça serão destruídos.</w:t>
+        <w:t xml:space="preserve"> Aqueles que acusam outras pessoas sem motivo, que colocam armadilhas nos julgamentos e tiram a justiça dos inocentes serão eliminados.</w:t>
       </w:r>
     </w:p>
     <w:p>
@@ -12422,7 +12422,7 @@
         <w:rPr>
           <w:lang w:val="pt_PT" w:bidi="pt_PT"/>
         </w:rPr>
-        <w:t xml:space="preserve"> Por isso o SENHOR, que libertou Abraão, diz à casa de Jacó: "Meu povo não será mais envergonhado; seu rosto não se tornará pálido de medo.</w:t>
+        <w:t xml:space="preserve"> Por isso o SENHOR, que resgatou Abraão, diz ao povo de Jacó: “Meu povo não será mais envergonhado, e seu rosto não ficará pálido de medo.</w:t>
       </w:r>
     </w:p>
     <w:p>
@@ -12464,7 +12464,7 @@
         <w:rPr>
           <w:lang w:val="pt_PT" w:bidi="pt_PT"/>
         </w:rPr>
-        <w:t xml:space="preserve"> Aqueles que estavam confusos terão entendimento, e os que reclamavam aprenderão o caminho certo".</w:t>
+        <w:t xml:space="preserve"> Os que estavam perdidos entenderão, e os que reclamavam aprenderão a aceitar a instrução”.</w:t>
       </w:r>
     </w:p>
     <w:p>
@@ -12501,7 +12501,7 @@
         <w:rPr>
           <w:lang w:val="pt_PT" w:bidi="pt_PT"/>
         </w:rPr>
-        <w:t xml:space="preserve"> "Ai dos meus filhos rebeldes", declara o SENHOR, "que fazem planos sem me ouvir e firmam alianças sem o meu Espírito, acumulando pecado sobre pecado.</w:t>
+        <w:t xml:space="preserve"> "Ai dos meus filhos rebeldes”, declara o SENHOR, “que fazem planos sem buscar minha direção e fazem acordos sem o meu Espírito, acrescentando pecado a pecado.</w:t>
       </w:r>
     </w:p>
     <w:p>
@@ -12522,7 +12522,7 @@
         <w:rPr>
           <w:lang w:val="pt_PT" w:bidi="pt_PT"/>
         </w:rPr>
-        <w:t xml:space="preserve"> Eles descem ao Egito sem pedir minha opinião, buscando proteção no faraó e sombra sob as muralhas do Egito.</w:t>
+        <w:t xml:space="preserve"> Eles descem ao Egito sem pedir minha orientação, buscando proteção do faraó e abrigo à sombra do Egito.</w:t>
       </w:r>
     </w:p>
     <w:p>
@@ -12585,7 +12585,7 @@
         <w:rPr>
           <w:lang w:val="pt_PT" w:bidi="pt_PT"/>
         </w:rPr>
-        <w:t xml:space="preserve"> todos que esperam nesse povo inútil se envergonharão; não haverá ajuda, apenas escárnio e vexame".</w:t>
+        <w:t xml:space="preserve"> todos os que confiam nesse povo serão envergonhados; não receberão ajuda, mas apenas vergonha e humilhação”.</w:t>
       </w:r>
     </w:p>
     <w:p>
@@ -12606,7 +12606,7 @@
         <w:rPr>
           <w:lang w:val="pt_PT" w:bidi="pt_PT"/>
         </w:rPr>
-        <w:t xml:space="preserve"> Mensagem sobre as feras do Neguebe: elas atravessam terras perigosas, cheias de leões, leoas, víboras e serpentes velozes, levando riquezas em jumentos e tesouros nas corcovas de camelos, a um povo que não lhes será útil.</w:t>
+        <w:t xml:space="preserve"> Esta é a mensagem sobre os animais do Neguebe: atravessam uma terra perigosa, cheia de leões, leoas, cobras e serpentes voadoras, levando riquezas em jumentos e tesouros em camelos, para um povo que não pode ajudar.</w:t>
       </w:r>
     </w:p>
     <w:p>
@@ -12627,7 +12627,7 @@
         <w:rPr>
           <w:lang w:val="pt_PT" w:bidi="pt_PT"/>
         </w:rPr>
-        <w:t xml:space="preserve"> Pois o socorro do Egito é vão e vazio; por isso eu o chamo de Raabe, Monstro inerte.</w:t>
+        <w:t xml:space="preserve"> Pois a ajuda do Egito é inútil e vazia; por isso eu o chamo de Raabe, o monstro que fica parado.</w:t>
       </w:r>
     </w:p>
     <w:p>
@@ -12648,7 +12648,7 @@
         <w:rPr>
           <w:lang w:val="pt_PT" w:bidi="pt_PT"/>
         </w:rPr>
-        <w:t xml:space="preserve"> Agora, escreva isto diante deles numa tábua e registre num livro, para que permaneça como testemunho para sempre.</w:t>
+        <w:t xml:space="preserve"> Agora escreva isto numa tábua diante deles e registre num livro, para que fique como testemunho para sempre.</w:t>
       </w:r>
     </w:p>
     <w:p>
@@ -12690,7 +12690,7 @@
         <w:rPr>
           <w:lang w:val="pt_PT" w:bidi="pt_PT"/>
         </w:rPr>
-        <w:t xml:space="preserve"> Eles dizem aos videntes: "Não tenham visões!", e aos profetas: "Não nos mostrem a verdade; falem de coisas agradáveis, profetizem ilusões!</w:t>
+        <w:t xml:space="preserve"> Eles dizem aos videntes: “Não tenham visões!”. E aos profetas: “Não nos digam a verdade. Falem coisas agradáveis; contem ilusões!</w:t>
       </w:r>
     </w:p>
     <w:p>
@@ -12711,7 +12711,7 @@
         <w:rPr>
           <w:lang w:val="pt_PT" w:bidi="pt_PT"/>
         </w:rPr>
-        <w:t xml:space="preserve"> Abandonem a vereda correta, esqueçam o caminho da verdade; não nos falem do Santo de Israel".</w:t>
+        <w:t xml:space="preserve"> Abandonem a vereda correta, esqueçam o caminho da verdade; não nos falem do Santo de Israel”.</w:t>
       </w:r>
     </w:p>
     <w:p>
@@ -12732,7 +12732,7 @@
         <w:rPr>
           <w:lang w:val="pt_PT" w:bidi="pt_PT"/>
         </w:rPr>
-        <w:t xml:space="preserve"> O Santo de Israel responde: "Vocês rejeitaram a palavra que dei e confiaram em engano e opressão.</w:t>
+        <w:t xml:space="preserve"> O Santo de Israel responde: “Vocês rejeitaram esta mensagem e confiaram na mentira e na opressão.</w:t>
       </w:r>
     </w:p>
     <w:p>
@@ -12753,7 +12753,7 @@
         <w:rPr>
           <w:lang w:val="pt_PT" w:bidi="pt_PT"/>
         </w:rPr>
-        <w:t xml:space="preserve"> Por isso, esta culpa será para vocês como brecha em muro alto, prestes a cair, que desaba de repente.</w:t>
+        <w:t xml:space="preserve"> Por isso, esse pecado será para vocês como uma rachadura num muro alto, que cresce até o muro cair de repente.</w:t>
       </w:r>
     </w:p>
     <w:p>
@@ -12774,7 +12774,7 @@
         <w:rPr>
           <w:lang w:val="pt_PT" w:bidi="pt_PT"/>
         </w:rPr>
-        <w:t xml:space="preserve"> Será despedaçado como um vaso de barro, sem que reste um caco para tirar brasas do fogo ou água de uma cisterna".</w:t>
+        <w:t xml:space="preserve"> Será quebrado como um vaso de barro, sem sobrar nenhum pedaço que sirva para pegar brasas do fogo ou tirar água da cisterna”.</w:t>
       </w:r>
     </w:p>
     <w:p>
@@ -12795,7 +12795,7 @@
         <w:rPr>
           <w:lang w:val="pt_PT" w:bidi="pt_PT"/>
         </w:rPr>
-        <w:t xml:space="preserve"> Assim diz o SENHOR, o Santo de Israel: "Vocês serão salvos se voltarem para mim e mantiverem a calma; a força de vocês está na confiança e na tranquilidade, mas vocês quiseram.</w:t>
+        <w:t xml:space="preserve"> Assim diz o SENHOR, o Santo de Israel: “Vocês serão salvos se voltarem para mim e permanecerem tranquilos. Sua força está na confiança e na calma, mas vocês não quiseram fazer isso.</w:t>
       </w:r>
     </w:p>
     <w:p>
@@ -12816,7 +12816,7 @@
         <w:rPr>
           <w:lang w:val="pt_PT" w:bidi="pt_PT"/>
         </w:rPr>
-        <w:t xml:space="preserve"> Vocês disseram: 'Vamos fugir a cavalo!', e fugirão. 'Montaremos cavalos velozes!' E os que os perseguem serão ainda mais rápidos.</w:t>
+        <w:t xml:space="preserve"> Vocês disseram: ‘Vamos fugir montados em cavalos!’. Por isso fugirão. Disseram: ‘Usaremos cavalos rápidos!’. Mas os que perseguirem vocês serão ainda mais rápidos.</w:t>
       </w:r>
     </w:p>
     <w:p>
@@ -12837,7 +12837,7 @@
         <w:rPr>
           <w:lang w:val="pt_PT" w:bidi="pt_PT"/>
         </w:rPr>
-        <w:t xml:space="preserve"> Mil fugirão diante de um só; diante de cinco vocês fugirão, até que restem como um mastro no topo de um monte, como um estandarte numa colina".</w:t>
+        <w:t xml:space="preserve"> Mil fugirão diante de um só; diante de cinco vocês fugirão, até que restem como um mastro no topo de um monte, como um estandarte numa colina”.</w:t>
       </w:r>
     </w:p>
     <w:p>
@@ -12858,7 +12858,7 @@
         <w:rPr>
           <w:lang w:val="pt_PT" w:bidi="pt_PT"/>
         </w:rPr>
-        <w:t xml:space="preserve"> Contudo, o SENHOR espera para ser bondoso com vocês, mostrando compaixão. Ele é justo; felizes são os que esperam nele.</w:t>
+        <w:t xml:space="preserve"> Mesmo assim, o SENHOR espera para mostrar sua bondade a vocês. Ele terá compaixão, pois é justo. Felizes são todos os que esperam nele.</w:t>
       </w:r>
     </w:p>
     <w:p>
@@ -12900,7 +12900,7 @@
         <w:rPr>
           <w:lang w:val="pt_PT" w:bidi="pt_PT"/>
         </w:rPr>
-        <w:t xml:space="preserve"> Mesmo que o Senhor lhes dê pão de angústia e água de aflição, seus mestres não se esconderão mais; os seus olhos os verão.</w:t>
+        <w:t xml:space="preserve"> Mesmo que o Senhor dê a vocês pão de sofrimento e água de aflição, seus mestres não ficarão escondidos; vocês verão os seus instrutores.</w:t>
       </w:r>
     </w:p>
     <w:p>
@@ -12921,7 +12921,7 @@
         <w:rPr>
           <w:lang w:val="pt_PT" w:bidi="pt_PT"/>
         </w:rPr>
-        <w:t xml:space="preserve"> Quando se desviarem à direita ou à esquerda, ouvirão atrás de vocês: "Este é o caminho; sigam-no".</w:t>
+        <w:t xml:space="preserve"> Quando se desviarem à direita ou à esquerda, ouvirão atrás de vocês: “Este é o caminho; sigam-no”.</w:t>
       </w:r>
     </w:p>
     <w:p>
@@ -12942,7 +12942,7 @@
         <w:rPr>
           <w:lang w:val="pt_PT" w:bidi="pt_PT"/>
         </w:rPr>
-        <w:t xml:space="preserve"> Então vocês desprezarão e jogarão fora os ídolos de prata e de ouro como se fossem trapos imundos e dirão: "Fora!".</w:t>
+        <w:t xml:space="preserve"> Então vocês considerarão impuros os seus ídolos de prata e ouro. Vocês os jogarão fora como coisas sujas e dirão: “Fora daqui!”.</w:t>
       </w:r>
     </w:p>
     <w:p>
@@ -12984,7 +12984,7 @@
         <w:rPr>
           <w:lang w:val="pt_PT" w:bidi="pt_PT"/>
         </w:rPr>
-        <w:t xml:space="preserve"> Os bois e jumentos que trabalham a terra comerão forragem temperada, peneirada com pá e forquilha.</w:t>
+        <w:t xml:space="preserve"> Os bois e jumentos que trabalham a terra comerão alimento bem preparado, separado com pá e garfo.</w:t>
       </w:r>
     </w:p>
     <w:p>
@@ -13005,7 +13005,7 @@
         <w:rPr>
           <w:lang w:val="pt_PT" w:bidi="pt_PT"/>
         </w:rPr>
-        <w:t xml:space="preserve"> No dia da destruição dos inimigos e queda das fortalezas, rios e riachos correrão por todos os montes e colinas.</w:t>
+        <w:t xml:space="preserve"> No dia da grande destruição, quando as torres caírem, haverá rios e correntes de água em todos os montes e colinas.</w:t>
       </w:r>
     </w:p>
     <w:p>
@@ -13026,7 +13026,7 @@
         <w:rPr>
           <w:lang w:val="pt_PT" w:bidi="pt_PT"/>
         </w:rPr>
-        <w:t xml:space="preserve"> A lua brilhará como o sol, e o sol será sete vezes mais intenso, como se sete dias de luz se concentrassem em um, quando o SENHOR curar as feridas do seu povo.</w:t>
+        <w:t xml:space="preserve"> A luz da lua será como a luz do sol, e a luz do sol será sete vezes maior, como a luz de sete dias reunida num só dia, quando o SENHOR curar o seu povo.</w:t>
       </w:r>
     </w:p>
     <w:p>
@@ -13068,7 +13068,7 @@
         <w:rPr>
           <w:lang w:val="pt_PT" w:bidi="pt_PT"/>
         </w:rPr>
-        <w:t xml:space="preserve"> Seu sopro é como corrente transbordante que sobe até o pescoço; ele peneira as nações com peneira de destruição e põe um freio nas mandíbulas dos povos para desviá-los do caminho.</w:t>
+        <w:t xml:space="preserve"> Seu sopro será como uma corrente forte que chega até o pescoço. Ele separará as nações com a peneira da destruição e colocará um freio nos povos para guiá-los para longe.</w:t>
       </w:r>
     </w:p>
     <w:p>
@@ -13089,7 +13089,7 @@
         <w:rPr>
           <w:lang w:val="pt_PT" w:bidi="pt_PT"/>
         </w:rPr>
-        <w:t xml:space="preserve"> Mas vocês cantarão com alegria, como nas festas sagradas; o coração de vocês se alegrará como o do peregrino guiado ao som da flauta para o monte do SENHOR, a Rocha de Israel.</w:t>
+        <w:t xml:space="preserve"> Mas vocês cantarão com alegria, como nas festas sagradas. O coração de vocês ficará feliz ao subir ao monte do SENHOR, à Rocha de Israel, ao som das flautas.</w:t>
       </w:r>
     </w:p>
     <w:p>
@@ -13110,7 +13110,7 @@
         <w:rPr>
           <w:lang w:val="pt_PT" w:bidi="pt_PT"/>
         </w:rPr>
-        <w:t xml:space="preserve"> O SENHOR fará com que sua voz poderosa seja ouvida e mostrará seu braço forte, descendo com fogo devorador, tempestades e granizo.</w:t>
+        <w:t xml:space="preserve"> O SENHOR fará sua voz poderosa ser ouvida e mostrará seu braço forte, em meio a fogo, tempestades e granizo.</w:t>
       </w:r>
     </w:p>
     <w:p>
@@ -13152,7 +13152,7 @@
         <w:rPr>
           <w:lang w:val="pt_PT" w:bidi="pt_PT"/>
         </w:rPr>
-        <w:t xml:space="preserve"> Cada golpe da vara decretada será acompanhado de tamborins e harpas; ele lutará contra eles com golpes poderosos.</w:t>
+        <w:t xml:space="preserve"> Cada golpe da vara que ele usar será acompanhado por tamborins e harpas. Ele lutará contra eles com golpes poderosos.</w:t>
       </w:r>
     </w:p>
     <w:p>
@@ -13173,7 +13173,7 @@
         <w:rPr>
           <w:lang w:val="pt_PT" w:bidi="pt_PT"/>
         </w:rPr>
-        <w:t xml:space="preserve"> Tofete está preparado para o rei; a lenha é abundante e o fogo será aceso pelo sopro do SENHOR, como enxofre ardente.</w:t>
+        <w:t xml:space="preserve"> Tofete já está preparado para o rei. Há muita lenha, e o fogo foi preparado pelo sopro do SENHOR, como um fogo de enxofre ardente.</w:t>
       </w:r>
     </w:p>
     <w:p>
@@ -13210,7 +13210,7 @@
         <w:rPr>
           <w:lang w:val="pt_PT" w:bidi="pt_PT"/>
         </w:rPr>
-        <w:t xml:space="preserve"> Ai daqueles que vão ao Egito em busca de socorro e se firmam em cavalos; depositam confiança na multidão de carros e na força dos cavaleiros, mas não dirigem os olhos ao Santo de Israel nem recorrem ao SENHOR!</w:t>
+        <w:t xml:space="preserve"> Ai daqueles que descem ao Egito em busca de ajuda e confiam em cavalos! Eles confiam nos muitos carros e na força dos cavaleiros, mas não olham para o Santo de Israel nem buscam o SENHOR.</w:t>
       </w:r>
     </w:p>
     <w:p>
@@ -13231,7 +13231,7 @@
         <w:rPr>
           <w:lang w:val="pt_PT" w:bidi="pt_PT"/>
         </w:rPr>
-        <w:t xml:space="preserve"> Ainda assim, ele é sábio: faz vir o mal e não retira suas palavras. Levanta-se contra a casa dos que fazem o mal, contra os que ajudam os que cometem injustiça.</w:t>
+        <w:t xml:space="preserve"> Mesmo assim, ele é sábio: traz o mal e cumpre o que disse. Ele se levanta contra a família dos que praticam o mal e contra os que ajudam os injustos.</w:t>
       </w:r>
     </w:p>
     <w:p>
@@ -13252,7 +13252,7 @@
         <w:rPr>
           <w:lang w:val="pt_PT" w:bidi="pt_PT"/>
         </w:rPr>
-        <w:t xml:space="preserve"> Os egípcios são apenas gente, não Deus; seus cavalos são carne mortal, não espírito. Quando o SENHOR estender a mão, cairá quem ajuda e cairá quem é ajudado; todos juntos chegarão ao fim.</w:t>
+        <w:t xml:space="preserve"> Os egípcios são humanos, não Deus; seus cavalos são carne, não espírito. Quando o SENHOR estender a sua mão, cairá tanto quem ajuda como quem recebe ajuda; todos serão destruídos juntos.</w:t>
       </w:r>
     </w:p>
     <w:p>
@@ -13273,7 +13273,7 @@
         <w:rPr>
           <w:lang w:val="pt_PT" w:bidi="pt_PT"/>
         </w:rPr>
-        <w:t xml:space="preserve"> Pois assim o SENHOR me disse: "Como o leão, um leão forte, que rosna sobre sua presa e não se perturba com a voz de muitos pastores reunidos contra ele, nem se abala com seus gritos, assim o SENHOR dos Exércitos descerá para guerrear sobre o monte Sião e sobre a sua colina.</w:t>
+        <w:t xml:space="preserve"> Pois assim o SENHOR me disse: “Como um leão, um leão poderoso, que protege sua presa e não se assusta com muitos pastores reunidos contra ele, assim o SENHOR dos Exércitos descerá para lutar sobre o monte Sião e sobre sua colina.</w:t>
       </w:r>
     </w:p>
     <w:p>
@@ -13294,7 +13294,7 @@
         <w:rPr>
           <w:lang w:val="pt_PT" w:bidi="pt_PT"/>
         </w:rPr>
-        <w:t xml:space="preserve"> Como aves que pairam sobre seus filhotes para defendê-los, assim o SENHOR dos Exércitos protegerá Jerusalém; ele a protegerá, a libertará, a preservará e a resgatará".</w:t>
+        <w:t xml:space="preserve"> Como aves que estendem suas asas sobre os filhotes para protegê-los, assim o SENHOR dos Exércitos protegerá Jerusalém; ele a protegerá, livrará, poupará e salvará”.</w:t>
       </w:r>
     </w:p>
     <w:p>
@@ -13315,7 +13315,7 @@
         <w:rPr>
           <w:lang w:val="pt_PT" w:bidi="pt_PT"/>
         </w:rPr>
-        <w:t xml:space="preserve"> Arrependam-se e voltem para aquele contra quem vocês se revoltaram profundamente, ó povo de Israel.</w:t>
+        <w:t xml:space="preserve"> Voltem para aquele contra quem vocês se rebelaram, ó israelitas.</w:t>
       </w:r>
     </w:p>
     <w:p>
@@ -13336,7 +13336,7 @@
         <w:rPr>
           <w:lang w:val="pt_PT" w:bidi="pt_PT"/>
         </w:rPr>
-        <w:t xml:space="preserve"> Porque naquele dia cada um rejeitará seus ídolos de prata e seus ídolos de ouro, que suas próprias mãos fizeram para pecado.</w:t>
+        <w:t xml:space="preserve"> Pois naquele dia cada pessoa rejeitará seus ídolos de prata e de ouro, que suas próprias mãos fizeram e que levaram vocês ao pecado.</w:t>
       </w:r>
     </w:p>
     <w:p>
@@ -13357,7 +13357,7 @@
         <w:rPr>
           <w:lang w:val="pt_PT" w:bidi="pt_PT"/>
         </w:rPr>
-        <w:t xml:space="preserve"> "Os assírios cairão por espada que não é de homem; uma espada, não de humano, os devorará. Eles fugirão diante dela, e seus jovens serão submetidos a trabalho forçado.</w:t>
+        <w:t xml:space="preserve"> "Os assírios cairão por uma espada que não vem de homens; uma espada que não é humana os destruirá. Eles fugirão diante dela, e seus jovens serão levados como prisioneiros.</w:t>
       </w:r>
     </w:p>
     <w:p>
@@ -13378,7 +13378,7 @@
         <w:rPr>
           <w:lang w:val="pt_PT" w:bidi="pt_PT"/>
         </w:rPr>
-        <w:t xml:space="preserve"> Sua rocha passará por causa do terror, e seus líderes ficarão apavorados diante do estandarte", diz o SENHOR, que tem seu fogo em Sião, e sua fornalha, em Jerusalém.</w:t>
+        <w:t xml:space="preserve"> Sua fortaleza desaparecerá por causa do medo, e seus líderes ficarão apavorados diante do estandarte de guerra”, diz o SENHOR, cujo fogo está em Sião e cuja fornalha está em Jerusalém.</w:t>
       </w:r>
     </w:p>
     <w:p>
@@ -13436,7 +13436,7 @@
         <w:rPr>
           <w:lang w:val="pt_PT" w:bidi="pt_PT"/>
         </w:rPr>
-        <w:t xml:space="preserve"> Cada um será como abrigo contra o vento e proteção contra a tempestade, como canais de água em terra seca e como sombra de grande rocha em região árida.</w:t>
+        <w:t xml:space="preserve"> Cada um será como proteção contra o vento e abrigo contra a tempestade, como água em terra seca e como a sombra de uma grande rocha num lugar cansado pelo calor.</w:t>
       </w:r>
     </w:p>
     <w:p>
@@ -13457,7 +13457,7 @@
         <w:rPr>
           <w:lang w:val="pt_PT" w:bidi="pt_PT"/>
         </w:rPr>
-        <w:t xml:space="preserve"> Então os olhos de quem vê não ficarão cegos, e os ouvidos de quem ouve prestarão atenção.</w:t>
+        <w:t xml:space="preserve"> Então os olhos dos que veem enxergarão com clareza, e os ouvidos dos que ouvem prestarão atenção.</w:t>
       </w:r>
     </w:p>
     <w:p>
@@ -13478,7 +13478,7 @@
         <w:rPr>
           <w:lang w:val="pt_PT" w:bidi="pt_PT"/>
         </w:rPr>
-        <w:t xml:space="preserve"> O coração dos impulsivos compreenderá, e a língua de quem gagueja falará com clareza.</w:t>
+        <w:t xml:space="preserve"> O coração dos precipitados compreenderá, e a língua dos que falavam com dificuldade falará claramente.</w:t>
       </w:r>
     </w:p>
     <w:p>
@@ -13499,7 +13499,7 @@
         <w:rPr>
           <w:lang w:val="pt_PT" w:bidi="pt_PT"/>
         </w:rPr>
-        <w:t xml:space="preserve"> O vil não será mais chamado nobre, nem o enganador será considerado honrado.</w:t>
+        <w:t xml:space="preserve"> O tolo não será mais chamado de importante, e o enganador não será tratado como pessoa honrada.</w:t>
       </w:r>
     </w:p>
     <w:p>
@@ -13520,7 +13520,7 @@
         <w:rPr>
           <w:lang w:val="pt_PT" w:bidi="pt_PT"/>
         </w:rPr>
-        <w:t xml:space="preserve"> Pois o tolo fala loucura e planeja o mal; pratica impiedade e divulga o que é errado a respeito do SENHOR; deixa o faminto sem alimento e nega bebida ao sedento.</w:t>
+        <w:t xml:space="preserve"> Pois o tolo fala coisas sem sentido e planeja o mal; pratica injustiça e fala contra o SENHOR. Deixa o faminto sem comida e nega água ao sedento.</w:t>
       </w:r>
     </w:p>
     <w:p>
@@ -13541,7 +13541,7 @@
         <w:rPr>
           <w:lang w:val="pt_PT" w:bidi="pt_PT"/>
         </w:rPr>
-        <w:t xml:space="preserve"> As ações do enganador são más; ele cria planos injustos para arruinar o pobre com palavras falsas, mesmo quando a causa do necessitado é correta.</w:t>
+        <w:t xml:space="preserve"> As armas do enganador são más; ele inventa planos injustos para prejudicar o pobre com mentiras, mesmo quando o pobre tem razão.</w:t>
       </w:r>
     </w:p>
     <w:p>
@@ -13562,7 +13562,7 @@
         <w:rPr>
           <w:lang w:val="pt_PT" w:bidi="pt_PT"/>
         </w:rPr>
-        <w:t xml:space="preserve"> Mas o nobre planeja o que é nobre, e em suas ações nobres permanece firme.</w:t>
+        <w:t xml:space="preserve"> Mas a pessoa honesta pensa em coisas boas e continua a fazer o que é correto.</w:t>
       </w:r>
     </w:p>
     <w:p>
@@ -13583,7 +13583,7 @@
         <w:rPr>
           <w:lang w:val="pt_PT" w:bidi="pt_PT"/>
         </w:rPr>
-        <w:t xml:space="preserve"> Levantem-se, mulheres despreocupadas, e escutem minha voz; prestem atenção, vocês que vivem confiantes, ao que direi.</w:t>
+        <w:t xml:space="preserve"> Levantem-se, mulheres que vivem tranquilas, e escutem minha voz; vocês que se sentem seguras, prestem atenção ao que vou dizer.</w:t>
       </w:r>
     </w:p>
     <w:p>
@@ -13604,7 +13604,7 @@
         <w:rPr>
           <w:lang w:val="pt_PT" w:bidi="pt_PT"/>
         </w:rPr>
-        <w:t xml:space="preserve"> Dentro de um ano e alguns dias, vocês que se sentem seguras tremerão, pois a colheita das uvas falhará e não haverá colheita.</w:t>
+        <w:t xml:space="preserve"> Em pouco mais de um ano, vocês que se sentem seguras tremerão, porque a colheita das uvas acabará e não haverá colheita.</w:t>
       </w:r>
     </w:p>
     <w:p>
@@ -13625,7 +13625,7 @@
         <w:rPr>
           <w:lang w:val="pt_PT" w:bidi="pt_PT"/>
         </w:rPr>
-        <w:t xml:space="preserve"> Tremam, mulheres despreocupadas; inquietem-se, vocês que vivem confiantes; tirem suas roupas e vistam pano de saco.</w:t>
+        <w:t xml:space="preserve"> Tremam, mulheres que vivem tranquilas; fiquem preocupadas, vocês que se sentem seguras. Tirem suas roupas bonitas e vistam roupas de lamento.</w:t>
       </w:r>
     </w:p>
     <w:p>
@@ -13646,7 +13646,7 @@
         <w:rPr>
           <w:lang w:val="pt_PT" w:bidi="pt_PT"/>
         </w:rPr>
-        <w:t xml:space="preserve"> Batam no peito e chorem pelos campos agradáveis e pelas vinhas produtivas,</w:t>
+        <w:t xml:space="preserve"> Chorem e lamentem pelos campos agradáveis e pelas vinhas cheias de frutos,</w:t>
       </w:r>
     </w:p>
     <w:p>
@@ -13667,7 +13667,7 @@
         <w:rPr>
           <w:lang w:val="pt_PT" w:bidi="pt_PT"/>
         </w:rPr>
-        <w:t xml:space="preserve"> pela terra do meu povo, tomada por espinhos e mato, e por todas as casas cheias de alegria na cidade festiva.</w:t>
+        <w:t xml:space="preserve"> pela terra do meu povo, cheia de espinhos e mato, e por todas as casas onde antes havia alegria.</w:t>
       </w:r>
     </w:p>
     <w:p>
@@ -13688,7 +13688,7 @@
         <w:rPr>
           <w:lang w:val="pt_PT" w:bidi="pt_PT"/>
         </w:rPr>
-        <w:t xml:space="preserve"> Porque o palácio será abandonado, a cidade movimentada ficará vazia; a fortaleza e a torre de vigia se tornarão covis para sempre, lugar onde jumentos se alegram e rebanhos pastam,</w:t>
+        <w:t xml:space="preserve"> Pois o palácio ficará abandonado, a cidade cheia de movimento ficará vazia. A fortaleza e a torre de vigia se tornarão lugares abandonados para sempre, onde jumentos andarão e rebanhos pastarão,</w:t>
       </w:r>
     </w:p>
     <w:p>
@@ -13709,7 +13709,7 @@
         <w:rPr>
           <w:lang w:val="pt_PT" w:bidi="pt_PT"/>
         </w:rPr>
-        <w:t xml:space="preserve"> até que o Espírito seja derramado sobre nós do alto. Então o deserto se tornará terra fértil, e a terra fértil será como floresta.</w:t>
+        <w:t xml:space="preserve"> até que o Espírito seja derramado sobre nós do alto. Então o deserto se tornará uma terra produtiva, e a terra produtiva crescerá como uma floresta.</w:t>
       </w:r>
     </w:p>
     <w:p>
@@ -13730,7 +13730,7 @@
         <w:rPr>
           <w:lang w:val="pt_PT" w:bidi="pt_PT"/>
         </w:rPr>
-        <w:t xml:space="preserve"> A justiça morará no deserto, e a retidão permanecerá na terra fértil.</w:t>
+        <w:t xml:space="preserve"> A justiça estará presente no deserto, e o que é correto permanecerá na terra produtiva.</w:t>
       </w:r>
     </w:p>
     <w:p>
@@ -13751,7 +13751,7 @@
         <w:rPr>
           <w:lang w:val="pt_PT" w:bidi="pt_PT"/>
         </w:rPr>
-        <w:t xml:space="preserve"> A justiça resultará em paz, e a retidão, em tranquilidade e segurança duradouras.</w:t>
+        <w:t xml:space="preserve"> O resultado da justiça será paz; o resultado do que é correto será calma e segurança para sempre.</w:t>
       </w:r>
     </w:p>
     <w:p>
@@ -13772,7 +13772,7 @@
         <w:rPr>
           <w:lang w:val="pt_PT" w:bidi="pt_PT"/>
         </w:rPr>
-        <w:t xml:space="preserve"> Meu povo viverá em lugar de paz, em lares seguros e em lugares de descanso tranquilo,</w:t>
+        <w:t xml:space="preserve"> Meu povo viverá em paz, em casas seguras e em lugares onde poderá descansar com tranquilidade,</w:t>
       </w:r>
     </w:p>
     <w:p>
@@ -13793,7 +13793,7 @@
         <w:rPr>
           <w:lang w:val="pt_PT" w:bidi="pt_PT"/>
         </w:rPr>
-        <w:t xml:space="preserve"> mesmo que o granizo derrube a floresta e a cidade seja arrasada.</w:t>
+        <w:t xml:space="preserve"> mesmo quando o granizo derrubar a floresta e a cidade for destruída.</w:t>
       </w:r>
     </w:p>
     <w:p>
@@ -13814,7 +13814,7 @@
         <w:rPr>
           <w:lang w:val="pt_PT" w:bidi="pt_PT"/>
         </w:rPr>
-        <w:t xml:space="preserve"> Felizes são vocês, que semeiam junto a todas as águas e deixam soltos o boi e o jumento.</w:t>
+        <w:t xml:space="preserve"> Felizes são vocês que plantam perto das águas e deixam seus bois e jumentos livres para trabalhar.</w:t>
       </w:r>
     </w:p>
     <w:p>
@@ -13851,7 +13851,7 @@
         <w:rPr>
           <w:lang w:val="pt_PT" w:bidi="pt_PT"/>
         </w:rPr>
-        <w:t xml:space="preserve"> Ai de você que devasta, sem ter sido devastado; ai de você que age com traição, sem ter sofrido traição! Quando terminar de devastar, você será devastado; quando acabar de trair, você será traído.</w:t>
+        <w:t xml:space="preserve"> Ai de você que destrói outros sem ter sido destruído! Ai de você que age com traição sem ter sido traído! Quando terminar de destruir, será destruído; quando acabar de trair, será traído.</w:t>
       </w:r>
     </w:p>
     <w:p>
@@ -13872,7 +13872,7 @@
         <w:rPr>
           <w:lang w:val="pt_PT" w:bidi="pt_PT"/>
         </w:rPr>
-        <w:t xml:space="preserve"> SENHOR, tem compaixão de nós; depositamos nossa confiança em ti. Sê nossa força a cada amanhecer e nosso livramento nos dias difíceis.</w:t>
+        <w:t xml:space="preserve"> SENHOR, tem compaixão de nós; esperamos em ti. Sê a nossa força a cada manhã e o nosso socorro quando vierem os tempos difíceis.</w:t>
       </w:r>
     </w:p>
     <w:p>
@@ -13914,7 +13914,7 @@
         <w:rPr>
           <w:lang w:val="pt_PT" w:bidi="pt_PT"/>
         </w:rPr>
-        <w:t xml:space="preserve"> Seu despojo será ajuntado como se ajuntam gafanhotos; como enxames que avançam, assim correrão sobre ele.</w:t>
+        <w:t xml:space="preserve"> Como gafanhotos que devoram uma plantação e deixam o campo vazio, assim os homens saquearão vocês, ó nações; saltarão sobre os despojos como gafanhotos saltam sobre a colheita.</w:t>
       </w:r>
     </w:p>
     <w:p>
@@ -13956,7 +13956,7 @@
         <w:rPr>
           <w:lang w:val="pt_PT" w:bidi="pt_PT"/>
         </w:rPr>
-        <w:t xml:space="preserve"> Ele será a segurança firme dos seus tempos, abundância de salvação, sabedoria e conhecimento; temer o SENHOR é a maior riqueza.</w:t>
+        <w:t xml:space="preserve"> Ele será a segurança dos seus dias, uma grande fonte de salvação, sabedoria e conhecimento. Temer o SENHOR é o maior tesouro.</w:t>
       </w:r>
     </w:p>
     <w:p>
@@ -13977,7 +13977,7 @@
         <w:rPr>
           <w:lang w:val="pt_PT" w:bidi="pt_PT"/>
         </w:rPr>
-        <w:t xml:space="preserve"> Vejam: os guerreiros clamam nas ruas, os mensageiros de paz choram profundamente.</w:t>
+        <w:t xml:space="preserve"> Vejam! Os guerreiros gritam nas ruas, e os mensageiros de paz choram amargamente.</w:t>
       </w:r>
     </w:p>
     <w:p>
@@ -13998,7 +13998,7 @@
         <w:rPr>
           <w:lang w:val="pt_PT" w:bidi="pt_PT"/>
         </w:rPr>
-        <w:t xml:space="preserve"> As estradas estão desertas, ninguém passa pelos caminhos. A aliança foi quebrada, as cidades foram desprezadas, ninguém é levado em conta.</w:t>
+        <w:t xml:space="preserve"> As estradas estão vazias; ninguém viaja pelos caminhos. A aliança foi quebrada, as cidades foram desprezadas, e ninguém é respeitado.</w:t>
       </w:r>
     </w:p>
     <w:p>
@@ -14019,7 +14019,7 @@
         <w:rPr>
           <w:lang w:val="pt_PT" w:bidi="pt_PT"/>
         </w:rPr>
-        <w:t xml:space="preserve"> A terra lamenta e enfraquece; o Líbano perde seu vigor e se envergonha; Sarom se torna seco, e Basã e Carmelo ficam sem folhas.</w:t>
+        <w:t xml:space="preserve"> A terra chora e enfraquece. O Líbano perde sua beleza e se envergonha; Sarom se torna um deserto, e Basã e Carmelo perdem suas folhas.</w:t>
       </w:r>
     </w:p>
     <w:p>
@@ -14040,7 +14040,7 @@
         <w:rPr>
           <w:lang w:val="pt_PT" w:bidi="pt_PT"/>
         </w:rPr>
-        <w:t xml:space="preserve"> "Agora me levantarei", diz o SENHOR; "agora me erguerei e mostrarei minha grandeza.</w:t>
+        <w:t xml:space="preserve"> "Agora me levantarei”, diz o SENHOR; “agora me erguerei e mostrarei minha grandeza.</w:t>
       </w:r>
     </w:p>
     <w:p>
@@ -14061,7 +14061,7 @@
         <w:rPr>
           <w:lang w:val="pt_PT" w:bidi="pt_PT"/>
         </w:rPr>
-        <w:t xml:space="preserve"> Vocês concebem palha e produzem restolho; o sopro de vocês é um fogo que os consome.</w:t>
+        <w:t xml:space="preserve"> Vocês planejam coisas sem valor e produzem apenas coisas inúteis; seu próprio sopro é como fogo que destrói vocês.</w:t>
       </w:r>
     </w:p>
     <w:p>
@@ -14082,7 +14082,7 @@
         <w:rPr>
           <w:lang w:val="pt_PT" w:bidi="pt_PT"/>
         </w:rPr>
-        <w:t xml:space="preserve"> Os povos serão queimados como cal; como espinhos cortados, serão lançados ao fogo.</w:t>
+        <w:t xml:space="preserve"> Os povos serão queimados até virarem pó; serão como espinhos cortados e jogados no fogo.</w:t>
       </w:r>
     </w:p>
     <w:p>
@@ -14103,7 +14103,7 @@
         <w:rPr>
           <w:lang w:val="pt_PT" w:bidi="pt_PT"/>
         </w:rPr>
-        <w:t xml:space="preserve"> Os que estão longe, observem bem o que fiz; os que estão perto, reconheçam o meu poder".</w:t>
+        <w:t xml:space="preserve"> Os que estão longe, observem bem o que fiz; os que estão perto, reconheçam o meu poder”.</w:t>
       </w:r>
     </w:p>
     <w:p>
@@ -14124,7 +14124,7 @@
         <w:rPr>
           <w:lang w:val="pt_PT" w:bidi="pt_PT"/>
         </w:rPr>
-        <w:t xml:space="preserve"> Os pecadores estão cheios de medo em Sião; o pavor toma conta dos ímpios: "Quem pode viver junto ao fogo que consome? Quem pode permanecer diante de chamas eternas?".</w:t>
+        <w:t xml:space="preserve"> Os pecadores ficam com medo em Sião; os injustos tremem. Eles dizem: “Quem pode viver perto deste fogo destruidor? Quem pode permanecer diante destas chamas?”.</w:t>
       </w:r>
     </w:p>
     <w:p>
@@ -14145,7 +14145,7 @@
         <w:rPr>
           <w:lang w:val="pt_PT" w:bidi="pt_PT"/>
         </w:rPr>
-        <w:t xml:space="preserve"> Aquele que vive com retidão e fala com verdade, que rejeita ganhos injustos, que não aceita suborno, que não dá ouvidos a planos de violência e desvia o olhar do mal,</w:t>
+        <w:t xml:space="preserve"> Aquele que vive de maneira correta e fala a verdade, que rejeita ganhos desonestos, não aceita suborno, não participa de planos violentos e não aprova o mal,</w:t>
       </w:r>
     </w:p>
     <w:p>
@@ -14166,7 +14166,7 @@
         <w:rPr>
           <w:lang w:val="pt_PT" w:bidi="pt_PT"/>
         </w:rPr>
-        <w:t xml:space="preserve"> esse viverá em lugar elevado; as rochas serão seu refúgio seguro; seu pão lhe será dado, e sua água será certa.</w:t>
+        <w:t xml:space="preserve"> esse viverá em lugares altos; as rochas serão sua proteção segura. Ele terá alimento e água garantidos.</w:t>
       </w:r>
     </w:p>
     <w:p>
@@ -14187,7 +14187,7 @@
         <w:rPr>
           <w:lang w:val="pt_PT" w:bidi="pt_PT"/>
         </w:rPr>
-        <w:t xml:space="preserve"> Ele verá o rei em sua beleza e contemplará uma terra ampla.</w:t>
+        <w:t xml:space="preserve"> Seus olhos verão o rei em sua beleza e verão uma terra que se estende para longe.</w:t>
       </w:r>
     </w:p>
     <w:p>
@@ -14208,7 +14208,7 @@
         <w:rPr>
           <w:lang w:val="pt_PT" w:bidi="pt_PT"/>
         </w:rPr>
-        <w:t xml:space="preserve"> Você se lembrará dos tempos de terror: "Onde está o escriba? Onde está o que pesava os tributos? Onde está o que contava as torres?".</w:t>
+        <w:t xml:space="preserve"> Você se lembrará daquele tempo de medo e perguntará: “Onde está aquele que registrava o despojo? Onde está aquele que cobrava impostos? Onde está aquele que contava as torres?”.</w:t>
       </w:r>
     </w:p>
     <w:p>
@@ -14229,7 +14229,7 @@
         <w:rPr>
           <w:lang w:val="pt_PT" w:bidi="pt_PT"/>
         </w:rPr>
-        <w:t xml:space="preserve"> Você não verá mais o povo arrogante, de fala obscura, que você não compreende, de língua estranha, incompreensível.</w:t>
+        <w:t xml:space="preserve"> Você não verá mais aquele povo arrogante, de fala difícil, que você não entende, com uma língua estranha e incompreensível.</w:t>
       </w:r>
     </w:p>
     <w:p>
@@ -14250,7 +14250,7 @@
         <w:rPr>
           <w:lang w:val="pt_PT" w:bidi="pt_PT"/>
         </w:rPr>
-        <w:t xml:space="preserve"> Contemple Sião, cidade das nossas festas; você verá Jerusalém, habitação tranquila, como uma tenda firme que não será removida; suas estacas nunca serão arrancadas, nem suas cordas se romperão.</w:t>
+        <w:t xml:space="preserve"> Olhe para Sião, a cidade das nossas festas. Você verá Jerusalém como um lugar tranquilo, uma tenda firme que nunca será tirada do lugar. Suas estacas nunca serão arrancadas, e suas cordas nunca se romperão.</w:t>
       </w:r>
     </w:p>
     <w:p>
@@ -14271,7 +14271,7 @@
         <w:rPr>
           <w:lang w:val="pt_PT" w:bidi="pt_PT"/>
         </w:rPr>
-        <w:t xml:space="preserve"> Ali o SENHOR será grandioso para nós; será como um lugar de rios largos e canais extensos, onde não passam embarcações inimigas, nem navios fortes navegam.</w:t>
+        <w:t xml:space="preserve"> Ali o SENHOR será grandioso para nós. Será como rios largos e canais extensos, onde nenhum navio inimigo passará e nenhuma embarcação de guerra navegará.</w:t>
       </w:r>
     </w:p>
     <w:p>
@@ -14313,7 +14313,7 @@
         <w:rPr>
           <w:lang w:val="pt_PT" w:bidi="pt_PT"/>
         </w:rPr>
-        <w:t xml:space="preserve"> Suas cordas se afrouxam; não firmam o mastro, nem estendem a vela. Então será repartido abundante despojo, e até os coxos tomarão sua parte.</w:t>
+        <w:t xml:space="preserve"> As cordas deles estão soltas; não conseguem firmar o mastro nem abrir a vela. Então haverá muito despojo, e até os que andavam mancando receberão sua parte.</w:t>
       </w:r>
     </w:p>
     <w:p>
@@ -14334,7 +14334,7 @@
         <w:rPr>
           <w:lang w:val="pt_PT" w:bidi="pt_PT"/>
         </w:rPr>
-        <w:t xml:space="preserve"> Nenhum morador dirá: "Estou doente"; e o pecado do povo que ali habita será perdoado.</w:t>
+        <w:t xml:space="preserve"> Nenhum dos moradores dirá: “Estou doente”. O pecado do povo que vive ali será perdoado.</w:t>
       </w:r>
     </w:p>
     <w:p>
@@ -14392,7 +14392,7 @@
         <w:rPr>
           <w:lang w:val="pt_PT" w:bidi="pt_PT"/>
         </w:rPr>
-        <w:t xml:space="preserve"> O SENHOR está irado contra todas as nações, e sua indignação se levanta contra seus exércitos. Ele os entrega à destruição total, destinando-os à matança.</w:t>
+        <w:t xml:space="preserve"> O SENHOR está irado contra todas as nações; sua indignação está contra todos os seus exércitos. Ele os entregou ao julgamento e os destinou à destruição.</w:t>
       </w:r>
     </w:p>
     <w:p>
@@ -14413,7 +14413,7 @@
         <w:rPr>
           <w:lang w:val="pt_PT" w:bidi="pt_PT"/>
         </w:rPr>
-        <w:t xml:space="preserve"> Seus mortos serão deixados sem sepultura; o mau cheiro dos seus corpos se espalhará, e os montes ficarão cobertos com o sangue deles.</w:t>
+        <w:t xml:space="preserve"> Seus mortos ficarão sem sepultura; o mau cheiro deles subirá, e os montes ficarão vermelhos com o seu sangue.</w:t>
       </w:r>
     </w:p>
     <w:p>
@@ -14434,7 +14434,7 @@
         <w:rPr>
           <w:lang w:val="pt_PT" w:bidi="pt_PT"/>
         </w:rPr>
-        <w:t xml:space="preserve"> Todo o exército dos céus se desfará, e o céu se enrolará como um pergaminho; as estrelas cairão como folhas da videira e como frutos murchos da figueira.</w:t>
+        <w:t xml:space="preserve"> As estrelas do céu desaparecerão; o céu será enrolado como um pergaminho, e todos os astros cairão como folhas da videira e como figos secos que caem da figueira.</w:t>
       </w:r>
     </w:p>
     <w:p>
@@ -14455,7 +14455,7 @@
         <w:rPr>
           <w:lang w:val="pt_PT" w:bidi="pt_PT"/>
         </w:rPr>
-        <w:t xml:space="preserve"> Quando a minha espada se embriagar no céu, ela descerá contra Edom, contra o povo que destinei ao juízo.</w:t>
+        <w:t xml:space="preserve"> Quando minha espada estiver pronta no céu, ela cairá sobre Edom, sobre o povo que entreguei ao julgamento.</w:t>
       </w:r>
     </w:p>
     <w:p>
@@ -14476,7 +14476,7 @@
         <w:rPr>
           <w:lang w:val="pt_PT" w:bidi="pt_PT"/>
         </w:rPr>
-        <w:t xml:space="preserve"> A espada do SENHOR está manchada de sangue, coberta de gordura, do sangue de cordeiros e de bodes, da gordura dos rins de carneiros. Pois o SENHOR realiza um sacrifício em Bozra e uma grande matança na terra de Edom.</w:t>
+        <w:t xml:space="preserve"> A espada do SENHOR está coberta de sangue e gordura, do sangue de cordeiros e bodes, da gordura dos carneiros. Pois o SENHOR prepara um sacrifício em Bozra e uma grande matança na terra de Edom.</w:t>
       </w:r>
     </w:p>
     <w:p>
@@ -14497,7 +14497,7 @@
         <w:rPr>
           <w:lang w:val="pt_PT" w:bidi="pt_PT"/>
         </w:rPr>
-        <w:t xml:space="preserve"> Bois selvagens, novilhos e touros juntos cairão com eles; a terra ficará encharcada de sangue, e o pó ficará saturado de gordura.</w:t>
+        <w:t xml:space="preserve"> Bois selvagens, bezerros e touros cairão juntos com eles. A terra ficará cheia de sangue, e o pó ficará coberto de gordura.</w:t>
       </w:r>
     </w:p>
     <w:p>
@@ -14518,7 +14518,7 @@
         <w:rPr>
           <w:lang w:val="pt_PT" w:bidi="pt_PT"/>
         </w:rPr>
-        <w:t xml:space="preserve"> Porque o SENHOR terá um dia de vingança, um tempo de retribuição pela causa de Sião.</w:t>
+        <w:t xml:space="preserve"> Porque o SENHOR reservou um dia de vingança, um tempo para defender a causa de Sião.</w:t>
       </w:r>
     </w:p>
     <w:p>
@@ -14539,7 +14539,7 @@
         <w:rPr>
           <w:lang w:val="pt_PT" w:bidi="pt_PT"/>
         </w:rPr>
-        <w:t xml:space="preserve"> Os cursos de água de Edom se tornarão piche, e o seu solo, enxofre; sua terra queimará como piche ardente.</w:t>
+        <w:t xml:space="preserve"> Os rios de Edom se transformarão em piche, e seu chão em enxofre; sua terra queimará como piche em chamas.</w:t>
       </w:r>
     </w:p>
     <w:p>
@@ -14560,7 +14560,7 @@
         <w:rPr>
           <w:lang w:val="pt_PT" w:bidi="pt_PT"/>
         </w:rPr>
-        <w:t xml:space="preserve"> O fogo não se apagará nem de dia nem de noite; a fumaça subirá continuamente. De geração em geração ficará deserta; ninguém passará por ali.</w:t>
+        <w:t xml:space="preserve"> O fogo não será apagará nem de dia nem de noite; a fumaça continuará a subir. Aquela terra ficará deserta para sempre, e ninguém passará por ela.</w:t>
       </w:r>
     </w:p>
     <w:p>
@@ -14581,7 +14581,7 @@
         <w:rPr>
           <w:lang w:val="pt_PT" w:bidi="pt_PT"/>
         </w:rPr>
-        <w:t xml:space="preserve"> O pelicano e o ouriço a possuirão; a coruja e o corvo habitarão nela. Ele estenderá sobre ela o cordel do caos e o prumo da desolação.</w:t>
+        <w:t xml:space="preserve"> O pelicano e o ouriço viverão ali; a coruja e o corvo farão morada nela. Ele medirá a terra com a linha da destruição e o instrumento da ruína.</w:t>
       </w:r>
     </w:p>
     <w:p>
@@ -14602,7 +14602,7 @@
         <w:rPr>
           <w:lang w:val="pt_PT" w:bidi="pt_PT"/>
         </w:rPr>
-        <w:t xml:space="preserve"> Não haverá ali nobres que proclamem o reino, e todos os seus líderes serão reduzidos a nada.</w:t>
+        <w:t xml:space="preserve"> Não haverá ali líderes para governar, e todos os seus chefes desaparecerão.</w:t>
       </w:r>
     </w:p>
     <w:p>
@@ -14623,7 +14623,7 @@
         <w:rPr>
           <w:lang w:val="pt_PT" w:bidi="pt_PT"/>
         </w:rPr>
-        <w:t xml:space="preserve"> Espinhos crescerão em suas fortalezas, urtigas e plantas selvagens tomarão suas cidades. Edom será morada de chacais e abrigo de avestruzes.</w:t>
+        <w:t xml:space="preserve"> Espinhos crescerão em seus palácios, plantas selvagens cobrirão suas cidades. Edom será lugar de chacais e morada de avestruzes.</w:t>
       </w:r>
     </w:p>
     <w:p>
@@ -14644,7 +14644,7 @@
         <w:rPr>
           <w:lang w:val="pt_PT" w:bidi="pt_PT"/>
         </w:rPr>
-        <w:t xml:space="preserve"> Animais do deserto se encontrarão com hienas, e bodes selvagens chamarão uns aos outros; e ali a criatura da noite encontrará descanso.</w:t>
+        <w:t xml:space="preserve"> Animais do deserto se encontrarão com hienas, e cabras selvagens chamarão umas às outras. Ali também a criatura da noite encontrará descanso.</w:t>
       </w:r>
     </w:p>
     <w:p>
@@ -14665,7 +14665,7 @@
         <w:rPr>
           <w:lang w:val="pt_PT" w:bidi="pt_PT"/>
         </w:rPr>
-        <w:t xml:space="preserve"> Ali a coruja fará ninho, porá ovos e criará seus filhotes sob a proteção de suas asas; ali também se ajuntarão aves de rapina, cada uma com seu par.</w:t>
+        <w:t xml:space="preserve"> Ali a coruja fará seu ninho, colocará ovos e cuidará dos seus filhotes. Ali também se reunirão aves de rapina, cada uma com seu companheiro.</w:t>
       </w:r>
     </w:p>
     <w:p>
@@ -14686,7 +14686,7 @@
         <w:rPr>
           <w:lang w:val="pt_PT" w:bidi="pt_PT"/>
         </w:rPr>
-        <w:t xml:space="preserve"> Busquem no livro do SENHOR e leiam: nenhum desses faltará, nenhum ficará sem o seu par. Pois sua boca ordenou, e seu Espírito os reuniu.</w:t>
+        <w:t xml:space="preserve"> Procurem no livro do SENHOR e leiam: nenhum deles faltará, nenhum ficará sem seu companheiro. Pois o próprio SENHOR ordenou, e o seu Espírito os reuniu.</w:t>
       </w:r>
     </w:p>
     <w:p>
@@ -14707,7 +14707,7 @@
         <w:rPr>
           <w:lang w:val="pt_PT" w:bidi="pt_PT"/>
         </w:rPr>
-        <w:t xml:space="preserve"> Ele distribuiu para cada um a sua parte e, com a própria mão, marcou seus limites; eles possuirão essa terra para sempre e nela viverão de geração em geração.</w:t>
+        <w:t xml:space="preserve"> Ele deu a cada um o seu lugar e marcou seus limites com sua própria mão. Eles ocuparão essa terra para sempre e viverão ali de geração em geração.</w:t>
       </w:r>
     </w:p>
     <w:p>
@@ -14765,7 +14765,7 @@
         <w:rPr>
           <w:lang w:val="pt_PT" w:bidi="pt_PT"/>
         </w:rPr>
-        <w:t xml:space="preserve"> Ele brotará com abundância, exultará com cânticos de alegria. Receberá a beleza do Líbano, o esplendor do Carmelo e de Sarom. Verão a glória do SENHOR, a majestade do nosso Deus.</w:t>
+        <w:t xml:space="preserve"> O deserto florescerá com abundância e se alegrará com cânticos de alegria. Receberá a beleza do Líbano, o esplendor do Carmelo e de Sarom. Todos verão a glória do SENHOR, a majestade do nosso Deus.</w:t>
       </w:r>
     </w:p>
     <w:p>
@@ -14807,7 +14807,7 @@
         <w:rPr>
           <w:lang w:val="pt_PT" w:bidi="pt_PT"/>
         </w:rPr>
-        <w:t xml:space="preserve"> Digam aos que têm o coração aflito: "Sejam corajosos e não tenham medo! Seu Deus vem; ele vem com vingança e retribuição".</w:t>
+        <w:t xml:space="preserve"> Digam aos que têm o coração aflito: “Sejam corajosos e não tenham medo! Seu Deus vem. Ele vem para fazer justiça e trazer salvação”.</w:t>
       </w:r>
     </w:p>
     <w:p>
@@ -14849,7 +14849,7 @@
         <w:rPr>
           <w:lang w:val="pt_PT" w:bidi="pt_PT"/>
         </w:rPr>
-        <w:t xml:space="preserve"> Então o coxo saltará como um cervo, e a língua do que não fala cantará com alegria. Pois águas brotarão no deserto e correntes surgirão na terra seca.</w:t>
+        <w:t xml:space="preserve"> Então o coxo saltará como um cervo, e quem não consegue falar cantará de alegria. Pois águas brotarão no deserto, e correntes surgirão na terra seca.</w:t>
       </w:r>
     </w:p>
     <w:p>
@@ -14870,7 +14870,7 @@
         <w:rPr>
           <w:lang w:val="pt_PT" w:bidi="pt_PT"/>
         </w:rPr>
-        <w:t xml:space="preserve"> A terra seca se tornará um lago, e a terra sedenta, fontes de água; no lugar onde jaziam chacais, haverá relva com juncos e canas.</w:t>
+        <w:t xml:space="preserve"> A terra seca se tornará um lago, e o chão ressequido dará lugar a fontes de água. Onde antes viviam chacais, crescerão relva, juncos e canas.</w:t>
       </w:r>
     </w:p>
     <w:p>
@@ -14891,7 +14891,7 @@
         <w:rPr>
           <w:lang w:val="pt_PT" w:bidi="pt_PT"/>
         </w:rPr>
-        <w:t xml:space="preserve"> Ali haverá uma estrada, um caminho que será chamado "Caminho Santo". O impuro não passará por ele; será para os que andam nesse caminho. Mesmo o insensato não se desviará.</w:t>
+        <w:t xml:space="preserve"> Ali haverá uma estrada, um caminho chamado “Caminho Santo”. O impuro não passará por ele. Esse caminho será para os que pertencem ao SENHOR; quem andar por ele não se perderá.</w:t>
       </w:r>
     </w:p>
     <w:p>
@@ -14933,7 +14933,7 @@
         <w:rPr>
           <w:lang w:val="pt_PT" w:bidi="pt_PT"/>
         </w:rPr>
-        <w:t xml:space="preserve"> Os que o SENHOR libertou voltarão e chegarão a Sião com cânticos de alegria. Uma alegria sem fim estará sobre eles; serão tomados por alegria e júbilo, e a tristeza e o suspiro desaparecerão.</w:t>
+        <w:t xml:space="preserve"> Os que o SENHOR libertou voltarão e chegarão a Sião com cânticos de alegria. Uma felicidade sem fim estará sobre eles; serão tomados por júbilo e celebração, e a tristeza e o suspiro desaparecerão.</w:t>
       </w:r>
     </w:p>
     <w:p>
@@ -15033,7 +15033,7 @@
         <w:rPr>
           <w:lang w:val="pt_PT" w:bidi="pt_PT"/>
         </w:rPr>
-        <w:t xml:space="preserve"> O comandante disse: "Levem esta mensagem a Ezequias: Assim diz o grande rei da Assíria: Em que você confia? O que lhe dá segurança?</w:t>
+        <w:t xml:space="preserve"> O comandante disse: “Levem esta mensagem a Ezequias: Assim diz o grande rei da Assíria: Em que você confia? O que lhe dá segurança?</w:t>
       </w:r>
     </w:p>
     <w:p>
@@ -15054,7 +15054,7 @@
         <w:rPr>
           <w:lang w:val="pt_PT" w:bidi="pt_PT"/>
         </w:rPr>
-        <w:t xml:space="preserve"> Você acredita que discursos podem substituir força e experiência militar? Com quem você espera se rebelar contra mim?</w:t>
+        <w:t xml:space="preserve"> Você acha que palavras vazias podem substituir estratégia e força para a guerra? Em quem você confia para se rebelar contra mim?</w:t>
       </w:r>
     </w:p>
     <w:p>
@@ -15075,7 +15075,7 @@
         <w:rPr>
           <w:lang w:val="pt_PT" w:bidi="pt_PT"/>
         </w:rPr>
-        <w:t xml:space="preserve"> Você está confiando no Egito? Isso é como apoiar-se num caniço quebrado, que fere e fura a mão. Assim é o faraó, rei do Egito, para quem confia nele.</w:t>
+        <w:t xml:space="preserve"> Você está confiando no Egito? Isso é como se apoiar num caniço quebrado, que fere e fura a mão. Assim é o faraó, rei do Egito, para quem confia nele.</w:t>
       </w:r>
     </w:p>
     <w:p>
@@ -15096,7 +15096,7 @@
         <w:rPr>
           <w:lang w:val="pt_PT" w:bidi="pt_PT"/>
         </w:rPr>
-        <w:t xml:space="preserve"> "Talvez você diga: 'Confiamos no SENHOR, nosso Deus'. Mas não foram os lugares altos e altares dele que Ezequias destruiu, obrigando Judá e Jerusalém a adorarem apenas diante do altar em Jerusalém?</w:t>
+        <w:t xml:space="preserve"> Talvez você diga: ‘Confiamos no SENHOR, nosso Deus’. Mas não foi Ezequias quem removeu os lugares altos e os altares, dizendo a Judá e a Jerusalém que adorassem somente diante do altar em Jerusalém?</w:t>
       </w:r>
     </w:p>
     <w:p>
@@ -15117,7 +15117,7 @@
         <w:rPr>
           <w:lang w:val="pt_PT" w:bidi="pt_PT"/>
         </w:rPr>
-        <w:t xml:space="preserve"> "Façam um acordo com o rei da Assíria, meu senhor: darei a vocês dois mil cavalos se conseguirem cavaleiros para montá-los.</w:t>
+        <w:t xml:space="preserve"> Façam um acordo com o rei da Assíria, meu senhor: darei a vocês dois mil cavalos se conseguirem cavaleiros para montá-los.</w:t>
       </w:r>
     </w:p>
     <w:p>
@@ -15159,7 +15159,7 @@
         <w:rPr>
           <w:lang w:val="pt_PT" w:bidi="pt_PT"/>
         </w:rPr>
-        <w:t xml:space="preserve"> Não pensem que vim sem a permissão do SENHOR: foi ele quem me ordenou atacar e destruir esta terra".</w:t>
+        <w:t xml:space="preserve"> Não pensem que vim atacar esta terra sem a permissão do SENHOR. Foi o próprio SENHOR quem me disse: ‘Ataque esta terra e a destrua’”.</w:t>
       </w:r>
     </w:p>
     <w:p>
@@ -15180,7 +15180,7 @@
         <w:rPr>
           <w:lang w:val="pt_PT" w:bidi="pt_PT"/>
         </w:rPr>
-        <w:t xml:space="preserve"> Então Eliaquim, Sebna e Joá disseram ao comandante: "Fale conosco em aramaico, pois é a língua que entendemos. Não fale em hebraico, para que o povo sobre os muros não entenda".</w:t>
+        <w:t xml:space="preserve"> Então Eliaquim, Sebna e Joá disseram ao comandante: “Fale conosco em aramaico, pois é a língua que entendemos. Não fale em hebraico, pois o povo sobre o muro entenderá”.</w:t>
       </w:r>
     </w:p>
     <w:p>
@@ -15201,7 +15201,7 @@
         <w:rPr>
           <w:lang w:val="pt_PT" w:bidi="pt_PT"/>
         </w:rPr>
-        <w:t xml:space="preserve"> Mas o comandante respondeu: "Vocês acham que meu senhor me mandou só para vocês e para o rei? Não! Também falo aos que estão sentados sobre o muro. Eles também sofrerão: comerão as próprias fezes e beberão a própria urina!".</w:t>
+        <w:t xml:space="preserve"> Mas o comandante respondeu: “Vocês acham que meu senhor me mandou falar apenas a vocês e ao rei? Não! Também aos homens que estão sentados sobre o muro, que acabarão comendo as próprias fezes e bebendo a própria urina com vocês!”.</w:t>
       </w:r>
     </w:p>
     <w:p>
@@ -15222,7 +15222,7 @@
         <w:rPr>
           <w:lang w:val="pt_PT" w:bidi="pt_PT"/>
         </w:rPr>
-        <w:t xml:space="preserve"> Ele ergueu a voz e gritou em hebraico: "Ouçam as palavras do grande rei da Assíria!</w:t>
+        <w:t xml:space="preserve"> Ele ergueu a voz e gritou em hebraico: “Ouçam as palavras do grande rei da Assíria!</w:t>
       </w:r>
     </w:p>
     <w:p>
@@ -15264,7 +15264,7 @@
         <w:rPr>
           <w:lang w:val="pt_PT" w:bidi="pt_PT"/>
         </w:rPr>
-        <w:t xml:space="preserve"> Não acreditem quando ele diz: 'O SENHOR nos livrará; esta cidade jamais será entregue ao rei da Assíria'.</w:t>
+        <w:t xml:space="preserve"> Não acreditem quando ele diz: ‘O SENHOR nos livrará; esta cidade jamais será entregue ao rei da Assíria’.</w:t>
       </w:r>
     </w:p>
     <w:p>
@@ -15306,7 +15306,7 @@
         <w:rPr>
           <w:lang w:val="pt_PT" w:bidi="pt_PT"/>
         </w:rPr>
-        <w:t xml:space="preserve"> Depois, eu os levarei para uma terra semelhante à de vocês, rica em trigo, vinho, pão e vinhas.</w:t>
+        <w:t xml:space="preserve"> Depois, eu os levarei para uma terra semelhante à de vocês, uma terra de trigo e vinho, de pão e vinhas.</w:t>
       </w:r>
     </w:p>
     <w:p>
@@ -15327,7 +15327,7 @@
         <w:rPr>
           <w:lang w:val="pt_PT" w:bidi="pt_PT"/>
         </w:rPr>
-        <w:t xml:space="preserve"> Não se deixem enganar por Ezequias, quando ele diz: 'O SENHOR nos salvará'. Algum deus de outra nação salvou sua terra do rei da Assíria?</w:t>
+        <w:t xml:space="preserve"> Não se deixem enganar por Ezequias, quando ele diz: ‘O SENHOR nos salvará’. Algum deus de outra nação salvou sua terra do rei da Assíria?</w:t>
       </w:r>
     </w:p>
     <w:p>
@@ -15369,7 +15369,7 @@
         <w:rPr>
           <w:lang w:val="pt_PT" w:bidi="pt_PT"/>
         </w:rPr>
-        <w:t xml:space="preserve"> Qual deus de alguma nação conseguiu proteger seu povo do meu poder? Então como esperam que o SENHOR possa salvar Jerusalém das minhas mãos?".</w:t>
+        <w:t xml:space="preserve"> Qual deus de alguma nação conseguiu livrar seu povo das minhas mãos? Então como esperam que o SENHOR possa salvar Jerusalém das minhas mãos?”.</w:t>
       </w:r>
     </w:p>
     <w:p>
@@ -15390,7 +15390,7 @@
         <w:rPr>
           <w:lang w:val="pt_PT" w:bidi="pt_PT"/>
         </w:rPr>
-        <w:t xml:space="preserve"> O povo não disse uma só palavra, obedecendo à ordem de Ezequias: "Não respondam ao comandante".</w:t>
+        <w:t xml:space="preserve"> O povo não disse uma só palavra, obedecendo à ordem de Ezequias: “Não respondam ao comandante”.</w:t>
       </w:r>
     </w:p>
     <w:p>
@@ -15411,7 +15411,7 @@
         <w:rPr>
           <w:lang w:val="pt_PT" w:bidi="pt_PT"/>
         </w:rPr>
-        <w:t xml:space="preserve"> Então Eliaquim, filho de Hilquias, encarregado do palácio, Sebna, o secretário real, e Joá, filho de Asafe, historiador do reino, rasgaram as roupas, entristecidos, e voltaram ao rei para relatar tudo o que o comandante havia dito.</w:t>
+        <w:t xml:space="preserve"> Então Eliaquim, filho de Hilquias, encarregado do palácio, Sebna, o secretário real, e Joá, filho de Asafe, historiador do reino, rasgaram as roupas e voltaram ao rei para relatar tudo o que o comandante havia dito.</w:t>
       </w:r>
     </w:p>
     <w:p>
@@ -15490,7 +15490,7 @@
         <w:rPr>
           <w:lang w:val="pt_PT" w:bidi="pt_PT"/>
         </w:rPr>
-        <w:t xml:space="preserve"> E levaram esta mensagem: "Assim fala o rei Ezequias: 'Hoje é dia de grande aflição e vergonha, como a dor de parto de uma mulher, que ainda não consegue dar à luz.</w:t>
+        <w:t xml:space="preserve"> E levaram esta mensagem: “Assim fala o rei Ezequias: ‘Hoje é dia de grande aflição e vergonha, como a dor de parto de uma mulher, que ainda não consegue dar à luz.</w:t>
       </w:r>
     </w:p>
     <w:p>
@@ -15511,7 +15511,7 @@
         <w:rPr>
           <w:lang w:val="pt_PT" w:bidi="pt_PT"/>
         </w:rPr>
-        <w:t xml:space="preserve"> Talvez o SENHOR, seu Deus, tenha ouvido o insulto que o comandante da Assíria falou contra ele. Que o SENHOR o repreenda! E ore, profeta, interceda pelo povo que ainda sobrevive'".</w:t>
+        <w:t xml:space="preserve"> Talvez o SENHOR, seu Deus, tenha ouvido as palavras do comandante da Assíria, enviado por seu rei para insultar o Deus vivo. Que o SENHOR, seu Deus, responda a essas palavras! Ore pelos que ainda sobreviveram’”.</w:t>
       </w:r>
     </w:p>
     <w:p>
@@ -15553,7 +15553,7 @@
         <w:rPr>
           <w:lang w:val="pt_PT" w:bidi="pt_PT"/>
         </w:rPr>
-        <w:t xml:space="preserve"> que respondeu: "Digam ao rei: Assim fala o SENHOR: 'Não se assuste com as palavras que ouviu, nem com as ameaças dos servos do rei da Assíria.</w:t>
+        <w:t xml:space="preserve"> que respondeu: “Digam ao rei: Assim fala o SENHOR: ‘Não se assuste com as palavras que ouviu, nem com as ameaças dos servos do rei da Assíria.</w:t>
       </w:r>
     </w:p>
     <w:p>
@@ -15574,7 +15574,7 @@
         <w:rPr>
           <w:lang w:val="pt_PT" w:bidi="pt_PT"/>
         </w:rPr>
-        <w:t xml:space="preserve"> Eu colocarei nele um espírito de temor, que o fará ouvir notícias e voltar para sua terra, onde será morto à espada'".</w:t>
+        <w:t xml:space="preserve"> Eu colocarei nele um espírito, e ele ouvirá uma notícia que o fará voltar para sua terra. Ali será morto à espada’”.</w:t>
       </w:r>
     </w:p>
     <w:p>
@@ -15700,7 +15700,7 @@
         <w:rPr>
           <w:lang w:val="pt_PT" w:bidi="pt_PT"/>
         </w:rPr>
-        <w:t xml:space="preserve"> Onde estão os reis de Hamate, de Arpade, de Sefarvaim, de Hena e de Iva?".</w:t>
+        <w:t xml:space="preserve"> Onde estão os reis de Hamate, de Arpade, de Sefarvaim, de Hena e de Iva?”.</w:t>
       </w:r>
     </w:p>
     <w:p>
@@ -15784,7 +15784,7 @@
         <w:rPr>
           <w:lang w:val="pt_PT" w:bidi="pt_PT"/>
         </w:rPr>
-        <w:t xml:space="preserve"> Escuta-me, SENHOR; abre os teus olhos e vê; ouve as palavras de Senaqueribe, que falou contra o Deus vivo.</w:t>
+        <w:t xml:space="preserve"> Escuta-me, SENHOR; volta tua atenção para nós e vê; ouve as palavras de Senaqueribe, que insultou o Deus vivo.</w:t>
       </w:r>
     </w:p>
     <w:p>
@@ -15826,7 +15826,7 @@
         <w:rPr>
           <w:lang w:val="pt_PT" w:bidi="pt_PT"/>
         </w:rPr>
-        <w:t xml:space="preserve"> Atiraram no fogo seus deuses, feitos de madeira e pedra pelas mãos humanas; portanto, não eram deuses de fato.</w:t>
+        <w:t xml:space="preserve"> Atiraram no fogo os deuses daqueles povos, ídolos feitos pelas mãos humanas com madeira e pedra; portanto, não eram deuses de fato.</w:t>
       </w:r>
     </w:p>
     <w:p>
@@ -15847,7 +15847,7 @@
         <w:rPr>
           <w:lang w:val="pt_PT" w:bidi="pt_PT"/>
         </w:rPr>
-        <w:t xml:space="preserve"> Agora, SENHOR, nosso Deus, salva-nos desse rei, para que todos os reinos saibam que somente tu és Deus".</w:t>
+        <w:t xml:space="preserve"> Agora, SENHOR, nosso Deus, salva-nos desse rei, para que todos os reinos saibam que somente tu és Deus”.</w:t>
       </w:r>
     </w:p>
     <w:p>
@@ -15868,7 +15868,7 @@
         <w:rPr>
           <w:lang w:val="pt_PT" w:bidi="pt_PT"/>
         </w:rPr>
-        <w:t xml:space="preserve"> Isaías, filho de Amoz, enviou a seguinte mensagem a Ezequias: "Assim fala o SENHOR, Deus de Israel: Ouvi sua oração a respeito de Senaqueribe, rei da Assíria.</w:t>
+        <w:t xml:space="preserve"> Isaías, filho de Amoz, enviou a seguinte mensagem a Ezequias: “Assim fala o SENHOR, Deus de Israel: Ouvi sua oração a respeito de Senaqueribe, rei da Assíria.</w:t>
       </w:r>
     </w:p>
     <w:p>
@@ -15889,7 +15889,7 @@
         <w:rPr>
           <w:lang w:val="pt_PT" w:bidi="pt_PT"/>
         </w:rPr>
-        <w:t xml:space="preserve"> Esta é a palavra que dirijo a ele: "A virgem Sião o despreza e zomba de você; Jerusalém balança a cabeça enquanto você foge.</w:t>
+        <w:t xml:space="preserve"> Esta é a palavra que dirijo a ele: A virgem Sião o despreza e zomba de você; Jerusalém balança a cabeça enquanto você foge.</w:t>
       </w:r>
     </w:p>
     <w:p>
@@ -15931,7 +15931,7 @@
         <w:rPr>
           <w:lang w:val="pt_PT" w:bidi="pt_PT"/>
         </w:rPr>
-        <w:t xml:space="preserve"> Por meio de seus servos, você disse: 'Subi os montes altos do Líbano, cortei os melhores cedros e os ciprestes mais nobres. Explorei as florestas mais densas.</w:t>
+        <w:t xml:space="preserve"> Por meio de seus servos, você disse: ‘Subi os montes altos do Líbano, cortei os melhores cedros e os ciprestes mais nobres. Alcancei suas regiões mais distantes e suas florestas mais densas.</w:t>
       </w:r>
     </w:p>
     <w:p>
@@ -15952,7 +15952,7 @@
         <w:rPr>
           <w:lang w:val="pt_PT" w:bidi="pt_PT"/>
         </w:rPr>
-        <w:t xml:space="preserve"> Cavei poços em terras estrangeiras e bebi suas águas. Sequei com meus pés todos os rios do Egito'.</w:t>
+        <w:t xml:space="preserve"> Cavei poços em terras estrangeiras e bebi suas águas. Com a sola dos meus pés, sequei todos os canais do Egito’.</w:t>
       </w:r>
     </w:p>
     <w:p>
@@ -15994,7 +15994,7 @@
         <w:rPr>
           <w:lang w:val="pt_PT" w:bidi="pt_PT"/>
         </w:rPr>
-        <w:t xml:space="preserve"> Seus habitantes enfraquecidos e envergonhados ficarão como capim verde, que se queima antes de crescer.</w:t>
+        <w:t xml:space="preserve"> Seus habitantes ficaram sem forças e cheios de vergonha. Tornaram-se como a erva do campo, como o capim verde, como a vegetação que cresce nos telhados e seca antes de amadurecer.</w:t>
       </w:r>
     </w:p>
     <w:p>
@@ -16036,7 +16036,7 @@
         <w:rPr>
           <w:lang w:val="pt_PT" w:bidi="pt_PT"/>
         </w:rPr>
-        <w:t xml:space="preserve"> Vejo sua raiva contra mim e ouço sua arrogância; por isso, prenderei meu anzol em seu nariz e colocarei meu freio em sua boca, e você voltará pelo mesmo caminho.</w:t>
+        <w:t xml:space="preserve"> Vejo sua raiva contra mim e ouço sua arrogância; por isso, colocarei meu gancho em seu nariz e meu freio em sua boca, e farei você voltar pelo caminho por onde veio”.</w:t>
       </w:r>
     </w:p>
     <w:p>
@@ -16057,7 +16057,7 @@
         <w:rPr>
           <w:lang w:val="pt_PT" w:bidi="pt_PT"/>
         </w:rPr>
-        <w:t xml:space="preserve"> Isaías disse a Ezequias: "Este é o sinal que lhe dou: neste ano vocês comerão o que brotar espontaneamente e, no próximo ano, o que vier dali; no terceiro ano semearão, colherão, plantarão vinhas e comerão seus frutos.</w:t>
+        <w:t xml:space="preserve"> Isaías disse a Ezequias: “Este é o sinal que lhe dou: neste ano vocês comerão o que brotar espontaneamente e, no próximo ano, o que vier dali; no terceiro ano semearão, colherão, plantarão vinhas e comerão seus frutos.</w:t>
       </w:r>
     </w:p>
     <w:p>
@@ -16120,7 +16120,7 @@
         <w:rPr>
           <w:lang w:val="pt_PT" w:bidi="pt_PT"/>
         </w:rPr>
-        <w:t xml:space="preserve"> Assim diz o SENHOR sobre o rei da Assíria: 'Ele não entrará nesta cidade, nem disparará flecha. Não se aproximará com escudos nem construirá rampas de cerco.</w:t>
+        <w:t xml:space="preserve"> Assim diz o SENHOR sobre o rei da Assíria: ‘Ele não entrará nesta cidade, nem disparará flecha. Não se aproximará com escudos nem construirá rampas de cerco.</w:t>
       </w:r>
     </w:p>
     <w:p>
@@ -16162,7 +16162,7 @@
         <w:rPr>
           <w:lang w:val="pt_PT" w:bidi="pt_PT"/>
         </w:rPr>
-        <w:t xml:space="preserve"> Eu defenderei e salvarei esta cidade por minha honra e por causa do meu servo Davi'".</w:t>
+        <w:t xml:space="preserve"> Eu defenderei e salvarei esta cidade por minha honra e por causa do meu servo Davi’”.</w:t>
       </w:r>
     </w:p>
     <w:p>
@@ -16183,7 +16183,7 @@
         <w:rPr>
           <w:lang w:val="pt_PT" w:bidi="pt_PT"/>
         </w:rPr>
-        <w:t xml:space="preserve"> Naquela noite, o anjo do SENHOR matou 185 mil assírios no acampamento; de manhã, os sobreviventes encontraram apenas cadáveres.</w:t>
+        <w:t xml:space="preserve"> Naquela noite, o anjo do SENHOR matou 185 mil assírios no acampamento. Quando amanheceu, havia cadáveres por toda parte.</w:t>
       </w:r>
     </w:p>
     <w:p>
@@ -16262,7 +16262,7 @@
         <w:rPr>
           <w:lang w:val="pt_PT" w:bidi="pt_PT"/>
         </w:rPr>
-        <w:t xml:space="preserve"> Naqueles dias, Ezequias adoeceu gravemente, quase morrendo. O profeta Isaías, filho de Amoz, foi até ele e disse: "Assim o SENHOR declara: 'Coloque sua casa em ordem, porque você morrerá; não ficará curado'".</w:t>
+        <w:t xml:space="preserve"> Naqueles dias, Ezequias adoeceu gravemente, quase a ponto de morrer. O profeta Isaías, filho de Amoz, foi até ele e disse: “Assim o SENHOR declara: ‘Coloque sua casa em ordem, porque você vai morrer; não vai se recuperar’”.</w:t>
       </w:r>
     </w:p>
     <w:p>
@@ -16304,7 +16304,7 @@
         <w:rPr>
           <w:lang w:val="pt_PT" w:bidi="pt_PT"/>
         </w:rPr>
-        <w:t xml:space="preserve"> "SENHOR, lembra-te de que andei diante de ti com lealdade e coração sincero, e fiz o que é correto aos teus olhos". Em seguida, chorou muito.</w:t>
+        <w:t xml:space="preserve"> "SENHOR, lembra-te de que andei diante de ti com lealdade e coração sincero, e fiz o que é correto aos teus olhos”. Em seguida, chorou muito.</w:t>
       </w:r>
     </w:p>
     <w:p>
@@ -16346,7 +16346,7 @@
         <w:rPr>
           <w:lang w:val="pt_PT" w:bidi="pt_PT"/>
         </w:rPr>
-        <w:t xml:space="preserve"> "Volte e diga a Ezequias: Assim diz o SENHOR, o Deus de Davi, seu antepassado: 'Eu ouvi sua oração e vi suas lágrimas. Vou lhe dar mais quinze anos de vida.</w:t>
+        <w:t xml:space="preserve"> "Volte e diga a Ezequias: Assim diz o SENHOR, o Deus de Davi, seu antepassado: ‘Eu ouvi sua oração e vi suas lágrimas. Vou lhe dar mais quinze anos de vida.</w:t>
       </w:r>
     </w:p>
     <w:p>
@@ -16409,7 +16409,7 @@
         <w:rPr>
           <w:lang w:val="pt_PT" w:bidi="pt_PT"/>
         </w:rPr>
-        <w:t xml:space="preserve"> Farei a sombra do sol recuar dez degraus na escadaria de Acaz, por onde ela já tinha descido'". E a luz do sol recuou os dez degraus que havia avançado.</w:t>
+        <w:t xml:space="preserve"> Farei a sombra do sol recuar dez degraus na escadaria de Acaz, por onde ela já tinha descido’”. E a sombra voltou dez degraus na escadaria por onde havia descido.</w:t>
       </w:r>
     </w:p>
     <w:p>
@@ -16451,7 +16451,7 @@
         <w:rPr>
           <w:lang w:val="pt_PT" w:bidi="pt_PT"/>
         </w:rPr>
-        <w:t xml:space="preserve"> "Eu disse: 'Na flor da idade, tenho de entrar pelas portas da sepultura? Ficarei privado do resto dos meus anos?'.</w:t>
+        <w:t xml:space="preserve"> "Eu disse: No auge da minha vida, tenho de atravessar as portas da morte e ser privado do resto dos meus anos?</w:t>
       </w:r>
     </w:p>
     <w:p>
@@ -16472,7 +16472,7 @@
         <w:rPr>
           <w:lang w:val="pt_PT" w:bidi="pt_PT"/>
         </w:rPr>
-        <w:t xml:space="preserve"> E disse ainda: 'Não verei mais o SENHOR, o SENHOR, na terra dos vivos; não voltarei a ver as pessoas, nem estarei com os que moram neste mundo.</w:t>
+        <w:t xml:space="preserve"> E disse ainda: ‘Não verei mais o SENHOR, o SENHOR, na terra dos vivos; não voltarei a ver as pessoas, nem estarei com os que moram neste mundo.</w:t>
       </w:r>
     </w:p>
     <w:p>
@@ -16493,7 +16493,7 @@
         <w:rPr>
           <w:lang w:val="pt_PT" w:bidi="pt_PT"/>
         </w:rPr>
-        <w:t xml:space="preserve"> Minha morada foi arrancada e levada para longe de mim, como a tenda de um pastor; como tecelão, ele corta minha vida do tear; de dia e de noite ele me consome.</w:t>
+        <w:t xml:space="preserve"> Minha morada foi arrancada e levada para longe de mim, como a tenda de um pastor; minha vida foi enrolada como um tecido que o tecelão corta do tear. De dia e de noite, ele me consumia.</w:t>
       </w:r>
     </w:p>
     <w:p>
@@ -16514,7 +16514,7 @@
         <w:rPr>
           <w:lang w:val="pt_PT" w:bidi="pt_PT"/>
         </w:rPr>
-        <w:t xml:space="preserve"> Contive-me até o amanhecer,1 mas, como um leão, ele esmagava meus ossos; dia e noite, ele me consumia.</w:t>
+        <w:t xml:space="preserve"> Esperei com paciência até o amanhecer, mas ele esmagava meus ossos como um leão; de dia e de noite, ele me consumia.</w:t>
       </w:r>
     </w:p>
     <w:p>
@@ -16535,7 +16535,7 @@
         <w:rPr>
           <w:lang w:val="pt_PT" w:bidi="pt_PT"/>
         </w:rPr>
-        <w:t xml:space="preserve"> Eu chilreava como a andorinha ou o grou, gemia como uma pomba; meus olhos se cansaram de esperar auxílio do alto. Estou angustiado, Senhor; socorre-me!'.</w:t>
+        <w:t xml:space="preserve"> Eu chilreava como a andorinha ou o grou, gemia como uma pomba; meus olhos se cansaram de esperar auxílio do alto. Estou angustiado, Senhor; socorre-me!’.</w:t>
       </w:r>
     </w:p>
     <w:p>
@@ -16556,7 +16556,7 @@
         <w:rPr>
           <w:lang w:val="pt_PT" w:bidi="pt_PT"/>
         </w:rPr>
-        <w:t xml:space="preserve"> O que posso dizer? Ele falou comigo e agiu. Andarei com humildade todos os meus dias, por causa da dor que senti.</w:t>
+        <w:t xml:space="preserve"> O que posso dizer? Ele falou comigo e agiu. Andarei humildemente todos os meus dias por causa da grande aflição que passei.</w:t>
       </w:r>
     </w:p>
     <w:p>
@@ -16577,7 +16577,7 @@
         <w:rPr>
           <w:lang w:val="pt_PT" w:bidi="pt_PT"/>
         </w:rPr>
-        <w:t xml:space="preserve"> Senhor, é por essas coisas que se vive, e nelas está a vida do meu espírito. Dá-me saúde novamente e deixa-me viver.</w:t>
+        <w:t xml:space="preserve"> Senhor, é por essas coisas que se vive, e nelas está a vida do meu espírito. Tu me restauraste a saúde e me deixaste viver.</w:t>
       </w:r>
     </w:p>
     <w:p>
@@ -16619,7 +16619,7 @@
         <w:rPr>
           <w:lang w:val="pt_PT" w:bidi="pt_PT"/>
         </w:rPr>
-        <w:t xml:space="preserve"> Pois a morte não te louva, nem o lugar dos mortos te celebra; os que descem à cova já não aguardam tua fidelidade.</w:t>
+        <w:t xml:space="preserve"> Pois a morte não te louva, nem a sepultura te celebra; os que descem à cova já não esperam anunciar tua fidelidade.</w:t>
       </w:r>
     </w:p>
     <w:p>
@@ -16661,7 +16661,7 @@
         <w:rPr>
           <w:lang w:val="pt_PT" w:bidi="pt_PT"/>
         </w:rPr>
-        <w:t xml:space="preserve"> O SENHOR decidiu salvar-me; por isso cantaremos com instrumentos de cordas todos os dias da nossa vida, no templo do SENHOR".</w:t>
+        <w:t xml:space="preserve"> O SENHOR decidiu salvar-me; por isso cantaremos com instrumentos de cordas todos os dias da nossa vida, no templo do SENHOR”.</w:t>
       </w:r>
     </w:p>
     <w:p>
@@ -16682,7 +16682,7 @@
         <w:rPr>
           <w:lang w:val="pt_PT" w:bidi="pt_PT"/>
         </w:rPr>
-        <w:t xml:space="preserve"> Isaías tinha dito: "Preparem uma massa de figos e coloquem sobre a inflamação, e ele ficará bom".</w:t>
+        <w:t xml:space="preserve"> Isaías tinha dito: “Preparem uma massa de figos e coloquem sobre a inflamação, e ele ficará bom”.</w:t>
       </w:r>
     </w:p>
     <w:p>
@@ -16703,7 +16703,7 @@
         <w:rPr>
           <w:lang w:val="pt_PT" w:bidi="pt_PT"/>
         </w:rPr>
-        <w:t xml:space="preserve"> Ezequias tinha perguntado: "Qual será o sinal de que subirei ao templo do SENHOR?".</w:t>
+        <w:t xml:space="preserve"> Ezequias tinha perguntado: “Qual será o sinal de que subirei ao templo do SENHOR?”.</w:t>
       </w:r>
     </w:p>
     <w:p>
@@ -16761,7 +16761,7 @@
         <w:rPr>
           <w:lang w:val="pt_PT" w:bidi="pt_PT"/>
         </w:rPr>
-        <w:t xml:space="preserve"> Ezequias recebeu os mensageiros com satisfação e lhes mostrou seus bens guardados: a prata, o ouro, as especiarias aromáticas, o óleo precioso, o arsenal e todos os seus tesouros. Não houve nada em sua residência real, nem em todo o seu domínio, que ele não lhes exibisse.</w:t>
+        <w:t xml:space="preserve"> Ezequias recebeu os mensageiros com satisfação e lhes mostrou seus bens guardados: a prata, o ouro, as especiarias aromáticas, os óleos perfumados, o arsenal e todos os seus tesouros. Não houve nada em sua residência real, nem em todo o seu domínio, que ele não lhes exibisse.</w:t>
       </w:r>
     </w:p>
     <w:p>
@@ -16782,7 +16782,7 @@
         <w:rPr>
           <w:lang w:val="pt_PT" w:bidi="pt_PT"/>
         </w:rPr>
-        <w:t xml:space="preserve"> Então o profeta Isaías foi até o rei Ezequias e perguntou: "O que aqueles homens disseram? De onde vieram?". Ele respondeu: "Vieram de uma terra distante, da Babilônia".</w:t>
+        <w:t xml:space="preserve"> Então o profeta Isaías foi até o rei Ezequias e perguntou: “O que aqueles homens disseram? De onde vieram?”. Ele respondeu: “Vieram de uma terra distante, da Babilônia”.</w:t>
       </w:r>
     </w:p>
     <w:p>
@@ -16803,7 +16803,7 @@
         <w:rPr>
           <w:lang w:val="pt_PT" w:bidi="pt_PT"/>
         </w:rPr>
-        <w:t xml:space="preserve"> Isaías perguntou: "O que eles viram em sua casa?". Ezequias respondeu: “Viram tudo o que está em minha casa; não há nada entre meus tesouros que eu não tenha mostrado a eles".</w:t>
+        <w:t xml:space="preserve"> Isaías perguntou: “O que eles viram em sua casa?”. Ezequias respondeu: “Viram tudo o que está em minha casa; não há nada entre meus tesouros que eu não tenha mostrado a eles”.</w:t>
       </w:r>
     </w:p>
     <w:p>
@@ -16845,7 +16845,7 @@
         <w:rPr>
           <w:lang w:val="pt_PT" w:bidi="pt_PT"/>
         </w:rPr>
-        <w:t xml:space="preserve"> 'Dias virão em que tudo o que está em sua casa, o que seus antepassados ajuntaram, será levado para a Babilônia; não restará nada', diz o SENHOR.</w:t>
+        <w:t xml:space="preserve"> 'Dias virão em que tudo o que está em sua casa, o que seus antepassados ajuntaram, será levado para a Babilônia; não restará nada’, diz o SENHOR.</w:t>
       </w:r>
     </w:p>
     <w:p>
@@ -16866,7 +16866,7 @@
         <w:rPr>
           <w:lang w:val="pt_PT" w:bidi="pt_PT"/>
         </w:rPr>
-        <w:t xml:space="preserve"> 'E alguns dos seus filhos, que procederão de você, serão levados e feitos eunucos no palácio do rei da Babilônia'".</w:t>
+        <w:t xml:space="preserve"> 'E alguns dos seus filhos, que procederão de você, serão levados e feitos eunucos no palácio do rei da Babilônia’”.</w:t>
       </w:r>
     </w:p>
     <w:p>
@@ -16887,7 +16887,7 @@
         <w:rPr>
           <w:lang w:val="pt_PT" w:bidi="pt_PT"/>
         </w:rPr>
-        <w:t xml:space="preserve"> Ezequias respondeu ao profeta Isaías: "A palavra do SENHOR que você trouxe é boa". Pois ele dizia consigo: "Haverá paz e segurança em meus dias".</w:t>
+        <w:t xml:space="preserve"> Ezequias respondeu ao profeta Isaías: “A palavra do SENHOR que você trouxe é boa”. Pois pensava: “Pelo menos haverá paz e segurança durante os meus dias”.</w:t>
       </w:r>
     </w:p>
     <w:p>
@@ -16924,7 +16924,7 @@
         <w:rPr>
           <w:lang w:val="pt_PT" w:bidi="pt_PT"/>
         </w:rPr>
-        <w:t xml:space="preserve"> O Deus de vocês diz: "Consolem! Consolem o meu povo".</w:t>
+        <w:t xml:space="preserve"> O seu Deus diz: “Consolem! Consolem o meu povo.</w:t>
       </w:r>
     </w:p>
     <w:p>
@@ -16945,7 +16945,7 @@
         <w:rPr>
           <w:lang w:val="pt_PT" w:bidi="pt_PT"/>
         </w:rPr>
-        <w:t xml:space="preserve"> "Falem com ternura a Jerusalém e anunciem que seu tempo de serviço terminou, que sua culpa foi quitada e que ela recebeu da mão do SENHOR o dobro por todos os seus pecados."</w:t>
+        <w:t xml:space="preserve"> Falem com ternura a Jerusalém e anunciem que seu tempo de sofrimento terminou, que sua culpa foi perdoada e que ela recebeu do SENHOR uma compensação completa por seus pecados”.</w:t>
       </w:r>
     </w:p>
     <w:p>
@@ -16966,7 +16966,7 @@
         <w:rPr>
           <w:lang w:val="pt_PT" w:bidi="pt_PT"/>
         </w:rPr>
-        <w:t xml:space="preserve"> Atenção! Uma voz clama: "No deserto, preparem o caminho do SENHOR; na terra árida, façam uma via reta para o nosso Deus.</w:t>
+        <w:t xml:space="preserve"> Atenção! Uma voz clama: “No deserto, preparem o caminho do SENHOR; na terra seca, abram uma estrada reta para o nosso Deus.</w:t>
       </w:r>
     </w:p>
     <w:p>
@@ -16987,7 +16987,7 @@
         <w:rPr>
           <w:lang w:val="pt_PT" w:bidi="pt_PT"/>
         </w:rPr>
-        <w:t xml:space="preserve"> Todo vale será aterrado, e todo monte e colina serão abaixados; o terreno irregular ficará nivelado, e as regiões escarpadas se tornarão planas.</w:t>
+        <w:t xml:space="preserve"> Os vales serão aterrados, e os montes e as colinas serão nivelados; os caminhos tortuosos serão endireitados, e os caminhos acidentados serão aplanados.</w:t>
       </w:r>
     </w:p>
     <w:p>
@@ -17008,7 +17008,7 @@
         <w:rPr>
           <w:lang w:val="pt_PT" w:bidi="pt_PT"/>
         </w:rPr>
-        <w:t xml:space="preserve"> Então a glória do SENHOR se revelará, e toda a humanidade a verá, pois o próprio SENHOR falou".</w:t>
+        <w:t xml:space="preserve"> Então a glória do SENHOR se revelará, e toda a humanidade a verá, pois o próprio SENHOR falou”.</w:t>
       </w:r>
     </w:p>
     <w:p>
@@ -17029,7 +17029,7 @@
         <w:rPr>
           <w:lang w:val="pt_PT" w:bidi="pt_PT"/>
         </w:rPr>
-        <w:t xml:space="preserve"> Uma voz diz: "Proclame!". E eu pergunto: “O que devo proclamar?". Ela diz: "Toda pessoa é como a erva, e toda a sua beleza, como a flor do campo.</w:t>
+        <w:t xml:space="preserve"> Uma voz diz: “Proclame!”. E eu pergunto: “O que devo proclamar?”. Ela diz: “Toda humanidade é como a erva, e toda a sua beleza é como a flor do campo.</w:t>
       </w:r>
     </w:p>
     <w:p>
@@ -17071,7 +17071,7 @@
         <w:rPr>
           <w:lang w:val="pt_PT" w:bidi="pt_PT"/>
         </w:rPr>
-        <w:t xml:space="preserve"> A erva seca, a flor murcha, mas a palavra de nosso Deus dura eternamente."</w:t>
+        <w:t xml:space="preserve"> A erva seca e as flores murcham, mas a palavra do nosso Deus dura eternamente”.</w:t>
       </w:r>
     </w:p>
     <w:p>
@@ -17092,7 +17092,7 @@
         <w:rPr>
           <w:lang w:val="pt_PT" w:bidi="pt_PT"/>
         </w:rPr>
-        <w:t xml:space="preserve"> Você que leva boas notícias a Sião, suba a um monte elevado; você que anuncia a Jerusalém, levante a voz com firmeza; levante-a, não tema; diga às cidades de Judá: "Vejam, aqui está o seu Deus!".</w:t>
+        <w:t xml:space="preserve"> Você que leva boas notícias a Sião, suba a um monte elevado; você que anuncia a Jerusalém, levante a voz com firmeza; levante-a, não tema; diga às cidades de Judá: “Vejam, aqui está o seu Deus!”.</w:t>
       </w:r>
     </w:p>
     <w:p>
@@ -17113,7 +17113,7 @@
         <w:rPr>
           <w:lang w:val="pt_PT" w:bidi="pt_PT"/>
         </w:rPr>
-        <w:t xml:space="preserve"> O SENHOR Deus vem, cheio de poder, e seu braço exerce domínio; com ele está a sua recompensa, e sua retribuição o acompanha.</w:t>
+        <w:t xml:space="preserve"> O SENHOR Deus vem com poder, e seu braço governa. Ele traz consigo a recompensa e a sua justiça vem com ele.</w:t>
       </w:r>
     </w:p>
     <w:p>
@@ -17218,7 +17218,7 @@
         <w:rPr>
           <w:lang w:val="pt_PT" w:bidi="pt_PT"/>
         </w:rPr>
-        <w:t xml:space="preserve"> Vejam: as nações são como uma gota no balde; são como pó leve na balança; as ilhas são como pó fino para ele.</w:t>
+        <w:t xml:space="preserve"> Vejam: as nações são como uma gota que cai de um balde; são como pó na balança. As ilhas são como poeira diante dele.</w:t>
       </w:r>
     </w:p>
     <w:p>
@@ -17239,7 +17239,7 @@
         <w:rPr>
           <w:lang w:val="pt_PT" w:bidi="pt_PT"/>
         </w:rPr>
-        <w:t xml:space="preserve"> Nem o Líbano bastaria como lenha, nem seus animais como oferta suficiente.</w:t>
+        <w:t xml:space="preserve"> Nem as florestas do Líbano teriam lenha suficiente, nem seus animais seriam suficientes para uma oferta digna.</w:t>
       </w:r>
     </w:p>
     <w:p>
@@ -17323,7 +17323,7 @@
         <w:rPr>
           <w:lang w:val="pt_PT" w:bidi="pt_PT"/>
         </w:rPr>
-        <w:t xml:space="preserve"> Ou alguém pobre escolhe madeira resistente e procura um artesão habilidoso para fazer uma imagem que não venha a tombar?</w:t>
+        <w:t xml:space="preserve"> Ou alguém escolhe uma madeira que não apodrece e procura um artesão habilidoso para fazer uma imagem que não caia?</w:t>
       </w:r>
     </w:p>
     <w:p>
@@ -17365,7 +17365,7 @@
         <w:rPr>
           <w:lang w:val="pt_PT" w:bidi="pt_PT"/>
         </w:rPr>
-        <w:t xml:space="preserve"> Ele está entronizado acima do círculo da terra, e seus moradores são como gafanhotos; ele estende os céus como um pano e os arma como tenda para habitar.</w:t>
+        <w:t xml:space="preserve"> Ele está assentado acima do círculo da terra, e seus habitantes são como gafanhotos; ele estende os céus como uma cortina e os arma como uma tenda para neles habitar.</w:t>
       </w:r>
     </w:p>
     <w:p>
@@ -17407,7 +17407,7 @@
         <w:rPr>
           <w:lang w:val="pt_PT" w:bidi="pt_PT"/>
         </w:rPr>
-        <w:t xml:space="preserve"> Mal são plantados, mal criam raízes, ele sopra sobre eles, e secam; um redemoinho os leva como palha.</w:t>
+        <w:t xml:space="preserve"> Eles são plantados e logo secam; mal criam raízes, e ele sopra sobre eles. Um redemoinho os leva como palha.</w:t>
       </w:r>
     </w:p>
     <w:p>
@@ -17428,7 +17428,7 @@
         <w:rPr>
           <w:lang w:val="pt_PT" w:bidi="pt_PT"/>
         </w:rPr>
-        <w:t xml:space="preserve"> "A quem vocês vão me comparar? Quem se parece comigo?", indaga o Santo.</w:t>
+        <w:t xml:space="preserve"> "A quem vocês vão me comparar? Quem se parece comigo?”, indaga o Santo.</w:t>
       </w:r>
     </w:p>
     <w:p>
@@ -17449,7 +17449,7 @@
         <w:rPr>
           <w:lang w:val="pt_PT" w:bidi="pt_PT"/>
         </w:rPr>
-        <w:t xml:space="preserve"> Ergam os olhos para o alto e observem: quem criou tudo isso? É aquele que conduz o exército das estrelas, chamando cada uma pelo nome. Por causa de seu grande poder e da força de seu vigor, nenhuma delas falta.</w:t>
+        <w:t xml:space="preserve"> Ergam os olhos para o alto e observem: quem criou tudo isso? É aquele que organiza o exército das estrelas e chama cada uma pelo nome. Por causa de seu grande poder e força, nenhuma delas falta.</w:t>
       </w:r>
     </w:p>
     <w:p>
@@ -17470,7 +17470,7 @@
         <w:rPr>
           <w:lang w:val="pt_PT" w:bidi="pt_PT"/>
         </w:rPr>
-        <w:t xml:space="preserve"> Por que você diz, Jacó, e afirma, Israel: "O meu caminho está oculto ao SENHOR, e o meu direito passa despercebido ao meu Deus"?</w:t>
+        <w:t xml:space="preserve"> Por que você se queixa, Jacó, e por que você diz, Israel: “O meu caminho está oculto ao SENHOR, e o meu direito passa despercebido ao meu Deus”?</w:t>
       </w:r>
     </w:p>
     <w:p>
@@ -17512,7 +17512,7 @@
         <w:rPr>
           <w:lang w:val="pt_PT" w:bidi="pt_PT"/>
         </w:rPr>
-        <w:t xml:space="preserve"> Ele dá força ao cansado e aumenta o vigor ao que não tem energia.</w:t>
+        <w:t xml:space="preserve"> Ele dá força ao cansado e enche de vigor o que não tem energia.</w:t>
       </w:r>
     </w:p>
     <w:p>
@@ -17554,7 +17554,7 @@
         <w:rPr>
           <w:lang w:val="pt_PT" w:bidi="pt_PT"/>
         </w:rPr>
-        <w:t xml:space="preserve"> mas aqueles que esperam no SENHOR renovam suas forças; como águias, eles sobem; correm e não se cansam; caminham e não se fatigam".</w:t>
+        <w:t xml:space="preserve"> mas aqueles que esperam no SENHOR renovam suas forças; levantam voo com asas como águias; correm e não se cansam; caminham e não desfalecem.</w:t>
       </w:r>
     </w:p>
     <w:p>
@@ -17612,7 +17612,7 @@
         <w:rPr>
           <w:lang w:val="pt_PT" w:bidi="pt_PT"/>
         </w:rPr>
-        <w:t xml:space="preserve"> Quem despertou do oriente aquele a quem a justiça acompanha? Quem entrega povos ao seu poder e o faz dominar reis? Com sua espada ele transforma em pó; com seu arco espalha como palha ao vento.</w:t>
+        <w:t xml:space="preserve"> Quem despertou do oriente aquele que vem com justiça? Quem entrega povos ao seu poder e faz reis se curvarem diante dele? Ele os derrota com sua espada, reduzindo-os a pó; com seu arco, espalha-os como palha ao vento.</w:t>
       </w:r>
     </w:p>
     <w:p>
@@ -17633,7 +17633,7 @@
         <w:rPr>
           <w:lang w:val="pt_PT" w:bidi="pt_PT"/>
         </w:rPr>
-        <w:t xml:space="preserve"> Ele avança sobre eles em segurança, por caminhos que seus pés nunca haviam trilhado.</w:t>
+        <w:t xml:space="preserve"> Ele os persegue e avança em segurança por caminhos onde seus pés nunca haviam passado.</w:t>
       </w:r>
     </w:p>
     <w:p>
@@ -17654,7 +17654,7 @@
         <w:rPr>
           <w:lang w:val="pt_PT" w:bidi="pt_PT"/>
         </w:rPr>
-        <w:t xml:space="preserve"> Quem realizou isso e trouxe à existência cada geração desde o início? Eu, o SENHOR, o primeiro, e continuo presente até o fim; eu sou o mesmo."</w:t>
+        <w:t xml:space="preserve"> Quem realizou isso e trouxe à existência cada geração desde o início? Eu, o SENHOR, o primeiro, e continuo presente até o fim; eu sou o mesmo”.</w:t>
       </w:r>
     </w:p>
     <w:p>
@@ -17675,7 +17675,7 @@
         <w:rPr>
           <w:lang w:val="pt_PT" w:bidi="pt_PT"/>
         </w:rPr>
-        <w:t xml:space="preserve"> As ilhas veem e temem; os extremos da terra tremem. Aproximam-se e vêm.</w:t>
+        <w:t xml:space="preserve"> As ilhas veem e temem; os confins da terra tremem. Eles se aproximam e chegam.</w:t>
       </w:r>
     </w:p>
     <w:p>
@@ -17696,7 +17696,7 @@
         <w:rPr>
           <w:lang w:val="pt_PT" w:bidi="pt_PT"/>
         </w:rPr>
-        <w:t xml:space="preserve"> Cada um ajuda o outro e diz ao companheiro: "Seja forte!".</w:t>
+        <w:t xml:space="preserve"> Cada um ajuda o outro e diz ao companheiro: “Seja forte!”.</w:t>
       </w:r>
     </w:p>
     <w:p>
@@ -17717,7 +17717,7 @@
         <w:rPr>
           <w:lang w:val="pt_PT" w:bidi="pt_PT"/>
         </w:rPr>
-        <w:t xml:space="preserve"> O artesão anima o metalúrgico; o que alisa com o martelo encoraja o que molda na bigorna. Dizem da junção: "Está firme", e prendem o ídolo com pregos para que não caia.</w:t>
+        <w:t xml:space="preserve"> O artesão anima o ourives; o que alisa com o martelo encoraja o que molda na bigorna. Dizem da junção: “Está firme”, e prendem o ídolo com pregos para que não caia.</w:t>
       </w:r>
     </w:p>
     <w:p>
@@ -17759,7 +17759,7 @@
         <w:rPr>
           <w:lang w:val="pt_PT" w:bidi="pt_PT"/>
         </w:rPr>
-        <w:t xml:space="preserve"> eu chamei você desde lugares distantes da terra, eu o trouxe de regiões longínquas e disse: 'Você é meu servo; eu o escolhi e não rejeitei'.</w:t>
+        <w:t xml:space="preserve"> eu chamei você desde lugares distantes da terra, trouxe você de regiões longínquas e disse: ‘Você é meu servo; eu o escolhi e não o rejeitei’.</w:t>
       </w:r>
     </w:p>
     <w:p>
@@ -17780,7 +17780,7 @@
         <w:rPr>
           <w:lang w:val="pt_PT" w:bidi="pt_PT"/>
         </w:rPr>
-        <w:t xml:space="preserve"> Não tenha medo, pois estou com você; não se apavore, pois eu sou o seu Deus. Eu darei força, ajudarei você e o sustentarei com a minha mão direita vitoriosa.</w:t>
+        <w:t xml:space="preserve"> Não tenha medo, pois estou com você; não se assuste, pois eu sou o seu Deus. Eu lhe darei força, ajudarei você e o sustentarei com minha mão direita justa.</w:t>
       </w:r>
     </w:p>
     <w:p>
@@ -17843,7 +17843,7 @@
         <w:rPr>
           <w:lang w:val="pt_PT" w:bidi="pt_PT"/>
         </w:rPr>
-        <w:t xml:space="preserve"> Pois eu, o SENHOR, seu Deus, seguro sua mão direita e digo: 'Não tenha medo; eu ajudo você'.</w:t>
+        <w:t xml:space="preserve"> Pois eu, o SENHOR, seu Deus, seguro sua mão direita e digo: ‘Não tenha medo; eu ajudo você’.</w:t>
       </w:r>
     </w:p>
     <w:p>
@@ -17864,7 +17864,7 @@
         <w:rPr>
           <w:lang w:val="pt_PT" w:bidi="pt_PT"/>
         </w:rPr>
-        <w:t xml:space="preserve"> Não tenha medo, vermezinho de Jacó, pequeno povo de Israel; eu mesmo o ajudarei", declara o SENHOR, seu Redentor, o Santo de Israel.</w:t>
+        <w:t xml:space="preserve"> Não tenha medo, vermezinho de Jacó, pequeno povo de Israel; eu mesmo o ajudarei”, declara o SENHOR, seu Redentor, o Santo de Israel.</w:t>
       </w:r>
     </w:p>
     <w:p>
@@ -17885,7 +17885,7 @@
         <w:rPr>
           <w:lang w:val="pt_PT" w:bidi="pt_PT"/>
         </w:rPr>
-        <w:t xml:space="preserve"> "Vou fazer de você um instrumento novo para debulhar, afiado e com muitos dentes; você esmagará montes e reduzirá colinas a palha.</w:t>
+        <w:t xml:space="preserve"> "Vou fazer de você uma ferramenta nova de debulhar, afiada e cheia de dentes; você esmagará montes e transformará colinas em palha.</w:t>
       </w:r>
     </w:p>
     <w:p>
@@ -17906,7 +17906,7 @@
         <w:rPr>
           <w:lang w:val="pt_PT" w:bidi="pt_PT"/>
         </w:rPr>
-        <w:t xml:space="preserve"> Você os lançará ao vento, o vento os levará; um redemoinho os espalhará. Mas você se alegrará no SENHOR e se orgulhará no Santo de Israel.</w:t>
+        <w:t xml:space="preserve"> Você os lançará ao vento, e o vento os levará; um redemoinho os espalhará. Mas você se alegrará no SENHOR e celebrará o Santo de Israel.</w:t>
       </w:r>
     </w:p>
     <w:p>
@@ -17990,7 +17990,7 @@
         <w:rPr>
           <w:lang w:val="pt_PT" w:bidi="pt_PT"/>
         </w:rPr>
-        <w:t xml:space="preserve"> para que todos vejam, percebam e entendam que a mão do SENHOR fez isso, que o Santo de Israel o realizou.</w:t>
+        <w:t xml:space="preserve"> para que todos vejam, percebam e entendam que a mão do SENHOR fez isso, que o Santo de Israel realizou essa obra.</w:t>
       </w:r>
     </w:p>
     <w:p>
@@ -18011,7 +18011,7 @@
         <w:rPr>
           <w:lang w:val="pt_PT" w:bidi="pt_PT"/>
         </w:rPr>
-        <w:t xml:space="preserve"> "Exponham a sua causa", diz o SENHOR. "Mostrem suas provas", diz o Rei de Jacó.</w:t>
+        <w:t xml:space="preserve"> Exponham a sua causa”, diz o SENHOR. “Mostrem suas provas”, diz o Rei de Jacó.</w:t>
       </w:r>
     </w:p>
     <w:p>
@@ -18032,7 +18032,7 @@
         <w:rPr>
           <w:lang w:val="pt_PT" w:bidi="pt_PT"/>
         </w:rPr>
-        <w:t xml:space="preserve"> Tragam seus ídolos para anunciar o que virá. Falem das coisas passadas, para que possamos analisar e ver o resultado; ou revelem o que ainda vai acontecer.</w:t>
+        <w:t xml:space="preserve"> "Tragam seus ídolos para anunciar o que virá. Falem das coisas passadas, para que possamos analisar e ver o resultado; ou revelem o que ainda vai acontecer.</w:t>
       </w:r>
     </w:p>
     <w:p>
@@ -18074,7 +18074,7 @@
         <w:rPr>
           <w:lang w:val="pt_PT" w:bidi="pt_PT"/>
         </w:rPr>
-        <w:t xml:space="preserve"> Mas vocês não são nada, e suas obras não têm valor; quem escolhe vocês é abominável.</w:t>
+        <w:t xml:space="preserve"> Mas vocês não são nada, e suas obras não têm valor; quem escolhe esses ídolos age de forma vergonhosa.</w:t>
       </w:r>
     </w:p>
     <w:p>
@@ -18095,7 +18095,7 @@
         <w:rPr>
           <w:lang w:val="pt_PT" w:bidi="pt_PT"/>
         </w:rPr>
-        <w:t xml:space="preserve"> "Despertei um do norte, e ele vem; desde o nascer do sol ele invoca o meu nome. Ele pisa governantes como quem pisa barro, como o oleiro amassa a argila.</w:t>
+        <w:t xml:space="preserve"> Despertei um do norte, e ele vem; desde o lugar onde nasce o sol, ele invoca o meu nome. Ele pisa governantes como barro, como o oleiro pisa a argila.</w:t>
       </w:r>
     </w:p>
     <w:p>
@@ -18116,7 +18116,7 @@
         <w:rPr>
           <w:lang w:val="pt_PT" w:bidi="pt_PT"/>
         </w:rPr>
-        <w:t xml:space="preserve"> Quem anunciou isso desde o começo, para que soubéssemos? Quem declarou antes, para que disséssemos: 'Está correto'? Ninguém falou, ninguém anunciou, ninguém fez ouvir palavra alguma.</w:t>
+        <w:t xml:space="preserve"> Quem anunciou isso desde o começo, para que soubéssemos? Quem declarou antes, para que disséssemos: ‘Está correto’? Ninguém falou, ninguém anunciou, ninguém fez ouvir palavra alguma.</w:t>
       </w:r>
     </w:p>
     <w:p>
@@ -18137,7 +18137,7 @@
         <w:rPr>
           <w:lang w:val="pt_PT" w:bidi="pt_PT"/>
         </w:rPr>
-        <w:t xml:space="preserve"> Eu fui o primeiro a dizer a Sião: 'Vejam, estão chegando!'. E a Jerusalém dou um mensageiro de boas notícias.</w:t>
+        <w:t xml:space="preserve"> Eu fui o primeiro a dizer a Sião: ‘Vejam, eles estão chegando!’. E envio a Jerusalém um mensageiro de boas notícias.</w:t>
       </w:r>
     </w:p>
     <w:p>
@@ -18179,7 +18179,7 @@
         <w:rPr>
           <w:lang w:val="pt_PT" w:bidi="pt_PT"/>
         </w:rPr>
-        <w:t xml:space="preserve"> Todos são falsos; suas obras não valem nada; suas imagens são vento e vazio".</w:t>
+        <w:t xml:space="preserve"> Todos são falsos; suas obras não valem nada; suas imagens são vento e vazio”.</w:t>
       </w:r>
     </w:p>
     <w:p>
@@ -18216,7 +18216,7 @@
         <w:rPr>
           <w:lang w:val="pt_PT" w:bidi="pt_PT"/>
         </w:rPr>
-        <w:t xml:space="preserve"> "Vejam o meu servo, a quem eu sustento; meu escolhido, em quem tenho prazer. Coloquei sobre ele o meu Espírito; ele fará chegar o direito às nações.</w:t>
+        <w:t xml:space="preserve"> "Vejam o meu servo, a quem eu sustento; meu escolhido, em quem tenho prazer. Coloquei sobre ele o meu Espírito; ele levará justiça às nações.</w:t>
       </w:r>
     </w:p>
     <w:p>
@@ -18258,7 +18258,7 @@
         <w:rPr>
           <w:lang w:val="pt_PT" w:bidi="pt_PT"/>
         </w:rPr>
-        <w:t xml:space="preserve"> Não partirá o caniço já danificado, nem apagará a chama fraca que ainda solta fumaça; com fidelidade fará prevalecer a justiça.</w:t>
+        <w:t xml:space="preserve"> Não quebrará o caniço machucado, nem apagará o pavio que ainda fuma; com fidelidade fará prevalecer a justiça.</w:t>
       </w:r>
     </w:p>
     <w:p>
@@ -18279,7 +18279,7 @@
         <w:rPr>
           <w:lang w:val="pt_PT" w:bidi="pt_PT"/>
         </w:rPr>
-        <w:t xml:space="preserve"> Ele não enfraquecerá nem será quebrado até firmar a justiça na terra; e as terras distantes aguardarão seu ensino."</w:t>
+        <w:t xml:space="preserve"> Ele não enfraquecerá nem será quebrado até estabelecer a justiça na terra; e as ilhas esperarão sua instrução”.</w:t>
       </w:r>
     </w:p>
     <w:p>
@@ -18321,7 +18321,7 @@
         <w:rPr>
           <w:lang w:val="pt_PT" w:bidi="pt_PT"/>
         </w:rPr>
-        <w:t xml:space="preserve"> "Eu, o SENHOR, chamei você em justiça; seguro sua mão com firmeza. Eu o guardarei e farei de você aliança para o povo e luz para as nações,</w:t>
+        <w:t xml:space="preserve"> "Eu, o SENHOR, chamei você em justiça; seguro sua mão. Eu o guardarei e farei de você uma aliança para o povo e luz para as nações,</w:t>
       </w:r>
     </w:p>
     <w:p>
@@ -18342,7 +18342,7 @@
         <w:rPr>
           <w:lang w:val="pt_PT" w:bidi="pt_PT"/>
         </w:rPr>
-        <w:t xml:space="preserve"> para dar visão aos cegos, tirar os presos do cativeiro e libertar da escuridão os que vivem nas trevas.</w:t>
+        <w:t xml:space="preserve"> para abrir os olhos dos cegos, tirar os presos da prisão e libertar da escuridão os que vivem nas trevas.</w:t>
       </w:r>
     </w:p>
     <w:p>
@@ -18384,7 +18384,7 @@
         <w:rPr>
           <w:lang w:val="pt_PT" w:bidi="pt_PT"/>
         </w:rPr>
-        <w:t xml:space="preserve"> O que anunciei antes já se cumpriu; agora revelo coisas novas. Antes de acontecerem, eu as faço saber."</w:t>
+        <w:t xml:space="preserve"> O que anunciei antes já se cumpriu; agora revelo coisas novas. Antes de acontecerem, eu as faço saber”.</w:t>
       </w:r>
     </w:p>
     <w:p>
@@ -18468,7 +18468,7 @@
         <w:rPr>
           <w:lang w:val="pt_PT" w:bidi="pt_PT"/>
         </w:rPr>
-        <w:t xml:space="preserve"> O SENHOR avançará como guerreiro; como combatente despertará seu ardor. Levantará seu grito de batalha e vencerá seus inimigos.</w:t>
+        <w:t xml:space="preserve"> O SENHOR avançará como guerreiro; como homem de guerra despertará seu zelo. Ele levantará seu grito de batalha e mostrará sua força contra seus inimigos.</w:t>
       </w:r>
     </w:p>
     <w:p>
@@ -18510,7 +18510,7 @@
         <w:rPr>
           <w:lang w:val="pt_PT" w:bidi="pt_PT"/>
         </w:rPr>
-        <w:t xml:space="preserve"> Destruirei montes e colinas e farei secar toda a sua vegetação; transformarei rios em terra seca e esvaziarei as águas acumuladas.</w:t>
+        <w:t xml:space="preserve"> Destruirei montes e colinas e farei secar toda a sua vegetação; transformarei rios em terra seca e farei secar os lagos.</w:t>
       </w:r>
     </w:p>
     <w:p>
@@ -18531,7 +18531,7 @@
         <w:rPr>
           <w:lang w:val="pt_PT" w:bidi="pt_PT"/>
         </w:rPr>
-        <w:t xml:space="preserve"> Guiarei os cegos por caminhos desconhecidos; farei que andem por trilhas que nunca viram. Diante deles, transformarei a escuridão em luz e endireitarei o terreno irregular. Tudo farei e não os abandonarei.</w:t>
+        <w:t xml:space="preserve"> Guiarei os cegos por caminhos que não conhecem; farei que andem por estradas que nunca viram. Transformarei a escuridão em luz diante deles e tornarei reto o caminho difícil. Farei tudo isso; não os abandonarei.</w:t>
       </w:r>
     </w:p>
     <w:p>
@@ -18552,7 +18552,7 @@
         <w:rPr>
           <w:lang w:val="pt_PT" w:bidi="pt_PT"/>
         </w:rPr>
-        <w:t xml:space="preserve"> Mas voltarão humilhados os que confiam em imagens esculpidas, os que dizem aos ídolos: 'Vocês são nossos deuses'.</w:t>
+        <w:t xml:space="preserve"> Mas voltarão humilhados os que confiam em imagens esculpidas, os que dizem aos ídolos: ‘Vocês são nossos deuses’.</w:t>
       </w:r>
     </w:p>
     <w:p>
@@ -18594,7 +18594,7 @@
         <w:rPr>
           <w:lang w:val="pt_PT" w:bidi="pt_PT"/>
         </w:rPr>
-        <w:t xml:space="preserve"> Quem é cego como o meu servo? Quem é surdo como o mensageiro que envio? Quem é tão cego como aquele que me é dedicado, tão cego quanto o servo do SENHOR?</w:t>
+        <w:t xml:space="preserve"> Quem é cego como o meu servo, ou surdo como o mensageiro que envio? Quem é tão cego quanto aquele que é consagrado a mim, tão cego quanto o servo do SENHOR?</w:t>
       </w:r>
     </w:p>
     <w:p>
@@ -18615,7 +18615,7 @@
         <w:rPr>
           <w:lang w:val="pt_PT" w:bidi="pt_PT"/>
         </w:rPr>
-        <w:t xml:space="preserve"> Você viu muitas coisas, mas não observou; tem os ouvidos abertos, mas não escuta".</w:t>
+        <w:t xml:space="preserve"> Você viu muitas coisas, mas não observou; tem os ouvidos abertos, mas não escuta”.</w:t>
       </w:r>
     </w:p>
     <w:p>
@@ -18657,7 +18657,7 @@
         <w:rPr>
           <w:lang w:val="pt_PT" w:bidi="pt_PT"/>
         </w:rPr>
-        <w:t xml:space="preserve"> Mas este povo foi saqueado e roubado; todos foram capturados, presos em esconderijos ou trancados em cadeias. Tornaram-se presa sem libertador, despojo sem que alguém diga: "Restituam".</w:t>
+        <w:t xml:space="preserve"> Mas este povo foi saqueado e roubado; todos foram presos em cavernas ou escondidos em prisões. Tornaram-se presa sem libertador, despojo sem que alguém diga: “Devolvam”.</w:t>
       </w:r>
     </w:p>
     <w:p>
@@ -18720,7 +18720,7 @@
         <w:rPr>
           <w:lang w:val="pt_PT" w:bidi="pt_PT"/>
         </w:rPr>
-        <w:t xml:space="preserve"> Por isso ele derramou sobre eles o ardor da sua ira e a violência da guerra. O fogo os cercou, mas não entenderam; ardeu ao redor, mas não o puseram no coração.</w:t>
+        <w:t xml:space="preserve"> Por isso ele derramou sobre eles o ardor da sua ira e a violência da guerra. O fogo os cercou, mas eles não entenderam; queimou ao redor deles, mas não perceberam.</w:t>
       </w:r>
     </w:p>
     <w:p>
@@ -18757,7 +18757,7 @@
         <w:rPr>
           <w:lang w:val="pt_PT" w:bidi="pt_PT"/>
         </w:rPr>
-        <w:t xml:space="preserve"> Ouça agora o SENHOR, aquele que o formou, Jacó, aquele que o moldou, Israel: "Não tema, porque eu o resgatei; chamei-o pelo nome, você é meu.</w:t>
+        <w:t xml:space="preserve"> Ouça agora o SENHOR, aquele que criou você, Jacó, aquele que formou você, Israel: “Não tenha medo, porque eu o resgatei; chamei você pelo nome, você é meu.</w:t>
       </w:r>
     </w:p>
     <w:p>
@@ -18799,7 +18799,7 @@
         <w:rPr>
           <w:lang w:val="pt_PT" w:bidi="pt_PT"/>
         </w:rPr>
-        <w:t xml:space="preserve"> Eu sou o SENHOR, seu Deus, o Santo de Israel, seu Salvador. Eu dei o Egito como resgate por você, e a Etiópia e Sebá em troca de sua vida.</w:t>
+        <w:t xml:space="preserve"> Eu sou o SENHOR, seu Deus, o Santo de Israel, seu Salvador. Entreguei o Egito como resgate por você, e a Etiópia e Sebá em seu lugar.</w:t>
       </w:r>
     </w:p>
     <w:p>
@@ -18820,7 +18820,7 @@
         <w:rPr>
           <w:lang w:val="pt_PT" w:bidi="pt_PT"/>
         </w:rPr>
-        <w:t xml:space="preserve"> Você é precioso aos meus olhos, honrado e amado; por isso, darei outras nações em seu lugar, povos em troca da sua vida.</w:t>
+        <w:t xml:space="preserve"> Você é precioso aos meus olhos, honrado e amado; por isso, entregarei povos em seu lugar e nações em troca da sua vida.</w:t>
       </w:r>
     </w:p>
     <w:p>
@@ -18862,7 +18862,7 @@
         <w:rPr>
           <w:lang w:val="pt_PT" w:bidi="pt_PT"/>
         </w:rPr>
-        <w:t xml:space="preserve"> Direi ao norte: 'Entregue-os!', e ao sul: 'Não os retenha!'. Trarei meus filhos de longe e minhas filhas das extremidades da terra.</w:t>
+        <w:t xml:space="preserve"> Direi ao norte: ‘Entregue-os!’, e ao sul: ‘Não os retenha!’. Trarei meus filhos de longe e minhas filhas das extremidades da terra.</w:t>
       </w:r>
     </w:p>
     <w:p>
@@ -18883,7 +18883,7 @@
         <w:rPr>
           <w:lang w:val="pt_PT" w:bidi="pt_PT"/>
         </w:rPr>
-        <w:t xml:space="preserve"> Todos os que levam meu nome, a quem formei para minha glória, a quem modelei e criei, voltarão a mim".</w:t>
+        <w:t xml:space="preserve"> Todos os que levam meu nome, a quem formei para minha glória, a quem modelei e criei, farei voltar”.</w:t>
       </w:r>
     </w:p>
     <w:p>
@@ -18904,7 +18904,7 @@
         <w:rPr>
           <w:lang w:val="pt_PT" w:bidi="pt_PT"/>
         </w:rPr>
-        <w:t xml:space="preserve"> Traga o povo que tem olhos e não vê, que tem ouvidos e não escuta.</w:t>
+        <w:t xml:space="preserve"> Traga o povo que tem olhos, mas não vê; que tem ouvidos, mas não escuta.</w:t>
       </w:r>
     </w:p>
     <w:p>
@@ -18946,7 +18946,7 @@
         <w:rPr>
           <w:lang w:val="pt_PT" w:bidi="pt_PT"/>
         </w:rPr>
-        <w:t xml:space="preserve"> "Vocês são minhas testemunhas", declara o SENHOR, "meu povo escolhido, para que saibam, creiam e compreendam que eu sou Deus. Antes de mim, nenhum deus existiu; depois de mim, nenhum surgirá.</w:t>
+        <w:t xml:space="preserve"> "Vocês são minhas testemunhas”, declara o SENHOR, “meu servo escolhido, para que saibam, creiam e entendam que eu sou Deus. Antes de mim não houve outro Deus, e depois de mim não haverá.</w:t>
       </w:r>
     </w:p>
     <w:p>
@@ -19009,7 +19009,7 @@
         <w:rPr>
           <w:lang w:val="pt_PT" w:bidi="pt_PT"/>
         </w:rPr>
-        <w:t xml:space="preserve"> Desde os tempos antigos eu sou; ninguém pode libertar alguém da minha mão; o que faço, quem poderá desfazer?".</w:t>
+        <w:t xml:space="preserve"> Desde os tempos antigos eu sou; ninguém pode libertar alguém da minha mão; o que faço, quem poderá desfazer?”.</w:t>
       </w:r>
     </w:p>
     <w:p>
@@ -19030,7 +19030,7 @@
         <w:rPr>
           <w:lang w:val="pt_PT" w:bidi="pt_PT"/>
         </w:rPr>
-        <w:t xml:space="preserve"> Assim fala o SENHOR, seu Redentor, o Santo de Israel: "Por causa de vocês, enviarei inimigos contra a Babilônia; farei os babilônios fugirem nos navios em que confiavam.</w:t>
+        <w:t xml:space="preserve"> Assim diz o SENHOR, seu Redentor, o Santo de Israel: “Por amor de vocês enviarei um exército contra a Babilônia e farei os babilônios fugirem nos navios de que tanto se orgulhavam.</w:t>
       </w:r>
     </w:p>
     <w:p>
@@ -19093,7 +19093,7 @@
         <w:rPr>
           <w:lang w:val="pt_PT" w:bidi="pt_PT"/>
         </w:rPr>
-        <w:t xml:space="preserve"> Os carros, cavalos e exércitos que avançaram contra eles foram engolidos pelas águas; caíram e não se levantaram, desapareceram como pavios apagados.</w:t>
+        <w:t xml:space="preserve"> Os carros, cavalos e exércitos que avançaram contra eles foram engolidos pelas águas; caíram e não se levantaram mais, apagaram-se como um pavio.</w:t>
       </w:r>
     </w:p>
     <w:p>
@@ -19114,7 +19114,7 @@
         <w:rPr>
           <w:lang w:val="pt_PT" w:bidi="pt_PT"/>
         </w:rPr>
-        <w:t xml:space="preserve"> Esqueçam o passado; não fiquem presos aos dias antigos.</w:t>
+        <w:t xml:space="preserve"> Não fiquem pensando somente nas coisas antigas; não vivam presos ao passado.</w:t>
       </w:r>
     </w:p>
     <w:p>
@@ -19156,7 +19156,7 @@
         <w:rPr>
           <w:lang w:val="pt_PT" w:bidi="pt_PT"/>
         </w:rPr>
-        <w:t xml:space="preserve"> Os animais do campo, os chacais e os avestruzes me louvarão; porque darei água no deserto e rios nas terras áridas, para saciar meu povo escolhido.</w:t>
+        <w:t xml:space="preserve"> Os animais do campo, os chacais e os avestruzes me honrarão; porque darei água no deserto e rios na terra seca para saciar meu povo escolhido.</w:t>
       </w:r>
     </w:p>
     <w:p>
@@ -19219,7 +19219,7 @@
         <w:rPr>
           <w:lang w:val="pt_PT" w:bidi="pt_PT"/>
         </w:rPr>
-        <w:t xml:space="preserve"> Não me trouxe cordeiros para sacrifícios nem me honrou com ofertas. Eu não sobrecarreguei você com cereais nem com incenso.</w:t>
+        <w:t xml:space="preserve"> Você não me trouxe cordeiros para sacrifícios nem me honrou com ofertas. Eu não o cansei com exigências de cereais nem o sobrecarreguei com incenso.</w:t>
       </w:r>
     </w:p>
     <w:p>
@@ -19324,7 +19324,7 @@
         <w:rPr>
           <w:lang w:val="pt_PT" w:bidi="pt_PT"/>
         </w:rPr>
-        <w:t xml:space="preserve"> Por isso, humilharei os sacerdotes; entregarei Jacó à destruição e Israel à vergonha."</w:t>
+        <w:t xml:space="preserve"> Por isso, humilharei os líderes do templo; entregarei Jacó à destruição e Israel ao desprezo”.</w:t>
       </w:r>
     </w:p>
     <w:p>
@@ -19382,7 +19382,7 @@
         <w:rPr>
           <w:lang w:val="pt_PT" w:bidi="pt_PT"/>
         </w:rPr>
-        <w:t xml:space="preserve"> Assim diz o SENHOR, que o fez e o formou desde o ventre, aquele que o sustenta: Não tema, Jacó, meu servo, Jesurum, meu escolhido.</w:t>
+        <w:t xml:space="preserve"> Assim diz o SENHOR, que fez você e o formou desde o ventre, aquele que o ajuda: Não tema, Jacó, meu servo, Jesurum, meu escolhido.</w:t>
       </w:r>
     </w:p>
     <w:p>
@@ -19403,7 +19403,7 @@
         <w:rPr>
           <w:lang w:val="pt_PT" w:bidi="pt_PT"/>
         </w:rPr>
-        <w:t xml:space="preserve"> Porque farei jorrar água sobre a terra sedenta e correntes sobre o solo seco; derramarei o meu Espírito sobre os seus descendentes e a minha bênção sobre os seus filhos.</w:t>
+        <w:t xml:space="preserve"> Porque derramarei água sobre a terra seca e rios sobre o solo árido; derramarei o meu Espírito sobre seus descendentes e minha bênção sobre seus filhos.</w:t>
       </w:r>
     </w:p>
     <w:p>
@@ -19445,7 +19445,7 @@
         <w:rPr>
           <w:lang w:val="pt_PT" w:bidi="pt_PT"/>
         </w:rPr>
-        <w:t xml:space="preserve"> Um dirá: 'Eu sou do SENHOR'; outro usará o nome de Jacó; outro ainda escreverá na mão: 'Do SENHOR', e tomará para si o nome de Israel."</w:t>
+        <w:t xml:space="preserve"> Um dirá: ‘Eu pertenço ao SENHOR’; outro usará o nome de Jacó; outro escreverá na mão: ‘Do SENHOR’, e tomará para si o nome de Israel”.</w:t>
       </w:r>
     </w:p>
     <w:p>
@@ -19466,7 +19466,7 @@
         <w:rPr>
           <w:lang w:val="pt_PT" w:bidi="pt_PT"/>
         </w:rPr>
-        <w:t xml:space="preserve"> Assim declara o SENHOR, Rei de Israel e seu redentor, o SENHOR dos Exércitos: "Eu sou o primeiro e sou o último; não existe Deus além de mim.</w:t>
+        <w:t xml:space="preserve"> Assim declara o SENHOR, Rei de Israel e seu redentor, o SENHOR dos Exércitos: “Eu sou o primeiro e sou o último; não existe Deus além de mim.</w:t>
       </w:r>
     </w:p>
     <w:p>
@@ -19487,7 +19487,7 @@
         <w:rPr>
           <w:lang w:val="pt_PT" w:bidi="pt_PT"/>
         </w:rPr>
-        <w:t xml:space="preserve"> Quem é como eu? Que proclame, que exponha e apresente diante de mim o que aconteceu desde que estabeleci o povo antigo; anunciem também o que virá, o que ainda está por acontecer.</w:t>
+        <w:t xml:space="preserve"> Quem é como eu? Que anuncie, que declare e apresente diante de mim o que aconteceu desde que formei o povo antigo. Digam também o que virá, o que ainda acontecerá.</w:t>
       </w:r>
     </w:p>
     <w:p>
@@ -19508,7 +19508,7 @@
         <w:rPr>
           <w:lang w:val="pt_PT" w:bidi="pt_PT"/>
         </w:rPr>
-        <w:t xml:space="preserve"> Não fiquem com medo nem se assustem. Não anunciei isso desde tempos antigos? Vocês são minhas testemunhas. Existe outro Deus além de mim? Não, não há outra Rocha; não conheço nenhuma".</w:t>
+        <w:t xml:space="preserve"> Não fiquem com medo nem se assustem. Não anunciei isso desde tempos antigos? Vocês são minhas testemunhas. Existe outro Deus além de mim? Não, não há outra Rocha; não conheço nenhuma”.</w:t>
       </w:r>
     </w:p>
     <w:p>
@@ -19592,7 +19592,7 @@
         <w:rPr>
           <w:lang w:val="pt_PT" w:bidi="pt_PT"/>
         </w:rPr>
-        <w:t xml:space="preserve"> O ferreiro trabalha o metal nas brasas, modela com martelos usando a força dos braços. Mas sente fome e perde as forças; fica com sede e se enfraquece.</w:t>
+        <w:t xml:space="preserve"> O ferreiro trabalha o metal nas brasas e o molda com martelos usando a força dos braços. Ele se cansa no trabalho, sente fome e perde as forças; fica com sede e desmaia.</w:t>
       </w:r>
     </w:p>
     <w:p>
@@ -19634,7 +19634,7 @@
         <w:rPr>
           <w:lang w:val="pt_PT" w:bidi="pt_PT"/>
         </w:rPr>
-        <w:t xml:space="preserve"> Ele corta cedros, ou escolhe cipreste ou carvalho entre as árvores; ou planta um pinheiro, e a chuva o faz crescer.</w:t>
+        <w:t xml:space="preserve"> Ele corta cedros, escolhe ciprestes ou carvalhos entre as árvores da floresta, ou planta uma árvore que a chuva faz crescer.</w:t>
       </w:r>
     </w:p>
     <w:p>
@@ -19676,7 +19676,7 @@
         <w:rPr>
           <w:lang w:val="pt_PT" w:bidi="pt_PT"/>
         </w:rPr>
-        <w:t xml:space="preserve"> Metade ele queima no fogo; com ela prepara alimento, assa carne e se satisfaz. Também se aquece e diz: "Agora estou aquecido; vejo o fogo!".</w:t>
+        <w:t xml:space="preserve"> Metade ele queima no fogo; com ela prepara alimento, assa carne e se satisfaz. Também se aquece e diz: “Agora estou aquecido; vejo o fogo!”.</w:t>
       </w:r>
     </w:p>
     <w:p>
@@ -19697,7 +19697,7 @@
         <w:rPr>
           <w:lang w:val="pt_PT" w:bidi="pt_PT"/>
         </w:rPr>
-        <w:t xml:space="preserve"> Do restante faz um deus, seu ídolo; se inclina, o adora e lhe faz oração: "Salve-me, pois você é meu deus".</w:t>
+        <w:t xml:space="preserve"> Do restante faz um deus, seu ídolo; se inclina, o adora e lhe faz oração: “Salve-me, pois você é meu deus”.</w:t>
       </w:r>
     </w:p>
     <w:p>
@@ -19718,7 +19718,7 @@
         <w:rPr>
           <w:lang w:val="pt_PT" w:bidi="pt_PT"/>
         </w:rPr>
-        <w:t xml:space="preserve"> Eles não sabem nem entendem, porque seus olhos estão fechados para não ver e sua mente não consegue compreender.</w:t>
+        <w:t xml:space="preserve"> Eles não sabem nem entendem, porque seus olhos foram fechados para que não vejam, e sua mente não consegue compreender.</w:t>
       </w:r>
     </w:p>
     <w:p>
@@ -19739,7 +19739,7 @@
         <w:rPr>
           <w:lang w:val="pt_PT" w:bidi="pt_PT"/>
         </w:rPr>
-        <w:t xml:space="preserve"> Ninguém reflete, nem tem discernimento para dizer: "Usei parte para queimar, assei pão nas brasas, preparei carne e comi; e com o que sobrou faria algo abominável? Eu me curvaria diante de madeira?".</w:t>
+        <w:t xml:space="preserve"> Ninguém reflete, nem tem discernimento para dizer: “Usei parte para queimar, assei pão nas brasas, preparei carne e comi; e com o que sobrou faria algo abominável? Eu me curvaria diante de madeira?”.</w:t>
       </w:r>
     </w:p>
     <w:p>
@@ -19760,7 +19760,7 @@
         <w:rPr>
           <w:lang w:val="pt_PT" w:bidi="pt_PT"/>
         </w:rPr>
-        <w:t xml:space="preserve"> Alimenta-se de cinzas; um coração enganado o desvia. Ele não pode livrar a si mesmo, nem dizer: "Não é mentira o que tenho na mão?".</w:t>
+        <w:t xml:space="preserve"> Ele se alimenta de cinzas; um coração enganado o desvia. Ele não consegue salvar a si mesmo nem dizer: “O que tenho na mão não é uma mentira?”.</w:t>
       </w:r>
     </w:p>
     <w:p>
@@ -19781,7 +19781,7 @@
         <w:rPr>
           <w:lang w:val="pt_PT" w:bidi="pt_PT"/>
         </w:rPr>
-        <w:t xml:space="preserve"> "Lembre-se disso, Jacó, pois você é meu servo, Israel. Eu o formei; você pertence a mim; Israel, não me esquecerei de você.</w:t>
+        <w:t xml:space="preserve"> "Lembre-se disso, Jacó, pois você é meu servo, Israel. Eu formei você; você pertence a mim. Israel, nunca me esquecerei de você.</w:t>
       </w:r>
     </w:p>
     <w:p>
@@ -19802,7 +19802,7 @@
         <w:rPr>
           <w:lang w:val="pt_PT" w:bidi="pt_PT"/>
         </w:rPr>
-        <w:t xml:space="preserve"> Apaguei suas transgressões como nuvem, e seus pecados como neblina que se desfaz. Volte para mim, pois eu o resgatei".</w:t>
+        <w:t xml:space="preserve"> Apaguei suas transgressões como uma nuvem, e seus pecados como neblina que desaparece. Volte para mim, pois eu resgatei você”.</w:t>
       </w:r>
     </w:p>
     <w:p>
@@ -19844,7 +19844,7 @@
         <w:rPr>
           <w:lang w:val="pt_PT" w:bidi="pt_PT"/>
         </w:rPr>
-        <w:t xml:space="preserve"> Assim diz o SENHOR, seu redentor, aquele que o formou desde o ventre: "Eu sou o SENHOR, criador de tudo, que sozinho estendeu os céus e estabeleceu a terra sem ajuda,</w:t>
+        <w:t xml:space="preserve"> Assim diz o SENHOR, seu redentor, aquele que o formou desde o ventre: “Eu sou o SENHOR, criador de tudo, aquele que sozinho estendeu os céus e firmou a terra por si mesmo,</w:t>
       </w:r>
     </w:p>
     <w:p>
@@ -19865,7 +19865,7 @@
         <w:rPr>
           <w:lang w:val="pt_PT" w:bidi="pt_PT"/>
         </w:rPr>
-        <w:t xml:space="preserve"> que frustra os sinais dos adivinhos e torna insensatos os prognosticadores, que faz recuar os sábios e transforma seu saber em insensatez,</w:t>
+        <w:t xml:space="preserve"> que frustra os sinais dos falsos profetas e torna insensatos os adivinhos; que confunde os sábios e transforma seu conhecimento em tolice,</w:t>
       </w:r>
     </w:p>
     <w:p>
@@ -19886,7 +19886,7 @@
         <w:rPr>
           <w:lang w:val="pt_PT" w:bidi="pt_PT"/>
         </w:rPr>
-        <w:t xml:space="preserve"> que confirma a palavra de seus servos e cumpre o anúncio de seus mensageiros, que diz sobre Jerusalém: 'Voltará a ser habitada', e sobre as cidades de Judá: 'Serão reconstruídas', e quanto às suas ruínas: 'Eu as restaurarei',</w:t>
+        <w:t xml:space="preserve"> que confirma a palavra de seus servos e cumpre o anúncio de seus mensageiros, que diz sobre Jerusalém: ‘Voltará a ser habitada’, e sobre as cidades de Judá: ‘Serão reconstruídas’, e quanto às suas ruínas: ‘Eu as restaurarei’,</w:t>
       </w:r>
     </w:p>
     <w:p>
@@ -19907,7 +19907,7 @@
         <w:rPr>
           <w:lang w:val="pt_PT" w:bidi="pt_PT"/>
         </w:rPr>
-        <w:t xml:space="preserve"> que diz às profundezas: 'Sequem', e seca seus rios,</w:t>
+        <w:t xml:space="preserve"> que diz às profundezas: ‘Sequem’, e seca seus rios,</w:t>
       </w:r>
     </w:p>
     <w:p>
@@ -19928,7 +19928,7 @@
         <w:rPr>
           <w:lang w:val="pt_PT" w:bidi="pt_PT"/>
         </w:rPr>
-        <w:t xml:space="preserve"> que declara sobre Ciro: 'Ele é meu pastor e realizará tudo o que me agrada'; ele dirá a Jerusalém: 'Seja reconstruída', e ao templo: 'Seus alicerces serão colocados'".</w:t>
+        <w:t xml:space="preserve"> que declara sobre Ciro: ‘Ele é meu pastor e fará tudo o que me agrada’; ele dirá a Jerusalém: ‘Seja reconstruída’, e ao templo: ‘Seus fundamentos sejam lançados’”.</w:t>
       </w:r>
     </w:p>
     <w:p>
@@ -19965,7 +19965,7 @@
         <w:rPr>
           <w:lang w:val="pt_PT" w:bidi="pt_PT"/>
         </w:rPr>
-        <w:t xml:space="preserve"> Assim afirma o SENHOR ao seu ungido, Ciro: "Eu o seguro pela mão direita para colocar povos sob seu domínio, retirar o poder dos reis e abrir passagens diante dele, de modo que os portões não fiquem fechados.</w:t>
+        <w:t xml:space="preserve"> "Assim afirma o SENHOR ao seu ungido, Ciro: Eu seguro sua mão direita para entregar povos a você e tirar a força dos reis; abrirei portas diante de você, e os portões não ficarão fechados.</w:t>
       </w:r>
     </w:p>
     <w:p>
@@ -19986,7 +19986,7 @@
         <w:rPr>
           <w:lang w:val="pt_PT" w:bidi="pt_PT"/>
         </w:rPr>
-        <w:t xml:space="preserve"> Eu irei diante de você e aplainarei os lugares escarpados; quebrarei portas de bronze e despedaçarei trancas de ferro.</w:t>
+        <w:t xml:space="preserve"> Eu irei à sua frente, tornando o caminho plano; quebrarei as portas de bronze e despedaçarei as trancas de ferro.</w:t>
       </w:r>
     </w:p>
     <w:p>
@@ -20007,7 +20007,7 @@
         <w:rPr>
           <w:lang w:val="pt_PT" w:bidi="pt_PT"/>
         </w:rPr>
-        <w:t xml:space="preserve"> Eu lhe darei riquezas ocultas e tesouros guardados em segredo, para que você saiba que eu sou o SENHOR, o Deus de Israel, que o chama pelo nome.</w:t>
+        <w:t xml:space="preserve"> Eu lhe darei riquezas escondidas e tesouros secretos, para que você saiba que eu sou o SENHOR, o Deus de Israel, que chama você pelo nome.</w:t>
       </w:r>
     </w:p>
     <w:p>
@@ -20028,7 +20028,7 @@
         <w:rPr>
           <w:lang w:val="pt_PT" w:bidi="pt_PT"/>
         </w:rPr>
-        <w:t xml:space="preserve"> Por amor ao meu servo Jacó e ao meu escolhido Israel, eu o chamei pelo nome e lhe dei um título de honra, mesmo sem você me conhecer.</w:t>
+        <w:t xml:space="preserve"> Por amor ao meu servo Jacó e ao meu escolhido Israel, eu chamei você pelo nome e dei a você um título, embora você não me conheça.</w:t>
       </w:r>
     </w:p>
     <w:p>
@@ -20091,7 +20091,7 @@
         <w:rPr>
           <w:lang w:val="pt_PT" w:bidi="pt_PT"/>
         </w:rPr>
-        <w:t xml:space="preserve"> Eu formo a luz e crio as trevas, faço a paz e crio a calamidade; eu, o SENHOR, faço tudo isso.</w:t>
+        <w:t xml:space="preserve"> Eu formo a luz e crio as trevas; estabeleço a paz e trago a calamidade; eu, o SENHOR, faço todas essas coisas.</w:t>
       </w:r>
     </w:p>
     <w:p>
@@ -20112,7 +20112,7 @@
         <w:rPr>
           <w:lang w:val="pt_PT" w:bidi="pt_PT"/>
         </w:rPr>
-        <w:t xml:space="preserve"> "Gotejem os céus lá do alto, e as nuvens derramem justiça; abra-se a terra, produza salvação e, com ela, brote justiça; eu, o SENHOR, fiz isso.</w:t>
+        <w:t xml:space="preserve"> "Que os céus se abram, e as nuvens façam chover justiça; que a terra se abra e faça brotar salvação e, com ela, a justiça. Eu, o SENHOR, fiz isso.</w:t>
       </w:r>
     </w:p>
     <w:p>
@@ -20133,7 +20133,7 @@
         <w:rPr>
           <w:lang w:val="pt_PT" w:bidi="pt_PT"/>
         </w:rPr>
-        <w:t xml:space="preserve"> "Ai daquele que entra em disputa com o seu Criador, sendo apenas um pedaço entre pedaços de barro! Será que o barro dirá ao oleiro: 'O que você está fazendo?'. Ou a obra dirá: 'Você não tem habilidade?'.</w:t>
+        <w:t xml:space="preserve"> "Ai daquele que discute com o seu Criador, sendo apenas barro entre outros pedaços de barro! Será que o barro dirá ao oleiro: ‘O que você está fazendo?’. Ou a obra dirá: ‘Você não sabe trabalhar?’.</w:t>
       </w:r>
     </w:p>
     <w:p>
@@ -20154,7 +20154,7 @@
         <w:rPr>
           <w:lang w:val="pt_PT" w:bidi="pt_PT"/>
         </w:rPr>
-        <w:t xml:space="preserve"> Ai daquele que diz ao pai: 'Por que me gerou?', ou à mãe: 'Por que me trouxe ao mundo?'".</w:t>
+        <w:t xml:space="preserve"> Ai daquele que diz ao pai: ‘Por que me gerou?’, ou à mãe: ‘Por que me trouxe ao mundo?’”.</w:t>
       </w:r>
     </w:p>
     <w:p>
@@ -20175,7 +20175,7 @@
         <w:rPr>
           <w:lang w:val="pt_PT" w:bidi="pt_PT"/>
         </w:rPr>
-        <w:t xml:space="preserve"> Assim diz o SENHOR, o Santo de Israel, o seu Criador: "Vocês me questionam sobre o futuro? Querem me dar ordens quanto aos meus filhos e à obra das minhas mãos?</w:t>
+        <w:t xml:space="preserve"> "Assim diz o SENHOR, o Santo de Israel, seu Criador: Vocês querem me perguntar sobre o futuro dos meus filhos e dar ordens sobre a obra das minhas mãos?</w:t>
       </w:r>
     </w:p>
     <w:p>
@@ -20217,7 +20217,7 @@
         <w:rPr>
           <w:lang w:val="pt_PT" w:bidi="pt_PT"/>
         </w:rPr>
-        <w:t xml:space="preserve"> Eu levantei esse homem em justiça e endireitarei todos os seus caminhos; ele reconstruirá minha cidade e libertará meus exilados, sem pagamento nem suborno, diz o SENHOR dos Exércitos".</w:t>
+        <w:t xml:space="preserve"> Eu levantei Ciro em justiça e endireitarei seus caminhos; ele reconstruirá minha cidade e libertará meus exilados, sem exigir pagamento nem recompensa, diz o SENHOR dos Exércitos.</w:t>
       </w:r>
     </w:p>
     <w:p>
@@ -20238,7 +20238,7 @@
         <w:rPr>
           <w:lang w:val="pt_PT" w:bidi="pt_PT"/>
         </w:rPr>
-        <w:t xml:space="preserve"> Assim diz o SENHOR: "As riquezas do Egito, os produtos da Etiópia e os sabeus, homens de grande porte, virão até você; serão seus, seguirão atrás de você, em correntes; se inclinarão e dirão: 'Certamente Deus está com você, e não há outro; não existe outro Deus'".</w:t>
+        <w:t xml:space="preserve"> "Assim diz o SENHOR: As riquezas do Egito, os produtos da Etiópia e os sabeus, homens altos, virão até você; serão seus e seguirão atrás de você. Virão presos em correntes e dirão: ‘Deus está com você, e não há outro’”.</w:t>
       </w:r>
     </w:p>
     <w:p>
@@ -20259,7 +20259,7 @@
         <w:rPr>
           <w:lang w:val="pt_PT" w:bidi="pt_PT"/>
         </w:rPr>
-        <w:t xml:space="preserve"> Verdadeiramente, tu és um Deus que permanece oculto, ó Deus de Israel, Salvador.</w:t>
+        <w:t xml:space="preserve"> Verdadeiramente, tu és um Deus que se esconde, ó Deus de Israel, Salvador.</w:t>
       </w:r>
     </w:p>
     <w:p>
@@ -20322,7 +20322,7 @@
         <w:rPr>
           <w:lang w:val="pt_PT" w:bidi="pt_PT"/>
         </w:rPr>
-        <w:t xml:space="preserve"> Pois assim diz o SENHOR, que criou os céus — ele é Deus —, que formou a terra e a firmou; não a fez para ficar vazia, mas a preparou para ser habitada: "Eu sou o SENHOR, e não há outro.</w:t>
+        <w:t xml:space="preserve"> Pois assim diz o SENHOR, que criou os céus — ele é Deus —, que formou a terra e a firmou; não a criou para ser vazia, mas a formou para ser habitada: “Eu sou o SENHOR, e não há outro.</w:t>
       </w:r>
     </w:p>
     <w:p>
@@ -20343,7 +20343,7 @@
         <w:rPr>
           <w:lang w:val="pt_PT" w:bidi="pt_PT"/>
         </w:rPr>
-        <w:t xml:space="preserve"> Eu não falei em segredo, nem em algum lugar escuro da terra; não disse aos descendentes de Jacó: 'Procurem-me sem resultado'. Eu, o SENHOR, falo a verdade e anuncio o que é justo.</w:t>
+        <w:t xml:space="preserve"> Eu não falei em segredo, nem em algum lugar escuro da terra; não disse aos descendentes de Jacó: ‘Busquem-me em vão’. Eu, o SENHOR, falo a verdade e anuncio o que é correto.</w:t>
       </w:r>
     </w:p>
     <w:p>
@@ -20364,7 +20364,7 @@
         <w:rPr>
           <w:lang w:val="pt_PT" w:bidi="pt_PT"/>
         </w:rPr>
-        <w:t xml:space="preserve"> "Juntem-se e venham; aproximem-se todos vocês que escaparam das nações. Nada sabem os que carregam seus ídolos de madeira e oram a um deus que não pode salvar.</w:t>
+        <w:t xml:space="preserve"> "Reúnam-se e venham; aproximem-se todos vocês que escaparam das nações. Nada sabem aqueles que carregam seus ídolos de madeira e oram a um deus que não pode salvar.</w:t>
       </w:r>
     </w:p>
     <w:p>
@@ -20406,7 +20406,7 @@
         <w:rPr>
           <w:lang w:val="pt_PT" w:bidi="pt_PT"/>
         </w:rPr>
-        <w:t xml:space="preserve"> Voltem-se para mim e sejam salvos, todos os limites da terra; pois eu sou Deus, e não há outro.</w:t>
+        <w:t xml:space="preserve"> "Voltem-se para mim e sejam salvos, todos os limites da terra; pois eu sou Deus, e não há outro.</w:t>
       </w:r>
     </w:p>
     <w:p>
@@ -20427,7 +20427,7 @@
         <w:rPr>
           <w:lang w:val="pt_PT" w:bidi="pt_PT"/>
         </w:rPr>
-        <w:t xml:space="preserve"> Por mim mesmo fiz um juramento; da minha boca saiu uma palavra firme que não será anulada: diante de mim todo joelho se dobrará, e toda língua fará um juramento.</w:t>
+        <w:t xml:space="preserve"> Por mim mesmo fiz um juramento; minha palavra saiu e não será anulada: diante de mim todo joelho se dobrará, e toda língua reconhecerá.</w:t>
       </w:r>
     </w:p>
     <w:p>
@@ -20448,7 +20448,7 @@
         <w:rPr>
           <w:lang w:val="pt_PT" w:bidi="pt_PT"/>
         </w:rPr>
-        <w:t xml:space="preserve"> A respeito de mim se dirá: "Somente no SENHOR há justiça e força". Todos os que se irritaram contra ele virão, envergonhados.</w:t>
+        <w:t xml:space="preserve"> A meu respeito se dirá: ‘Somente no SENHOR há justiça e força’”. Todos os que se levantaram contra ele virão a ele envergonhados.</w:t>
       </w:r>
     </w:p>
     <w:p>
@@ -20506,7 +20506,7 @@
         <w:rPr>
           <w:lang w:val="pt_PT" w:bidi="pt_PT"/>
         </w:rPr>
-        <w:t xml:space="preserve"> Bel e Nebo caem, prostram-se; seus ídolos são carregados por bois que se cansam e vacilam.</w:t>
+        <w:t xml:space="preserve"> Bel e Nebo caem e se curvam; seus ídolos são colocados sobre bois cansados, que carregam essa carga pesada.</w:t>
       </w:r>
     </w:p>
     <w:p>
@@ -20527,7 +20527,7 @@
         <w:rPr>
           <w:lang w:val="pt_PT" w:bidi="pt_PT"/>
         </w:rPr>
-        <w:t xml:space="preserve"> Os deuses e seus carregadores se curvam juntos; não há quem possa salvá-los — ambos serão levados cativos.</w:t>
+        <w:t xml:space="preserve"> Eles se curvam e caem juntos; seus ídolos são levados embora. Não conseguem salvar ninguém e também são levados para o cativeiro.</w:t>
       </w:r>
     </w:p>
     <w:p>
@@ -20569,7 +20569,7 @@
         <w:rPr>
           <w:lang w:val="pt_PT" w:bidi="pt_PT"/>
         </w:rPr>
-        <w:t xml:space="preserve"> Mesmo quando envelhecerem e seus cabelos ficarem brancos, continuarei a protegê-los. Fui eu quem os criou, os carregarei e os libertarei.</w:t>
+        <w:t xml:space="preserve"> Mesmo quando vocês envelhecerem e seus cabelos ficarem brancos, eu continuarei com vocês. Eu os criei e vou carregá-los; eu os sustentarei e os libertarei.</w:t>
       </w:r>
     </w:p>
     <w:p>
@@ -20611,7 +20611,7 @@
         <w:rPr>
           <w:lang w:val="pt_PT" w:bidi="pt_PT"/>
         </w:rPr>
-        <w:t xml:space="preserve"> Alguns juntam ouro e prata, contratam um artesão para fazer uma imagem de deus, e depois a adoram.</w:t>
+        <w:t xml:space="preserve"> Alguns tiram ouro e prata de suas bolsas, pagam um artesão para fazer um ídolo e depois se curvam diante dele.</w:t>
       </w:r>
     </w:p>
     <w:p>
@@ -20632,7 +20632,7 @@
         <w:rPr>
           <w:lang w:val="pt_PT" w:bidi="pt_PT"/>
         </w:rPr>
-        <w:t xml:space="preserve"> Carregam-na nos ombros e a colocam num lugar fixo; lá ela permanece imóvel. Invocá-la é inútil; não responde e não pode salvar ninguém de seus problemas.</w:t>
+        <w:t xml:space="preserve"> Carregam o ídolo nos ombros e o colocam num lugar fixo; ele fica ali sem se mover. Eles clamam a ele, mas ele não responde nem consegue salvar ninguém da dificuldade.</w:t>
       </w:r>
     </w:p>
     <w:p>
@@ -20695,7 +20695,7 @@
         <w:rPr>
           <w:lang w:val="pt_PT" w:bidi="pt_PT"/>
         </w:rPr>
-        <w:t xml:space="preserve"> Desde o princípio revelei o que aconteceria; meus planos estão firmes, e tudo será cumprido.</w:t>
+        <w:t xml:space="preserve"> Desde o começo anuncio o que vai acontecer; desde tempos antigos revelo meus planos, e eles se cumprirão.</w:t>
       </w:r>
     </w:p>
     <w:p>
@@ -20716,7 +20716,7 @@
         <w:rPr>
           <w:lang w:val="pt_PT" w:bidi="pt_PT"/>
         </w:rPr>
-        <w:t xml:space="preserve"> Do Oriente farei vir um mensageiro veloz, de uma terra distante, para cumprir meu propósito. O que anunciei acontecerá; meus planos se cumprirão.</w:t>
+        <w:t xml:space="preserve"> Do Oriente chamarei alguém para cumprir meu propósito; de uma terra distante virá aquele que realizará meus planos. O que anunciei acontecerá; meus planos se cumprirão.</w:t>
       </w:r>
     </w:p>
     <w:p>
@@ -20758,7 +20758,7 @@
         <w:rPr>
           <w:lang w:val="pt_PT" w:bidi="pt_PT"/>
         </w:rPr>
-        <w:t xml:space="preserve"> Minha salvação se aproxima; não ficará distante nem tardará. Eu libertarei Sião e manifestarei minha glória em Israel".</w:t>
+        <w:t xml:space="preserve"> Minha salvação está perto; não está longe. Eu trarei salvação a Sião e mostrarei minha glória em Israel”.</w:t>
       </w:r>
     </w:p>
     <w:p>
@@ -20795,7 +20795,7 @@
         <w:rPr>
           <w:lang w:val="pt_PT" w:bidi="pt_PT"/>
         </w:rPr>
-        <w:t xml:space="preserve"> "Desça do seu trono e sente-se no pó, virgem Babilônia, filha da grande cidade. Sente-se no chão, sem glória, sem trono; você não será mais chamada delicada e mimosa.</w:t>
+        <w:t xml:space="preserve"> "Desça do seu trono e sente-se no pó, ó virgem, filha da Babilônia. Sente-se no chão, sem trono, cidade dos caldeus. Você não será mais chamada delicada e elegante.</w:t>
       </w:r>
     </w:p>
     <w:p>
@@ -20816,7 +20816,7 @@
         <w:rPr>
           <w:lang w:val="pt_PT" w:bidi="pt_PT"/>
         </w:rPr>
-        <w:t xml:space="preserve"> Pegue as pedras do moinho e transforme o trigo em farinha. Tire o véu e a capa que a cobrem, levante a saia e atravesse os rios; mostre sua nudez e vergonha.</w:t>
+        <w:t xml:space="preserve"> Pegue as pedras do moinho e moa a farinha. Tire o véu, levante a roupa e atravesse os rios; mostre sua vergonha e sua nudez.</w:t>
       </w:r>
     </w:p>
     <w:p>
@@ -20837,7 +20837,7 @@
         <w:rPr>
           <w:lang w:val="pt_PT" w:bidi="pt_PT"/>
         </w:rPr>
-        <w:t xml:space="preserve"> Sua nudez será vista, e sua vergonha ficará exposta. Vou puni-la, e ninguém a livrará."</w:t>
+        <w:t xml:space="preserve"> Sua nudez será descoberta, e sua vergonha ficará exposta. Eu farei justiça contra você, e ninguém poderá livrá-la”.</w:t>
       </w:r>
     </w:p>
     <w:p>
@@ -20858,7 +20858,7 @@
         <w:rPr>
           <w:lang w:val="pt_PT" w:bidi="pt_PT"/>
         </w:rPr>
-        <w:t xml:space="preserve"> Nosso Redentor, o SENHOR dos Exércitos, é o Santo de Israel.</w:t>
+        <w:t xml:space="preserve"> Nosso Redentor é o SENHOR dos Exércitos; o Santo de Israel é o seu nome.</w:t>
       </w:r>
     </w:p>
     <w:p>
@@ -20900,7 +20900,7 @@
         <w:rPr>
           <w:lang w:val="pt_PT" w:bidi="pt_PT"/>
         </w:rPr>
-        <w:t xml:space="preserve"> Eu estava irado com o meu povo, o meu povo escolhido, e o entreguei em suas mãos. Mas você não teve compaixão, e até os idosos carregaram um peso cruel.</w:t>
+        <w:t xml:space="preserve"> Eu estava irado com meu povo e o entreguei em suas mãos. Mas você não teve misericórdia; colocou sobre os idosos um jugo muito pesado.</w:t>
       </w:r>
     </w:p>
     <w:p>
@@ -20921,7 +20921,7 @@
         <w:rPr>
           <w:lang w:val="pt_PT" w:bidi="pt_PT"/>
         </w:rPr>
-        <w:t xml:space="preserve"> Você dizia consigo mesma: 'Serei eternamente rainha!', mas não considerou o fim disso.</w:t>
+        <w:t xml:space="preserve"> Você dizia: ‘Serei rainha para sempre!’, mas não pensou no que aconteceria no fim.</w:t>
       </w:r>
     </w:p>
     <w:p>
@@ -20942,7 +20942,7 @@
         <w:rPr>
           <w:lang w:val="pt_PT" w:bidi="pt_PT"/>
         </w:rPr>
-        <w:t xml:space="preserve"> Escute, mulher arrogante, que vive segura e despreocupada, e diz: 'Sou única; não há outra como eu. Nunca ficarei viúva, nem perderei meus filhos'.</w:t>
+        <w:t xml:space="preserve"> Escute agora, mulher arrogante, que vive segura e pensa: ‘Eu sou a única; não há outra como eu. Nunca ficarei viúva nem perderei meus filhos’.</w:t>
       </w:r>
     </w:p>
     <w:p>
@@ -20963,7 +20963,7 @@
         <w:rPr>
           <w:lang w:val="pt_PT" w:bidi="pt_PT"/>
         </w:rPr>
-        <w:t xml:space="preserve"> Mas estas duas coisas acontecerão de repente, no mesmo dia: você ficará viúva e perderá os filhos. Elas cairão sobre você com todo o peso, apesar de toda a sua feitiçaria e palavras de poder.</w:t>
+        <w:t xml:space="preserve"> Mas essas duas coisas virão de repente, no mesmo dia: você perderá seus filhos e ficará viúva. Isso acontecerá apesar de todos os seus muitos feitiços e encantamentos.</w:t>
       </w:r>
     </w:p>
     <w:p>
@@ -20984,7 +20984,7 @@
         <w:rPr>
           <w:lang w:val="pt_PT" w:bidi="pt_PT"/>
         </w:rPr>
-        <w:t xml:space="preserve"> Você confiou na própria maldade e pensou: 'Ninguém me vê'. Seu saber e sua astúcia a enganaram, quando dizia: 'Sou a única; não há ninguém como eu'.</w:t>
+        <w:t xml:space="preserve"> Você confiou na sua maldade e pensou: ‘Ninguém me vê’. Sua sabedoria e seu conhecimento enganaram você quando dizia: ‘Sou a única; não há ninguém como eu’.</w:t>
       </w:r>
     </w:p>
     <w:p>
@@ -21026,7 +21026,7 @@
         <w:rPr>
           <w:lang w:val="pt_PT" w:bidi="pt_PT"/>
         </w:rPr>
-        <w:t xml:space="preserve"> Continue com seus feitiços e encantamentos, praticados desde a juventude; talvez assustem alguém, talvez causem algum efeito.</w:t>
+        <w:t xml:space="preserve"> Continue com seus encantamentos e feitiços, que você pratica desde a juventude; talvez eles consigam ajudá-la, talvez consigam assustar seus inimigos.</w:t>
       </w:r>
     </w:p>
     <w:p>
@@ -21047,7 +21047,7 @@
         <w:rPr>
           <w:lang w:val="pt_PT" w:bidi="pt_PT"/>
         </w:rPr>
-        <w:t xml:space="preserve"> Você tem conselheiros, observadores dos céus, os que examinam as estrelas e anunciam mês a mês, mas nenhum deles poderá salvá-la do que virá.</w:t>
+        <w:t xml:space="preserve"> Você tem muitos conselheiros: os que observam os céus, estudam as estrelas e anunciam o futuro mês após mês. Mas nenhum deles poderá salvá-la do que virá.</w:t>
       </w:r>
     </w:p>
     <w:p>
@@ -21068,7 +21068,7 @@
         <w:rPr>
           <w:lang w:val="pt_PT" w:bidi="pt_PT"/>
         </w:rPr>
-        <w:t xml:space="preserve"> Eles se tornam como palha; o fogo os consome. Não poderão livrar a si mesmos do poder da chama. Não haverá brasa para aquecer, nem fogo para que alguém se sente diante dele.</w:t>
+        <w:t xml:space="preserve"> Eles serão como palha, e o fogo os queimará. Não poderão salvar a própria vida das chamas. Esse fogo não será como uma brasa para aquecer nem como um fogo para se sentar perto dele.</w:t>
       </w:r>
     </w:p>
     <w:p>
@@ -21089,7 +21089,7 @@
         <w:rPr>
           <w:lang w:val="pt_PT" w:bidi="pt_PT"/>
         </w:rPr>
-        <w:t xml:space="preserve"> Seus parceiros e aliados, com quem negociou desde jovem, seguirão cada um o seu próprio caminho, e ninguém poderá salvá-la, Babilônia."</w:t>
+        <w:t xml:space="preserve"> Assim serão aqueles com quem você negociou desde a juventude; cada um seguirá seu próprio caminho. Ninguém poderá salvá-la, Babilônia”.</w:t>
       </w:r>
     </w:p>
     <w:p>
@@ -21126,7 +21126,7 @@
         <w:rPr>
           <w:lang w:val="pt_PT" w:bidi="pt_PT"/>
         </w:rPr>
-        <w:t xml:space="preserve"> "Escute isto, povo de Jacó, vocês que são conhecidos pelo nome de Israel e vêm da descendência de Judá; vocês que fazem juramentos pelo nome do SENHOR e mencionam o Deus de Israel, mas sem verdade nem retidão.</w:t>
+        <w:t xml:space="preserve"> "Escutem isto, povo de Jacó, vocês que são chamados pelo nome de Israel e vêm da descendência de Judá. Vocês juram pelo nome do SENHOR e falam do Deus de Israel, mas não com sinceridade nem com justiça.</w:t>
       </w:r>
     </w:p>
     <w:p>
@@ -21210,7 +21210,7 @@
         <w:rPr>
           <w:lang w:val="pt_PT" w:bidi="pt_PT"/>
         </w:rPr>
-        <w:t xml:space="preserve"> Por isso, declarei tudo antes que acontecesse; avisei com antecedência, para que vocês não dissessem: 'Foi o meu ídolo que fez isso; minha imagem esculpida decidiu assim'.</w:t>
+        <w:t xml:space="preserve"> Por isso anunciei tudo antes que acontecesse; avisei vocês com antecedência, para que não dissessem: ‘Foi o meu ídolo que fez isso; foi a minha imagem que ordenou assim’.</w:t>
       </w:r>
     </w:p>
     <w:p>
@@ -21231,7 +21231,7 @@
         <w:rPr>
           <w:lang w:val="pt_PT" w:bidi="pt_PT"/>
         </w:rPr>
-        <w:t xml:space="preserve"> Vocês ouviram e viram tudo isso. E vocês, não anunciarão? Agora eu anuncio coisas novas, realidades escondidas que vocês não conheciam.</w:t>
+        <w:t xml:space="preserve"> Vocês ouviram e viram tudo isso. Não vão admitir isso? Agora anuncio coisas novas, coisas que estavam escondidas e que vocês ainda não conheciam.</w:t>
       </w:r>
     </w:p>
     <w:p>
@@ -21252,7 +21252,7 @@
         <w:rPr>
           <w:lang w:val="pt_PT" w:bidi="pt_PT"/>
         </w:rPr>
-        <w:t xml:space="preserve"> Elas surgem neste momento, não no passado; antes disso, vocês não tinham ouvido falar delas, para que não digam: 'Eu já sabia'.</w:t>
+        <w:t xml:space="preserve"> Elas foram criadas neste momento, não no passado; antes disso, vocês não tinham ouvido falar delas, para que não digam: ‘Eu já sabia’.</w:t>
       </w:r>
     </w:p>
     <w:p>
@@ -21273,7 +21273,7 @@
         <w:rPr>
           <w:lang w:val="pt_PT" w:bidi="pt_PT"/>
         </w:rPr>
-        <w:t xml:space="preserve"> Vocês nunca entenderam nem deram atenção; seus ouvidos estavam fechados desde muito tempo. Eu sabia que vocês seriam desleais; desde o nascimento são chamados rebeldes.</w:t>
+        <w:t xml:space="preserve"> Vocês nunca entenderam nem deram atenção; seus ouvidos estavam fechados há muito tempo. Eu sabia que vocês seriam infiéis; desde o começo vocês foram chamados de rebeldes.</w:t>
       </w:r>
     </w:p>
     <w:p>
@@ -21315,7 +21315,7 @@
         <w:rPr>
           <w:lang w:val="pt_PT" w:bidi="pt_PT"/>
         </w:rPr>
-        <w:t xml:space="preserve"> Eu os refinei, mas não como a prata; eu os provei na fornalha da aflição.</w:t>
+        <w:t xml:space="preserve"> Eu purifiquei vocês, mas não como a prata é purificada; provei vocês na fornalha da aflição.</w:t>
       </w:r>
     </w:p>
     <w:p>
@@ -21378,7 +21378,7 @@
         <w:rPr>
           <w:lang w:val="pt_PT" w:bidi="pt_PT"/>
         </w:rPr>
-        <w:t xml:space="preserve"> Minha mão firmou os alicerces da terra, e minha mão direita estendeu os céus; quando eu os chamo, todos comparecem."</w:t>
+        <w:t xml:space="preserve"> Minha mão firmou os alicerces da terra, e minha mão direita estendeu os céus; quando eu os chamo, todos comparecem.”</w:t>
       </w:r>
     </w:p>
     <w:p>
@@ -21399,7 +21399,7 @@
         <w:rPr>
           <w:lang w:val="pt_PT" w:bidi="pt_PT"/>
         </w:rPr>
-        <w:t xml:space="preserve"> Reúnam-se todos e ouçam: quem entre eles anunciou estas coisas? O SENHOR o ama; ele cumprirá sua vontade contra a Babilônia, e seu braço se levantará contra os caldeus.</w:t>
+        <w:t xml:space="preserve"> Reúnam-se todos e ouçam: qual deles anunciou essas coisas? O SENHOR ama aquele que cumprirá sua vontade contra a Babilônia; seu braço derrotará os babilônios.</w:t>
       </w:r>
     </w:p>
     <w:p>
@@ -21420,7 +21420,7 @@
         <w:rPr>
           <w:lang w:val="pt_PT" w:bidi="pt_PT"/>
         </w:rPr>
-        <w:t xml:space="preserve"> "Eu mesmo falei; eu o convoquei e o conduzi, e ele terá êxito na sua missão.</w:t>
+        <w:t xml:space="preserve"> "Eu mesmo falei; eu chamei Ciro e o enviei. Ele terá sucesso naquilo que fará.</w:t>
       </w:r>
     </w:p>
     <w:p>
@@ -21441,7 +21441,7 @@
         <w:rPr>
           <w:lang w:val="pt_PT" w:bidi="pt_PT"/>
         </w:rPr>
-        <w:t xml:space="preserve"> Aproximem-se de mim e ouçam isto: desde o princípio não falei em segredo; desde o momento em que acontece, ali estou". Agora, o SENHOR Deus me enviou, e o seu Espírito, para dizer:</w:t>
+        <w:t xml:space="preserve"> Aproximem-se de mim e ouçam isto: desde o começo não falei em segredo. Desde o momento em que isso começou, eu estava presente”. Agora, o SENHOR Deus me enviou, junto com o seu Espírito.</w:t>
       </w:r>
     </w:p>
     <w:p>
@@ -21462,7 +21462,7 @@
         <w:rPr>
           <w:lang w:val="pt_PT" w:bidi="pt_PT"/>
         </w:rPr>
-        <w:t xml:space="preserve"> Assim diz o SENHOR, o seu Redentor, o Santo de Israel: "Eu sou o SENHOR, seu Deus, aquele que o ensina para o seu proveito e o guia pelo caminho em que deve andar.</w:t>
+        <w:t xml:space="preserve"> Assim diz o SENHOR, o seu Redentor, o Santo de Israel: “Eu sou o SENHOR, seu Deus, aquele que o ensina para o seu proveito e o guia pelo caminho em que deve andar.</w:t>
       </w:r>
     </w:p>
     <w:p>
@@ -21483,7 +21483,7 @@
         <w:rPr>
           <w:lang w:val="pt_PT" w:bidi="pt_PT"/>
         </w:rPr>
-        <w:t xml:space="preserve"> Se você tivesse dado atenção aos meus mandamentos, sua paz seria como um rio que flui, e sua justiça, como as ondas do mar.</w:t>
+        <w:t xml:space="preserve"> Se você tivesse obedecido aos meus mandamentos, sua paz seria como um rio, e sua vida justa seria como as ondas do mar.</w:t>
       </w:r>
     </w:p>
     <w:p>
@@ -21504,7 +21504,7 @@
         <w:rPr>
           <w:lang w:val="pt_PT" w:bidi="pt_PT"/>
         </w:rPr>
-        <w:t xml:space="preserve"> Seus descendentes seriam numerosos como a areia, seus filhos, incontáveis como seus grãos; seu nome não seria eliminado nem apagado diante de mim".</w:t>
+        <w:t xml:space="preserve"> Seus descendentes seriam numerosos como a areia, seus filhos, incontáveis como seus grãos; seu nome não seria eliminado nem apagado diante de mim”.</w:t>
       </w:r>
     </w:p>
     <w:p>
@@ -21525,7 +21525,7 @@
         <w:rPr>
           <w:lang w:val="pt_PT" w:bidi="pt_PT"/>
         </w:rPr>
-        <w:t xml:space="preserve"> Saiam de Babilônia, afastem-se dos caldeus! Anunciem isso com alegria, proclamem em alta voz; façam essa notícia chegar até os confins da terra: O SENHOR resgatou seu servo Jacó.</w:t>
+        <w:t xml:space="preserve"> Saiam da Babilônia! Fujam do meio dos babilônios! Anunciem isto com alegria, proclamem em alta voz e façam esta notícia chegar até os confins da terra: O SENHOR resgatou seu servo Jacó.</w:t>
       </w:r>
     </w:p>
     <w:p>
@@ -21546,7 +21546,7 @@
         <w:rPr>
           <w:lang w:val="pt_PT" w:bidi="pt_PT"/>
         </w:rPr>
-        <w:t xml:space="preserve"> Eles não tiveram sede quando ele os guiou pelo deserto; ele fez sair água da rocha para eles, abriu a rocha, e a água correu.</w:t>
+        <w:t xml:space="preserve"> Quando ele guiou seu povo pelo deserto, eles não tiveram sede. Ele fez água sair da rocha; abriu a pedra, e a água correu.</w:t>
       </w:r>
     </w:p>
     <w:p>
@@ -21567,7 +21567,7 @@
         <w:rPr>
           <w:lang w:val="pt_PT" w:bidi="pt_PT"/>
         </w:rPr>
-        <w:t xml:space="preserve"> "Para os ímpios não há paz", diz o SENHOR.</w:t>
+        <w:t xml:space="preserve"> "Para os ímpios não há paz”, diz o SENHOR.</w:t>
       </w:r>
     </w:p>
     <w:p>
@@ -21625,7 +21625,7 @@
         <w:rPr>
           <w:lang w:val="pt_PT" w:bidi="pt_PT"/>
         </w:rPr>
-        <w:t xml:space="preserve"> Ele fez da minha boca uma espada afiada; escondeu-me à sombra da sua mão. Fez de mim uma flecha polida guardada em sua aljava.</w:t>
+        <w:t xml:space="preserve"> Ele fez da minha boca uma espada afiada; escondeu-me na sombra da sua mão. Fez de mim uma flecha polida, guardada em sua aljava.</w:t>
       </w:r>
     </w:p>
     <w:p>
@@ -21646,7 +21646,7 @@
         <w:rPr>
           <w:lang w:val="pt_PT" w:bidi="pt_PT"/>
         </w:rPr>
-        <w:t xml:space="preserve"> Ele disse para mim: "Você é meu servo, Israel; por meio de você revelarei a minha glória".</w:t>
+        <w:t xml:space="preserve"> Ele disse para mim: “Você é meu servo, Israel; por meio de você mostrarei a minha glória”.</w:t>
       </w:r>
     </w:p>
     <w:p>
@@ -21667,7 +21667,7 @@
         <w:rPr>
           <w:lang w:val="pt_PT" w:bidi="pt_PT"/>
         </w:rPr>
-        <w:t xml:space="preserve"> Mas eu pensei: "Cansei-me sem resultado; usei minhas forças sem alcançar nada. Ainda assim, o meu direito está com o SENHOR, e a minha recompensa vem do meu Deus".</w:t>
+        <w:t xml:space="preserve"> Mas eu pensei: “Trabalhei em vão; gastei minhas forças sem conseguir nada. Mesmo assim, meu direito está com o SENHOR, e minha recompensa está com meu Deus”.</w:t>
       </w:r>
     </w:p>
     <w:p>
@@ -21688,7 +21688,7 @@
         <w:rPr>
           <w:lang w:val="pt_PT" w:bidi="pt_PT"/>
         </w:rPr>
-        <w:t xml:space="preserve"> Agora diz o SENHOR, que me formou desde o ventre para ser seu servo, para trazer Jacó de volta a ele e reunir Israel: eu sou honrado diante do SENHOR, e o meu Deus é a minha força.</w:t>
+        <w:t xml:space="preserve"> Agora diz o SENHOR, que me formou desde o ventre para ser seu servo, para trazer Jacó de volta ao SENHOR e reunir Israel: eu sou honrado diante do SENHOR, e o meu Deus é a minha força.</w:t>
       </w:r>
     </w:p>
     <w:p>
@@ -21709,7 +21709,7 @@
         <w:rPr>
           <w:lang w:val="pt_PT" w:bidi="pt_PT"/>
         </w:rPr>
-        <w:t xml:space="preserve"> Ele afirma: "Não é suficiente você restaurar as tribos de Jacó e trazer de volta os que restaram de Israel. Eu também farei de você uma luz para os povos, para que a minha salvação chegue até os limites da terra”.</w:t>
+        <w:t xml:space="preserve"> Ele diz: “É pouco você restaurar as tribos de Jacó e trazer de volta os sobreviventes de Israel. Eu também farei de você uma luz para os povos, para que minha salvação chegue até os confins da terra”.</w:t>
       </w:r>
     </w:p>
     <w:p>
@@ -21730,7 +21730,7 @@
         <w:rPr>
           <w:lang w:val="pt_PT" w:bidi="pt_PT"/>
         </w:rPr>
-        <w:t xml:space="preserve"> Assim declara o SENHOR, o Redentor, o Santo de Israel, ao que foi desprezado, ao rejeitado pela alma das nações, ao servo de governantes: "Reis se levantarão ao vê-lo; autoridades se inclinarão, por causa do SENHOR, que é fiel, o Santo de Israel, que o escolheu".</w:t>
+        <w:t xml:space="preserve"> Assim diz o SENHOR, o Redentor e Santo de Israel, àquele que é desprezado e rejeitado pelas nações, ao servo dos governantes: “Reis verão você e se levantarão; príncipes se curvarão diante de você, por causa do SENHOR, que é fiel, do Santo de Israel, que o escolheu”.</w:t>
       </w:r>
     </w:p>
     <w:p>
@@ -21751,7 +21751,7 @@
         <w:rPr>
           <w:lang w:val="pt_PT" w:bidi="pt_PT"/>
         </w:rPr>
-        <w:t xml:space="preserve"> Assim diz o SENHOR: "No tempo favorável eu lhe respondi, e no dia da salvação o socorri; eu o guardarei e lhe darei como aliança para o povo, para restaurar a terra e repartir as heranças devastadas,</w:t>
+        <w:t xml:space="preserve"> Assim diz o SENHOR: “No tempo favorável eu lhe respondi, e no dia da salvação eu o ajudei. Eu o protegerei e farei de você uma aliança para o povo, para restaurar a terra e repartir as heranças abandonadas,</w:t>
       </w:r>
     </w:p>
     <w:p>
@@ -21772,7 +21772,7 @@
         <w:rPr>
           <w:lang w:val="pt_PT" w:bidi="pt_PT"/>
         </w:rPr>
-        <w:t xml:space="preserve"> para dizer aos prisioneiros: 'Saiam!', e aos que vivem na escuridão: 'Venham para a luz!'. Eles se alimentarão ao longo dos caminhos e encontrarão pasto até em lugares áridos.</w:t>
+        <w:t xml:space="preserve"> para dizer aos prisioneiros: ‘Saiam!’, e aos que estão nas trevas: ‘Apareçam!’. Eles se alimentarão ao longo dos caminhos e encontrarão pasto até em lugares áridos.</w:t>
       </w:r>
     </w:p>
     <w:p>
@@ -21814,7 +21814,7 @@
         <w:rPr>
           <w:lang w:val="pt_PT" w:bidi="pt_PT"/>
         </w:rPr>
-        <w:t xml:space="preserve"> Transformarei meus montes em caminhos transitáveis e elevarei as estradas.</w:t>
+        <w:t xml:space="preserve"> Transformarei meus montes em caminhos e prepararei estradas para o meu povo.</w:t>
       </w:r>
     </w:p>
     <w:p>
@@ -21835,7 +21835,7 @@
         <w:rPr>
           <w:lang w:val="pt_PT" w:bidi="pt_PT"/>
         </w:rPr>
-        <w:t xml:space="preserve"> Vejam: estes virão de longe, uns do norte, outros do oeste, e outros da região de Sinim".</w:t>
+        <w:t xml:space="preserve"> Vejam: alguns virão de longe; outros virão do norte e do oeste, e outros da terra de Sinim”.</w:t>
       </w:r>
     </w:p>
     <w:p>
@@ -21877,7 +21877,7 @@
         <w:rPr>
           <w:lang w:val="pt_PT" w:bidi="pt_PT"/>
         </w:rPr>
-        <w:t xml:space="preserve"> Mas Sião declara: "O SENHOR me abandonou; o SENHOR se esqueceu de mim".</w:t>
+        <w:t xml:space="preserve"> Mas Sião declara: “O SENHOR me abandonou; o SENHOR se esqueceu de mim”.</w:t>
       </w:r>
     </w:p>
     <w:p>
@@ -21919,7 +21919,7 @@
         <w:rPr>
           <w:lang w:val="pt_PT" w:bidi="pt_PT"/>
         </w:rPr>
-        <w:t xml:space="preserve"> Veja: eu a gravei na palma das minhas mãos; suas muralhas estão sempre diante de mim.</w:t>
+        <w:t xml:space="preserve"> Veja: eu gravei você nas palmas das minhas mãos; suas muralhas estão sempre diante de mim.</w:t>
       </w:r>
     </w:p>
     <w:p>
@@ -21940,7 +21940,7 @@
         <w:rPr>
           <w:lang w:val="pt_PT" w:bidi="pt_PT"/>
         </w:rPr>
-        <w:t xml:space="preserve"> Seus filhos se apressam; os que a destruíram e devastaram se afastam de você.</w:t>
+        <w:t xml:space="preserve"> Seus filhos estão voltando rapidamente; aqueles que destruíram e arrasaram você irão embora.</w:t>
       </w:r>
     </w:p>
     <w:p>
@@ -21961,7 +21961,7 @@
         <w:rPr>
           <w:lang w:val="pt_PT" w:bidi="pt_PT"/>
         </w:rPr>
-        <w:t xml:space="preserve"> Levante os olhos e observe ao redor: todos se reúnem e vêm até você. Tão certo como eu vivo, diz o SENHOR, você se vestirá com eles como enfeite, como uma noiva que se adorna.</w:t>
+        <w:t xml:space="preserve"> Levante os olhos e veja ao redor: todos eles estão chegando. Tão certo como eu vivo”, diz o SENHOR, “você os usará como enfeite, como uma noiva que coloca seus adornos.</w:t>
       </w:r>
     </w:p>
     <w:p>
@@ -22003,7 +22003,7 @@
         <w:rPr>
           <w:lang w:val="pt_PT" w:bidi="pt_PT"/>
         </w:rPr>
-        <w:t xml:space="preserve"> Os filhos nascidos no tempo de dor dirão: 'Este lugar é pequeno para nós; precisamos de mais espaço'.</w:t>
+        <w:t xml:space="preserve"> Os filhos nascidos no tempo de dor dirão: ‘Este lugar é pequeno para nós; precisamos de mais espaço’.</w:t>
       </w:r>
     </w:p>
     <w:p>
@@ -22024,7 +22024,7 @@
         <w:rPr>
           <w:lang w:val="pt_PT" w:bidi="pt_PT"/>
         </w:rPr>
-        <w:t xml:space="preserve"> Então você dirá para si mesma: 'Quem me deu esses filhos? Eu estava sem filhos, sozinha e rejeitada. De onde vieram todos estes?'".</w:t>
+        <w:t xml:space="preserve"> Então você dirá para si mesma: ‘Quem me deu esses filhos? Eu estava sem filhos, sozinha e rejeitada. De onde vieram todos estes?’”.</w:t>
       </w:r>
     </w:p>
     <w:p>
@@ -22045,7 +22045,7 @@
         <w:rPr>
           <w:lang w:val="pt_PT" w:bidi="pt_PT"/>
         </w:rPr>
-        <w:t xml:space="preserve"> Assim diz o SENHOR Deus: "Levantarei a mão em direção às nações e erguerei um sinal para os povos; eles trarão seus filhos nos braços e suas filhas sobre os ombros.</w:t>
+        <w:t xml:space="preserve"> Assim diz o SENHOR Deus: “Levantarei minha mão em direção às nações e farei um sinal aos povos; eles trarão seus filhos nos braços e suas filhas sobre os ombros.</w:t>
       </w:r>
     </w:p>
     <w:p>
@@ -22066,7 +22066,7 @@
         <w:rPr>
           <w:lang w:val="pt_PT" w:bidi="pt_PT"/>
         </w:rPr>
-        <w:t xml:space="preserve"> Reis cuidarão de você, e rainhas serão suas servas. Eles se inclinarão diante de você com o rosto em terra. Então você saberá que eu sou o SENHOR; os que esperam em mim não serão decepcionados".</w:t>
+        <w:t xml:space="preserve"> Reis cuidarão de você, e rainhas serão suas servas. Eles se inclinarão diante de você com o rosto em terra. Então você saberá que eu sou o SENHOR; os que esperam em mim não serão decepcionados”.</w:t>
       </w:r>
     </w:p>
     <w:p>
@@ -22087,7 +22087,7 @@
         <w:rPr>
           <w:lang w:val="pt_PT" w:bidi="pt_PT"/>
         </w:rPr>
-        <w:t xml:space="preserve"> Será que alguém pode tomar o despojo de um guerreiro ou libertar os cativos de um tirano?</w:t>
+        <w:t xml:space="preserve"> Será que alguém pode tirar os prisioneiros de um guerreiro forte ou libertar os cativos de um tirano?</w:t>
       </w:r>
     </w:p>
     <w:p>
@@ -22108,7 +22108,7 @@
         <w:rPr>
           <w:lang w:val="pt_PT" w:bidi="pt_PT"/>
         </w:rPr>
-        <w:t xml:space="preserve"> Assim diz o SENHOR: "Sim, os cativos serão tirados do forte, e o despojo será arrancado do violento. Eu lutarei contra quem luta contra você e salvarei seus filhos.</w:t>
+        <w:t xml:space="preserve"> Assim diz o SENHOR: “Sim, os cativos serão tirados do forte, e o despojo será arrancado do violento. Eu lutarei contra quem luta contra você e salvarei seus filhos.</w:t>
       </w:r>
     </w:p>
     <w:p>
@@ -22129,7 +22129,7 @@
         <w:rPr>
           <w:lang w:val="pt_PT" w:bidi="pt_PT"/>
         </w:rPr>
-        <w:t xml:space="preserve"> Farei seus opressores consumirem a própria carne e se embriagarem com o próprio sangue. Então todos saberão que eu, o SENHOR, sou o seu Salvador, o seu Redentor, o Poderoso de Jacó".</w:t>
+        <w:t xml:space="preserve"> Farei seus opressores destruírem uns aos outros e ficarem como se estivessem bêbados com seu próprio sangue. Então todos saberão que eu sou o SENHOR, seu Salvador, o Redentor, o Poderoso de Jacó”.</w:t>
       </w:r>
     </w:p>
     <w:p>
@@ -22166,7 +22166,7 @@
         <w:rPr>
           <w:lang w:val="pt_PT" w:bidi="pt_PT"/>
         </w:rPr>
-        <w:t xml:space="preserve"> Assim fala o SENHOR: "Será que eu entreguei vocês a algum credor? Ou existe um documento de separação que comprove que despedi a mãe de vocês? Não; vocês foram vendidos por causa das próprias culpas, e por causa das suas rebeldias a mãe foi afastada.</w:t>
+        <w:t xml:space="preserve"> Assim fala o SENHOR: “Será que eu entreguei vocês a algum credor? Ou existe um documento de separação que comprove que despedi a mãe de vocês? Não; vocês foram vendidos por causa das próprias culpas, e por causa das suas rebeldias a mãe foi afastada.</w:t>
       </w:r>
     </w:p>
     <w:p>
@@ -22208,7 +22208,7 @@
         <w:rPr>
           <w:lang w:val="pt_PT" w:bidi="pt_PT"/>
         </w:rPr>
-        <w:t xml:space="preserve"> Cubro o céu com escuridão e o visto como quem está de luto".</w:t>
+        <w:t xml:space="preserve"> Cubro o céu com escuridão e o visto como quem está de luto”.</w:t>
       </w:r>
     </w:p>
     <w:p>
@@ -22229,7 +22229,7 @@
         <w:rPr>
           <w:lang w:val="pt_PT" w:bidi="pt_PT"/>
         </w:rPr>
-        <w:t xml:space="preserve"> O SENHOR Deus me deu língua de discípulo, para que eu saiba sustentar o cansado com a palavra certa. Todas as manhãs ele me desperta, abre meu ouvido para que eu escute como quem aprende.</w:t>
+        <w:t xml:space="preserve"> O SENHOR Deus me deu uma língua instruída, para que eu saiba sustentar o cansado com a palavra certa. Todas as manhãs ele me desperta e abre meus ouvidos para que eu ouça como quem aprende.</w:t>
       </w:r>
     </w:p>
     <w:p>
@@ -22271,7 +22271,7 @@
         <w:rPr>
           <w:lang w:val="pt_PT" w:bidi="pt_PT"/>
         </w:rPr>
-        <w:t xml:space="preserve"> Entreguei minhas costas aos que me feriam e minhas faces aos que arrancavam minha barba; não escondi o rosto das humilhações nem da saliva lançada contra mim.</w:t>
+        <w:t xml:space="preserve"> Entreguei minhas costas aos que me feriam e minhas faces aos que arrancavam minha barba; não escondi o rosto das humilhações nem dos cuspes.</w:t>
       </w:r>
     </w:p>
     <w:p>
@@ -22292,7 +22292,7 @@
         <w:rPr>
           <w:lang w:val="pt_PT" w:bidi="pt_PT"/>
         </w:rPr>
-        <w:t xml:space="preserve"> Mas o SENHOR Deus me auxilia, por isso não serei envergonhado; por isso tornei firme o meu rosto como pedra muito dura, e sei que não ficarei decepcionado.</w:t>
+        <w:t xml:space="preserve"> Mas o SENHOR Deus me auxilia; por isso não serei envergonhado. Tornei meu rosto firme como pedra e sei que não ficarei decepcionado.</w:t>
       </w:r>
     </w:p>
     <w:p>
@@ -22313,7 +22313,7 @@
         <w:rPr>
           <w:lang w:val="pt_PT" w:bidi="pt_PT"/>
         </w:rPr>
-        <w:t xml:space="preserve"> Perto está aquele que me justifica; quem contenderá comigo? Compareçamos juntos! Quem é meu adversário? Que se aproxime!</w:t>
+        <w:t xml:space="preserve"> Perto está aquele que me justifica. Quem pode me acusar? Compareçamos juntos! Quem é meu adversário? Que se aproxime!</w:t>
       </w:r>
     </w:p>
     <w:p>
@@ -22334,7 +22334,7 @@
         <w:rPr>
           <w:lang w:val="pt_PT" w:bidi="pt_PT"/>
         </w:rPr>
-        <w:t xml:space="preserve"> O SENHOR Deus me ajuda; quem poderá me declarar culpado? Todos eles se gastarão como roupa velha; a traça os consumirá.</w:t>
+        <w:t xml:space="preserve"> O SENHOR Deus me ajuda; quem poderá me declarar culpado? Todos eles se desgastarão como roupa velha; a traça os consumirá.</w:t>
       </w:r>
     </w:p>
     <w:p>
@@ -22376,7 +22376,7 @@
         <w:rPr>
           <w:lang w:val="pt_PT" w:bidi="pt_PT"/>
         </w:rPr>
-        <w:t xml:space="preserve"> Mas vocês, que acendem fogo e se cercam de tochas acesas, andem na luz do seu fogo e nas chamas que acenderam. Isto lhes vem da minha mão: vocês se deitarão em tormento.</w:t>
+        <w:t xml:space="preserve"> Mas vocês, que acendem fogo e se cercam de tochas, sigam a luz que produziram e as chamas que acenderam. Isto lhes vem da minha mão: vocês se deitarão em sofrimento.</w:t>
       </w:r>
     </w:p>
     <w:p>
@@ -22434,7 +22434,7 @@
         <w:rPr>
           <w:lang w:val="pt_PT" w:bidi="pt_PT"/>
         </w:rPr>
-        <w:t xml:space="preserve"> Pensem no seu antepassado Abraão e em Sara, que os deu à luz. Quando o chamei, ele era apenas um homem, mas eu o abençoei e o multipliquei grandemente."</w:t>
+        <w:t xml:space="preserve"> Pensem em Abraão, seu antepassado, e em Sara, de quem vocês descendem. Quando o chamei, ele estava sozinho, mas eu o abençoei e multipliquei seus descendentes”.</w:t>
       </w:r>
     </w:p>
     <w:p>
@@ -22497,7 +22497,7 @@
         <w:rPr>
           <w:lang w:val="pt_PT" w:bidi="pt_PT"/>
         </w:rPr>
-        <w:t xml:space="preserve"> Minha salvação está próxima; meu poder se manifestará. Minhas mãos trarão justiça às nações. Os povos distantes esperam por mim, depositando sua esperança no meu braço forte.</w:t>
+        <w:t xml:space="preserve"> Minha salvação está próxima; minha justiça já se manifesta. Meu braço governará os povos. As terras distantes esperam por mim e colocam sua esperança no meu braço forte.</w:t>
       </w:r>
     </w:p>
     <w:p>
@@ -22518,7 +22518,7 @@
         <w:rPr>
           <w:lang w:val="pt_PT" w:bidi="pt_PT"/>
         </w:rPr>
-        <w:t xml:space="preserve"> Olhem para o céu e a terra; os céus se dissiparão como fumaça, a terra se desgastará como roupa, e seus habitantes desaparecerão como insetos. Mas minha justiça permanecerá eternamente, e minha salvação jamais falhará.</w:t>
+        <w:t xml:space="preserve"> Olhem para o céu e para a terra; os céus desaparecerão como fumaça, a terra se gastará como roupa, e seus moradores morrerão como algo passageiro. Mas minha salvação durará para sempre, e minha justiça jamais terá fim.</w:t>
       </w:r>
     </w:p>
     <w:p>
@@ -22560,7 +22560,7 @@
         <w:rPr>
           <w:lang w:val="pt_PT" w:bidi="pt_PT"/>
         </w:rPr>
-        <w:t xml:space="preserve"> Pois eles desaparecerão como roupas comidas por traças, como lã consumida por vermes. Mas minha justiça permanecerá e minha salvação se estenderá por todas as gerações."</w:t>
+        <w:t xml:space="preserve"> Pois eles desaparecerão como roupas comidas por traças, como lã consumida por vermes. Mas minha justiça permanecerá e minha salvação se estenderá por todas as gerações”.</w:t>
       </w:r>
     </w:p>
     <w:p>
@@ -22581,7 +22581,7 @@
         <w:rPr>
           <w:lang w:val="pt_PT" w:bidi="pt_PT"/>
         </w:rPr>
-        <w:t xml:space="preserve"> Desperta, ó braço do SENHOR! Veste-te de força e ergue-te como nos tempos antigos. Não foste tu quem derrotou o monstro do mar e Raabe, símbolo do caos?</w:t>
+        <w:t xml:space="preserve"> Desperta, ó braço do SENHOR! Reveste-te de força como nos tempos antigos. Não foste tu que derrotaste Raabe, o monstro que simboliza o caos?</w:t>
       </w:r>
     </w:p>
     <w:p>
@@ -22623,7 +22623,7 @@
         <w:rPr>
           <w:lang w:val="pt_PT" w:bidi="pt_PT"/>
         </w:rPr>
-        <w:t xml:space="preserve"> Os resgatados pelo SENHOR voltarão a Sião, cantando; alegria e júbilo serão eternos, e tristeza e dor desaparecerão.</w:t>
+        <w:t xml:space="preserve"> Os resgatados pelo SENHOR voltarão e chegarão a Sião com cânticos. Uma alegria sem fim estará sobre eles; serão tomados de alegria e júbilo, e a tristeza e o gemido desaparecerão.</w:t>
       </w:r>
     </w:p>
     <w:p>
@@ -22665,7 +22665,7 @@
         <w:rPr>
           <w:lang w:val="pt_PT" w:bidi="pt_PT"/>
         </w:rPr>
-        <w:t xml:space="preserve"> Por que se esquecer do SENHOR, que os formou, estendeu os céus e firmou a terra, enquanto vivem com medo do opressor? Onde está a fúria dele agora?</w:t>
+        <w:t xml:space="preserve"> Por que se esquecer do SENHOR, que os formou, estendeu os céus e firmou a terra? Por que viver com medo constante da fúria do opressor, como se ele pudesse destruir vocês? Onde está agora a fúria dele?</w:t>
       </w:r>
     </w:p>
     <w:p>
@@ -22686,7 +22686,7 @@
         <w:rPr>
           <w:lang w:val="pt_PT" w:bidi="pt_PT"/>
         </w:rPr>
-        <w:t xml:space="preserve"> Os cativos serão libertados, não morrerão na prisão, nem lhes faltará alimento.</w:t>
+        <w:t xml:space="preserve"> Em breve os cativos serão libertados; não morrerão na prisão, nem lhes faltará pão.</w:t>
       </w:r>
     </w:p>
     <w:p>
@@ -22728,7 +22728,7 @@
         <w:rPr>
           <w:lang w:val="pt_PT" w:bidi="pt_PT"/>
         </w:rPr>
-        <w:t xml:space="preserve"> Entreguei minhas palavras a vocês e os protegi sob a sombra da minha mão. Eu que estendi os céus e firmei a terra digo a Sião: 'Vocês são meu povo'".</w:t>
+        <w:t xml:space="preserve"> Coloquei minhas palavras em sua boca e o protegi à sombra da minha mão. Eu, que estendi os céus e firmei a terra, digo a Sião: ‘Vocês são meu povo’”.</w:t>
       </w:r>
     </w:p>
     <w:p>
@@ -22812,7 +22812,7 @@
         <w:rPr>
           <w:lang w:val="pt_PT" w:bidi="pt_PT"/>
         </w:rPr>
-        <w:t xml:space="preserve"> Seus filhos estão caídos pelas ruas, indefesos como carneiros presos em redes, sob a ira do SENHOR e o castigo do seu Deus.</w:t>
+        <w:t xml:space="preserve"> Seus filhos estão caídos pelas esquinas das ruas, como antílopes presos numa armadilha, abatidos pela ira do SENHOR e pela repreensão do seu Deus.</w:t>
       </w:r>
     </w:p>
     <w:p>
@@ -22854,7 +22854,7 @@
         <w:rPr>
           <w:lang w:val="pt_PT" w:bidi="pt_PT"/>
         </w:rPr>
-        <w:t xml:space="preserve"> Assim declara o SENHOR, seu Deus, protetor de seu povo: "Tirei de suas mãos o cálice que a fazia cambalear; você não beberá mais desse cálice.</w:t>
+        <w:t xml:space="preserve"> Assim declara o SENHOR, seu Deus, aquele que defende o seu povo: “Tirei de suas mãos o cálice que a fazia cambalear; você nunca mais beberá desse cálice da minha ira.</w:t>
       </w:r>
     </w:p>
     <w:p>
@@ -22875,7 +22875,7 @@
         <w:rPr>
           <w:lang w:val="pt_PT" w:bidi="pt_PT"/>
         </w:rPr>
-        <w:t xml:space="preserve"> Eu o entregarei aos seus inimigos, àqueles que disseram: 'Deite-se para que possamos passar sobre você!'. E você se deitou como rua, e eles pisaram sobre suas costas".</w:t>
+        <w:t xml:space="preserve"> Eu o entregarei aos seus inimigos, àqueles que disseram: ‘Deite-se para que possamos passar sobre você!’. E você se deitou como rua, e eles pisaram sobre suas costas”.</w:t>
       </w:r>
     </w:p>
     <w:p>
@@ -22933,7 +22933,7 @@
         <w:rPr>
           <w:lang w:val="pt_PT" w:bidi="pt_PT"/>
         </w:rPr>
-        <w:t xml:space="preserve"> Levante-se do pó, ó Jerusalém! Sente-se em seu trono, ó cidade cativa. Quebrem-se as correntes em seu pescoço; liberte-se do jugo, filha de Sião.</w:t>
+        <w:t xml:space="preserve"> Levante-se do pó, ó Jerusalém, e tome seu lugar de honra. Solte as correntes do seu pescoço, ó filha de Sião, que esteve cativa.</w:t>
       </w:r>
     </w:p>
     <w:p>
@@ -22954,7 +22954,7 @@
         <w:rPr>
           <w:lang w:val="pt_PT" w:bidi="pt_PT"/>
         </w:rPr>
-        <w:t xml:space="preserve"> Pois assim declara o SENHOR: "Vocês foram vendidos sem preço, e agora serão resgatados sem pagamento".</w:t>
+        <w:t xml:space="preserve"> Pois assim declara o SENHOR: “Vocês foram vendidos sem preço, e agora serão resgatados sem pagamento”.</w:t>
       </w:r>
     </w:p>
     <w:p>
@@ -22975,7 +22975,7 @@
         <w:rPr>
           <w:lang w:val="pt_PT" w:bidi="pt_PT"/>
         </w:rPr>
-        <w:t xml:space="preserve"> O SENHOR Deus declara: "Meu povo desceu ao Egito por vontade própria, mas sofreu opressão injusta pela Assíria.</w:t>
+        <w:t xml:space="preserve"> O SENHOR Deus declara: “No passado, meu povo foi ao Egito para viver ali; depois, a Assíria o oprimiu sem motivo.</w:t>
       </w:r>
     </w:p>
     <w:p>
@@ -22996,7 +22996,7 @@
         <w:rPr>
           <w:lang w:val="pt_PT" w:bidi="pt_PT"/>
         </w:rPr>
-        <w:t xml:space="preserve"> E agora, o que vejo? Outra nação leva meu povo, sem pagar nada, e ainda despreza o meu nome continuamente.</w:t>
+        <w:t xml:space="preserve"> E agora, o que vejo?”, declara o SENHOR. “Meu povo foi levado sem motivo, seus dominadores zombam dele, e o meu nome é desprezado continuamente.</w:t>
       </w:r>
     </w:p>
     <w:p>
@@ -23017,7 +23017,7 @@
         <w:rPr>
           <w:lang w:val="pt_PT" w:bidi="pt_PT"/>
         </w:rPr>
-        <w:t xml:space="preserve"> Mas o meu povo conhecerá meu nome; naquele dia eles saberão que sou eu quem fala: 'Eis-me aqui'".</w:t>
+        <w:t xml:space="preserve"> Por isso, meu povo conhecerá meu nome; naquele dia saberá que sou eu quem fala: ‘Estou aqui!’”.</w:t>
       </w:r>
     </w:p>
     <w:p>
@@ -23038,7 +23038,7 @@
         <w:rPr>
           <w:lang w:val="pt_PT" w:bidi="pt_PT"/>
         </w:rPr>
-        <w:t xml:space="preserve"> Como são belos os pés do mensageiro que sobe aos montes trazendo boas-novas! Ele anuncia paz, proclama salvação, dizendo a Sião: "O seu Deus reina!".</w:t>
+        <w:t xml:space="preserve"> Como são belos os pés daquele que vem pelos montes trazendo boas notícias! Ele anuncia paz, proclama libertação e diz a Sião: “Seu Deus reina!”.</w:t>
       </w:r>
     </w:p>
     <w:p>
@@ -23059,7 +23059,7 @@
         <w:rPr>
           <w:lang w:val="pt_PT" w:bidi="pt_PT"/>
         </w:rPr>
-        <w:t xml:space="preserve"> Escutem o grito das suas sentinelas! Elas erguem a voz juntas e gritam de alegria, pois veem com os próprios olhos o retorno do SENHOR a Sião.</w:t>
+        <w:t xml:space="preserve"> Escutem as sentinelas! Elas levantam a voz e cantam juntas de alegria, porque veem com os próprios olhos o SENHOR voltando para Sião.</w:t>
       </w:r>
     </w:p>
     <w:p>
@@ -23080,7 +23080,7 @@
         <w:rPr>
           <w:lang w:val="pt_PT" w:bidi="pt_PT"/>
         </w:rPr>
-        <w:t xml:space="preserve"> Gritem de alegria, ó ruínas de Jerusalém! O SENHOR consolou seu povo; resgatou a cidade que parecia perdida.</w:t>
+        <w:t xml:space="preserve"> Gritem de alegria, ó ruínas de Jerusalém! O SENHOR consolou seu povo e resgatou Jerusalém.</w:t>
       </w:r>
     </w:p>
     <w:p>
@@ -23185,7 +23185,7 @@
         <w:rPr>
           <w:lang w:val="pt_PT" w:bidi="pt_PT"/>
         </w:rPr>
-        <w:t xml:space="preserve"> Muitos se espantarão ao vê-lo; seu rosto estará desfigurado, mal parecendo humano.</w:t>
+        <w:t xml:space="preserve"> Muitos ficarão espantados ao vê-lo, pois sua aparência estará tão desfigurada que mal parecerá humana.</w:t>
       </w:r>
     </w:p>
     <w:p>
@@ -23206,7 +23206,7 @@
         <w:rPr>
           <w:lang w:val="pt_PT" w:bidi="pt_PT"/>
         </w:rPr>
-        <w:t xml:space="preserve"> Ele surpreenderá muitas nações; reis ficarão sem fala diante dele. Verão coisas nunca contadas, e compreenderão coisas jamais ouvidas.</w:t>
+        <w:t xml:space="preserve"> Assim ele causará admiração entre muitas nações; reis ficarão sem palavras diante dele. Verão o que nunca lhes foi contado e compreenderão o que jamais tinham ouvido.</w:t>
       </w:r>
     </w:p>
     <w:p>
@@ -23264,7 +23264,7 @@
         <w:rPr>
           <w:lang w:val="pt_PT" w:bidi="pt_PT"/>
         </w:rPr>
-        <w:t xml:space="preserve"> Ele cresceu diante do SENHOR como um broto frágil, como raiz em terra seca. Não tinha beleza nem forma atraente; nada nele despertava nosso interesse.</w:t>
+        <w:t xml:space="preserve"> Ele cresceu diante do SENHOR como um broto frágil, como raiz em terra seca. Não tinha beleza nem aparência que nos atraísse; não havia nada nele que nos impressionasse.</w:t>
       </w:r>
     </w:p>
     <w:p>
@@ -23285,7 +23285,7 @@
         <w:rPr>
           <w:lang w:val="pt_PT" w:bidi="pt_PT"/>
         </w:rPr>
-        <w:t xml:space="preserve"> Foi desprezado e rejeitado pelos homens, homem de dores, acostumado ao sofrimento. Como alguém de quem se esconde o rosto, foi desprezado, e não o consideramos.</w:t>
+        <w:t xml:space="preserve"> Foi desprezado e rejeitado pelos homens, homem de dores e experimentado no sofrimento. Como alguém de quem as pessoas escondem o rosto, foi desprezado, e nós não lhe demos valor.</w:t>
       </w:r>
     </w:p>
     <w:p>
@@ -23390,7 +23390,7 @@
         <w:rPr>
           <w:lang w:val="pt_PT" w:bidi="pt_PT"/>
         </w:rPr>
-        <w:t xml:space="preserve"> Por opressão e julgamento foi levado. E quem considerou sua geração? Ele foi cortado da terra dos vivos; por causa da transgressão do meu povo, foi ferido.</w:t>
+        <w:t xml:space="preserve"> Ele foi levado pela opressão e pelo julgamento. Quem entendeu o que estava acontecendo? Foi tirado da terra dos vivos; por causa da transgressão do meu povo, ele foi ferido.</w:t>
       </w:r>
     </w:p>
     <w:p>
@@ -23432,7 +23432,7 @@
         <w:rPr>
           <w:lang w:val="pt_PT" w:bidi="pt_PT"/>
         </w:rPr>
-        <w:t xml:space="preserve"> Contudo, foi da vontade do SENHOR esmagá-lo, fazendo-o sofrer. Quando sua vida for oferecida como oferta pela culpa, ele verá descendentes e prolongará seus dias; e a vontade do SENHOR prosperará em sua mão.</w:t>
+        <w:t xml:space="preserve"> Contudo, foi da vontade do SENHOR esmagá-lo, fazendo-o sofrer. Quando ele entregar sua vida como oferta pela culpa, verá seus descendentes e prolongará seus dias; e a vontade do SENHOR prosperará por meio dele.</w:t>
       </w:r>
     </w:p>
     <w:p>
@@ -23453,7 +23453,7 @@
         <w:rPr>
           <w:lang w:val="pt_PT" w:bidi="pt_PT"/>
         </w:rPr>
-        <w:t xml:space="preserve"> Depois do sofrimento de sua alma, ele verá e ficará satisfeito. Por meio do conhecimento dele, o meu Servo justo justificará muitos e levará sobre si as culpas deles.</w:t>
+        <w:t xml:space="preserve"> Depois do sofrimento de sua alma, ele verá o resultado do seu trabalho e ficará satisfeito. Por meio do conhecimento dele, o meu Servo justo justificará muitos e levará sobre si as culpas deles.</w:t>
       </w:r>
     </w:p>
     <w:p>
@@ -23474,7 +23474,7 @@
         <w:rPr>
           <w:lang w:val="pt_PT" w:bidi="pt_PT"/>
         </w:rPr>
-        <w:t xml:space="preserve"> Por isso, eu lhe darei lugar entre os grandes, e com os poderosos repartirá os despojos; pois entregou sua vida até a morte e foi contado entre os transgressores. Ele levou o pecado de muitos e intercedeu pelos culpados.</w:t>
+        <w:t xml:space="preserve"> Por isso, eu lhe darei uma porção entre os grandes, e com os poderosos repartirá os despojos; pois entregou sua vida até a morte e foi contado entre os transgressores. Ele levou o pecado de muitos e intercedeu pelos culpados.</w:t>
       </w:r>
     </w:p>
     <w:p>
@@ -23511,7 +23511,7 @@
         <w:rPr>
           <w:lang w:val="pt_PT" w:bidi="pt_PT"/>
         </w:rPr>
-        <w:t xml:space="preserve"> O SENHOR declara: "Celebre, mulher estéril, você que nunca entrou em trabalho de parto. Levante a voz e cante de alegria, você que não deu à luz; pois a abandonada terá mais filhos do que aquela que tem marido.</w:t>
+        <w:t xml:space="preserve"> "Cante de alegria, mulher estéril, você que nunca teve filhos! Grite de alegria, porque a mulher abandonada terá mais filhos do que a mulher que tem marido”, diz o SENHOR.</w:t>
       </w:r>
     </w:p>
     <w:p>
@@ -23532,7 +23532,7 @@
         <w:rPr>
           <w:lang w:val="pt_PT" w:bidi="pt_PT"/>
         </w:rPr>
-        <w:t xml:space="preserve"> Aumente o espaço da sua tenda, abra bem as lonas da sua morada; não retenha nada. Estique as cordas e fixe bem as estacas.</w:t>
+        <w:t xml:space="preserve"> "Aumente o espaço da sua tenda, estenda bem as suas lonas e não economize lugar. Alongue suas cordas e firme bem suas estacas.</w:t>
       </w:r>
     </w:p>
     <w:p>
@@ -23553,7 +23553,7 @@
         <w:rPr>
           <w:lang w:val="pt_PT" w:bidi="pt_PT"/>
         </w:rPr>
-        <w:t xml:space="preserve"> Pois você se expandirá para todos os lados; sua descendência tomará posse de povos e povoará cidades abandonadas.</w:t>
+        <w:t xml:space="preserve"> Você crescerá para todos os lados; seus descendentes ocuparão muitas terras e reconstruirão cidades abandonadas.</w:t>
       </w:r>
     </w:p>
     <w:p>
@@ -23595,7 +23595,7 @@
         <w:rPr>
           <w:lang w:val="pt_PT" w:bidi="pt_PT"/>
         </w:rPr>
-        <w:t xml:space="preserve"> Pois aquele que a criou é o seu marido; o nome dele é SENHOR dos Exércitos. O Santo de Israel é quem a resgata; ele é chamado o Deus de toda a terra.</w:t>
+        <w:t xml:space="preserve"> Pois o seu Criador é como seu marido; o nome dele é SENHOR dos Exércitos. O Santo de Israel é quem a salva; ele é o Deus de toda a terra.</w:t>
       </w:r>
     </w:p>
     <w:p>
@@ -23616,7 +23616,7 @@
         <w:rPr>
           <w:lang w:val="pt_PT" w:bidi="pt_PT"/>
         </w:rPr>
-        <w:t xml:space="preserve"> O SENHOR a chama de volta como mulher abandonada e de coração ferido, como uma mulher que se casou jovem e depois foi rejeitada", diz o seu Deus.</w:t>
+        <w:t xml:space="preserve"> O SENHOR chama você de volta como uma mulher abandonada e triste, como uma esposa que foi rejeitada depois de se casar”, diz o seu Deus.</w:t>
       </w:r>
     </w:p>
     <w:p>
@@ -23637,7 +23637,7 @@
         <w:rPr>
           <w:lang w:val="pt_PT" w:bidi="pt_PT"/>
         </w:rPr>
-        <w:t xml:space="preserve"> "Por um momento eu a deixei, mas com grande compaixão vou recebê-la outra vez.</w:t>
+        <w:t xml:space="preserve"> "Por um breve momento eu a abandonei, mas com grande amor vou trazê-la de volta.</w:t>
       </w:r>
     </w:p>
     <w:p>
@@ -23658,7 +23658,7 @@
         <w:rPr>
           <w:lang w:val="pt_PT" w:bidi="pt_PT"/>
         </w:rPr>
-        <w:t xml:space="preserve"> No momento em que minha ira transbordou, escondi o meu rosto de você por um instante, mas com bondade que dura para sempre vou tratá-la com misericórdia", diz o SENHOR, seu Redentor.</w:t>
+        <w:t xml:space="preserve"> Por um instante escondi meu rosto de você por causa da minha ira, mas com amor fiel e eterno terei compaixão de você”, diz o SENHOR, seu Redentor.</w:t>
       </w:r>
     </w:p>
     <w:p>
@@ -23679,7 +23679,7 @@
         <w:rPr>
           <w:lang w:val="pt_PT" w:bidi="pt_PT"/>
         </w:rPr>
-        <w:t xml:space="preserve"> "Para mim isso é como as águas de Noé: assim como prometi que as águas não voltariam a cobrir a terra, assim também prometo que não ficarei irado contra você nem voltarei a repreendê-la.</w:t>
+        <w:t xml:space="preserve"> "Para mim, isso é como os dias de Noé: assim como prometi que as águas de Noé nunca mais cobririam a terra, também prometo que nunca mais ficarei irado contra você nem a repreenderei.</w:t>
       </w:r>
     </w:p>
     <w:p>
@@ -23700,7 +23700,7 @@
         <w:rPr>
           <w:lang w:val="pt_PT" w:bidi="pt_PT"/>
         </w:rPr>
-        <w:t xml:space="preserve"> Ainda que montanhas se desloquem e colinas desapareçam, o meu amor fiel não se afastará de você, e a minha aliança de paz não será removida", diz o SENHOR, que tem compaixão de você.</w:t>
+        <w:t xml:space="preserve"> Ainda que montanhas se desloquem e colinas desapareçam, o meu amor fiel não se afastará de você, e a minha aliança de paz não será removida”, diz o SENHOR, que tem compaixão de você.</w:t>
       </w:r>
     </w:p>
     <w:p>
@@ -23721,7 +23721,7 @@
         <w:rPr>
           <w:lang w:val="pt_PT" w:bidi="pt_PT"/>
         </w:rPr>
-        <w:t xml:space="preserve"> "Cidade aflita, sacudida por tempestades e sem consolo, eu a edificarei com pedras preciosas e assentarei seus alicerces com safiras.</w:t>
+        <w:t xml:space="preserve"> "Ó cidade aflita, atingida por tempestades e sem consolo, eu vou reconstruir você com pedras preciosas e colocar seus alicerces sobre safiras.</w:t>
       </w:r>
     </w:p>
     <w:p>
@@ -23742,7 +23742,7 @@
         <w:rPr>
           <w:lang w:val="pt_PT" w:bidi="pt_PT"/>
         </w:rPr>
-        <w:t xml:space="preserve"> Farei suas torres de rubis, seus portões com gemas preciosas, e todos os seus muros com pedras de grande valor.</w:t>
+        <w:t xml:space="preserve"> Farei suas torres de rubis, suas portas de pedras brilhantes e todos os seus muros de pedras preciosas.</w:t>
       </w:r>
     </w:p>
     <w:p>
@@ -23784,7 +23784,7 @@
         <w:rPr>
           <w:lang w:val="pt_PT" w:bidi="pt_PT"/>
         </w:rPr>
-        <w:t xml:space="preserve"> Você será estabelecida na justiça e estará longe da opressão; não terá o que temer. O medo não se aproximará de você.</w:t>
+        <w:t xml:space="preserve"> Você será firmada na justiça. Ficará longe da opressão e não terá medo; o terror não chegará perto de você.</w:t>
       </w:r>
     </w:p>
     <w:p>
@@ -23805,7 +23805,7 @@
         <w:rPr>
           <w:lang w:val="pt_PT" w:bidi="pt_PT"/>
         </w:rPr>
-        <w:t xml:space="preserve"> Se alguém atacá-la, não será por minha ordem; quem se levantar contra você cairá à sua frente.</w:t>
+        <w:t xml:space="preserve"> Se alguém atacar você, não será enviado por mim. Quem lutar contra você será derrotado.</w:t>
       </w:r>
     </w:p>
     <w:p>
@@ -23826,7 +23826,7 @@
         <w:rPr>
           <w:lang w:val="pt_PT" w:bidi="pt_PT"/>
         </w:rPr>
-        <w:t xml:space="preserve"> Fui eu que criei o ferreiro, que sopra as brasas até formar o fogo e produz instrumentos conforme o seu trabalho; também criei o destruidor para causar ruína.</w:t>
+        <w:t xml:space="preserve"> Fui eu quem criou o ferreiro, que sopra o fogo e faz armas para o seu trabalho; também criei aquele que destrói.</w:t>
       </w:r>
     </w:p>
     <w:p>
@@ -23847,7 +23847,7 @@
         <w:rPr>
           <w:lang w:val="pt_PT" w:bidi="pt_PT"/>
         </w:rPr>
-        <w:t xml:space="preserve"> Porém nenhuma arma preparada contra você terá êxito, e você condenará toda língua que se levantar contra você em juízo. Esta é a herança dos servos do SENHOR, e a justiça deles vem de mim", declara o SENHOR.</w:t>
+        <w:t xml:space="preserve"> Nenhuma arma feita contra você vencerá, e você provará que está certa diante de todos que acusarem você. Esta é a herança dos servos do SENHOR; a justiça deles vem de mim”, declara o SENHOR.</w:t>
       </w:r>
     </w:p>
     <w:p>
@@ -23884,7 +23884,7 @@
         <w:rPr>
           <w:lang w:val="pt_PT" w:bidi="pt_PT"/>
         </w:rPr>
-        <w:t xml:space="preserve"> "Venham, todos que têm sede; aproximem-se das fontes de água! Mesmo sem dinheiro, venham e se alimentem! Leite e vinho estão à disposição de vocês, sem custo algum.</w:t>
+        <w:t xml:space="preserve"> "Venham, todos vocês que têm sede, venham às águas! Mesmo quem não tem dinheiro, venha, compre e coma. Venham comprar vinho e leite sem pagar nada.</w:t>
       </w:r>
     </w:p>
     <w:p>
@@ -23905,7 +23905,7 @@
         <w:rPr>
           <w:lang w:val="pt_PT" w:bidi="pt_PT"/>
         </w:rPr>
-        <w:t xml:space="preserve"> Por que gastar sua riqueza com o que não sacia? Por que trabalhar tanto por algo que não enche o coração? Escutem atentamente e experimentarão o que é bom; a vida de vocês se alegrará com o alimento verdadeiro.</w:t>
+        <w:t xml:space="preserve"> Por que gastar dinheiro naquilo que não é pão? Por que trabalhar tanto por algo que não satisfaz? Ouçam-me com atenção e comerão o que é bom; vocês terão prazer em alimento verdadeiro.</w:t>
       </w:r>
     </w:p>
     <w:p>
@@ -23926,7 +23926,7 @@
         <w:rPr>
           <w:lang w:val="pt_PT" w:bidi="pt_PT"/>
         </w:rPr>
-        <w:t xml:space="preserve"> Abram os ouvidos e venham até mim; escutem-me, e encontrarão vida. Farei uma aliança eterna, cumprindo tudo o que prometi a Davi.</w:t>
+        <w:t xml:space="preserve"> Abram os ouvidos e venham a mim. Escutem, e vocês terão vida. Farei com vocês uma aliança eterna, conforme as promessas fiéis que fiz a Davi.</w:t>
       </w:r>
     </w:p>
     <w:p>
@@ -23947,7 +23947,7 @@
         <w:rPr>
           <w:lang w:val="pt_PT" w:bidi="pt_PT"/>
         </w:rPr>
-        <w:t xml:space="preserve"> Pois eu o estabeleci como sinal para os povos, como guia que conduz as nações.</w:t>
+        <w:t xml:space="preserve"> Eu o coloquei como testemunha para os povos, como líder e comandante das nações.</w:t>
       </w:r>
     </w:p>
     <w:p>
@@ -23968,7 +23968,7 @@
         <w:rPr>
           <w:lang w:val="pt_PT" w:bidi="pt_PT"/>
         </w:rPr>
-        <w:t xml:space="preserve"> Vocês chamarão nações que antes não conheciam, e povos que nunca ouviram falar de vocês virão correndo, porque o SENHOR, o seu Deus, o Santo de Israel, os honrou."</w:t>
+        <w:t xml:space="preserve"> Vocês chamarão povos que não conheciam, e nações que nunca conheceram vocês correrão até vocês, por causa do SENHOR, seu Deus, o Santo de Israel, que os honrou”.</w:t>
       </w:r>
     </w:p>
     <w:p>
@@ -23989,7 +23989,7 @@
         <w:rPr>
           <w:lang w:val="pt_PT" w:bidi="pt_PT"/>
         </w:rPr>
-        <w:t xml:space="preserve"> Procurem o SENHOR enquanto ele ainda pode ser encontrado; invoquem-no enquanto ele está perto.</w:t>
+        <w:t xml:space="preserve"> Busquem o SENHOR enquanto ele pode ser encontrado; chamem por ele enquanto está perto.</w:t>
       </w:r>
     </w:p>
     <w:p>
@@ -24010,7 +24010,7 @@
         <w:rPr>
           <w:lang w:val="pt_PT" w:bidi="pt_PT"/>
         </w:rPr>
-        <w:t xml:space="preserve"> Que os que praticam o mal abandonem seus caminhos tortuosos, e que seus pensamentos perversos sejam mudados. Voltem-se para o SENHOR, que se compadecerá deles; voltem-se para nosso Deus, rico em perdão.</w:t>
+        <w:t xml:space="preserve"> Que os maus abandonem seus caminhos e que os homens injustos deixem seus pensamentos. Voltem para o SENHOR, pois ele terá compaixão; voltem para o nosso Deus, porque ele perdoa muito.</w:t>
       </w:r>
     </w:p>
     <w:p>
@@ -24031,7 +24031,7 @@
         <w:rPr>
           <w:lang w:val="pt_PT" w:bidi="pt_PT"/>
         </w:rPr>
-        <w:t xml:space="preserve"> "Meus pensamentos não são como os de vocês, nem minhas decisões seguem os mesmos caminhos que os seus", declara o SENHOR.</w:t>
+        <w:t xml:space="preserve"> "Os meus pensamentos não são como os pensamentos de vocês, e os meus caminhos não são como os seus caminhos”, declara o SENHOR.</w:t>
       </w:r>
     </w:p>
     <w:p>
@@ -24073,7 +24073,7 @@
         <w:rPr>
           <w:lang w:val="pt_PT" w:bidi="pt_PT"/>
         </w:rPr>
-        <w:t xml:space="preserve"> Como a chuva e a neve descem dos céus e não retornam sem antes regar a terra, fazer brotar plantas, produzir sementes para o agricultor e alimento para quem tem fome,</w:t>
+        <w:t xml:space="preserve"> Assim como a chuva e a neve descem do céu e não voltam sem molhar a terra, fazendo a planta crescer e dando semente ao agricultor e pão ao que come,</w:t>
       </w:r>
     </w:p>
     <w:p>
@@ -24094,7 +24094,7 @@
         <w:rPr>
           <w:lang w:val="pt_PT" w:bidi="pt_PT"/>
         </w:rPr>
-        <w:t xml:space="preserve"> assim também acontece com a minha palavra: ela cumpre tudo o que desejo e realiza o propósito que lhe dei.</w:t>
+        <w:t xml:space="preserve"> assim também é a minha palavra: ela sai da minha boca e não volta sem cumprir o que desejo; ela realizará tudo para o que a enviei.</w:t>
       </w:r>
     </w:p>
     <w:p>
@@ -24115,7 +24115,7 @@
         <w:rPr>
           <w:lang w:val="pt_PT" w:bidi="pt_PT"/>
         </w:rPr>
-        <w:t xml:space="preserve"> Vocês sairão com alegria, guiados em segurança; montes e colinas cantarão diante de vocês, e todas as árvores do campo aplaudirão.</w:t>
+        <w:t xml:space="preserve"> Vocês sairão com alegria e serão conduzidos em paz. Os montes e as colinas cantarão diante de vocês, e todas as árvores do campo baterão palmas.</w:t>
       </w:r>
     </w:p>
     <w:p>
@@ -24136,7 +24136,7 @@
         <w:rPr>
           <w:lang w:val="pt_PT" w:bidi="pt_PT"/>
         </w:rPr>
-        <w:t xml:space="preserve"> Onde havia espinheiros, crescerão ciprestes; onde havia sarças, nascerão murtas. Tudo isso será para mostrar a glória do SENHOR e será um sinal eterno que jamais desaparecerá."</w:t>
+        <w:t xml:space="preserve"> No lugar dos espinheiros crescerão ciprestes; no lugar das sarças crescerão murtas. Isso será para o nome do SENHOR, um sinal eterno que nunca será destruído”.</w:t>
       </w:r>
     </w:p>
     <w:p>
@@ -24173,7 +24173,7 @@
         <w:rPr>
           <w:lang w:val="pt_PT" w:bidi="pt_PT"/>
         </w:rPr>
-        <w:t xml:space="preserve"> Assim fala o SENHOR: "Pratiquem o que é justo e façam o que é correto, pois minha salvação se aproxima e minha retidão será revelada.</w:t>
+        <w:t xml:space="preserve"> Assim diz o SENHOR: “Pratiquem a justiça e façam o que é correto, pois a minha salvação está chegando, e a minha justiça será revelada.</w:t>
       </w:r>
     </w:p>
     <w:p>
@@ -24194,7 +24194,7 @@
         <w:rPr>
           <w:lang w:val="pt_PT" w:bidi="pt_PT"/>
         </w:rPr>
-        <w:t xml:space="preserve"> Bem-aventurados os que agem assim, que respeitam o sábado e evitam o mal.</w:t>
+        <w:t xml:space="preserve"> Feliz aquele que faz isso, que guarda o sábado e evita fazer o mal”.</w:t>
       </w:r>
     </w:p>
     <w:p>
@@ -24215,7 +24215,7 @@
         <w:rPr>
           <w:lang w:val="pt_PT" w:bidi="pt_PT"/>
         </w:rPr>
-        <w:t xml:space="preserve"> O estrangeiro que deseja servir ao SENHOR não deve pensar: 'Jamais serei aceito em seu povo'. E o eunuco não deve dizer: 'Sou como uma árvore seca, sem descendência'".</w:t>
+        <w:t xml:space="preserve"> Que o estrangeiro que se uniu ao SENHOR não diga: “O SENHOR vai me separar do seu povo”. E que o eunuco não diga: “Sou uma árvore seca, sem filhos”.</w:t>
       </w:r>
     </w:p>
     <w:p>
@@ -24236,7 +24236,7 @@
         <w:rPr>
           <w:lang w:val="pt_PT" w:bidi="pt_PT"/>
         </w:rPr>
-        <w:t xml:space="preserve"> Pois assim diz o SENHOR: "Aos eunucos que guardarem meus sábados, que fizerem o que me agrada e permanecerem fiéis à minha aliança,</w:t>
+        <w:t xml:space="preserve"> Pois assim diz o SENHOR: “Aos eunucos que guardarem meus sábados, que fizerem o que me agrada e permanecerem fiéis à minha aliança,</w:t>
       </w:r>
     </w:p>
     <w:p>
@@ -24257,7 +24257,7 @@
         <w:rPr>
           <w:lang w:val="pt_PT" w:bidi="pt_PT"/>
         </w:rPr>
-        <w:t xml:space="preserve"> darei, dentro do meu templo e de suas muralhas, um memorial e um nome que vale mais do que filhos e filhas, um nome que durará para sempre, jamais será apagado.</w:t>
+        <w:t xml:space="preserve"> darei um lugar na minha casa e dentro dos meus muros. Darei um nome melhor que filhos e filhas; um nome que nunca será apagado.</w:t>
       </w:r>
     </w:p>
     <w:p>
@@ -24278,7 +24278,7 @@
         <w:rPr>
           <w:lang w:val="pt_PT" w:bidi="pt_PT"/>
         </w:rPr>
-        <w:t xml:space="preserve"> Aos estrangeiros que se unirem ao SENHOR, que lhe servirem com amor e sinceridade, que guardarem o sábado e se manterem na aliança,</w:t>
+        <w:t xml:space="preserve"> Aos estrangeiros que se unirem ao SENHOR para lhe servir, que amarem o seu nome, guardarem o sábado e permanecerem fiéis à minha aliança,</w:t>
       </w:r>
     </w:p>
     <w:p>
@@ -24299,7 +24299,7 @@
         <w:rPr>
           <w:lang w:val="pt_PT" w:bidi="pt_PT"/>
         </w:rPr>
-        <w:t xml:space="preserve"> eu os conduzirei ao meu monte santo e lhes encherei o coração de alegria na minha casa de oração. Seus sacrifícios serão aceitos no meu altar, pois minha casa será chamada casa de oração para todos os povos".</w:t>
+        <w:t xml:space="preserve"> eu os levarei ao meu santo monte e os alegrarei na minha casa de oração. Seus sacrifícios serão aceitos no meu altar, pois minha casa será chamada casa de oração para todos os povos”.</w:t>
       </w:r>
     </w:p>
     <w:p>
@@ -24320,7 +24320,7 @@
         <w:rPr>
           <w:lang w:val="pt_PT" w:bidi="pt_PT"/>
         </w:rPr>
-        <w:t xml:space="preserve"> Assim fala o SENHOR, que reúne os dispersos de Israel: "Também reunirei outros além daqueles que já foram trazidos de volta".</w:t>
+        <w:t xml:space="preserve"> Assim diz o SENHOR Deus, que reúne os israelitas espalhados: “Ainda reunirei outros a eles, além dos que já foram reunidos”.</w:t>
       </w:r>
     </w:p>
     <w:p>
@@ -24341,7 +24341,7 @@
         <w:rPr>
           <w:lang w:val="pt_PT" w:bidi="pt_PT"/>
         </w:rPr>
-        <w:t xml:space="preserve"> Venham, animais selvagens do campo e da floresta! Venham e devorem!</w:t>
+        <w:t xml:space="preserve"> Venham, animais do campo! Venham, animais da floresta! Venham e devorem!</w:t>
       </w:r>
     </w:p>
     <w:p>
@@ -24362,7 +24362,7 @@
         <w:rPr>
           <w:lang w:val="pt_PT" w:bidi="pt_PT"/>
         </w:rPr>
-        <w:t xml:space="preserve"> Os vigias do meu povo não conseguem enxergar; são como cães mudos que não latem para avisar. Deitam-se e só querem dormir, sonhando preguiçosamente.</w:t>
+        <w:t xml:space="preserve"> Os vigias do meu povo são cegos; todos eles não sabem nada. São como cães mudos que não conseguem latir. Gostam de dormir e descansar.</w:t>
       </w:r>
     </w:p>
     <w:p>
@@ -24383,7 +24383,7 @@
         <w:rPr>
           <w:lang w:val="pt_PT" w:bidi="pt_PT"/>
         </w:rPr>
-        <w:t xml:space="preserve"> São cães famintos, nunca satisfeitos; são pastores sem discernimento; cada um segue o próprio caminho e procura apenas seus interesses.</w:t>
+        <w:t xml:space="preserve"> São cães com grande fome, nunca ficam satisfeitos. Esses pastores não entendem nada; cada um segue seu próprio caminho e busca seu próprio interesse.</w:t>
       </w:r>
     </w:p>
     <w:p>
@@ -24404,7 +24404,7 @@
         <w:rPr>
           <w:lang w:val="pt_PT" w:bidi="pt_PT"/>
         </w:rPr>
-        <w:t xml:space="preserve"> Gritam uns aos outros: "Vamos beber vinho e nos embriagar! Amanhã repetiremos tudo de novo, e faremos ainda mais do que hoje!".</w:t>
+        <w:t xml:space="preserve"> Eles dizem: “Venham, vamos beber vinho e tomar bebida forte! Amanhã será igual a hoje, ou ainda melhor!”.</w:t>
       </w:r>
     </w:p>
     <w:p>
@@ -24441,7 +24441,7 @@
         <w:rPr>
           <w:lang w:val="pt_PT" w:bidi="pt_PT"/>
         </w:rPr>
-        <w:t xml:space="preserve"> O justo se vai, e ninguém considera isso com atenção; pessoas leais são levadas, e ninguém compreende que o justo é retirado para ser protegido do mal futuro.</w:t>
+        <w:t xml:space="preserve"> O justo desaparece, e ninguém leva isso a sério; os homens fiéis são tirados deste mundo, e ninguém entende que o justo é poupado do sofrimento que virá.</w:t>
       </w:r>
     </w:p>
     <w:p>
@@ -24483,7 +24483,7 @@
         <w:rPr>
           <w:lang w:val="pt_PT" w:bidi="pt_PT"/>
         </w:rPr>
-        <w:t xml:space="preserve"> "Quanto a vocês, aproximem-se: filhos de práticas ocultas, descendência marcada por infidelidade e prostituição!</w:t>
+        <w:t xml:space="preserve"> "Mas vocês, venham para cá, filhos de feiticeiras, filhos de adultério e de prostituição!</w:t>
       </w:r>
     </w:p>
     <w:p>
@@ -24525,7 +24525,7 @@
         <w:rPr>
           <w:lang w:val="pt_PT" w:bidi="pt_PT"/>
         </w:rPr>
-        <w:t xml:space="preserve"> Vocês se inflamam de paixão entre os carvalhos e sob toda árvore cheia de folhas; imolam seus filhos nos vales e nas aberturas das rochas.</w:t>
+        <w:t xml:space="preserve"> Vocês se entregam aos desejos vergonhosos entre os carvalhos e debaixo de toda árvore verde. Sacrificam seus filhos nos vales e nas fendas das rochas.</w:t>
       </w:r>
     </w:p>
     <w:p>
@@ -24546,7 +24546,7 @@
         <w:rPr>
           <w:lang w:val="pt_PT" w:bidi="pt_PT"/>
         </w:rPr>
-        <w:t xml:space="preserve"> As pedras lisas dos ribeiros são a sua porção; elas, sim, são o seu destino. A elas você derrama ofertas de bebida e apresenta ofertas de cereais. Eu deveria me agradar disso?</w:t>
+        <w:t xml:space="preserve"> Vocês escolheram essas pedras lisas dos riachos como herança. Derramam sobre elas ofertas de bebida e apresentam ofertas de cereais. Será que eu deveria aceitar isso?</w:t>
       </w:r>
     </w:p>
     <w:p>
@@ -24588,7 +24588,7 @@
         <w:rPr>
           <w:lang w:val="pt_PT" w:bidi="pt_PT"/>
         </w:rPr>
-        <w:t xml:space="preserve"> Atrás das portas e dos batentes você colocou seus símbolos; ao se afastar de mim, você se descobriu, subiu ao leito e o ampliou; fez acordo com aqueles a quem ama, e contemplou a nudez deles.</w:t>
+        <w:t xml:space="preserve"> Atrás das portas e dos batentes vocês colocaram seus símbolos. Ao se afastarem de mim, se entregaram à infidelidade; prepararam um lugar para seus amantes e fizeram alianças com eles.</w:t>
       </w:r>
     </w:p>
     <w:p>
@@ -24609,7 +24609,7 @@
         <w:rPr>
           <w:lang w:val="pt_PT" w:bidi="pt_PT"/>
         </w:rPr>
-        <w:t xml:space="preserve"> Você foi ao encontro de Moloque com óleo e multiplicou seus perfumes; enviou mensageiros para longe e desceu até o mundo dos mortos.</w:t>
+        <w:t xml:space="preserve"> Vocês foram até o rei estrangeiro levando óleo e muitos perfumes. Mandaram mensageiros para longe e desceram até o lugar dos mortos.</w:t>
       </w:r>
     </w:p>
     <w:p>
@@ -24630,7 +24630,7 @@
         <w:rPr>
           <w:lang w:val="pt_PT" w:bidi="pt_PT"/>
         </w:rPr>
-        <w:t xml:space="preserve"> Você se cansou de seus muitos caminhos, mas não disse: 'É inútil'. Encontrou novo vigor e não desanimou.</w:t>
+        <w:t xml:space="preserve"> Vocês se cansaram dos seus muitos caminhos, mas não disseram: ‘Não adianta’. Mesmo fracos, tentaram seguir seus próprios caminhos.</w:t>
       </w:r>
     </w:p>
     <w:p>
@@ -24651,7 +24651,7 @@
         <w:rPr>
           <w:lang w:val="pt_PT" w:bidi="pt_PT"/>
         </w:rPr>
-        <w:t xml:space="preserve"> A quem você temeu tanto, a ponto de me trair, de não se lembrar de mim nem guardar isso no coração? Não foi porque fiquei em silêncio por longo tempo que você deixou de me temer?</w:t>
+        <w:t xml:space="preserve"> "A quem vocês temeram tanto, a ponto de me traírem, de não se lembrarem de mim nem guardarem isso no coração? Não foi porque fiquei em silêncio por longo tempo que vocês deixaram de me temer?</w:t>
       </w:r>
     </w:p>
     <w:p>
@@ -24672,7 +24672,7 @@
         <w:rPr>
           <w:lang w:val="pt_PT" w:bidi="pt_PT"/>
         </w:rPr>
-        <w:t xml:space="preserve"> Eu mostrarei sua 'justiça' e seus atos, mas eles não trarão benefício algum.</w:t>
+        <w:t xml:space="preserve"> Vou mostrar a sua ‘justiça’ e os seus atos, mas nada disso vai ajudar vocês.</w:t>
       </w:r>
     </w:p>
     <w:p>
@@ -24693,7 +24693,7 @@
         <w:rPr>
           <w:lang w:val="pt_PT" w:bidi="pt_PT"/>
         </w:rPr>
-        <w:t xml:space="preserve"> Quando você clamar por ajuda, que a multidão dos seus ídolos a livre! O vento levará todos eles, um simples sopro os removerá. Mas quem se abriga em mim herdará a terra e possuirá o meu monte santo."</w:t>
+        <w:t xml:space="preserve"> Quando vocês clamarem por ajuda, que a multidão dos seus ídolos os livre! O vento levará todos eles, um simples sopro os removerá. Mas quem se abriga em mim herdará a terra e possuirá o meu monte santo”.</w:t>
       </w:r>
     </w:p>
     <w:p>
@@ -24714,7 +24714,7 @@
         <w:rPr>
           <w:lang w:val="pt_PT" w:bidi="pt_PT"/>
         </w:rPr>
-        <w:t xml:space="preserve"> Então se dirá: "Preparem o caminho, preparem! Retirem os obstáculos do caminho do meu povo".</w:t>
+        <w:t xml:space="preserve"> Será dito: “Preparem o caminho! Preparem o caminho! Retirem os obstáculos da estrada do meu povo”.</w:t>
       </w:r>
     </w:p>
     <w:p>
@@ -24735,7 +24735,7 @@
         <w:rPr>
           <w:lang w:val="pt_PT" w:bidi="pt_PT"/>
         </w:rPr>
-        <w:t xml:space="preserve"> Pois assim declara o Alto, o Sublime, que habita a eternidade e cujo nome é santo: "Eu moro no alto e no lugar santo, mas também estou com o abatido e com o humilde de espírito, para revigorar o espírito do humilde e dar vida ao coração do abatido.</w:t>
+        <w:t xml:space="preserve"> Pois assim declara o Alto, o Sublime, que habita a eternidade e cujo nome é santo: “Eu moro no alto e no lugar santo, mas também estou com o abatido e com o humilde de espírito, para revigorar o espírito do humilde e dar vida ao coração do abatido.</w:t>
       </w:r>
     </w:p>
     <w:p>
@@ -24756,7 +24756,7 @@
         <w:rPr>
           <w:lang w:val="pt_PT" w:bidi="pt_PT"/>
         </w:rPr>
-        <w:t xml:space="preserve"> Não permanecerei acusando para sempre, nem ficarei irado continuamente; caso contrário, o espírito humano se desfaria diante de mim, o sopro de vida que eu criei.</w:t>
+        <w:t xml:space="preserve"> Não ficarei acusando para sempre, nem continuarei irado sem fim; se fosse assim, a vida que criei acabaria diante de mim.</w:t>
       </w:r>
     </w:p>
     <w:p>
@@ -24777,7 +24777,7 @@
         <w:rPr>
           <w:lang w:val="pt_PT" w:bidi="pt_PT"/>
         </w:rPr>
-        <w:t xml:space="preserve"> Por causa da sua ganância injusta, indignei-me e o feri; escondi o rosto, irado, mas ele continuou rebelde, seguindo o caminho do seu próprio coração.</w:t>
+        <w:t xml:space="preserve"> Por causa da sua ganância e do seu pecado, fiquei irado com meu povo e o castiguei. Escondi meu rosto, mas ele continuou rebelde e seguiu os desejos do seu próprio coração.</w:t>
       </w:r>
     </w:p>
     <w:p>
@@ -24798,7 +24798,7 @@
         <w:rPr>
           <w:lang w:val="pt_PT" w:bidi="pt_PT"/>
         </w:rPr>
-        <w:t xml:space="preserve"> Vi os seus caminhos, mas ainda assim vou curá-lo; eu o guiarei e lhe darei consolo outra vez, assim como aos que choram por ele.</w:t>
+        <w:t xml:space="preserve"> Eu vi seus caminhos, mas vou curá-lo. Vou guiá-lo e dar-lhe consolo, trazendo paz aos que choram.</w:t>
       </w:r>
     </w:p>
     <w:p>
@@ -24819,7 +24819,7 @@
         <w:rPr>
           <w:lang w:val="pt_PT" w:bidi="pt_PT"/>
         </w:rPr>
-        <w:t xml:space="preserve"> Crio o fruto dos lábios: paz, paz para os que estão longe e para os que estão perto", diz o SENHOR, "e eu o curarei".</w:t>
+        <w:t xml:space="preserve"> Eu dou palavras de louvor aos seus lábios: paz, paz para os que estão longe e para os que estão perto. Eu vou curá-los”, diz o SENHOR.</w:t>
       </w:r>
     </w:p>
     <w:p>
@@ -24840,7 +24840,7 @@
         <w:rPr>
           <w:lang w:val="pt_PT" w:bidi="pt_PT"/>
         </w:rPr>
-        <w:t xml:space="preserve"> Mas os ímpios são como o mar agitado, que não consegue se aquietar; suas águas lançam para fora lama e sujeira.</w:t>
+        <w:t xml:space="preserve"> Mas os ímpios são como o mar agitado, que nunca fica calmo; suas águas levantam lama e sujeira.</w:t>
       </w:r>
     </w:p>
     <w:p>
@@ -24861,7 +24861,7 @@
         <w:rPr>
           <w:lang w:val="pt_PT" w:bidi="pt_PT"/>
         </w:rPr>
-        <w:t xml:space="preserve"> "Não há paz para os ímpios", diz o meu Deus.</w:t>
+        <w:t xml:space="preserve"> "Não há paz para os ímpios”, diz o meu Deus.</w:t>
       </w:r>
     </w:p>
     <w:p>
@@ -24898,7 +24898,7 @@
         <w:rPr>
           <w:lang w:val="pt_PT" w:bidi="pt_PT"/>
         </w:rPr>
-        <w:t xml:space="preserve"> "Erga a voz com força, não se contenha; faça-a soar como trombeta. Declare ao meu povo a sua revolta e à casa de Jacó os seus pecados.</w:t>
+        <w:t xml:space="preserve"> "Grite bem alto, não se segure! Levante sua voz como uma trombeta. Mostre ao meu povo suas transgressões e à casa de Jacó os seus pecados.</w:t>
       </w:r>
     </w:p>
     <w:p>
@@ -24919,7 +24919,7 @@
         <w:rPr>
           <w:lang w:val="pt_PT" w:bidi="pt_PT"/>
         </w:rPr>
-        <w:t xml:space="preserve"> Ainda assim, eles me buscam diariamente e se agradam em conhecer os meus caminhos, como se fossem um povo que pratica a justiça e não abandona o direito do seu Deus.</w:t>
+        <w:t xml:space="preserve"> Todos os dias eles me procuram e parecem querer conhecer os meus caminhos. Agem como se fossem uma nação justa, que segue a lei do seu Deus.</w:t>
       </w:r>
     </w:p>
     <w:p>
@@ -24940,7 +24940,7 @@
         <w:rPr>
           <w:lang w:val="pt_PT" w:bidi="pt_PT"/>
         </w:rPr>
-        <w:t xml:space="preserve"> Perguntam: 'Por que jejuamos, se tu não observas? Por que nos humilhamos, se não percebes?'. Mas, no dia do jejum, vocês seguem seus próprios interesses e exploram quem trabalha para vocês.</w:t>
+        <w:t xml:space="preserve"> Perguntam: ‘Por que jejuamos e tu não vês? Por que nos humilhamos e não percebes?’. Mas no dia do jejum vocês fazem o que querem e maltratam os seus trabalhadores.</w:t>
       </w:r>
     </w:p>
     <w:p>
@@ -24961,7 +24961,7 @@
         <w:rPr>
           <w:lang w:val="pt_PT" w:bidi="pt_PT"/>
         </w:rPr>
-        <w:t xml:space="preserve"> O jejum de vocês termina em conflitos e disputas, em golpes de punho perverso. Jejuando assim, a voz de vocês não chega ao alto.</w:t>
+        <w:t xml:space="preserve"> O jejum de vocês termina em brigas e discussões; vocês ferem as pessoas com violência. Um jejum assim não fará Deus ouvir a voz de vocês.</w:t>
       </w:r>
     </w:p>
     <w:p>
@@ -24982,7 +24982,7 @@
         <w:rPr>
           <w:lang w:val="pt_PT" w:bidi="pt_PT"/>
         </w:rPr>
-        <w:t xml:space="preserve"> É este o jejum que escolhi? Um dia em que a pessoa se aflige, abaixa a cabeça como um junco e se deita sobre pano de saco e cinza? Vocês chamam isso de jejum, de dia aceito pelo SENHOR?</w:t>
+        <w:t xml:space="preserve"> Será esse o jejum que eu escolhi? Um dia em que alguém apenas se humilha, abaixa a cabeça como um capim e se veste de pano de saco e cinza? É isso que vocês chamam de jejum agradável ao SENHOR?</w:t>
       </w:r>
     </w:p>
     <w:p>
@@ -25003,7 +25003,7 @@
         <w:rPr>
           <w:lang w:val="pt_PT" w:bidi="pt_PT"/>
         </w:rPr>
-        <w:t xml:space="preserve"> Não é este o jejum que desejo: soltar as correntes da injustiça, desfazer os laços do jugo, libertar os oprimidos e quebrar todo tipo de opressão?</w:t>
+        <w:t xml:space="preserve"> "Não é este o jejum que desejo: soltar as correntes da injustiça, desfazer os laços do jugo, libertar os oprimidos e quebrar todo tipo de opressão?</w:t>
       </w:r>
     </w:p>
     <w:p>
@@ -25045,7 +25045,7 @@
         <w:rPr>
           <w:lang w:val="pt_PT" w:bidi="pt_PT"/>
         </w:rPr>
-        <w:t xml:space="preserve"> Então a sua luz romperá como o amanhecer, e a sua restauração surgirá rapidamente; a sua justiça irá adiante de você, e a glória do SENHOR o guardará por trás.</w:t>
+        <w:t xml:space="preserve"> "Então a sua luz brilhará como o amanhecer, e a sua cura chegará rapidamente. A sua justiça irá à sua frente, e a glória do SENHOR protegerá você por trás.</w:t>
       </w:r>
     </w:p>
     <w:p>
@@ -25066,7 +25066,7 @@
         <w:rPr>
           <w:lang w:val="pt_PT" w:bidi="pt_PT"/>
         </w:rPr>
-        <w:t xml:space="preserve"> Então você chamará, e o SENHOR responderá; você pedirá socorro, e ele dirá: 'Aqui estou'. Se você tirar do seu meio o jugo opressor, o gesto de acusar e a fala enganosa,</w:t>
+        <w:t xml:space="preserve"> Então você chamará, e o SENHOR responderá. Você pedirá ajuda, e ele dirá: ‘Estou aqui’. Se você tirar do seu meio a opressão, as acusações e as palavras maldosas,</w:t>
       </w:r>
     </w:p>
     <w:p>
@@ -25108,7 +25108,7 @@
         <w:rPr>
           <w:lang w:val="pt_PT" w:bidi="pt_PT"/>
         </w:rPr>
-        <w:t xml:space="preserve"> O SENHOR sempre o guiará; em lugares secos, ele saciará a sua alma e fortalecerá os seus ossos. Você será como um jardim bem regado, como uma fonte cujas águas não falham.</w:t>
+        <w:t xml:space="preserve"> O SENHOR sempre guiará você; em lugares secos ele dará força à sua vida e renovará o seu vigor. Você será como um jardim bem irrigado, como uma fonte que nunca seca.</w:t>
       </w:r>
     </w:p>
     <w:p>
@@ -25129,7 +25129,7 @@
         <w:rPr>
           <w:lang w:val="pt_PT" w:bidi="pt_PT"/>
         </w:rPr>
-        <w:t xml:space="preserve"> Os seus reconstruirão antigas ruínas; erguerão fundamentos de gerações passadas, e você será chamado restaurador de brechas, aquele que torna habitáveis os caminhos.</w:t>
+        <w:t xml:space="preserve"> Seus descendentes reconstruirão as antigas ruínas. Eles levantarão novamente os fundamentos do passado, e você será chamado de restaurador de muros quebrados, aquele que torna os caminhos habitáveis.</w:t>
       </w:r>
     </w:p>
     <w:p>
@@ -25150,7 +25150,7 @@
         <w:rPr>
           <w:lang w:val="pt_PT" w:bidi="pt_PT"/>
         </w:rPr>
-        <w:t xml:space="preserve"> Se você vigiar seus passos para não profanar o sábado e deixar de tratar de seus próprios interesses no meu santo dia, se chamar o sábado de alegria e honrar o dia santo do SENHOR; se o respeitar, não seguindo os seus próprios caminhos, nem buscando seus interesses, nem falando palavras vãs,</w:t>
+        <w:t xml:space="preserve"> "Se você guardar o sábado e não fizer nele o que deseja, no meu dia santo; se chamar o sábado de dia de alegria e honrar o dia santo do SENHOR; se o respeitar, deixando seus próprios caminhos, seus interesses e palavras inúteis,</w:t>
       </w:r>
     </w:p>
     <w:p>
@@ -25171,7 +25171,7 @@
         <w:rPr>
           <w:lang w:val="pt_PT" w:bidi="pt_PT"/>
         </w:rPr>
-        <w:t xml:space="preserve"> então você terá prazer no SENHOR, e eu o farei subir aos altos da terra e o sustentarei com a herança de Jacó, seu pai. Pois o SENHOR falou."</w:t>
+        <w:t xml:space="preserve"> então você terá alegria no SENHOR, e eu farei você receber as bênçãos da terra e a herança prometida a Jacó. Pois o SENHOR falou”.</w:t>
       </w:r>
     </w:p>
     <w:p>
@@ -25229,7 +25229,7 @@
         <w:rPr>
           <w:lang w:val="pt_PT" w:bidi="pt_PT"/>
         </w:rPr>
-        <w:t xml:space="preserve"> Mas são os pecados de vocês que os afastam de Deus; suas maldades escondem o rosto dele, e por isso ele não ouve suas súplicas.</w:t>
+        <w:t xml:space="preserve"> Mas os pecados de vocês os separam do seu Deus. Por causa dos seus pecados, ele esconde o rosto e não os ouve.</w:t>
       </w:r>
     </w:p>
     <w:p>
@@ -25271,7 +25271,7 @@
         <w:rPr>
           <w:lang w:val="pt_PT" w:bidi="pt_PT"/>
         </w:rPr>
-        <w:t xml:space="preserve"> Ninguém busca a justiça, ninguém defende a verdade. Confiam em enganos, tramam o mal e deixam atrás de si crimes e destruição.</w:t>
+        <w:t xml:space="preserve"> Ninguém clama por justiça, ninguém apresenta sua causa com verdade. Confiam em mentiras, planejam o mal e geram injustiça.</w:t>
       </w:r>
     </w:p>
     <w:p>
@@ -25292,7 +25292,7 @@
         <w:rPr>
           <w:lang w:val="pt_PT" w:bidi="pt_PT"/>
         </w:rPr>
-        <w:t xml:space="preserve"> São como ovos de serpentes venenosas: quem se aproxima deles morre, e de suas cascas quebradas nascem víboras.</w:t>
+        <w:t xml:space="preserve"> Chocam ovos de serpentes venenosas e tecem teias de aranha. Quem come desses ovos morre; se um deles é quebrado, nasce uma cobra.</w:t>
       </w:r>
     </w:p>
     <w:p>
@@ -25313,7 +25313,7 @@
         <w:rPr>
           <w:lang w:val="pt_PT" w:bidi="pt_PT"/>
         </w:rPr>
-        <w:t xml:space="preserve"> Suas obras não servem nem para vestimenta; são cheias de violência e destruição.</w:t>
+        <w:t xml:space="preserve"> Suas obras não servem para cobrir o corpo nem para vestir alguém; são obras de violência e destruição.</w:t>
       </w:r>
     </w:p>
     <w:p>
@@ -25355,7 +25355,7 @@
         <w:rPr>
           <w:lang w:val="pt_PT" w:bidi="pt_PT"/>
         </w:rPr>
-        <w:t xml:space="preserve"> Não conhecem o caminho da paz; a justiça lhes é estranha. Seus caminhos são tortuosos, e quem os segue jamais encontrará descanso.</w:t>
+        <w:t xml:space="preserve"> Eles não conhecem o caminho da paz, e não há justiça nos seus caminhos. Eles fazem caminhos tortos; quem anda por eles não encontra paz.</w:t>
       </w:r>
     </w:p>
     <w:p>
@@ -25397,7 +25397,7 @@
         <w:rPr>
           <w:lang w:val="pt_PT" w:bidi="pt_PT"/>
         </w:rPr>
-        <w:t xml:space="preserve"> Caminhamos como cegos, tateando paredes; como mortos à vista dos vivos.</w:t>
+        <w:t xml:space="preserve"> Andamos como cegos, procurando uma parede para nos apoiar; tropeçamos ao meio-dia como se fosse noite. Somos como mortos entre os vivos.</w:t>
       </w:r>
     </w:p>
     <w:p>
@@ -25418,7 +25418,7 @@
         <w:rPr>
           <w:lang w:val="pt_PT" w:bidi="pt_PT"/>
         </w:rPr>
-        <w:t xml:space="preserve"> Gritamos como ursos e gememos como pombas; justiça e salvação parecem distantes.</w:t>
+        <w:t xml:space="preserve"> Todos nós gememos como ursos e choramos como pombas. Esperamos justiça, mas ela não chega; esperamos salvação, mas ela fica longe de nós.</w:t>
       </w:r>
     </w:p>
     <w:p>
@@ -25439,7 +25439,7 @@
         <w:rPr>
           <w:lang w:val="pt_PT" w:bidi="pt_PT"/>
         </w:rPr>
-        <w:t xml:space="preserve"> Reconhecemos nossos pecados; eles nos acusam constantemente. Não nos esquecemos de nossas maldades e de nossa culpa.</w:t>
+        <w:t xml:space="preserve"> Nossas transgressões estão diante de ti, e nossos pecados testemunham contra nós. Nossas culpas estão sempre conosco.</w:t>
       </w:r>
     </w:p>
     <w:p>
@@ -25523,7 +25523,7 @@
         <w:rPr>
           <w:lang w:val="pt_PT" w:bidi="pt_PT"/>
         </w:rPr>
-        <w:t xml:space="preserve"> Ele se espantou ao perceber que ninguém se levantava para socorrer os oprimidos; então estendeu o braço e, com a sua própria justiça, sustentou o seu povo.</w:t>
+        <w:t xml:space="preserve"> Ele viu que não havia ninguém e ficou admirado por não haver quem defendesse o povo. Então o seu próprio braço trouxe salvação, e a sua justiça o sustentou.</w:t>
       </w:r>
     </w:p>
     <w:p>
@@ -25565,7 +25565,7 @@
         <w:rPr>
           <w:lang w:val="pt_PT" w:bidi="pt_PT"/>
         </w:rPr>
-        <w:t xml:space="preserve"> Segundo as obras de cada um, ele retribuirá: ira aos adversários, castigo aos inimigos, e dará a recompensa devida às terras distantes.</w:t>
+        <w:t xml:space="preserve"> Ele dará a cada um conforme suas obras: ira aos seus inimigos, castigo aos seus adversários e recompensa aos que vivem longe.</w:t>
       </w:r>
     </w:p>
     <w:p>
@@ -25586,7 +25586,7 @@
         <w:rPr>
           <w:lang w:val="pt_PT" w:bidi="pt_PT"/>
         </w:rPr>
-        <w:t xml:space="preserve"> Então todos, de leste a oeste, temerão e glorificarão o nome do SENHOR, pois ele virá como correnteza impetuosa, conduzida pelo sopro do seu Espírito.</w:t>
+        <w:t xml:space="preserve"> Do leste ao oeste todos temerão o nome do SENHOR e reconhecerão sua glória. Ele virá como um rio forte, empurrado pelo sopro do SENHOR.</w:t>
       </w:r>
     </w:p>
     <w:p>
@@ -25607,7 +25607,7 @@
         <w:rPr>
           <w:lang w:val="pt_PT" w:bidi="pt_PT"/>
         </w:rPr>
-        <w:t xml:space="preserve"> "O Redentor virá a Sião para salvar aqueles de Jacó que se arrependerem de seus pecados", declara o SENHOR.</w:t>
+        <w:t xml:space="preserve"> "O Redentor virá a Sião para salvar os descendentes de Jacó que abandonarem sua rebeldia”, diz o SENHOR.</w:t>
       </w:r>
     </w:p>
     <w:p>
@@ -25628,7 +25628,7 @@
         <w:rPr>
           <w:lang w:val="pt_PT" w:bidi="pt_PT"/>
         </w:rPr>
-        <w:t xml:space="preserve"> "Quanto a mim, esta é a minha aliança: meu Espírito e minhas palavras permanecerão com vocês, em vocês, em seus filhos e descendentes, para sempre", diz o SENHOR.</w:t>
+        <w:t xml:space="preserve"> "Quanto a mim, esta é a minha aliança com eles: meu Espírito que está sobre vocês e minhas palavras que coloquei em sua boca permanecerão com vocês, com seus filhos e com os descendentes deles para sempre”, diz o SENHOR.</w:t>
       </w:r>
     </w:p>
     <w:p>
@@ -25665,7 +25665,7 @@
         <w:rPr>
           <w:lang w:val="pt_PT" w:bidi="pt_PT"/>
         </w:rPr>
-        <w:t xml:space="preserve"> "Erga-se e comece a brilhar, porque a sua luz já chegou, e a glória do SENHOR desponta sobre você.</w:t>
+        <w:t xml:space="preserve"> "Levante-se e brilhe, porque a sua luz chegou, e a glória do SENHOR nasceu sobre você.</w:t>
       </w:r>
     </w:p>
     <w:p>
@@ -25728,7 +25728,7 @@
         <w:rPr>
           <w:lang w:val="pt_PT" w:bidi="pt_PT"/>
         </w:rPr>
-        <w:t xml:space="preserve"> Levante os olhos ao redor e observe: todos se ajuntam e vêm até você; seus filhos chegam de longe, e suas filhas são trazidas nos braços com cuidado.</w:t>
+        <w:t xml:space="preserve"> "Levante os olhos ao redor e observe: todos se ajuntam e vêm até você; seus filhos chegam de longe, e suas filhas são trazidas nos braços com cuidado.</w:t>
       </w:r>
     </w:p>
     <w:p>
@@ -25749,7 +25749,7 @@
         <w:rPr>
           <w:lang w:val="pt_PT" w:bidi="pt_PT"/>
         </w:rPr>
-        <w:t xml:space="preserve"> Então você verá e resplandecerá; seu coração tremerá e se alargará, pois as riquezas vindas do mar chegarão até você, e os bens das nações virão ao seu encontro.</w:t>
+        <w:t xml:space="preserve"> Então você verá e ficará radiante; seu coração se alegrará e se encherá de esperança, pois as riquezas do mar virão até você, e os bens das nações chegarão.</w:t>
       </w:r>
     </w:p>
     <w:p>
@@ -25791,7 +25791,7 @@
         <w:rPr>
           <w:lang w:val="pt_PT" w:bidi="pt_PT"/>
         </w:rPr>
-        <w:t xml:space="preserve"> Todos os rebanhos de Quedar se juntarão a você, e os carneiros de Nebaiote estarão ao seu serviço; serão aceitos sobre o meu altar, e eu honrarei a casa da minha glória.</w:t>
+        <w:t xml:space="preserve"> Todos os rebanhos de Quedar virão até você, e os carneiros de Nebaiote serão apresentados como oferta. Serão aceitos no meu altar, e eu honrarei o templo da minha glória.</w:t>
       </w:r>
     </w:p>
     <w:p>
@@ -25812,7 +25812,7 @@
         <w:rPr>
           <w:lang w:val="pt_PT" w:bidi="pt_PT"/>
         </w:rPr>
-        <w:t xml:space="preserve"> Quem são estes que surgem como nuvens, como pombas voltando aos seus ninhos?</w:t>
+        <w:t xml:space="preserve"> "Quem são estes que vêm voando como nuvens, como pombas voltando para seus abrigos?</w:t>
       </w:r>
     </w:p>
     <w:p>
@@ -25854,7 +25854,7 @@
         <w:rPr>
           <w:lang w:val="pt_PT" w:bidi="pt_PT"/>
         </w:rPr>
-        <w:t xml:space="preserve"> Povos estrangeiros reconstruirão seus muros, e seus reis servirão você; ainda que eu a tenha ferido em minha indignação, agora me compadeço de você.</w:t>
+        <w:t xml:space="preserve"> "Nações estrangeiras reconstruirão seus muros, e seus reis ajudarão você. Mesmo que eu a tenha castigado na minha ira, agora terei compaixão de você.</w:t>
       </w:r>
     </w:p>
     <w:p>
@@ -25896,7 +25896,7 @@
         <w:rPr>
           <w:lang w:val="pt_PT" w:bidi="pt_PT"/>
         </w:rPr>
-        <w:t xml:space="preserve"> Pois a nação e o reino que não servirem você desaparecerão; sim, serão completamente destruídos.</w:t>
+        <w:t xml:space="preserve"> Pois a nação e o reino que não servirem a você desaparecerão; serão completamente destruídos.</w:t>
       </w:r>
     </w:p>
     <w:p>
@@ -25917,7 +25917,7 @@
         <w:rPr>
           <w:lang w:val="pt_PT" w:bidi="pt_PT"/>
         </w:rPr>
-        <w:t xml:space="preserve"> A glória do Líbano virá até você: ciprestes, pinheiros e abetos, para embelezar o lugar do meu santuário; e eu honrarei o lugar onde meus pés repousam.</w:t>
+        <w:t xml:space="preserve"> "A beleza do Líbano virá até você: ciprestes, pinheiros e abetos, para enfeitar o lugar do meu santuário. Assim honrarei o lugar onde estou presente.</w:t>
       </w:r>
     </w:p>
     <w:p>
@@ -25938,7 +25938,7 @@
         <w:rPr>
           <w:lang w:val="pt_PT" w:bidi="pt_PT"/>
         </w:rPr>
-        <w:t xml:space="preserve"> Os descendentes dos que a oprimiram virão e se inclinarão diante de você; todos os que a desprezaram se prostrarão aos seus pés e a chamarão Cidade do SENHOR, a Sião do Santo de Israel.</w:t>
+        <w:t xml:space="preserve"> Os filhos dos que a maltrataram virão e se curvarão diante de você. Todos os que a desprezaram se ajoelharão aos seus pés e chamarão você de Cidade do SENHOR, Sião do Santo de Israel.</w:t>
       </w:r>
     </w:p>
     <w:p>
@@ -25959,7 +25959,7 @@
         <w:rPr>
           <w:lang w:val="pt_PT" w:bidi="pt_PT"/>
         </w:rPr>
-        <w:t xml:space="preserve"> Em vez de rejeitada e odiada, sem que alguém passasse por você, farei de você motivo de orgulho duradouro, alegria para todas as gerações.</w:t>
+        <w:t xml:space="preserve"> "Embora você tenha sido abandonada e odiada, sem ninguém que passasse por você, farei de você motivo de orgulho para sempre, fonte de alegria para todas as gerações.</w:t>
       </w:r>
     </w:p>
     <w:p>
@@ -25980,7 +25980,7 @@
         <w:rPr>
           <w:lang w:val="pt_PT" w:bidi="pt_PT"/>
         </w:rPr>
-        <w:t xml:space="preserve"> Você sugará o leite das nações e se alimentará ao peito dos reis; então reconhecerá que eu, o SENHOR, sou o seu Salvador e o seu Redentor, o Poderoso de Jacó.</w:t>
+        <w:t xml:space="preserve"> Você receberá a riqueza das nações e o apoio dos seus reis. Então saberá que eu sou o SENHOR, seu Salvador e Redentor, o Poderoso de Jacó.</w:t>
       </w:r>
     </w:p>
     <w:p>
@@ -26001,7 +26001,7 @@
         <w:rPr>
           <w:lang w:val="pt_PT" w:bidi="pt_PT"/>
         </w:rPr>
-        <w:t xml:space="preserve"> Em lugar do bronze trarei ouro; em lugar do ferro, prata; em lugar de madeira, bronze, e em lugar das pedras, ferro. Estabelecerei a paz como autoridade sobre você, e a justiça como governo.</w:t>
+        <w:t xml:space="preserve"> Em vez de bronze, darei ouro; em vez de ferro, darei prata. Em vez de madeira, darei bronze; e em vez de pedras, darei ferro. Colocarei a paz como sua autoridade e a justiça como seu governo.</w:t>
       </w:r>
     </w:p>
     <w:p>
@@ -26022,7 +26022,7 @@
         <w:rPr>
           <w:lang w:val="pt_PT" w:bidi="pt_PT"/>
         </w:rPr>
-        <w:t xml:space="preserve"> Jamais se ouvirá falar de violência em sua terra, nem de destruição dentro de seus limites; você chamará seus muros de 'Salvação' e suas portas de 'Louvor'.</w:t>
+        <w:t xml:space="preserve"> Nunca mais haverá violência na sua terra, nem destruição dentro dos seus limites. Seus muros serão chamados de ‘Salvação’, e suas portas serão chamadas de ‘Louvor’.</w:t>
       </w:r>
     </w:p>
     <w:p>
@@ -26085,7 +26085,7 @@
         <w:rPr>
           <w:lang w:val="pt_PT" w:bidi="pt_PT"/>
         </w:rPr>
-        <w:t xml:space="preserve"> Todo o seu povo será justo, e possuirá a terra para sempre; eles são o broto que eu plantei, obra das minhas mãos, para revelar a minha glória.</w:t>
+        <w:t xml:space="preserve"> Todo o seu povo será justo e possuirá a terra para sempre. Eles são a plantação que eu fiz, obra das minhas mãos, para mostrar a minha glória.</w:t>
       </w:r>
     </w:p>
     <w:p>
@@ -26106,7 +26106,7 @@
         <w:rPr>
           <w:lang w:val="pt_PT" w:bidi="pt_PT"/>
         </w:rPr>
-        <w:t xml:space="preserve"> O menor se tornará um grupo de mil, e o mais fraco, uma nação forte. Eu sou o SENHOR; no tempo certo farei isso acontecer sem demora."</w:t>
+        <w:t xml:space="preserve"> O menor se tornará mil, e o mais fraco se tornará uma nação forte. Eu sou o SENHOR; no tempo certo farei isso acontecer”.</w:t>
       </w:r>
     </w:p>
     <w:p>
@@ -26143,7 +26143,7 @@
         <w:rPr>
           <w:lang w:val="pt_PT" w:bidi="pt_PT"/>
         </w:rPr>
-        <w:t xml:space="preserve"> O Espírito do SENHOR Deus repousa sobre mim, pois o SENHOR me separou para anunciar boas notícias aos humildes. Ele me enviou para restaurar os de coração ferido, para proclamar liberdade aos cativos e abrir a prisão para os que estão presos.</w:t>
+        <w:t xml:space="preserve"> O Espírito do SENHOR Deus está sobre mim, porque o SENHOR me escolheu para anunciar boas notícias aos pobres. Ele me enviou para cuidar dos que têm o coração quebrantado, proclamar liberdade aos presos e libertar os que estão em cativeiro.</w:t>
       </w:r>
     </w:p>
     <w:p>
@@ -26164,7 +26164,7 @@
         <w:rPr>
           <w:lang w:val="pt_PT" w:bidi="pt_PT"/>
         </w:rPr>
-        <w:t xml:space="preserve"> Fui enviado para anunciar o ano do favor do SENHOR e o dia da vingança do nosso Deus, para consolar todos os que choram</w:t>
+        <w:t xml:space="preserve"> Ele me enviou para anunciar o ano da bondade do SENHOR e o dia em que nosso Deus fará justiça, para consolar todos os que choram</w:t>
       </w:r>
     </w:p>
     <w:p>
@@ -26185,7 +26185,7 @@
         <w:rPr>
           <w:lang w:val="pt_PT" w:bidi="pt_PT"/>
         </w:rPr>
-        <w:t xml:space="preserve"> e para conceder aos que lamentam em Sião um adorno bonito no lugar das cinzas, óleo de alegria em vez de pranto, e roupas de louvor no lugar do desânimo. Eles serão chamados árvores firmes de justiça, plantadas pelo SENHOR para revelar a sua glória.</w:t>
+        <w:t xml:space="preserve"> e para dar aos que choram em Sião uma coroa em vez de cinzas, óleo de alegria em vez de tristeza e uma roupa de louvor em vez de um espírito abatido. Eles serão chamados árvores de justiça, plantadas pelo SENHOR para mostrar a sua glória.</w:t>
       </w:r>
     </w:p>
     <w:p>
@@ -26206,7 +26206,7 @@
         <w:rPr>
           <w:lang w:val="pt_PT" w:bidi="pt_PT"/>
         </w:rPr>
-        <w:t xml:space="preserve"> Eles reconstruirão lugares antigos em ruínas e levantarão novamente o que foi destruído há muito tempo; restaurarão cidades devastadas, marcadas por gerações.</w:t>
+        <w:t xml:space="preserve"> Eles reconstruirão as antigas ruínas e restaurarão os lugares destruídos há muito tempo. Renovarão cidades arrasadas, destruídas por muitas gerações.</w:t>
       </w:r>
     </w:p>
     <w:p>
@@ -26227,7 +26227,7 @@
         <w:rPr>
           <w:lang w:val="pt_PT" w:bidi="pt_PT"/>
         </w:rPr>
-        <w:t xml:space="preserve"> Povos estrangeiros cuidarão dos seus rebanhos, e pessoas de fora trabalharão em seus campos e vinhas.</w:t>
+        <w:t xml:space="preserve"> Estrangeiros cuidarão dos seus rebanhos, e outros povos trabalharão em seus campos e vinhas.</w:t>
       </w:r>
     </w:p>
     <w:p>
@@ -26248,7 +26248,7 @@
         <w:rPr>
           <w:lang w:val="pt_PT" w:bidi="pt_PT"/>
         </w:rPr>
-        <w:t xml:space="preserve"> Mas vocês serão chamados sacerdotes do SENHOR, serão conhecidos como servos do nosso Deus. Vocês desfrutarão das riquezas das nações e se alegrarão com aquilo que antes era orgulho delas.</w:t>
+        <w:t xml:space="preserve"> Mas vocês serão chamados sacerdotes do SENHOR e serão conhecidos como servos do nosso Deus. Vocês receberão as riquezas das nações e se alegrarão com a herança delas.</w:t>
       </w:r>
     </w:p>
     <w:p>
@@ -26269,7 +26269,7 @@
         <w:rPr>
           <w:lang w:val="pt_PT" w:bidi="pt_PT"/>
         </w:rPr>
-        <w:t xml:space="preserve"> Em vez de vergonha, terão uma parte em dobro; em lugar de desonra, celebrarão a sua herança. Assim, possuirão o dobro em sua terra e experimentarão alegria permanente.</w:t>
+        <w:t xml:space="preserve"> Em vez de vergonha, vocês receberão uma dupla honra; em vez de humilhação, celebrarão sua herança. Possuirão uma grande parte da terra e terão alegria para sempre.</w:t>
       </w:r>
     </w:p>
     <w:p>
@@ -26290,7 +26290,7 @@
         <w:rPr>
           <w:lang w:val="pt_PT" w:bidi="pt_PT"/>
         </w:rPr>
-        <w:t xml:space="preserve"> "Porque eu, o SENHOR, amo o direito e abomino o roubo com opressão. Na minha fidelidade, recompensarei o meu povo e estabelecerei com eles uma aliança eterna.</w:t>
+        <w:t xml:space="preserve"> "Porque eu, o SENHOR, amo a justiça e odeio o roubo e a injustiça. Eu recompensarei meu povo com fidelidade e farei com eles uma aliança eterna.</w:t>
       </w:r>
     </w:p>
     <w:p>
@@ -26311,7 +26311,7 @@
         <w:rPr>
           <w:lang w:val="pt_PT" w:bidi="pt_PT"/>
         </w:rPr>
-        <w:t xml:space="preserve"> Seus descendentes serão reconhecidos entre as nações, e seus filhos entre os povos. Todos os que os virem reconhecerão que são um povo abençoado pelo SENHOR."</w:t>
+        <w:t xml:space="preserve"> Seus descendentes serão reconhecidos entre as nações, e seus filhos entre os povos. Todos os que os virem reconhecerão que são um povo abençoado pelo SENHOR”.</w:t>
       </w:r>
     </w:p>
     <w:p>
@@ -26332,7 +26332,7 @@
         <w:rPr>
           <w:lang w:val="pt_PT" w:bidi="pt_PT"/>
         </w:rPr>
-        <w:t xml:space="preserve"> Eu me alegro intensamente no SENHOR, todo o meu ser se alegra em meu Deus! Pois ele me vestiu com roupas de salvação e me cobriu com o manto da justiça, como um noivo que se prepara com dignidade, como uma noiva que se enfeita com suas joias.</w:t>
+        <w:t xml:space="preserve"> Eu me alegro muito no SENHOR; minha alma se alegra no meu Deus. Pois ele me vestiu com roupas de salvação e me cobriu com o manto da justiça, como o noivo que se prepara e como a noiva que coloca suas joias.</w:t>
       </w:r>
     </w:p>
     <w:p>
@@ -26353,7 +26353,7 @@
         <w:rPr>
           <w:lang w:val="pt_PT" w:bidi="pt_PT"/>
         </w:rPr>
-        <w:t xml:space="preserve"> Pois, assim como a terra faz surgir os brotos e o jardim faz crescer o que foi plantado, assim o SENHOR Deus fará crescer a justiça e o louvor diante de todas as nações.</w:t>
+        <w:t xml:space="preserve"> Assim como a terra produz plantas e um jardim faz nascer o que foi semeado, o SENHOR Deus fará surgir justiça e louvor diante de todos os povos.</w:t>
       </w:r>
     </w:p>
     <w:p>
@@ -26390,7 +26390,7 @@
         <w:rPr>
           <w:lang w:val="pt_PT" w:bidi="pt_PT"/>
         </w:rPr>
-        <w:t xml:space="preserve"> Por amor a Sião, não ficarei calado; por causa de Jerusalém, não me darei repouso, até que a sua justiça surja clara como o amanhecer e a sua salvação brilhe como fogo aceso.</w:t>
+        <w:t xml:space="preserve"> Por amor a Sião, não ficarei em silêncio; por causa de Jerusalém, não descansarei, até que sua justiça brilhe como o amanhecer e sua salvação como uma tocha acesa.</w:t>
       </w:r>
     </w:p>
     <w:p>
@@ -26432,7 +26432,7 @@
         <w:rPr>
           <w:lang w:val="pt_PT" w:bidi="pt_PT"/>
         </w:rPr>
-        <w:t xml:space="preserve"> Você será como uma coroa preciosa nas mãos do SENHOR, como um enfeite real sustentado pelo seu Deus.</w:t>
+        <w:t xml:space="preserve"> Você será uma coroa de beleza nas mãos do SENHOR, um símbolo de realeza nas mãos do seu Deus.</w:t>
       </w:r>
     </w:p>
     <w:p>
@@ -26453,7 +26453,7 @@
         <w:rPr>
           <w:lang w:val="pt_PT" w:bidi="pt_PT"/>
         </w:rPr>
-        <w:t xml:space="preserve"> Nunca mais se referirão a você como "Abandonada", nem à sua terra de "Desolada"; você será chamada "Meu Prazer Está Nela", e sua terra, "Casada"; porque o SENHOR se alegra em você, e sua terra será tratada como esposa.</w:t>
+        <w:t xml:space="preserve"> Nunca mais chamarão você de “Abandonada”, nem sua terra de “Desolada”. Você será chamada “Meu Prazer Está em Você”, e sua terra será chamada “Casada”, porque o SENHOR se alegra com você, e sua terra será tratada como esposa.</w:t>
       </w:r>
     </w:p>
     <w:p>
@@ -26474,7 +26474,7 @@
         <w:rPr>
           <w:lang w:val="pt_PT" w:bidi="pt_PT"/>
         </w:rPr>
-        <w:t xml:space="preserve"> Assim como um jovem se une à sua noiva, assim o seu construtor se unirá a você; e como o noivo se alegra com a noiva, assim o seu Deus se alegrará com você.</w:t>
+        <w:t xml:space="preserve"> Assim como um jovem se alegra com sua noiva, assim o seu Criador se alegrará com você; como o noivo se alegra com a noiva, assim o seu Deus terá alegria em você.</w:t>
       </w:r>
     </w:p>
     <w:p>
@@ -26495,7 +26495,7 @@
         <w:rPr>
           <w:lang w:val="pt_PT" w:bidi="pt_PT"/>
         </w:rPr>
-        <w:t xml:space="preserve"> Sobre seus muros, ó Jerusalém, coloquei guardas; eles não se calarão, nem de dia nem de noite. Vocês que invocam o SENHOR, não parem</w:t>
+        <w:t xml:space="preserve"> Sobre seus muros, ó Jerusalém, coloquei guardas; eles nunca ficarão em silêncio, nem de dia nem de noite. Vocês que lembram o SENHOR, não parem de clamar</w:t>
       </w:r>
     </w:p>
     <w:p>
@@ -26516,7 +26516,7 @@
         <w:rPr>
           <w:lang w:val="pt_PT" w:bidi="pt_PT"/>
         </w:rPr>
-        <w:t xml:space="preserve"> e não deem descanso a ele, até que firme Jerusalém e a torne motivo de louvor em toda a terra.</w:t>
+        <w:t xml:space="preserve"> e não deem descanso a ele, até que ele estabeleça Jerusalém e faça dela motivo de louvor em toda a terra.</w:t>
       </w:r>
     </w:p>
     <w:p>
@@ -26537,7 +26537,7 @@
         <w:rPr>
           <w:lang w:val="pt_PT" w:bidi="pt_PT"/>
         </w:rPr>
-        <w:t xml:space="preserve"> O SENHOR jurou pela sua mão direita e pelo seu braço forte: "Nunca mais entregarei o seu trigo aos seus inimigos, nem estrangeiros beberão o vinho que vocês produziram com esforço.</w:t>
+        <w:t xml:space="preserve"> O SENHOR jurou pela sua mão direita e pelo seu braço poderoso: “Nunca mais darei o seu trigo aos seus inimigos, nem outros beberão o vinho que vocês produziram.</w:t>
       </w:r>
     </w:p>
     <w:p>
@@ -26558,7 +26558,7 @@
         <w:rPr>
           <w:lang w:val="pt_PT" w:bidi="pt_PT"/>
         </w:rPr>
-        <w:t xml:space="preserve"> Mas os que colherem o grão vão comê-lo e louvar o SENHOR; e os que juntarem as uvas beberão o vinho nos pátios do meu santuário".</w:t>
+        <w:t xml:space="preserve"> Mas aqueles que colherem o trigo comerão e louvarão o SENHOR; e os que recolherem as uvas beberão o vinho nos pátios do meu templo”.</w:t>
       </w:r>
     </w:p>
     <w:p>
@@ -26579,7 +26579,7 @@
         <w:rPr>
           <w:lang w:val="pt_PT" w:bidi="pt_PT"/>
         </w:rPr>
-        <w:t xml:space="preserve"> Passem pelos portões! Avancem! Preparem o caminho para o povo; aplanem a estrada, retirem as pedras, levantem um sinal para as nações.</w:t>
+        <w:t xml:space="preserve"> Passem pelos portões! Preparem o caminho para o povo. Abram a estrada, retirem as pedras e levantem uma bandeira para as nações.</w:t>
       </w:r>
     </w:p>
     <w:p>
@@ -26600,7 +26600,7 @@
         <w:rPr>
           <w:lang w:val="pt_PT" w:bidi="pt_PT"/>
         </w:rPr>
-        <w:t xml:space="preserve"> O SENHOR fez ouvir esta mensagem até os limites da terra: "Digam à filha de Sião: 'Vejam, o seu Salvador está chegando! A sua recompensa o acompanha'".</w:t>
+        <w:t xml:space="preserve"> O SENHOR anunciou esta mensagem até os confins da terra: “Digam à filha de Sião: Veja, o seu Salvador vem! Ele traz consigo a recompensa”.</w:t>
       </w:r>
     </w:p>
     <w:p>
@@ -26621,7 +26621,7 @@
         <w:rPr>
           <w:lang w:val="pt_PT" w:bidi="pt_PT"/>
         </w:rPr>
-        <w:t xml:space="preserve"> Eles serão chamados "Povo Santo", "Resgatados pelo SENHOR"; e você será chamada "Procurada", "Cidade Não Abandonada".</w:t>
+        <w:t xml:space="preserve"> Eles serão chamados “Povo Santo”, “Resgatados pelo SENHOR”. E você será chamada “Procurada”, “Cidade que o SENHOR não abandonou”.</w:t>
       </w:r>
     </w:p>
     <w:p>
@@ -26658,7 +26658,7 @@
         <w:rPr>
           <w:lang w:val="pt_PT" w:bidi="pt_PT"/>
         </w:rPr>
-        <w:t xml:space="preserve"> Quem é este que vem de Edom, que chega de Bozra com roupas marcadas de vermelho? Quem é este, vestido com honra, avançando com grande força? "Sou eu, que falo com justiça, forte para trazer salvação."</w:t>
+        <w:t xml:space="preserve"> Quem é este que vem de Edom, de Bozra, com roupas vermelhas? Quem é este vestido com esplendor, andando com tanta força? “Sou eu, que falo com justiça e tenho poder para salvar”.</w:t>
       </w:r>
     </w:p>
     <w:p>
@@ -26700,7 +26700,7 @@
         <w:rPr>
           <w:lang w:val="pt_PT" w:bidi="pt_PT"/>
         </w:rPr>
-        <w:t xml:space="preserve"> "Eu pisei as uvas no lagar sozinho; entre os povos não havia ninguém ao meu lado. Eu os esmaguei na minha ira e os pisei no meu furor; o sangue deles se espalhou sobre a minha veste, deixando-a completamente manchada.</w:t>
+        <w:t xml:space="preserve"> "Eu sozinho pisei o lagar; nenhum povo me ajudou. Na minha ira, pisei os inimigos, e no meu furor os esmaguei. O sangue deles manchou minhas roupas.</w:t>
       </w:r>
     </w:p>
     <w:p>
@@ -26721,7 +26721,7 @@
         <w:rPr>
           <w:lang w:val="pt_PT" w:bidi="pt_PT"/>
         </w:rPr>
-        <w:t xml:space="preserve"> Pois guardei no coração o tempo de julgar, e chegou o ano da minha redenção.</w:t>
+        <w:t xml:space="preserve"> Pois chegou o tempo que eu tinha decidido para o julgamento; chegou o ano de libertar o meu povo.</w:t>
       </w:r>
     </w:p>
     <w:p>
@@ -26742,7 +26742,7 @@
         <w:rPr>
           <w:lang w:val="pt_PT" w:bidi="pt_PT"/>
         </w:rPr>
-        <w:t xml:space="preserve"> Olhei ao redor, e não havia quem ajudasse; admirei-me por não ver quem me sustentasse. Então o meu próprio braço me trouxe vitória, e a minha indignação me deu firmeza.</w:t>
+        <w:t xml:space="preserve"> Olhei, mas não havia ninguém para ajudar. Fiquei admirado, pois ninguém me sustentava. Então meu próprio braço me trouxe vitória, e minha fúria me fortaleceu.</w:t>
       </w:r>
     </w:p>
     <w:p>
@@ -26763,7 +26763,7 @@
         <w:rPr>
           <w:lang w:val="pt_PT" w:bidi="pt_PT"/>
         </w:rPr>
-        <w:t xml:space="preserve"> Na minha ira esmaguei as nações; no meu furor as fiz cair, e fiz correr o sangue delas pela terra."</w:t>
+        <w:t xml:space="preserve"> Na minha ira, pisei os povos; no meu furor, derrubei as nações e fiz seu sangue cair por terra”.</w:t>
       </w:r>
     </w:p>
     <w:p>
@@ -26805,7 +26805,7 @@
         <w:rPr>
           <w:lang w:val="pt_PT" w:bidi="pt_PT"/>
         </w:rPr>
-        <w:t xml:space="preserve"> Ele disse: "Eles são o meu povo, filhos que não agirão com falsidade". Assim ele se tornou o Salvador deles.</w:t>
+        <w:t xml:space="preserve"> Ele disse: “Eles são realmente o meu povo, filhos que não vão me trair”. Assim ele se tornou o Salvador deles.</w:t>
       </w:r>
     </w:p>
     <w:p>
@@ -26826,7 +26826,7 @@
         <w:rPr>
           <w:lang w:val="pt_PT" w:bidi="pt_PT"/>
         </w:rPr>
-        <w:t xml:space="preserve"> Em toda a aflição deles, ele também a sentiu, e o mensageiro da sua presença os resgatou; por amor e misericórdia, ergueu-os e guiou-os ao longo do tempo.</w:t>
+        <w:t xml:space="preserve"> Em todas as suas aflições, ele também sofreu com eles. O anjo da sua presença os salvou; por seu amor e compaixão, ele os resgatou, levantou e cuidou deles durante todos os dias antigos.</w:t>
       </w:r>
     </w:p>
     <w:p>
@@ -26847,7 +26847,7 @@
         <w:rPr>
           <w:lang w:val="pt_PT" w:bidi="pt_PT"/>
         </w:rPr>
-        <w:t xml:space="preserve"> Mas eles se revoltaram e entristeceram o seu Espírito Santo; por isso ele se tornou adversário deles e lutou contra eles.</w:t>
+        <w:t xml:space="preserve"> Mas eles se rebelaram e entristeceram o seu Espírito Santo. Então ele se tornou contra eles e lutou contra eles.</w:t>
       </w:r>
     </w:p>
     <w:p>
@@ -26868,7 +26868,7 @@
         <w:rPr>
           <w:lang w:val="pt_PT" w:bidi="pt_PT"/>
         </w:rPr>
-        <w:t xml:space="preserve"> Então o povo se lembrou dos tempos antigos, dos dias de Moisés: "Onde está aquele que os fez atravessar o mar com os pastores do seu rebanho? Onde está aquele que colocou entre eles o seu Espírito Santo,</w:t>
+        <w:t xml:space="preserve"> Então o povo se lembrou dos dias antigos, dos tempos de Moisés: “Onde está aquele que fez seu povo passar pelo mar com os pastores do seu rebanho? Onde está aquele que colocou no meio deles o seu Espírito Santo?</w:t>
       </w:r>
     </w:p>
     <w:p>
@@ -26889,7 +26889,7 @@
         <w:rPr>
           <w:lang w:val="pt_PT" w:bidi="pt_PT"/>
         </w:rPr>
-        <w:t xml:space="preserve"> que fez agir o seu braço glorioso ao lado de Moisés, que abriu as águas diante deles para estabelecer um nome duradouro</w:t>
+        <w:t xml:space="preserve"> Onde está aquele que fez agir o seu braço glorioso ao lado de Moisés, que abriu as águas diante deles para estabelecer um nome duradouro?</w:t>
       </w:r>
     </w:p>
     <w:p>
@@ -26910,7 +26910,7 @@
         <w:rPr>
           <w:lang w:val="pt_PT" w:bidi="pt_PT"/>
         </w:rPr>
-        <w:t xml:space="preserve"> e os guiou pelas profundezas? Como cavalo em campo aberto, eles não tropeçaram;</w:t>
+        <w:t xml:space="preserve"> Onde está aquele que os guiou pelas profundezas? Como cavalo em campo aberto, eles não tropeçaram;</w:t>
       </w:r>
     </w:p>
     <w:p>
@@ -26931,7 +26931,7 @@
         <w:rPr>
           <w:lang w:val="pt_PT" w:bidi="pt_PT"/>
         </w:rPr>
-        <w:t xml:space="preserve"> como o gado que desce ao vale, o Espírito do SENHOR lhes deu descanso". Assim conduziste o teu povo, para formar para ti um nome glorioso.</w:t>
+        <w:t xml:space="preserve"> como o gado que desce ao vale, o Espírito do SENHOR lhes deu descanso”. Assim conduziste o teu povo, para fazer o teu nome conhecido com glória.</w:t>
       </w:r>
     </w:p>
     <w:p>
@@ -26952,7 +26952,7 @@
         <w:rPr>
           <w:lang w:val="pt_PT" w:bidi="pt_PT"/>
         </w:rPr>
-        <w:t xml:space="preserve"> Olha do céu e vê, da tua morada alta, santa e cheia de glória. Onde estão o teu zelo e o teu poder? Tua compaixão e teu amor parecem retidos; já não os sentimos.</w:t>
+        <w:t xml:space="preserve"> Olha dos céus e vê, da tua santa e gloriosa morada. Onde estão o teu zelo e o teu poder? Onde estão tua compaixão e teu amor? Eles parecem estar escondidos de nós.</w:t>
       </w:r>
     </w:p>
     <w:p>
@@ -26994,7 +26994,7 @@
         <w:rPr>
           <w:lang w:val="pt_PT" w:bidi="pt_PT"/>
         </w:rPr>
-        <w:t xml:space="preserve"> SENHOR, por que nos deixas desviar dos teus caminhos e endureces nosso coração, sem temor de ti? Volta, por causa dos teus servos, por causa das tribos que são tua herança.</w:t>
+        <w:t xml:space="preserve"> SENHOR, por que permites que nos afastemos dos teus caminhos e endureces o nosso coração, para não te temermos? Volta para nós, por amor dos teus servos, das tribos que são tua herança.</w:t>
       </w:r>
     </w:p>
     <w:p>
@@ -27015,7 +27015,7 @@
         <w:rPr>
           <w:lang w:val="pt_PT" w:bidi="pt_PT"/>
         </w:rPr>
-        <w:t xml:space="preserve"> Por pouco tempo o teu povo santo possuiu o teu santuário; depois nossos inimigos o pisaram.</w:t>
+        <w:t xml:space="preserve"> Por pouco tempo o teu povo santo possuiu o teu santuário; depois nossos inimigos o destruíram.</w:t>
       </w:r>
     </w:p>
     <w:p>
@@ -27036,7 +27036,7 @@
         <w:rPr>
           <w:lang w:val="pt_PT" w:bidi="pt_PT"/>
         </w:rPr>
-        <w:t xml:space="preserve"> Somos como aqueles sobre quem tu nunca governaste, como aqueles que nunca foram chamados pelo teu nome.</w:t>
+        <w:t xml:space="preserve"> Somos como aqueles que nunca governaste, como aqueles que nunca foram chamados pelo teu nome.</w:t>
       </w:r>
     </w:p>
     <w:p>
@@ -27073,7 +27073,7 @@
         <w:rPr>
           <w:lang w:val="pt_PT" w:bidi="pt_PT"/>
         </w:rPr>
-        <w:t xml:space="preserve"> Como gostaríamos que tu abrisses os céus e viesses até nós! Que as colinas tremessem em tua presença!</w:t>
+        <w:t xml:space="preserve"> Como gostaríamos que tu rasgasses os céus e descesses até nós! Que os montes tremessem diante da tua presença!</w:t>
       </w:r>
     </w:p>
     <w:p>
@@ -27094,7 +27094,7 @@
         <w:rPr>
           <w:lang w:val="pt_PT" w:bidi="pt_PT"/>
         </w:rPr>
-        <w:t xml:space="preserve"> Seria como fogo que consome a madeira seca ou como água que ferve e se agita com força; então aqueles que se opõem a ti reconheceriam o teu poder, e todas as nações ficariam em temor.</w:t>
+        <w:t xml:space="preserve"> Seria como fogo que queima os galhos secos e faz a água ferver. Assim, teus inimigos conheceriam o teu poder, e as nações tremeriam diante de ti.</w:t>
       </w:r>
     </w:p>
     <w:p>
@@ -27115,7 +27115,7 @@
         <w:rPr>
           <w:lang w:val="pt_PT" w:bidi="pt_PT"/>
         </w:rPr>
-        <w:t xml:space="preserve"> No passado, realizaste obras grandiosas que jamais imaginamos; quando descias, até as montanhas se abalavam diante de ti.</w:t>
+        <w:t xml:space="preserve"> Quando fizeste coisas grandiosas que não esperávamos, tu descias, e os montes tremiam diante de ti.</w:t>
       </w:r>
     </w:p>
     <w:p>
@@ -27136,7 +27136,7 @@
         <w:rPr>
           <w:lang w:val="pt_PT" w:bidi="pt_PT"/>
         </w:rPr>
-        <w:t xml:space="preserve"> Desde sempre, ninguém ouviu, nenhum ouvido percebeu, e nenhum olhar viu um Deus como tu, que age em favor dos que esperam nele.</w:t>
+        <w:t xml:space="preserve"> Desde os tempos antigos, ninguém ouviu, nenhum ouvido percebeu, e nenhum olho viu um Deus além de ti, que age em favor daqueles que esperam nele.</w:t>
       </w:r>
     </w:p>
     <w:p>
@@ -27157,7 +27157,7 @@
         <w:rPr>
           <w:lang w:val="pt_PT" w:bidi="pt_PT"/>
         </w:rPr>
-        <w:t xml:space="preserve"> Recebes com alegria os que vivem com justiça e seguem teus caminhos. Mas nós continuamos a desobedecer, e tua ira se acendeu; como, então, seremos protegidos?</w:t>
+        <w:t xml:space="preserve"> Tu recebes aqueles que praticam a justiça e se lembram dos teus caminhos. Mas nós continuamos a pecar contra ti há muito tempo, e tua ira se acendeu. Como poderemos ser salvos?</w:t>
       </w:r>
     </w:p>
     <w:p>
@@ -27178,7 +27178,7 @@
         <w:rPr>
           <w:lang w:val="pt_PT" w:bidi="pt_PT"/>
         </w:rPr>
-        <w:t xml:space="preserve"> Todos nós nos tornamos impuros; até nossas melhores ações são como trapos manchados. Murchamos como folhas secas, e nossos erros nos carregam para longe como o vento.</w:t>
+        <w:t xml:space="preserve"> Todos nós estamos impuros; até nossas melhores obras são como uma roupa suja. Todos nós murchamos como folhas, e nossos pecados nos levam para longe como o vento.</w:t>
       </w:r>
     </w:p>
     <w:p>
@@ -27199,7 +27199,7 @@
         <w:rPr>
           <w:lang w:val="pt_PT" w:bidi="pt_PT"/>
         </w:rPr>
-        <w:t xml:space="preserve"> Não há mais quem invoque o teu nome, ninguém se apega a ti; escondeste o teu rosto e nos deixaste à mercê dos nossos próprios pecados.</w:t>
+        <w:t xml:space="preserve"> Ninguém mais invoca o teu nome, ninguém procura permanecer perto de ti. Tu escondeste o teu rosto de nós e nos entregaste ao poder dos nossos pecados.</w:t>
       </w:r>
     </w:p>
     <w:p>
@@ -27241,7 +27241,7 @@
         <w:rPr>
           <w:lang w:val="pt_PT" w:bidi="pt_PT"/>
         </w:rPr>
-        <w:t xml:space="preserve"> Não te iras excessivamente, ó SENHOR, nem guardes para sempre lembrança de nossas falhas. Olha para nós, pois somos o teu povo.</w:t>
+        <w:t xml:space="preserve"> Não fiques tão irado conosco, SENHOR, nem te lembres para sempre dos nossos pecados. Olha para nós, pois somos o teu povo.</w:t>
       </w:r>
     </w:p>
     <w:p>
@@ -27262,7 +27262,7 @@
         <w:rPr>
           <w:lang w:val="pt_PT" w:bidi="pt_PT"/>
         </w:rPr>
-        <w:t xml:space="preserve"> Tuas cidades santas se tornaram vazias; Sião está desolada, e Jerusalém, em ruínas.</w:t>
+        <w:t xml:space="preserve"> As tuas cidades santas estão desertas; Sião ficou como um deserto, e Jerusalém está destruída.</w:t>
       </w:r>
     </w:p>
     <w:p>
@@ -27283,7 +27283,7 @@
         <w:rPr>
           <w:lang w:val="pt_PT" w:bidi="pt_PT"/>
         </w:rPr>
-        <w:t xml:space="preserve"> Nosso templo, que era santo e belo, onde nossos antepassados te louvavam, foi consumido pelo fogo; tudo o que valorizávamos se perdeu.</w:t>
+        <w:t xml:space="preserve"> O nosso templo santo e glorioso, onde nossos antepassados te adoravam, foi queimado pelo fogo. Tudo o que era precioso para nós virou destruição.</w:t>
       </w:r>
     </w:p>
     <w:p>
@@ -27304,7 +27304,7 @@
         <w:rPr>
           <w:lang w:val="pt_PT" w:bidi="pt_PT"/>
         </w:rPr>
-        <w:t xml:space="preserve"> Após tudo isso, SENHOR, ainda te conterás? Permanecerás em silêncio e continuarás a nos afligir?</w:t>
+        <w:t xml:space="preserve"> Depois de tudo isso, SENHOR, continuarás calado? Vais permanecer em silêncio e deixar-nos sofrer?</w:t>
       </w:r>
     </w:p>
     <w:p>
@@ -27341,7 +27341,7 @@
         <w:rPr>
           <w:lang w:val="pt_PT" w:bidi="pt_PT"/>
         </w:rPr>
-        <w:t xml:space="preserve"> "Eu me mostrei àqueles que não me buscavam e fui encontrado por quem nem pensava em me procurar. A uma nação que não clamava pelo meu nome, disse: 'Aqui estou! Aqui estou!'.</w:t>
+        <w:t xml:space="preserve"> "Eu me deixei encontrar por aqueles que não me procuravam; apareci aos que não perguntavam por mim. Eu disse a uma nação que não chamava pelo meu nome: ‘Aqui estou! Aqui estou!’.</w:t>
       </w:r>
     </w:p>
     <w:p>
@@ -27362,7 +27362,7 @@
         <w:rPr>
           <w:lang w:val="pt_PT" w:bidi="pt_PT"/>
         </w:rPr>
-        <w:t xml:space="preserve"> Dia após dia estendi minhas mãos a um povo obstinado, que escolhe caminhos tortuosos e não dá ouvidos à minha palavra.</w:t>
+        <w:t xml:space="preserve"> Todos os dias estendi minhas mãos a um povo rebelde, que segue caminhos errados e anda contra a minha vontade.</w:t>
       </w:r>
     </w:p>
     <w:p>
@@ -27404,7 +27404,7 @@
         <w:rPr>
           <w:lang w:val="pt_PT" w:bidi="pt_PT"/>
         </w:rPr>
-        <w:t xml:space="preserve"> Andam à noite entre sepulturas e cavernas, comem carne de animais proibidos e preparam pratos impuros em suas panelas.</w:t>
+        <w:t xml:space="preserve"> Eles passam a noite entre túmulos e dormem em lugares escondidos; comem carne proibida e colocam alimentos impuros em seus pratos.</w:t>
       </w:r>
     </w:p>
     <w:p>
@@ -27425,7 +27425,7 @@
         <w:rPr>
           <w:lang w:val="pt_PT" w:bidi="pt_PT"/>
         </w:rPr>
-        <w:t xml:space="preserve"> E ainda dizem: 'Afasta-te! Sou mais santo do que tu!'. Para mim, são como fumaça e fogo que não se apaga.</w:t>
+        <w:t xml:space="preserve"> Eles dizem a quem se aproxima: ‘Fique longe, não se aproxime de mim, pois sou mais santo que você!’. Essas pessoas são como fumaça no meu nariz, um fogo que queima o dia inteiro.</w:t>
       </w:r>
     </w:p>
     <w:p>
@@ -27446,7 +27446,7 @@
         <w:rPr>
           <w:lang w:val="pt_PT" w:bidi="pt_PT"/>
         </w:rPr>
-        <w:t xml:space="preserve"> Mas está escrito diante de mim: não ficarei em silêncio; darei a cada um segundo o que fez,</w:t>
+        <w:t xml:space="preserve"> "Vejam, isso está escrito diante de mim; não ficarei calado. Vou retribuir conforme os seus atos,</w:t>
       </w:r>
     </w:p>
     <w:p>
@@ -27467,7 +27467,7 @@
         <w:rPr>
           <w:lang w:val="pt_PT" w:bidi="pt_PT"/>
         </w:rPr>
-        <w:t xml:space="preserve"> tanto pelo que cometeu quanto pelos pecados de seus antepassados", diz o SENHOR. "Eles me afrontaram nos montes, queimaram incenso nas colinas; cobrirei suas ações.</w:t>
+        <w:t xml:space="preserve"> por causa dos seus pecados e dos pecados dos seus antepassados”, diz o SENHOR. “Eles me afrontaram nos montes e queimaram incenso nas colinas; vou medir o que fizeram e lhes darei a devida resposta.</w:t>
       </w:r>
     </w:p>
     <w:p>
@@ -27488,7 +27488,7 @@
         <w:rPr>
           <w:lang w:val="pt_PT" w:bidi="pt_PT"/>
         </w:rPr>
-        <w:t xml:space="preserve"> No entanto, assim como alguém não destrói totalmente um cacho de uvas ainda suculento, assim preservarei meus servos fiéis; não exterminarei completamente o meu povo.</w:t>
+        <w:t xml:space="preserve"> "Assim como alguém não destrói totalmente um cacho de uvas ainda suculento, também farei isso com meus servos: não acabarei com todos.</w:t>
       </w:r>
     </w:p>
     <w:p>
@@ -27530,7 +27530,7 @@
         <w:rPr>
           <w:lang w:val="pt_PT" w:bidi="pt_PT"/>
         </w:rPr>
-        <w:t xml:space="preserve"> Para aqueles que me buscam, Sarom se tornará pasto, e o vale de Acor, abrigo seguro para o rebanho.</w:t>
+        <w:t xml:space="preserve"> Para o meu povo que me procura, Sarom será lugar de pastagem, e o vale de Acor será lugar de descanso para os rebanhos.</w:t>
       </w:r>
     </w:p>
     <w:p>
@@ -27551,7 +27551,7 @@
         <w:rPr>
           <w:lang w:val="pt_PT" w:bidi="pt_PT"/>
         </w:rPr>
-        <w:t xml:space="preserve"> Mas vocês, que abandonaram o SENHOR, esqueceram o monte santo, prepararam oferendas à deusa Sorte e beberam vinho ao deus Destino,</w:t>
+        <w:t xml:space="preserve"> "Mas vocês que abandonaram o SENHOR, que esqueceram o meu monte santo, que preparam mesa para a deusa Sorte e enchem taças para o deus Destino,</w:t>
       </w:r>
     </w:p>
     <w:p>
@@ -27572,7 +27572,7 @@
         <w:rPr>
           <w:lang w:val="pt_PT" w:bidi="pt_PT"/>
         </w:rPr>
-        <w:t xml:space="preserve"> serão entregues à espada; todos se curvarão para serem mortos. Eu os chamei, mas não atenderam; falei, mas ignoraram. Preferiram agir mal e escolher o que me desagrada."</w:t>
+        <w:t xml:space="preserve"> eu os destinarei à espada; todos vocês se inclinarão para serem mortos. Eu chamei, mas vocês não responderam; falei, mas vocês não ouviram. Fizeram o que era mau aos meus olhos e escolheram aquilo que não me agrada”.</w:t>
       </w:r>
     </w:p>
     <w:p>
@@ -27635,7 +27635,7 @@
         <w:rPr>
           <w:lang w:val="pt_PT" w:bidi="pt_PT"/>
         </w:rPr>
-        <w:t xml:space="preserve"> O nome de vocês será maldição entre meus escolhidos; eu os destruirei, mas darei aos meus servos outro nome, pleno de honra.</w:t>
+        <w:t xml:space="preserve"> Vocês deixarão seu nome como uma maldição para os meus escolhidos. O SENHOR Deus os destruirá, mas dará outro nome aos seus servos.</w:t>
       </w:r>
     </w:p>
     <w:p>
@@ -27656,7 +27656,7 @@
         <w:rPr>
           <w:lang w:val="pt_PT" w:bidi="pt_PT"/>
         </w:rPr>
-        <w:t xml:space="preserve"> Quem pedir bênção ou fizer juramento, faça-o pelo Deus fiel; eu esquecerei o que foi feito de errado e encobrirei o passado.</w:t>
+        <w:t xml:space="preserve"> Quem pedir bênção na terra será abençoado pelo Deus fiel; quem fizer juramento na terra jurará pelo Deus fiel. Os sofrimentos antigos serão esquecidos e desaparecerão da minha vista.</w:t>
       </w:r>
     </w:p>
     <w:p>
@@ -27677,7 +27677,7 @@
         <w:rPr>
           <w:lang w:val="pt_PT" w:bidi="pt_PT"/>
         </w:rPr>
-        <w:t xml:space="preserve"> Vejam! Criarei novos céus e nova terra; as coisas que passaram serão deixadas para trás.</w:t>
+        <w:t xml:space="preserve"> "Vejam! Criarei novos céus e nova terra; as coisas que passaram serão deixadas para trás.</w:t>
       </w:r>
     </w:p>
     <w:p>
@@ -27698,7 +27698,7 @@
         <w:rPr>
           <w:lang w:val="pt_PT" w:bidi="pt_PT"/>
         </w:rPr>
-        <w:t xml:space="preserve"> Cantem e alegrem-se com o que estou fazendo! Jerusalém será cidade de celebração, e seu povo, motivo de felicidade.</w:t>
+        <w:t xml:space="preserve"> Alegrem-se e celebrem para sempre aquilo que estou criando! Jerusalém será uma cidade de alegria, e seu povo será motivo de felicidade.</w:t>
       </w:r>
     </w:p>
     <w:p>
@@ -27740,7 +27740,7 @@
         <w:rPr>
           <w:lang w:val="pt_PT" w:bidi="pt_PT"/>
         </w:rPr>
-        <w:t xml:space="preserve"> Nenhuma criança morrerá prematuramente, nem o idoso antes de completar seus dias. Aos cem anos, ainda será considerado vigoroso; quem não atingir cem anos será amaldiçoado.</w:t>
+        <w:t xml:space="preserve"> "Nunca mais haverá nela criança que morra depois de poucos dias, nem idoso que não complete seus anos. Quem morrer aos cem anos ainda será considerado jovem; quem não chegar aos cem será visto como amaldiçoado.</w:t>
       </w:r>
     </w:p>
     <w:p>
@@ -27782,7 +27782,7 @@
         <w:rPr>
           <w:lang w:val="pt_PT" w:bidi="pt_PT"/>
         </w:rPr>
-        <w:t xml:space="preserve"> Não construirão para outros, nem plantarão para que outros se alimentem. Meu povo terá vida longa como árvores, e os escolhidos desfrutarão plenamente do fruto de suas mãos.</w:t>
+        <w:t xml:space="preserve"> Não construirão casas para outros morarem, nem plantarão para outros comerem. Pois os dias do meu povo serão como os dias de uma árvore, e meus escolhidos aproveitarão o fruto do seu trabalho.</w:t>
       </w:r>
     </w:p>
     <w:p>
@@ -27824,7 +27824,7 @@
         <w:rPr>
           <w:lang w:val="pt_PT" w:bidi="pt_PT"/>
         </w:rPr>
-        <w:t xml:space="preserve"> Antes mesmo de clamarem, eu os ouvirei; enquanto falam, responderei.</w:t>
+        <w:t xml:space="preserve"> Antes de eles clamarem, eu responderei; enquanto ainda estiverem falando, eu os ouvirei.</w:t>
       </w:r>
     </w:p>
     <w:p>
@@ -27845,7 +27845,7 @@
         <w:rPr>
           <w:lang w:val="pt_PT" w:bidi="pt_PT"/>
         </w:rPr>
-        <w:t xml:space="preserve"> O lobo e o cordeiro pastarão juntos, o leão comerá palha como o boi, e a serpente se alimentará do pó. Ninguém fará mal nem destruição em todo o meu monte santo", declara o SENHOR.</w:t>
+        <w:t xml:space="preserve"> O lobo e o cordeiro comerão juntos; o leão comerá palha como o boi, e a serpente comerá pó. Ninguém fará mal nem destruirá nada no meu santo monte”, declara o SENHOR.</w:t>
       </w:r>
     </w:p>
     <w:p>
@@ -27882,7 +27882,7 @@
         <w:rPr>
           <w:lang w:val="pt_PT" w:bidi="pt_PT"/>
         </w:rPr>
-        <w:t xml:space="preserve"> O SENHOR diz o seguinte: "O céu é o meu trono, e a terra é o suporte para meus pés. Que tipo de templo poderiam erguer para mim? Que lugar poderia servir de descanso para mim?</w:t>
+        <w:t xml:space="preserve"> Assim diz o SENHOR: “O céu é o meu trono, e a terra é o apoio dos meus pés. Que casa vocês poderiam construir para mim? Que lugar poderia ser o meu descanso?</w:t>
       </w:r>
     </w:p>
     <w:p>
@@ -27903,7 +27903,7 @@
         <w:rPr>
           <w:lang w:val="pt_PT" w:bidi="pt_PT"/>
         </w:rPr>
-        <w:t xml:space="preserve"> Pois tudo foi criado pelas minhas mãos e existe por minha vontade. Eu olho com cuidado para os humildes e contritos de espírito, aqueles que tremem diante da minha palavra.</w:t>
+        <w:t xml:space="preserve"> Pois foi a minha mão que fez todas essas coisas, e assim elas vieram a existir”, diz o SENHOR. “Mas eu olho para aquele que é humilde e de espírito arrependido, que respeita a minha palavra.</w:t>
       </w:r>
     </w:p>
     <w:p>
@@ -27924,7 +27924,7 @@
         <w:rPr>
           <w:lang w:val="pt_PT" w:bidi="pt_PT"/>
         </w:rPr>
-        <w:t xml:space="preserve"> Quanto aos que seguem seus próprios caminhos e têm prazer em práticas detestáveis, não aceitarei seus sacrifícios. Oferecer um boi é como matar um homem; um cordeiro, como derrubar um cachorro; cereais, como sangue de porco; queimar incenso é como adorar um ídolo. Eles caminham em seus próprios caminhos e se deleitam com o que me causa repulsa.</w:t>
+        <w:t xml:space="preserve"> Mas quem escolhe seus próprios caminhos e pratica coisas que me desagradam oferece sacrifícios inúteis. Matar um boi é como matar uma pessoa; sacrificar um cordeiro é como quebrar o pescoço de um cachorro; oferecer cereais é como oferecer sangue de porco; queimar incenso é como adorar um ídolo. Eles caminham em seus próprios caminhos e se deleitam com o que me causa repulsa.</w:t>
       </w:r>
     </w:p>
     <w:p>
@@ -27945,7 +27945,7 @@
         <w:rPr>
           <w:lang w:val="pt_PT" w:bidi="pt_PT"/>
         </w:rPr>
-        <w:t xml:space="preserve"> Por isso, enviarei sobre eles o castigo que mais temem. Clamei, mas ninguém respondeu; falei, e ninguém me deu ouvidos. Eles praticaram o mal diante de mim e escolheram o que me desagrada".</w:t>
+        <w:t xml:space="preserve"> Por isso, enviarei sobre eles o castigo que mais temem. Clamei, mas ninguém respondeu; falei, e ninguém me deu ouvidos. Eles praticaram o mal diante de mim e escolheram o que me desagrada”.</w:t>
       </w:r>
     </w:p>
     <w:p>
@@ -27966,7 +27966,7 @@
         <w:rPr>
           <w:lang w:val="pt_PT" w:bidi="pt_PT"/>
         </w:rPr>
-        <w:t xml:space="preserve"> Ouçam a palavra do SENHOR, vocês que tremem diante de seus preceitos: "Seus irmãos, que os odeiam e expulsam por minha causa, zombam dizendo: 'Que o SENHOR seja glorificado! Vamos ver se se alegrarão!'. Mas a vergonha será deles.</w:t>
+        <w:t xml:space="preserve"> Ouçam a palavra do SENHOR, vocês que respeitam a sua palavra: “Seus irmãos que os odeiam e os rejeitam por causa do meu nome dizem: ‘Que o SENHOR mostre a sua glória para que vejamos a alegria de vocês’. Mas eles serão envergonhados.</w:t>
       </w:r>
     </w:p>
     <w:p>
@@ -27987,7 +27987,7 @@
         <w:rPr>
           <w:lang w:val="pt_PT" w:bidi="pt_PT"/>
         </w:rPr>
-        <w:t xml:space="preserve"> Prestem atenção ao tumulto na cidade e ao som que sai do templo: é a voz do SENHOR retribuindo aos inimigos.</w:t>
+        <w:t xml:space="preserve"> Escutem o barulho que vem da cidade, o som que vem do templo! É a voz do SENHOR, trazendo retribuição contra os seus inimigos.</w:t>
       </w:r>
     </w:p>
     <w:p>
@@ -28008,7 +28008,7 @@
         <w:rPr>
           <w:lang w:val="pt_PT" w:bidi="pt_PT"/>
         </w:rPr>
-        <w:t xml:space="preserve"> Antes de sentir dores, Jerusalém já deu à luz um filho; antes de sofrer, ela trouxe ao mundo um menino.</w:t>
+        <w:t xml:space="preserve"> "Antes de sentir as dores de parto, ela deu à luz; antes de começar a sofrer, nasceu um filho.</w:t>
       </w:r>
     </w:p>
     <w:p>
@@ -28050,7 +28050,7 @@
         <w:rPr>
           <w:lang w:val="pt_PT" w:bidi="pt_PT"/>
         </w:rPr>
-        <w:t xml:space="preserve"> Será que eu traria a hora do nascimento sem permitir que os filhos nascessem?", pergunta o SENHOR. "Jamais impedirei o que criei para vir à luz", afirma o seu Deus.</w:t>
+        <w:t xml:space="preserve"> Eu faria uma mãe dar à luz e depois impediria o nascimento?”, pergunta o SENHOR. “Eu que faço nascer os filhos também fecharia o ventre?”, pergunta o seu Deus.</w:t>
       </w:r>
     </w:p>
     <w:p>
@@ -28092,7 +28092,7 @@
         <w:rPr>
           <w:lang w:val="pt_PT" w:bidi="pt_PT"/>
         </w:rPr>
-        <w:t xml:space="preserve"> Bebam de sua abundância e se saciem, como uma criança que mama e encontra conforto.</w:t>
+        <w:t xml:space="preserve"> Assim vocês mamarão e ficarão satisfeitos com o seu consolo; beberão profundamente da sua abundância”.</w:t>
       </w:r>
     </w:p>
     <w:p>
@@ -28113,7 +28113,7 @@
         <w:rPr>
           <w:lang w:val="pt_PT" w:bidi="pt_PT"/>
         </w:rPr>
-        <w:t xml:space="preserve"> Assim diz o SENHOR: "Derramarei sobre Jerusalém um rio de paz e prosperidade; as riquezas das nações fluirão como correnteza. Seus filhos serão amamentados, carregados em braços fortes e acalentados nos joelhos.</w:t>
+        <w:t xml:space="preserve"> Pois assim diz o SENHOR: “Vou derramar sobre ela paz como um rio, e a riqueza das nações como uma correnteza. Vocês serão amamentados, carregados nos braços e acolhidos nos joelhos.</w:t>
       </w:r>
     </w:p>
     <w:p>
@@ -28134,7 +28134,7 @@
         <w:rPr>
           <w:lang w:val="pt_PT" w:bidi="pt_PT"/>
         </w:rPr>
-        <w:t xml:space="preserve"> Como uma mãe consola o filho, assim eu os consolarei em Jerusalém".</w:t>
+        <w:t xml:space="preserve"> Como uma mãe consola o filho, assim eu os consolarei em Jerusalém”.</w:t>
       </w:r>
     </w:p>
     <w:p>
@@ -28155,7 +28155,7 @@
         <w:rPr>
           <w:lang w:val="pt_PT" w:bidi="pt_PT"/>
         </w:rPr>
-        <w:t xml:space="preserve"> Quando virem isso, o coração de vocês se encherá de alegria; vocês florescerão como ervas viçosas. Todos verão a bênção do SENHOR sobre seus servos, e sua ira cair sobre os inimigos.</w:t>
+        <w:t xml:space="preserve"> Quando vocês virem isso, ficarão alegres; seus corpos terão nova vida como a erva que cresce. A mão do SENHOR será conhecida pelos seus servos, mas sua indignação será contra seus inimigos.</w:t>
       </w:r>
     </w:p>
     <w:p>
@@ -28176,7 +28176,7 @@
         <w:rPr>
           <w:lang w:val="pt_PT" w:bidi="pt_PT"/>
         </w:rPr>
-        <w:t xml:space="preserve"> Vejam! O SENHOR vem em fogo; seus carros de guerra avançam como ventos impetuosos; sua fúria se manifesta em labaredas de julgamento.</w:t>
+        <w:t xml:space="preserve"> Vejam! O SENHOR virá com fogo, e seus carros serão como uma tempestade. Ele virá com grande ira para executar seu julgamento em chamas.</w:t>
       </w:r>
     </w:p>
     <w:p>
@@ -28197,7 +28197,7 @@
         <w:rPr>
           <w:lang w:val="pt_PT" w:bidi="pt_PT"/>
         </w:rPr>
-        <w:t xml:space="preserve"> O SENHOR julgará toda a humanidade com fogo e espada; muitos serão mortos por sua mão.</w:t>
+        <w:t xml:space="preserve"> Pois o SENHOR julgará todos os seres humanos com fogo e com sua espada; muitos serão mortos pelo SENHOR.</w:t>
       </w:r>
     </w:p>
     <w:p>
@@ -28218,7 +28218,7 @@
         <w:rPr>
           <w:lang w:val="pt_PT" w:bidi="pt_PT"/>
         </w:rPr>
-        <w:t xml:space="preserve"> "Aqueles que se santificam em jardins com ídolos e comem carne de porco, ratos e outros alimentos impuros, serão destruídos", declara o SENHOR.</w:t>
+        <w:t xml:space="preserve"> "Aqueles que se santificam em jardins com ídolos e comem carne de porco, ratos e outros alimentos impuros, serão destruídos”, declara o SENHOR.</w:t>
       </w:r>
     </w:p>
     <w:p>
@@ -28239,7 +28239,7 @@
         <w:rPr>
           <w:lang w:val="pt_PT" w:bidi="pt_PT"/>
         </w:rPr>
-        <w:t xml:space="preserve"> "Eu observo suas obras e conheço seus pensamentos. Por isso, reunirei todas as nações para que vejam minha glória.</w:t>
+        <w:t xml:space="preserve"> "Eu conheço suas obras e seus pensamentos. E vou reunir todas as nações e povos; eles verão a minha glória.</w:t>
       </w:r>
     </w:p>
     <w:p>
@@ -28260,7 +28260,7 @@
         <w:rPr>
           <w:lang w:val="pt_PT" w:bidi="pt_PT"/>
         </w:rPr>
-        <w:t xml:space="preserve"> Colocarei um sinal entre elas, e enviarei os sobreviventes como mensageiros a povos distantes — Társis, Líbia, Lídia, Tubal, Grécia e ilhas remotas, onde ninguém ouviu falar de mim nem viu minha glória. Eles anunciarão minha glória.</w:t>
+        <w:t xml:space="preserve"> Colocarei um sinal entre eles e enviarei alguns dos sobreviventes às nações distantes: Társis, Pul, Lude, Tubal, Grécia e às ilhas longínquas, onde ainda não ouviram falar de mim nem viram a minha glória. Eles anunciarão a minha glória entre os povos.</w:t>
       </w:r>
     </w:p>
     <w:p>
@@ -28281,7 +28281,7 @@
         <w:rPr>
           <w:lang w:val="pt_PT" w:bidi="pt_PT"/>
         </w:rPr>
-        <w:t xml:space="preserve"> De todas as nações, trarão os remanescentes do meu povo ao monte santo, em Jerusalém, como oferta ao SENHOR. Virão a cavalo, em carros e carroças, sobre mulas e camelos, assim como se trazem ofertas ao templo", declara o SENHOR.</w:t>
+        <w:t xml:space="preserve"> Eles trarão todos os seus irmãos de todas as nações como oferta ao SENHOR, para o meu santo monte em Jerusalém. Virão em cavalos, carros, carroças, mulas e camelos, como o povo de Israel traz ofertas em vasos limpos ao templo.</w:t>
       </w:r>
     </w:p>
     <w:p>
@@ -28302,7 +28302,7 @@
         <w:rPr>
           <w:lang w:val="pt_PT" w:bidi="pt_PT"/>
         </w:rPr>
-        <w:t xml:space="preserve"> "Escolherei alguns para sacerdotes e levitas", diz o SENHOR.</w:t>
+        <w:t xml:space="preserve"> Também escolherei alguns deles para serem sacerdotes e levitas”, diz o SENHOR.</w:t>
       </w:r>
     </w:p>
     <w:p>
@@ -28344,7 +28344,7 @@
         <w:rPr>
           <w:lang w:val="pt_PT" w:bidi="pt_PT"/>
         </w:rPr>
-        <w:t xml:space="preserve"> Toda a humanidade virá me adorar, mês após mês e semana após semana", diz o SENHOR.</w:t>
+        <w:t xml:space="preserve"> Em cada lua nova e em cada sábado, todos virão para me adorar”, diz o SENHOR.</w:t>
       </w:r>
     </w:p>
     <w:p>
@@ -28365,7 +28365,7 @@
         <w:rPr>
           <w:lang w:val="pt_PT" w:bidi="pt_PT"/>
         </w:rPr>
-        <w:t xml:space="preserve"> "Verão os corpos daqueles que se rebelaram contra mim; seus vermes não morrerão, o fogo que os consome nunca se apagará, e causarão repulsa a todos."</w:t>
+        <w:t xml:space="preserve"> "Eles sairão e verão os corpos daqueles que se rebelaram contra mim. Os vermes que os comem não morrerão, e o fogo que os consome não se apagará. Eles serão uma visão terrível para todos”.</w:t>
       </w:r>
     </w:p>
     <w:sectPr>
